--- a/doc/飞行器建模与制导控制设计文档.docx
+++ b/doc/飞行器建模与制导控制设计文档.docx
@@ -1,6 +1,6 @@
 
 <file path=word/document.xml><?xml version="1.0" encoding="utf-8"?>
-<w:document xmlns:wpc="http://schemas.microsoft.com/office/word/2010/wordprocessingCanvas" xmlns:mc="http://schemas.openxmlformats.org/markup-compatibility/2006" xmlns:o="urn:schemas-microsoft-com:office:office" xmlns:r="http://schemas.openxmlformats.org/officeDocument/2006/relationships" xmlns:m="http://schemas.openxmlformats.org/officeDocument/2006/math" xmlns:v="urn:schemas-microsoft-com:vml" xmlns:wp14="http://schemas.microsoft.com/office/word/2010/wordprocessingDrawing" xmlns:wp="http://schemas.openxmlformats.org/drawingml/2006/wordprocessingDrawing" xmlns:w10="urn:schemas-microsoft-com:office:word" xmlns:w="http://schemas.openxmlformats.org/wordprocessingml/2006/main" xmlns:w14="http://schemas.microsoft.com/office/word/2010/wordml" xmlns:w15="http://schemas.microsoft.com/office/word/2012/wordml" xmlns:wpg="http://schemas.microsoft.com/office/word/2010/wordprocessingGroup" xmlns:wpi="http://schemas.microsoft.com/office/word/2010/wordprocessingInk" xmlns:wne="http://schemas.microsoft.com/office/word/2006/wordml" xmlns:wps="http://schemas.microsoft.com/office/word/2010/wordprocessingShape" mc:Ignorable="w14 w15 wp14">
+<w:document xmlns:wpc="http://schemas.microsoft.com/office/word/2010/wordprocessingCanvas" xmlns:cx="http://schemas.microsoft.com/office/drawing/2014/chartex" xmlns:cx1="http://schemas.microsoft.com/office/drawing/2015/9/8/chartex" xmlns:cx2="http://schemas.microsoft.com/office/drawing/2015/10/21/chartex" xmlns:cx3="http://schemas.microsoft.com/office/drawing/2016/5/9/chartex" xmlns:cx4="http://schemas.microsoft.com/office/drawing/2016/5/10/chartex" xmlns:cx5="http://schemas.microsoft.com/office/drawing/2016/5/11/chartex" xmlns:cx6="http://schemas.microsoft.com/office/drawing/2016/5/12/chartex" xmlns:cx7="http://schemas.microsoft.com/office/drawing/2016/5/13/chartex" xmlns:cx8="http://schemas.microsoft.com/office/drawing/2016/5/14/chartex" xmlns:mc="http://schemas.openxmlformats.org/markup-compatibility/2006" xmlns:aink="http://schemas.microsoft.com/office/drawing/2016/ink" xmlns:am3d="http://schemas.microsoft.com/office/drawing/2017/model3d" xmlns:o="urn:schemas-microsoft-com:office:office" xmlns:oel="http://schemas.microsoft.com/office/2019/extlst" xmlns:r="http://schemas.openxmlformats.org/officeDocument/2006/relationships" xmlns:m="http://schemas.openxmlformats.org/officeDocument/2006/math" xmlns:v="urn:schemas-microsoft-com:vml" xmlns:wp14="http://schemas.microsoft.com/office/word/2010/wordprocessingDrawing" xmlns:wp="http://schemas.openxmlformats.org/drawingml/2006/wordprocessingDrawing" xmlns:w10="urn:schemas-microsoft-com:office:word" xmlns:w="http://schemas.openxmlformats.org/wordprocessingml/2006/main" xmlns:w14="http://schemas.microsoft.com/office/word/2010/wordml" xmlns:w15="http://schemas.microsoft.com/office/word/2012/wordml" xmlns:w16cex="http://schemas.microsoft.com/office/word/2018/wordml/cex" xmlns:w16cid="http://schemas.microsoft.com/office/word/2016/wordml/cid" xmlns:w16="http://schemas.microsoft.com/office/word/2018/wordml" xmlns:w16du="http://schemas.microsoft.com/office/word/2023/wordml/word16du" xmlns:w16sdtdh="http://schemas.microsoft.com/office/word/2020/wordml/sdtdatahash" xmlns:w16sdtfl="http://schemas.microsoft.com/office/word/2024/wordml/sdtformatlock" xmlns:w16se="http://schemas.microsoft.com/office/word/2015/wordml/symex" xmlns:wpg="http://schemas.microsoft.com/office/word/2010/wordprocessingGroup" xmlns:wpi="http://schemas.microsoft.com/office/word/2010/wordprocessingInk" xmlns:wne="http://schemas.microsoft.com/office/word/2006/wordml" xmlns:wps="http://schemas.microsoft.com/office/word/2010/wordprocessingShape" mc:Ignorable="w14 w15 w16se w16cid w16 w16cex w16sdtdh w16sdtfl w16du wp14">
   <w:body>
     <w:p>
       <w:pPr>
@@ -245,7 +245,7 @@
         <w:ind w:firstLine="480"/>
         <w:jc w:val="center"/>
         <w:rPr>
-          <w:rStyle w:val="HTML0"/>
+          <w:rStyle w:val="HTML1"/>
           <w:rFonts w:asciiTheme="minorHAnsi" w:eastAsiaTheme="minorEastAsia" w:hAnsiTheme="minorHAnsi" w:cstheme="minorBidi"/>
         </w:rPr>
       </w:pPr>
@@ -253,7 +253,7 @@
         <m:oMath>
           <m:r>
             <w:rPr>
-              <w:rStyle w:val="HTML0"/>
+              <w:rStyle w:val="HTML1"/>
               <w:rFonts w:ascii="Cambria Math" w:eastAsia="Cambria Math" w:hAnsi="Cambria Math" w:cs="Cambria Math"/>
             </w:rPr>
             <m:t>g(h)</m:t>
@@ -263,7 +263,7 @@
               <m:sty m:val="p"/>
             </m:rPr>
             <w:rPr>
-              <w:rStyle w:val="HTML0"/>
+              <w:rStyle w:val="HTML1"/>
               <w:rFonts w:ascii="Cambria Math" w:eastAsia="Cambria Math" w:hAnsi="Cambria Math" w:cs="Cambria Math"/>
             </w:rPr>
             <m:t>=</m:t>
@@ -272,7 +272,7 @@
             <m:sSubPr>
               <m:ctrlPr>
                 <w:rPr>
-                  <w:rStyle w:val="HTML0"/>
+                  <w:rStyle w:val="HTML1"/>
                   <w:rFonts w:ascii="Cambria Math" w:eastAsia="Cambria Math" w:hAnsi="Cambria Math" w:cs="Cambria Math"/>
                 </w:rPr>
               </m:ctrlPr>
@@ -280,7 +280,7 @@
             <m:e>
               <m:r>
                 <w:rPr>
-                  <w:rStyle w:val="HTML0"/>
+                  <w:rStyle w:val="HTML1"/>
                   <w:rFonts w:ascii="Cambria Math" w:eastAsia="Cambria Math" w:hAnsi="Cambria Math" w:cs="Cambria Math"/>
                 </w:rPr>
                 <m:t>g</m:t>
@@ -289,7 +289,7 @@
             <m:sub>
               <m:r>
                 <w:rPr>
-                  <w:rStyle w:val="HTML0"/>
+                  <w:rStyle w:val="HTML1"/>
                   <w:rFonts w:ascii="Cambria Math" w:eastAsia="Cambria Math" w:hAnsi="Cambria Math" w:cs="Cambria Math"/>
                 </w:rPr>
                 <m:t>0</m:t>
@@ -300,7 +300,7 @@
             <m:sSupPr>
               <m:ctrlPr>
                 <w:rPr>
-                  <w:rStyle w:val="HTML0"/>
+                  <w:rStyle w:val="HTML1"/>
                   <w:rFonts w:ascii="Cambria Math" w:eastAsia="Cambria Math" w:hAnsi="Cambria Math" w:cs="Cambria Math"/>
                   <w:i/>
                 </w:rPr>
@@ -309,7 +309,7 @@
             <m:e>
               <m:r>
                 <w:rPr>
-                  <w:rStyle w:val="HTML0"/>
+                  <w:rStyle w:val="HTML1"/>
                   <w:rFonts w:ascii="Cambria Math" w:eastAsia="Cambria Math" w:hAnsi="Cambria Math" w:cs="Cambria Math"/>
                 </w:rPr>
                 <m:t>(</m:t>
@@ -318,7 +318,7 @@
                 <m:fPr>
                   <m:ctrlPr>
                     <w:rPr>
-                      <w:rStyle w:val="HTML0"/>
+                      <w:rStyle w:val="HTML1"/>
                       <w:rFonts w:ascii="Cambria Math" w:eastAsia="Cambria Math" w:hAnsi="Cambria Math" w:cs="Cambria Math"/>
                       <w:i/>
                     </w:rPr>
@@ -329,7 +329,7 @@
                     <m:sSubPr>
                       <m:ctrlPr>
                         <w:rPr>
-                          <w:rStyle w:val="HTML0"/>
+                          <w:rStyle w:val="HTML1"/>
                           <w:rFonts w:ascii="Cambria Math" w:eastAsia="Cambria Math" w:hAnsi="Cambria Math" w:cs="Cambria Math"/>
                           <w:i/>
                         </w:rPr>
@@ -338,7 +338,7 @@
                     <m:e>
                       <m:r>
                         <w:rPr>
-                          <w:rStyle w:val="HTML0"/>
+                          <w:rStyle w:val="HTML1"/>
                           <w:rFonts w:ascii="Cambria Math" w:eastAsia="Cambria Math" w:hAnsi="Cambria Math" w:cs="Cambria Math"/>
                         </w:rPr>
                         <m:t>R</m:t>
@@ -347,7 +347,7 @@
                     <m:sub>
                       <m:r>
                         <w:rPr>
-                          <w:rStyle w:val="HTML0"/>
+                          <w:rStyle w:val="HTML1"/>
                           <w:rFonts w:ascii="Cambria Math" w:eastAsia="Cambria Math" w:hAnsi="Cambria Math" w:cs="Cambria Math"/>
                         </w:rPr>
                         <m:t>0</m:t>
@@ -360,7 +360,7 @@
                     <m:sSubPr>
                       <m:ctrlPr>
                         <w:rPr>
-                          <w:rStyle w:val="HTML0"/>
+                          <w:rStyle w:val="HTML1"/>
                           <w:rFonts w:ascii="Cambria Math" w:eastAsia="Cambria Math" w:hAnsi="Cambria Math" w:cs="Cambria Math"/>
                           <w:i/>
                         </w:rPr>
@@ -369,7 +369,7 @@
                     <m:e>
                       <m:r>
                         <w:rPr>
-                          <w:rStyle w:val="HTML0"/>
+                          <w:rStyle w:val="HTML1"/>
                           <w:rFonts w:ascii="Cambria Math" w:eastAsia="Cambria Math" w:hAnsi="Cambria Math" w:cs="Cambria Math"/>
                         </w:rPr>
                         <m:t>R</m:t>
@@ -378,7 +378,7 @@
                     <m:sub>
                       <m:r>
                         <w:rPr>
-                          <w:rStyle w:val="HTML0"/>
+                          <w:rStyle w:val="HTML1"/>
                           <w:rFonts w:ascii="Cambria Math" w:eastAsia="Cambria Math" w:hAnsi="Cambria Math" w:cs="Cambria Math"/>
                         </w:rPr>
                         <m:t>0</m:t>
@@ -387,7 +387,7 @@
                   </m:sSub>
                   <m:r>
                     <w:rPr>
-                      <w:rStyle w:val="HTML0"/>
+                      <w:rStyle w:val="HTML1"/>
                       <w:rFonts w:ascii="Cambria Math" w:eastAsia="Cambria Math" w:hAnsi="Cambria Math" w:cs="Cambria Math"/>
                     </w:rPr>
                     <m:t>+h</m:t>
@@ -396,7 +396,7 @@
               </m:f>
               <m:r>
                 <w:rPr>
-                  <w:rStyle w:val="HTML0"/>
+                  <w:rStyle w:val="HTML1"/>
                   <w:rFonts w:ascii="Cambria Math" w:eastAsia="Cambria Math" w:hAnsi="Cambria Math" w:cs="Cambria Math"/>
                 </w:rPr>
                 <m:t>)</m:t>
@@ -405,7 +405,7 @@
             <m:sup>
               <m:r>
                 <w:rPr>
-                  <w:rStyle w:val="HTML0"/>
+                  <w:rStyle w:val="HTML1"/>
                   <w:rFonts w:ascii="Cambria Math" w:eastAsia="Cambria Math" w:hAnsi="Cambria Math" w:cs="Cambria Math"/>
                 </w:rPr>
                 <m:t>2</m:t>
@@ -421,21 +421,21 @@
       </w:pPr>
       <w:r>
         <w:rPr>
-          <w:rStyle w:val="HTML0"/>
+          <w:rStyle w:val="HTML1"/>
           <w:rFonts w:asciiTheme="minorHAnsi" w:eastAsiaTheme="minorEastAsia" w:hAnsiTheme="minorHAnsi" w:cstheme="minorBidi" w:hint="eastAsia"/>
         </w:rPr>
         <w:t>式中</w:t>
       </w:r>
       <w:r>
         <w:rPr>
-          <w:rStyle w:val="HTML0"/>
+          <w:rStyle w:val="HTML1"/>
           <w:rFonts w:asciiTheme="minorHAnsi" w:eastAsiaTheme="minorEastAsia" w:hAnsiTheme="minorHAnsi" w:cstheme="minorBidi" w:hint="eastAsia"/>
         </w:rPr>
         <w:t>h</w:t>
       </w:r>
       <w:r>
         <w:rPr>
-          <w:rStyle w:val="HTML0"/>
+          <w:rStyle w:val="HTML1"/>
           <w:rFonts w:asciiTheme="minorHAnsi" w:eastAsiaTheme="minorEastAsia" w:hAnsiTheme="minorHAnsi" w:cstheme="minorBidi" w:hint="eastAsia"/>
         </w:rPr>
         <w:t>为海拔高度，</w:t>
@@ -445,7 +445,7 @@
           <m:sSubPr>
             <m:ctrlPr>
               <w:rPr>
-                <w:rStyle w:val="HTML0"/>
+                <w:rStyle w:val="HTML1"/>
                 <w:rFonts w:ascii="Cambria Math" w:eastAsia="Cambria Math" w:hAnsi="Cambria Math" w:cs="Cambria Math"/>
                 <w:i/>
               </w:rPr>
@@ -454,7 +454,7 @@
           <m:e>
             <m:r>
               <w:rPr>
-                <w:rStyle w:val="HTML0"/>
+                <w:rStyle w:val="HTML1"/>
                 <w:rFonts w:ascii="Cambria Math" w:eastAsia="Cambria Math" w:hAnsi="Cambria Math" w:cs="Cambria Math"/>
               </w:rPr>
               <m:t>R</m:t>
@@ -463,7 +463,7 @@
           <m:sub>
             <m:r>
               <w:rPr>
-                <w:rStyle w:val="HTML0"/>
+                <w:rStyle w:val="HTML1"/>
                 <w:rFonts w:ascii="Cambria Math" w:eastAsia="Cambria Math" w:hAnsi="Cambria Math" w:cs="Cambria Math"/>
               </w:rPr>
               <m:t>0</m:t>
@@ -473,7 +473,7 @@
       </m:oMath>
       <w:r>
         <w:rPr>
-          <w:rStyle w:val="HTML0"/>
+          <w:rStyle w:val="HTML1"/>
           <w:rFonts w:asciiTheme="minorHAnsi" w:eastAsiaTheme="minorEastAsia" w:hAnsiTheme="minorHAnsi" w:cstheme="minorBidi"/>
         </w:rPr>
         <w:t>为地球半径。</w:t>
@@ -594,11 +594,9 @@
       <w:r>
         <w:t>）起伏模型（如</w:t>
       </w:r>
-      <w:proofErr w:type="spellStart"/>
       <w:r>
         <w:t>Swerling</w:t>
       </w:r>
-      <w:proofErr w:type="spellEnd"/>
       <w:r>
         <w:t>起伏模型），用于导引头信噪比模拟。</w:t>
       </w:r>
@@ -831,7 +829,7 @@
       </w:pPr>
       <w:r>
         <w:rPr>
-          <w:rStyle w:val="HTML0"/>
+          <w:rStyle w:val="HTML1"/>
         </w:rPr>
         <w:t>P(t)</w:t>
       </w:r>
@@ -873,7 +871,7 @@
       </w:pPr>
       <w:r>
         <w:rPr>
-          <w:rStyle w:val="HTML0"/>
+          <w:rStyle w:val="HTML1"/>
         </w:rPr>
         <w:t>m(t)</w:t>
       </w:r>
@@ -907,14 +905,14 @@
       <w:proofErr w:type="spellStart"/>
       <w:r>
         <w:rPr>
-          <w:rStyle w:val="HTML0"/>
+          <w:rStyle w:val="HTML1"/>
         </w:rPr>
         <w:t>Xcg</w:t>
       </w:r>
       <w:proofErr w:type="spellEnd"/>
       <w:r>
         <w:rPr>
-          <w:rStyle w:val="HTML0"/>
+          <w:rStyle w:val="HTML1"/>
         </w:rPr>
         <w:t>(t)</w:t>
       </w:r>
@@ -958,7 +956,7 @@
       <w:proofErr w:type="spellStart"/>
       <w:r>
         <w:rPr>
-          <w:rStyle w:val="HTML0"/>
+          <w:rStyle w:val="HTML1"/>
         </w:rPr>
         <w:lastRenderedPageBreak/>
         <w:t>Ixx</w:t>
@@ -966,37 +964,23 @@
       <w:proofErr w:type="spellEnd"/>
       <w:r>
         <w:rPr>
-          <w:rStyle w:val="HTML0"/>
+          <w:rStyle w:val="HTML1"/>
         </w:rPr>
         <w:t xml:space="preserve">(t), </w:t>
       </w:r>
       <w:proofErr w:type="spellStart"/>
       <w:r>
         <w:rPr>
-          <w:rStyle w:val="HTML0"/>
+          <w:rStyle w:val="HTML1"/>
         </w:rPr>
         <w:t>Iyy</w:t>
       </w:r>
       <w:proofErr w:type="spellEnd"/>
       <w:r>
         <w:rPr>
-          <w:rStyle w:val="HTML0"/>
-        </w:rPr>
-        <w:t xml:space="preserve">(t), </w:t>
-      </w:r>
-      <w:proofErr w:type="spellStart"/>
-      <w:r>
-        <w:rPr>
-          <w:rStyle w:val="HTML0"/>
-        </w:rPr>
-        <w:t>Izz</w:t>
-      </w:r>
-      <w:proofErr w:type="spellEnd"/>
-      <w:r>
-        <w:rPr>
-          <w:rStyle w:val="HTML0"/>
-        </w:rPr>
-        <w:t>(t)</w:t>
+          <w:rStyle w:val="HTML1"/>
+        </w:rPr>
+        <w:t>(t), Izz(t)</w:t>
       </w:r>
       <w:r>
         <w:t>模型，及其变化率。</w:t>
@@ -1806,7 +1790,7 @@
       <w:pPr>
         <w:ind w:firstLine="480"/>
         <w:rPr>
-          <w:rFonts w:ascii="宋体" w:eastAsia="宋体" w:hAnsi="宋体" w:cs="宋体"/>
+          <w:rFonts w:ascii="宋体" w:eastAsia="宋体" w:hAnsi="宋体" w:cs="宋体" w:hint="eastAsia"/>
           <w:kern w:val="0"/>
           <w:szCs w:val="24"/>
         </w:rPr>
@@ -2486,7 +2470,7 @@
       </w:r>
       <w:r>
         <w:rPr>
-          <w:rStyle w:val="HTML0"/>
+          <w:rStyle w:val="HTML1"/>
         </w:rPr>
         <w:t>g</w:t>
       </w:r>
@@ -3077,7 +3061,7 @@
           <w:noProof/>
         </w:rPr>
         <w:drawing>
-          <wp:inline distT="0" distB="0" distL="0" distR="0">
+          <wp:inline distT="0" distB="0" distL="0" distR="0" wp14:anchorId="6DA8BD12" wp14:editId="7D6A5691">
             <wp:extent cx="3669880" cy="3009900"/>
             <wp:effectExtent l="0" t="0" r="0" b="0"/>
             <wp:docPr id="2" name="图片 2"/>
@@ -3198,7 +3182,7 @@
         </w:rPr>
         <w:lastRenderedPageBreak/>
         <w:drawing>
-          <wp:inline distT="0" distB="0" distL="0" distR="0">
+          <wp:inline distT="0" distB="0" distL="0" distR="0" wp14:anchorId="738802C4" wp14:editId="43DF106A">
             <wp:extent cx="3744686" cy="3071253"/>
             <wp:effectExtent l="0" t="0" r="0" b="0"/>
             <wp:docPr id="27" name="图片 27"/>
@@ -3406,35 +3390,41 @@
         <w:ind w:firstLine="480"/>
         <w:jc w:val="center"/>
       </w:pPr>
+      <w:r>
+        <w:t xml:space="preserve">U(z) = </w:t>
+      </w:r>
+      <w:proofErr w:type="spellStart"/>
+      <w:r>
+        <w:t>U_ref</w:t>
+      </w:r>
+      <w:proofErr w:type="spellEnd"/>
+      <w:r>
+        <w:t xml:space="preserve"> × (z/</w:t>
+      </w:r>
+      <w:proofErr w:type="spellStart"/>
+      <w:r>
+        <w:t>z_</w:t>
+      </w:r>
       <w:proofErr w:type="gramStart"/>
       <w:r>
-        <w:t>U(</w:t>
+        <w:t>ref</w:t>
+      </w:r>
+      <w:proofErr w:type="spellEnd"/>
+      <w:r>
+        <w:t>)^</w:t>
       </w:r>
       <w:proofErr w:type="gramEnd"/>
       <w:r>
-        <w:t xml:space="preserve">z) = </w:t>
-      </w:r>
-      <w:proofErr w:type="spellStart"/>
-      <w:r>
-        <w:t>U_ref</w:t>
-      </w:r>
-      <w:proofErr w:type="spellEnd"/>
-      <w:r>
-        <w:t xml:space="preserve"> × (z/</w:t>
-      </w:r>
-      <w:proofErr w:type="spellStart"/>
-      <w:r>
-        <w:t>z_ref</w:t>
-      </w:r>
-      <w:proofErr w:type="spellEnd"/>
-      <w:r>
-        <w:t>)^α</w:t>
+        <w:t>α</w:t>
       </w:r>
     </w:p>
     <w:p>
       <w:pPr>
         <w:pStyle w:val="a4"/>
         <w:ind w:firstLine="480"/>
+        <w:rPr>
+          <w:rFonts w:hint="eastAsia"/>
+        </w:rPr>
       </w:pPr>
       <w:r>
         <w:rPr>
@@ -3459,6 +3449,9 @@
       <w:pPr>
         <w:pStyle w:val="a4"/>
         <w:ind w:firstLine="480"/>
+        <w:rPr>
+          <w:rFonts w:hint="eastAsia"/>
+        </w:rPr>
       </w:pPr>
       <w:r>
         <w:rPr>
@@ -3493,6 +3486,9 @@
       <w:pPr>
         <w:pStyle w:val="a4"/>
         <w:ind w:firstLine="480"/>
+        <w:rPr>
+          <w:rFonts w:hint="eastAsia"/>
+        </w:rPr>
       </w:pPr>
       <w:r>
         <w:rPr>
@@ -3521,6 +3517,9 @@
           <w:numId w:val="13"/>
         </w:numPr>
         <w:ind w:firstLine="480"/>
+        <w:rPr>
+          <w:rFonts w:hint="eastAsia"/>
+        </w:rPr>
       </w:pPr>
       <w:r>
         <w:t>平坦开阔地形：α ≈ 0.12-0.15</w:t>
@@ -3534,6 +3533,9 @@
           <w:numId w:val="13"/>
         </w:numPr>
         <w:ind w:firstLine="480"/>
+        <w:rPr>
+          <w:rFonts w:hint="eastAsia"/>
+        </w:rPr>
       </w:pPr>
       <w:r>
         <w:t>城市地区：α ≈ 0.25-0.40</w:t>
@@ -3547,6 +3549,9 @@
           <w:numId w:val="13"/>
         </w:numPr>
         <w:ind w:firstLine="480"/>
+        <w:rPr>
+          <w:rFonts w:hint="eastAsia"/>
+        </w:rPr>
       </w:pPr>
       <w:r>
         <w:t>粗糙地形：α值更大</w:t>
@@ -4017,7 +4022,7 @@
           <w:noProof/>
         </w:rPr>
         <w:drawing>
-          <wp:inline distT="0" distB="0" distL="0" distR="0">
+          <wp:inline distT="0" distB="0" distL="0" distR="0" wp14:anchorId="5F858C0C" wp14:editId="215A8486">
             <wp:extent cx="2715904" cy="2135505"/>
             <wp:effectExtent l="0" t="0" r="8255" b="0"/>
             <wp:docPr id="3" name="图片 3" descr="什么是：在地心惯性坐标系？-CSDN博客"/>
@@ -4610,7 +4615,7 @@
           <w:noProof/>
         </w:rPr>
         <w:drawing>
-          <wp:inline distT="0" distB="0" distL="0" distR="0">
+          <wp:inline distT="0" distB="0" distL="0" distR="0" wp14:anchorId="289ACC31" wp14:editId="55984087">
             <wp:extent cx="2388358" cy="2397125"/>
             <wp:effectExtent l="0" t="0" r="0" b="3175"/>
             <wp:docPr id="17" name="图片 17" descr="地球坐标系介绍--地心大地、地心地固直角、协议地球 坐标系_地心地固坐标系-CSDN博客"/>
@@ -4825,7 +4830,7 @@
           <w:noProof/>
         </w:rPr>
         <w:drawing>
-          <wp:inline distT="0" distB="0" distL="0" distR="0" wp14:anchorId="71A1372A">
+          <wp:inline distT="0" distB="0" distL="0" distR="0" wp14:anchorId="71A1372A" wp14:editId="4CF054E2">
             <wp:extent cx="2299647" cy="2207467"/>
             <wp:effectExtent l="0" t="0" r="5715" b="2540"/>
             <wp:docPr id="15" name="图片 15"/>
@@ -4877,7 +4882,7 @@
         <mc:AlternateContent>
           <mc:Choice Requires="wps">
             <w:drawing>
-              <wp:inline distT="0" distB="0" distL="0" distR="0">
+              <wp:inline distT="0" distB="0" distL="0" distR="0" wp14:anchorId="3AF533C6" wp14:editId="6BD00C51">
                 <wp:extent cx="1119116" cy="1119116"/>
                 <wp:effectExtent l="0" t="0" r="0" b="5080"/>
                 <wp:docPr id="5" name="矩形 5" descr="地心地固坐标系(ECEF)与站心坐标系(ENU)的转换_51CTO博客_地心地固坐标系定义"/>
@@ -5218,7 +5223,7 @@
           <w:noProof/>
         </w:rPr>
         <w:drawing>
-          <wp:inline distT="0" distB="0" distL="0" distR="0">
+          <wp:inline distT="0" distB="0" distL="0" distR="0" wp14:anchorId="27757404" wp14:editId="5FF08934">
             <wp:extent cx="2688418" cy="1608667"/>
             <wp:effectExtent l="0" t="0" r="0" b="0"/>
             <wp:docPr id="18" name="图片 18" descr="导弹飞行力学建模速览"/>
@@ -5519,7 +5524,7 @@
           <w:noProof/>
         </w:rPr>
         <w:drawing>
-          <wp:inline distT="0" distB="0" distL="0" distR="0" wp14:anchorId="1C83C5ED">
+          <wp:inline distT="0" distB="0" distL="0" distR="0" wp14:anchorId="1C83C5ED" wp14:editId="29CC823C">
             <wp:extent cx="1930832" cy="1858433"/>
             <wp:effectExtent l="0" t="0" r="0" b="8890"/>
             <wp:docPr id="26" name="图片 26"/>
@@ -6454,6 +6459,38 @@
           <w:bdr w:val="none" w:sz="0" w:space="0" w:color="auto" w:frame="1"/>
         </w:rPr>
       </w:pPr>
+      <w:r>
+        <w:rPr>
+          <w:rFonts w:ascii="inherit" w:hAnsi="inherit"/>
+          <w:bdr w:val="none" w:sz="0" w:space="0" w:color="auto" w:frame="1"/>
+        </w:rPr>
+        <w:t xml:space="preserve">const </w:t>
+      </w:r>
+      <w:proofErr w:type="gramStart"/>
+      <w:r>
+        <w:rPr>
+          <w:rFonts w:ascii="inherit" w:hAnsi="inherit"/>
+          <w:bdr w:val="none" w:sz="0" w:space="0" w:color="auto" w:frame="1"/>
+        </w:rPr>
+        <w:t>Eigen::</w:t>
+      </w:r>
+      <w:proofErr w:type="spellStart"/>
+      <w:proofErr w:type="gramEnd"/>
+      <w:r>
+        <w:rPr>
+          <w:rFonts w:ascii="inherit" w:hAnsi="inherit"/>
+          <w:bdr w:val="none" w:sz="0" w:space="0" w:color="auto" w:frame="1"/>
+        </w:rPr>
+        <w:t>AngleAxisd</w:t>
+      </w:r>
+      <w:proofErr w:type="spellEnd"/>
+      <w:r>
+        <w:rPr>
+          <w:rFonts w:ascii="inherit" w:hAnsi="inherit"/>
+          <w:bdr w:val="none" w:sz="0" w:space="0" w:color="auto" w:frame="1"/>
+        </w:rPr>
+        <w:t xml:space="preserve"> </w:t>
+      </w:r>
       <w:proofErr w:type="spellStart"/>
       <w:proofErr w:type="gramStart"/>
       <w:r>
@@ -6461,48 +6498,47 @@
           <w:rFonts w:ascii="inherit" w:hAnsi="inherit"/>
           <w:bdr w:val="none" w:sz="0" w:space="0" w:color="auto" w:frame="1"/>
         </w:rPr>
-        <w:t>const</w:t>
+        <w:t>beteAngle</w:t>
       </w:r>
       <w:proofErr w:type="spellEnd"/>
-      <w:proofErr w:type="gramEnd"/>
       <w:r>
         <w:rPr>
           <w:rFonts w:ascii="inherit" w:hAnsi="inherit"/>
           <w:bdr w:val="none" w:sz="0" w:space="0" w:color="auto" w:frame="1"/>
         </w:rPr>
-        <w:t xml:space="preserve"> Eigen::</w:t>
-      </w:r>
-      <w:proofErr w:type="spellStart"/>
+        <w:t>(</w:t>
+      </w:r>
+      <w:proofErr w:type="gramEnd"/>
       <w:r>
         <w:rPr>
           <w:rFonts w:ascii="inherit" w:hAnsi="inherit"/>
           <w:bdr w:val="none" w:sz="0" w:space="0" w:color="auto" w:frame="1"/>
         </w:rPr>
-        <w:t>AngleAxisd</w:t>
-      </w:r>
-      <w:proofErr w:type="spellEnd"/>
+        <w:t xml:space="preserve">beta, </w:t>
+      </w:r>
+      <w:proofErr w:type="gramStart"/>
       <w:r>
         <w:rPr>
           <w:rFonts w:ascii="inherit" w:hAnsi="inherit"/>
           <w:bdr w:val="none" w:sz="0" w:space="0" w:color="auto" w:frame="1"/>
         </w:rPr>
-        <w:t xml:space="preserve"> </w:t>
-      </w:r>
-      <w:proofErr w:type="spellStart"/>
+        <w:t>Eigen::</w:t>
+      </w:r>
+      <w:proofErr w:type="gramEnd"/>
       <w:r>
         <w:rPr>
           <w:rFonts w:ascii="inherit" w:hAnsi="inherit"/>
           <w:bdr w:val="none" w:sz="0" w:space="0" w:color="auto" w:frame="1"/>
         </w:rPr>
-        <w:t>beteAngle</w:t>
-      </w:r>
-      <w:proofErr w:type="spellEnd"/>
+        <w:t>Vector3</w:t>
+      </w:r>
+      <w:proofErr w:type="gramStart"/>
       <w:r>
         <w:rPr>
           <w:rFonts w:ascii="inherit" w:hAnsi="inherit"/>
           <w:bdr w:val="none" w:sz="0" w:space="0" w:color="auto" w:frame="1"/>
         </w:rPr>
-        <w:t>(beta, Eigen::Vector3d::</w:t>
+        <w:t>d::</w:t>
       </w:r>
       <w:proofErr w:type="spellStart"/>
       <w:r>
@@ -6518,7 +6554,15 @@
           <w:rFonts w:ascii="inherit" w:hAnsi="inherit"/>
           <w:bdr w:val="none" w:sz="0" w:space="0" w:color="auto" w:frame="1"/>
         </w:rPr>
-        <w:t>());</w:t>
+        <w:t>(</w:t>
+      </w:r>
+      <w:proofErr w:type="gramEnd"/>
+      <w:r>
+        <w:rPr>
+          <w:rFonts w:ascii="inherit" w:hAnsi="inherit"/>
+          <w:bdr w:val="none" w:sz="0" w:space="0" w:color="auto" w:frame="1"/>
+        </w:rPr>
+        <w:t>));</w:t>
       </w:r>
     </w:p>
     <w:p>
@@ -6536,6 +6580,38 @@
           <w:bdr w:val="none" w:sz="0" w:space="0" w:color="auto" w:frame="1"/>
         </w:rPr>
       </w:pPr>
+      <w:r>
+        <w:rPr>
+          <w:rFonts w:ascii="inherit" w:hAnsi="inherit"/>
+          <w:bdr w:val="none" w:sz="0" w:space="0" w:color="auto" w:frame="1"/>
+        </w:rPr>
+        <w:t xml:space="preserve">const </w:t>
+      </w:r>
+      <w:proofErr w:type="gramStart"/>
+      <w:r>
+        <w:rPr>
+          <w:rFonts w:ascii="inherit" w:hAnsi="inherit"/>
+          <w:bdr w:val="none" w:sz="0" w:space="0" w:color="auto" w:frame="1"/>
+        </w:rPr>
+        <w:t>Eigen::</w:t>
+      </w:r>
+      <w:proofErr w:type="spellStart"/>
+      <w:proofErr w:type="gramEnd"/>
+      <w:r>
+        <w:rPr>
+          <w:rFonts w:ascii="inherit" w:hAnsi="inherit"/>
+          <w:bdr w:val="none" w:sz="0" w:space="0" w:color="auto" w:frame="1"/>
+        </w:rPr>
+        <w:t>AngleAxisd</w:t>
+      </w:r>
+      <w:proofErr w:type="spellEnd"/>
+      <w:r>
+        <w:rPr>
+          <w:rFonts w:ascii="inherit" w:hAnsi="inherit"/>
+          <w:bdr w:val="none" w:sz="0" w:space="0" w:color="auto" w:frame="1"/>
+        </w:rPr>
+        <w:t xml:space="preserve"> </w:t>
+      </w:r>
       <w:proofErr w:type="spellStart"/>
       <w:proofErr w:type="gramStart"/>
       <w:r>
@@ -6543,48 +6619,47 @@
           <w:rFonts w:ascii="inherit" w:hAnsi="inherit"/>
           <w:bdr w:val="none" w:sz="0" w:space="0" w:color="auto" w:frame="1"/>
         </w:rPr>
-        <w:t>const</w:t>
+        <w:t>alphaAngle</w:t>
       </w:r>
       <w:proofErr w:type="spellEnd"/>
-      <w:proofErr w:type="gramEnd"/>
       <w:r>
         <w:rPr>
           <w:rFonts w:ascii="inherit" w:hAnsi="inherit"/>
           <w:bdr w:val="none" w:sz="0" w:space="0" w:color="auto" w:frame="1"/>
         </w:rPr>
-        <w:t xml:space="preserve"> Eigen::</w:t>
-      </w:r>
-      <w:proofErr w:type="spellStart"/>
+        <w:t>(</w:t>
+      </w:r>
+      <w:proofErr w:type="gramEnd"/>
       <w:r>
         <w:rPr>
           <w:rFonts w:ascii="inherit" w:hAnsi="inherit"/>
           <w:bdr w:val="none" w:sz="0" w:space="0" w:color="auto" w:frame="1"/>
         </w:rPr>
-        <w:t>AngleAxisd</w:t>
-      </w:r>
-      <w:proofErr w:type="spellEnd"/>
+        <w:t xml:space="preserve">alpha, </w:t>
+      </w:r>
+      <w:proofErr w:type="gramStart"/>
       <w:r>
         <w:rPr>
           <w:rFonts w:ascii="inherit" w:hAnsi="inherit"/>
           <w:bdr w:val="none" w:sz="0" w:space="0" w:color="auto" w:frame="1"/>
         </w:rPr>
-        <w:t xml:space="preserve"> </w:t>
-      </w:r>
-      <w:proofErr w:type="spellStart"/>
+        <w:t>Eigen::</w:t>
+      </w:r>
+      <w:proofErr w:type="gramEnd"/>
       <w:r>
         <w:rPr>
           <w:rFonts w:ascii="inherit" w:hAnsi="inherit"/>
           <w:bdr w:val="none" w:sz="0" w:space="0" w:color="auto" w:frame="1"/>
         </w:rPr>
-        <w:t>alphaAngle</w:t>
-      </w:r>
-      <w:proofErr w:type="spellEnd"/>
+        <w:t>Vector3</w:t>
+      </w:r>
+      <w:proofErr w:type="gramStart"/>
       <w:r>
         <w:rPr>
           <w:rFonts w:ascii="inherit" w:hAnsi="inherit"/>
           <w:bdr w:val="none" w:sz="0" w:space="0" w:color="auto" w:frame="1"/>
         </w:rPr>
-        <w:t>(alpha, Eigen::Vector3d::</w:t>
+        <w:t>d::</w:t>
       </w:r>
       <w:proofErr w:type="spellStart"/>
       <w:r>
@@ -6600,7 +6675,15 @@
           <w:rFonts w:ascii="inherit" w:hAnsi="inherit"/>
           <w:bdr w:val="none" w:sz="0" w:space="0" w:color="auto" w:frame="1"/>
         </w:rPr>
-        <w:t>());</w:t>
+        <w:t>(</w:t>
+      </w:r>
+      <w:proofErr w:type="gramEnd"/>
+      <w:r>
+        <w:rPr>
+          <w:rFonts w:ascii="inherit" w:hAnsi="inherit"/>
+          <w:bdr w:val="none" w:sz="0" w:space="0" w:color="auto" w:frame="1"/>
+        </w:rPr>
+        <w:t>));</w:t>
       </w:r>
     </w:p>
     <w:p>
@@ -6618,25 +6701,23 @@
           <w:bdr w:val="none" w:sz="0" w:space="0" w:color="auto" w:frame="1"/>
         </w:rPr>
       </w:pPr>
-      <w:proofErr w:type="spellStart"/>
-      <w:proofErr w:type="gramStart"/>
       <w:r>
         <w:rPr>
           <w:rFonts w:ascii="inherit" w:hAnsi="inherit"/>
           <w:bdr w:val="none" w:sz="0" w:space="0" w:color="auto" w:frame="1"/>
         </w:rPr>
-        <w:t>const</w:t>
-      </w:r>
-      <w:proofErr w:type="spellEnd"/>
-      <w:proofErr w:type="gramEnd"/>
+        <w:t xml:space="preserve">const </w:t>
+      </w:r>
+      <w:proofErr w:type="gramStart"/>
       <w:r>
         <w:rPr>
           <w:rFonts w:ascii="inherit" w:hAnsi="inherit"/>
           <w:bdr w:val="none" w:sz="0" w:space="0" w:color="auto" w:frame="1"/>
         </w:rPr>
-        <w:t xml:space="preserve"> Eigen::</w:t>
+        <w:t>Eigen::</w:t>
       </w:r>
       <w:proofErr w:type="spellStart"/>
+      <w:proofErr w:type="gramEnd"/>
       <w:r>
         <w:rPr>
           <w:rFonts w:ascii="inherit" w:hAnsi="inherit"/>
@@ -6666,39 +6747,57 @@
           <w:rFonts w:ascii="inherit" w:hAnsi="inherit"/>
           <w:bdr w:val="none" w:sz="0" w:space="0" w:color="auto" w:frame="1"/>
         </w:rPr>
-        <w:t xml:space="preserve"> =  (</w:t>
-      </w:r>
-      <w:proofErr w:type="spellStart"/>
+        <w:t xml:space="preserve"> </w:t>
+      </w:r>
+      <w:proofErr w:type="gramStart"/>
       <w:r>
         <w:rPr>
           <w:rFonts w:ascii="inherit" w:hAnsi="inherit"/>
           <w:bdr w:val="none" w:sz="0" w:space="0" w:color="auto" w:frame="1"/>
         </w:rPr>
-        <w:t>beteAngle</w:t>
-      </w:r>
-      <w:proofErr w:type="spellEnd"/>
+        <w:t>=  (</w:t>
+      </w:r>
+      <w:proofErr w:type="spellStart"/>
+      <w:proofErr w:type="gramEnd"/>
       <w:r>
         <w:rPr>
           <w:rFonts w:ascii="inherit" w:hAnsi="inherit"/>
           <w:bdr w:val="none" w:sz="0" w:space="0" w:color="auto" w:frame="1"/>
         </w:rPr>
-        <w:t>*</w:t>
-      </w:r>
-      <w:proofErr w:type="spellStart"/>
+        <w:t>beteAngle</w:t>
+      </w:r>
+      <w:proofErr w:type="spellEnd"/>
       <w:r>
         <w:rPr>
           <w:rFonts w:ascii="inherit" w:hAnsi="inherit"/>
           <w:bdr w:val="none" w:sz="0" w:space="0" w:color="auto" w:frame="1"/>
         </w:rPr>
-        <w:t>alphaAngle</w:t>
-      </w:r>
-      <w:proofErr w:type="spellEnd"/>
+        <w:t>*</w:t>
+      </w:r>
+      <w:proofErr w:type="spellStart"/>
       <w:r>
         <w:rPr>
           <w:rFonts w:ascii="inherit" w:hAnsi="inherit"/>
           <w:bdr w:val="none" w:sz="0" w:space="0" w:color="auto" w:frame="1"/>
         </w:rPr>
-        <w:t>).conjugate();</w:t>
+        <w:t>alphaAngle</w:t>
+      </w:r>
+      <w:proofErr w:type="spellEnd"/>
+      <w:proofErr w:type="gramStart"/>
+      <w:r>
+        <w:rPr>
+          <w:rFonts w:ascii="inherit" w:hAnsi="inherit"/>
+          <w:bdr w:val="none" w:sz="0" w:space="0" w:color="auto" w:frame="1"/>
+        </w:rPr>
+        <w:t>).conjugate</w:t>
+      </w:r>
+      <w:proofErr w:type="gramEnd"/>
+      <w:r>
+        <w:rPr>
+          <w:rFonts w:ascii="inherit" w:hAnsi="inherit"/>
+          <w:bdr w:val="none" w:sz="0" w:space="0" w:color="auto" w:frame="1"/>
+        </w:rPr>
+        <w:t>();</w:t>
       </w:r>
     </w:p>
     <w:p>
@@ -7526,7 +7625,7 @@
         <w:ind w:firstLineChars="0" w:firstLine="480"/>
         <w:jc w:val="left"/>
         <w:rPr>
-          <w:rFonts w:ascii="宋体" w:eastAsia="宋体" w:hAnsi="宋体" w:cs="宋体"/>
+          <w:rFonts w:ascii="宋体" w:eastAsia="宋体" w:hAnsi="宋体" w:cs="宋体" w:hint="eastAsia"/>
           <w:kern w:val="0"/>
           <w:szCs w:val="24"/>
         </w:rPr>
@@ -8183,39 +8282,58 @@
         </w:pBdr>
         <w:ind w:firstLine="480"/>
       </w:pPr>
+      <w:r>
+        <w:t xml:space="preserve">const </w:t>
+      </w:r>
+      <w:proofErr w:type="gramStart"/>
+      <w:r>
+        <w:t>Eigen::</w:t>
+      </w:r>
+      <w:proofErr w:type="spellStart"/>
+      <w:proofErr w:type="gramEnd"/>
+      <w:r>
+        <w:t>AngleAxisd</w:t>
+      </w:r>
+      <w:proofErr w:type="spellEnd"/>
+      <w:r>
+        <w:t xml:space="preserve"> </w:t>
+      </w:r>
       <w:proofErr w:type="spellStart"/>
       <w:proofErr w:type="gramStart"/>
       <w:r>
-        <w:t>const</w:t>
+        <w:t>yawAngle</w:t>
       </w:r>
       <w:proofErr w:type="spellEnd"/>
+      <w:r>
+        <w:t>(</w:t>
+      </w:r>
       <w:proofErr w:type="gramEnd"/>
       <w:r>
-        <w:t xml:space="preserve"> Eigen::</w:t>
+        <w:t xml:space="preserve">yaw, </w:t>
+      </w:r>
+      <w:proofErr w:type="gramStart"/>
+      <w:r>
+        <w:t>Eigen::</w:t>
+      </w:r>
+      <w:proofErr w:type="gramEnd"/>
+      <w:r>
+        <w:t>Vector3</w:t>
+      </w:r>
+      <w:proofErr w:type="gramStart"/>
+      <w:r>
+        <w:t>d::</w:t>
       </w:r>
       <w:proofErr w:type="spellStart"/>
       <w:r>
-        <w:t>AngleAxisd</w:t>
+        <w:t>UnitY</w:t>
       </w:r>
       <w:proofErr w:type="spellEnd"/>
       <w:r>
-        <w:t xml:space="preserve"> </w:t>
-      </w:r>
-      <w:proofErr w:type="spellStart"/>
-      <w:r>
-        <w:t>yawAngle</w:t>
-      </w:r>
-      <w:proofErr w:type="spellEnd"/>
-      <w:r>
-        <w:t>(yaw, Eigen::Vector3d::</w:t>
-      </w:r>
-      <w:proofErr w:type="spellStart"/>
-      <w:r>
-        <w:t>UnitY</w:t>
-      </w:r>
-      <w:proofErr w:type="spellEnd"/>
-      <w:r>
-        <w:t>());</w:t>
+        <w:t>(</w:t>
+      </w:r>
+      <w:proofErr w:type="gramEnd"/>
+      <w:r>
+        <w:t>));</w:t>
       </w:r>
     </w:p>
     <w:p>
@@ -8228,40 +8346,59 @@
         </w:pBdr>
         <w:ind w:firstLine="480"/>
       </w:pPr>
+      <w:r>
+        <w:lastRenderedPageBreak/>
+        <w:t xml:space="preserve">const </w:t>
+      </w:r>
+      <w:proofErr w:type="gramStart"/>
+      <w:r>
+        <w:t>Eigen::</w:t>
+      </w:r>
+      <w:proofErr w:type="spellStart"/>
+      <w:proofErr w:type="gramEnd"/>
+      <w:r>
+        <w:t>AngleAxisd</w:t>
+      </w:r>
+      <w:proofErr w:type="spellEnd"/>
+      <w:r>
+        <w:t xml:space="preserve"> </w:t>
+      </w:r>
       <w:proofErr w:type="spellStart"/>
       <w:proofErr w:type="gramStart"/>
       <w:r>
-        <w:lastRenderedPageBreak/>
-        <w:t>const</w:t>
+        <w:t>pitchAngle</w:t>
       </w:r>
       <w:proofErr w:type="spellEnd"/>
+      <w:r>
+        <w:t>(</w:t>
+      </w:r>
       <w:proofErr w:type="gramEnd"/>
       <w:r>
-        <w:t xml:space="preserve"> Eigen::</w:t>
+        <w:t xml:space="preserve">pitch, </w:t>
+      </w:r>
+      <w:proofErr w:type="gramStart"/>
+      <w:r>
+        <w:t>Eigen::</w:t>
+      </w:r>
+      <w:proofErr w:type="gramEnd"/>
+      <w:r>
+        <w:t>Vector3</w:t>
+      </w:r>
+      <w:proofErr w:type="gramStart"/>
+      <w:r>
+        <w:t>d::</w:t>
       </w:r>
       <w:proofErr w:type="spellStart"/>
       <w:r>
-        <w:t>AngleAxisd</w:t>
+        <w:t>UnitZ</w:t>
       </w:r>
       <w:proofErr w:type="spellEnd"/>
       <w:r>
-        <w:t xml:space="preserve"> </w:t>
-      </w:r>
-      <w:proofErr w:type="spellStart"/>
-      <w:r>
-        <w:t>pitchAngle</w:t>
-      </w:r>
-      <w:proofErr w:type="spellEnd"/>
-      <w:r>
-        <w:t>(pitch, Eigen::Vector3d::</w:t>
-      </w:r>
-      <w:proofErr w:type="spellStart"/>
-      <w:r>
-        <w:t>UnitZ</w:t>
-      </w:r>
-      <w:proofErr w:type="spellEnd"/>
-      <w:r>
-        <w:t>());</w:t>
+        <w:t>(</w:t>
+      </w:r>
+      <w:proofErr w:type="gramEnd"/>
+      <w:r>
+        <w:t>));</w:t>
       </w:r>
     </w:p>
     <w:p>
@@ -8274,39 +8411,58 @@
         </w:pBdr>
         <w:ind w:firstLine="480"/>
       </w:pPr>
+      <w:r>
+        <w:t xml:space="preserve">const </w:t>
+      </w:r>
+      <w:proofErr w:type="gramStart"/>
+      <w:r>
+        <w:t>Eigen::</w:t>
+      </w:r>
+      <w:proofErr w:type="spellStart"/>
+      <w:proofErr w:type="gramEnd"/>
+      <w:r>
+        <w:t>AngleAxisd</w:t>
+      </w:r>
+      <w:proofErr w:type="spellEnd"/>
+      <w:r>
+        <w:t xml:space="preserve"> </w:t>
+      </w:r>
       <w:proofErr w:type="spellStart"/>
       <w:proofErr w:type="gramStart"/>
       <w:r>
-        <w:t>const</w:t>
+        <w:t>rollAngle</w:t>
       </w:r>
       <w:proofErr w:type="spellEnd"/>
+      <w:r>
+        <w:t>(</w:t>
+      </w:r>
       <w:proofErr w:type="gramEnd"/>
       <w:r>
-        <w:t xml:space="preserve"> Eigen::</w:t>
+        <w:t xml:space="preserve">roll, </w:t>
+      </w:r>
+      <w:proofErr w:type="gramStart"/>
+      <w:r>
+        <w:t>Eigen::</w:t>
+      </w:r>
+      <w:proofErr w:type="gramEnd"/>
+      <w:r>
+        <w:t>Vector3</w:t>
+      </w:r>
+      <w:proofErr w:type="gramStart"/>
+      <w:r>
+        <w:t>d::</w:t>
       </w:r>
       <w:proofErr w:type="spellStart"/>
       <w:r>
-        <w:t>AngleAxisd</w:t>
+        <w:t>UnitX</w:t>
       </w:r>
       <w:proofErr w:type="spellEnd"/>
       <w:r>
-        <w:t xml:space="preserve"> </w:t>
-      </w:r>
-      <w:proofErr w:type="spellStart"/>
-      <w:r>
-        <w:t>rollAngle</w:t>
-      </w:r>
-      <w:proofErr w:type="spellEnd"/>
-      <w:r>
-        <w:t>(roll, Eigen::Vector3d::</w:t>
-      </w:r>
-      <w:proofErr w:type="spellStart"/>
-      <w:r>
-        <w:t>UnitX</w:t>
-      </w:r>
-      <w:proofErr w:type="spellEnd"/>
-      <w:r>
-        <w:t>());</w:t>
+        <w:t>(</w:t>
+      </w:r>
+      <w:proofErr w:type="gramEnd"/>
+      <w:r>
+        <w:t>));</w:t>
       </w:r>
     </w:p>
     <w:p>
@@ -8319,55 +8475,58 @@
         </w:pBdr>
         <w:ind w:firstLine="480"/>
       </w:pPr>
+      <w:r>
+        <w:t xml:space="preserve">const </w:t>
+      </w:r>
+      <w:proofErr w:type="gramStart"/>
+      <w:r>
+        <w:t>Eigen::</w:t>
+      </w:r>
       <w:proofErr w:type="spellStart"/>
+      <w:proofErr w:type="gramEnd"/>
+      <w:r>
+        <w:t>Quaterniond</w:t>
+      </w:r>
+      <w:proofErr w:type="spellEnd"/>
+      <w:r>
+        <w:t xml:space="preserve"> </w:t>
+      </w:r>
+      <w:proofErr w:type="spellStart"/>
+      <w:r>
+        <w:t>qnb</w:t>
+      </w:r>
+      <w:proofErr w:type="spellEnd"/>
+      <w:r>
+        <w:t xml:space="preserve"> = (</w:t>
+      </w:r>
+      <w:proofErr w:type="spellStart"/>
+      <w:r>
+        <w:t>yawAngle</w:t>
+      </w:r>
+      <w:proofErr w:type="spellEnd"/>
+      <w:r>
+        <w:t>*</w:t>
+      </w:r>
+      <w:proofErr w:type="spellStart"/>
+      <w:r>
+        <w:t>pitchAngle</w:t>
+      </w:r>
+      <w:proofErr w:type="spellEnd"/>
+      <w:r>
+        <w:t>*</w:t>
+      </w:r>
+      <w:proofErr w:type="spellStart"/>
+      <w:r>
+        <w:t>rollAngle</w:t>
+      </w:r>
+      <w:proofErr w:type="spellEnd"/>
       <w:proofErr w:type="gramStart"/>
       <w:r>
-        <w:t>const</w:t>
-      </w:r>
-      <w:proofErr w:type="spellEnd"/>
+        <w:t>).conjugate</w:t>
+      </w:r>
       <w:proofErr w:type="gramEnd"/>
       <w:r>
-        <w:t xml:space="preserve"> Eigen::</w:t>
-      </w:r>
-      <w:proofErr w:type="spellStart"/>
-      <w:r>
-        <w:t>Quaterniond</w:t>
-      </w:r>
-      <w:proofErr w:type="spellEnd"/>
-      <w:r>
-        <w:t xml:space="preserve"> </w:t>
-      </w:r>
-      <w:proofErr w:type="spellStart"/>
-      <w:r>
-        <w:t>qnb</w:t>
-      </w:r>
-      <w:proofErr w:type="spellEnd"/>
-      <w:r>
-        <w:t xml:space="preserve"> = (</w:t>
-      </w:r>
-      <w:proofErr w:type="spellStart"/>
-      <w:r>
-        <w:t>yawAngle</w:t>
-      </w:r>
-      <w:proofErr w:type="spellEnd"/>
-      <w:r>
-        <w:t>*</w:t>
-      </w:r>
-      <w:proofErr w:type="spellStart"/>
-      <w:r>
-        <w:t>pitchAngle</w:t>
-      </w:r>
-      <w:proofErr w:type="spellEnd"/>
-      <w:r>
-        <w:t>*</w:t>
-      </w:r>
-      <w:proofErr w:type="spellStart"/>
-      <w:r>
-        <w:t>rollAngle</w:t>
-      </w:r>
-      <w:proofErr w:type="spellEnd"/>
-      <w:r>
-        <w:t>).conjugate();</w:t>
+        <w:t>();</w:t>
       </w:r>
     </w:p>
     <w:p>
@@ -12178,11 +12337,19 @@
       </w:r>
       <w:proofErr w:type="spellStart"/>
       <w:r>
-        <w:t>moment_body</w:t>
+        <w:t>moment_</w:t>
+      </w:r>
+      <w:proofErr w:type="gramStart"/>
+      <w:r>
+        <w:t>body</w:t>
       </w:r>
       <w:proofErr w:type="spellEnd"/>
       <w:r>
-        <w:t xml:space="preserve">[1] = </w:t>
+        <w:t>[</w:t>
+      </w:r>
+      <w:proofErr w:type="gramEnd"/>
+      <w:r>
+        <w:t xml:space="preserve">1] = </w:t>
       </w:r>
       <w:proofErr w:type="spellStart"/>
       <w:r>
@@ -12213,11 +12380,19 @@
       </w:r>
       <w:proofErr w:type="spellStart"/>
       <w:r>
-        <w:t>moment_body</w:t>
+        <w:t>moment_</w:t>
+      </w:r>
+      <w:proofErr w:type="gramStart"/>
+      <w:r>
+        <w:t>body</w:t>
       </w:r>
       <w:proofErr w:type="spellEnd"/>
       <w:r>
-        <w:t xml:space="preserve">[2] = </w:t>
+        <w:t>[</w:t>
+      </w:r>
+      <w:proofErr w:type="gramEnd"/>
+      <w:r>
+        <w:t xml:space="preserve">2] = </w:t>
       </w:r>
       <w:proofErr w:type="spellStart"/>
       <w:r>
@@ -12317,23 +12492,23 @@
           <w:sz w:val="22"/>
         </w:rPr>
       </w:pPr>
+      <w:r>
+        <w:rPr>
+          <w:rFonts w:hint="eastAsia"/>
+        </w:rPr>
+        <w:t>state</w:t>
+      </w:r>
       <w:proofErr w:type="gramStart"/>
       <w:r>
-        <w:rPr>
-          <w:rFonts w:hint="eastAsia"/>
-        </w:rPr>
-        <w:t>state</w:t>
+        <w:t>=</w:t>
+      </w:r>
+      <w:r>
+        <w:rPr>
+          <w:sz w:val="22"/>
+        </w:rPr>
+        <w:t>[</w:t>
       </w:r>
       <w:proofErr w:type="gramEnd"/>
-      <w:r>
-        <w:t>=</w:t>
-      </w:r>
-      <w:r>
-        <w:rPr>
-          <w:sz w:val="22"/>
-        </w:rPr>
-        <w:t>[</w:t>
-      </w:r>
       <m:oMath>
         <m:r>
           <w:rPr>
@@ -13496,7 +13671,7 @@
             </w:pPr>
             <w:r>
               <w:rPr>
-                <w:rStyle w:val="HTML0"/>
+                <w:rStyle w:val="HTML1"/>
               </w:rPr>
               <w:t>P(t)</w:t>
             </w:r>
@@ -13558,12 +13733,13 @@
             <w:pPr>
               <w:ind w:firstLineChars="0" w:firstLine="0"/>
               <w:rPr>
-                <w:rStyle w:val="HTML0"/>
+                <w:rStyle w:val="HTML1"/>
+                <w:rFonts w:hint="eastAsia"/>
               </w:rPr>
             </w:pPr>
             <w:r>
               <w:rPr>
-                <w:rStyle w:val="HTML0"/>
+                <w:rStyle w:val="HTML1"/>
               </w:rPr>
               <w:t>m(t)</w:t>
             </w:r>
@@ -13625,20 +13801,21 @@
             <w:pPr>
               <w:ind w:firstLineChars="0" w:firstLine="0"/>
               <w:rPr>
-                <w:rStyle w:val="HTML0"/>
+                <w:rStyle w:val="HTML1"/>
+                <w:rFonts w:hint="eastAsia"/>
               </w:rPr>
             </w:pPr>
             <w:proofErr w:type="spellStart"/>
             <w:r>
               <w:rPr>
-                <w:rStyle w:val="HTML0"/>
+                <w:rStyle w:val="HTML1"/>
               </w:rPr>
               <w:t>Xcg</w:t>
             </w:r>
             <w:proofErr w:type="spellEnd"/>
             <w:r>
               <w:rPr>
-                <w:rStyle w:val="HTML0"/>
+                <w:rStyle w:val="HTML1"/>
               </w:rPr>
               <w:t>(t)</w:t>
             </w:r>
@@ -13710,50 +13887,37 @@
             <w:pPr>
               <w:ind w:firstLineChars="0" w:firstLine="0"/>
               <w:rPr>
-                <w:rStyle w:val="HTML0"/>
+                <w:rStyle w:val="HTML1"/>
+                <w:rFonts w:hint="eastAsia"/>
               </w:rPr>
             </w:pPr>
             <w:proofErr w:type="spellStart"/>
             <w:r>
               <w:rPr>
-                <w:rStyle w:val="HTML0"/>
+                <w:rStyle w:val="HTML1"/>
               </w:rPr>
               <w:t>Ixx</w:t>
             </w:r>
             <w:proofErr w:type="spellEnd"/>
             <w:r>
               <w:rPr>
-                <w:rStyle w:val="HTML0"/>
+                <w:rStyle w:val="HTML1"/>
               </w:rPr>
               <w:t xml:space="preserve">(t), </w:t>
             </w:r>
             <w:proofErr w:type="spellStart"/>
             <w:r>
               <w:rPr>
-                <w:rStyle w:val="HTML0"/>
+                <w:rStyle w:val="HTML1"/>
               </w:rPr>
               <w:t>Iyy</w:t>
             </w:r>
             <w:proofErr w:type="spellEnd"/>
             <w:r>
               <w:rPr>
-                <w:rStyle w:val="HTML0"/>
+                <w:rStyle w:val="HTML1"/>
               </w:rPr>
-              <w:t xml:space="preserve">(t), </w:t>
-            </w:r>
-            <w:proofErr w:type="spellStart"/>
-            <w:r>
-              <w:rPr>
-                <w:rStyle w:val="HTML0"/>
-              </w:rPr>
-              <w:t>Izz</w:t>
-            </w:r>
-            <w:proofErr w:type="spellEnd"/>
-            <w:r>
-              <w:rPr>
-                <w:rStyle w:val="HTML0"/>
-              </w:rPr>
-              <w:t>(t)</w:t>
+              <w:t>(t), Izz(t)</w:t>
             </w:r>
             <w:r>
               <w:t>模型，及其变化率。</w:t>
@@ -13813,12 +13977,13 @@
             <w:pPr>
               <w:ind w:firstLineChars="0" w:firstLine="0"/>
               <w:rPr>
-                <w:rStyle w:val="HTML0"/>
+                <w:rStyle w:val="HTML1"/>
+                <w:rFonts w:hint="eastAsia"/>
               </w:rPr>
             </w:pPr>
             <w:r>
               <w:rPr>
-                <w:rStyle w:val="HTML0"/>
+                <w:rStyle w:val="HTML1"/>
               </w:rPr>
               <w:t xml:space="preserve"> “十字形”摆动喷管</w:t>
             </w:r>
@@ -13849,7 +14014,7 @@
         <w:ind w:firstLine="480"/>
       </w:pPr>
       <w:r>
-        <w:object w:dxaOrig="9331" w:dyaOrig="6286">
+        <w:object w:dxaOrig="9331" w:dyaOrig="6286" w14:anchorId="25ACF251">
           <v:shapetype id="_x0000_t75" coordsize="21600,21600" o:spt="75" o:preferrelative="t" path="m@4@5l@4@11@9@11@9@5xe" filled="f" stroked="f">
             <v:stroke joinstyle="miter"/>
             <v:formulas>
@@ -13869,10 +14034,10 @@
             <v:path o:extrusionok="f" gradientshapeok="t" o:connecttype="rect"/>
             <o:lock v:ext="edit" aspectratio="t"/>
           </v:shapetype>
-          <v:shape id="_x0000_i1025" type="#_x0000_t75" style="width:385.65pt;height:259.85pt" o:ole="">
+          <v:shape id="_x0000_i1025" type="#_x0000_t75" style="width:385.8pt;height:259.8pt" o:ole="">
             <v:imagedata r:id="rId17" o:title=""/>
           </v:shape>
-          <o:OLEObject Type="Embed" ProgID="Visio.Drawing.15" ShapeID="_x0000_i1025" DrawAspect="Content" ObjectID="_1834058352" r:id="rId18"/>
+          <o:OLEObject Type="Embed" ProgID="Visio.Drawing.15" ShapeID="_x0000_i1025" DrawAspect="Content" ObjectID="_1838580731" r:id="rId18"/>
         </w:object>
       </w:r>
     </w:p>
@@ -16150,6 +16315,9 @@
       <w:pPr>
         <w:pStyle w:val="a4"/>
         <w:ind w:firstLine="480"/>
+        <w:rPr>
+          <w:rFonts w:hint="eastAsia"/>
+        </w:rPr>
       </w:pPr>
       <w:r>
         <w:rPr>
@@ -16204,6 +16372,9 @@
       <w:pPr>
         <w:pStyle w:val="a4"/>
         <w:ind w:firstLine="480"/>
+        <w:rPr>
+          <w:rFonts w:hint="eastAsia"/>
+        </w:rPr>
       </w:pPr>
       <m:oMathPara>
         <m:oMath>
@@ -16310,6 +16481,9 @@
       <w:pPr>
         <w:pStyle w:val="a4"/>
         <w:ind w:firstLine="480"/>
+        <w:rPr>
+          <w:rFonts w:hint="eastAsia"/>
+        </w:rPr>
       </w:pPr>
       <w:r>
         <w:t>其中：</w:t>
@@ -16323,6 +16497,9 @@
           <w:numId w:val="14"/>
         </w:numPr>
         <w:ind w:firstLine="482"/>
+        <w:rPr>
+          <w:rFonts w:hint="eastAsia"/>
+        </w:rPr>
       </w:pPr>
       <m:oMath>
         <m:r>
@@ -16344,6 +16521,9 @@
           <w:numId w:val="14"/>
         </w:numPr>
         <w:ind w:firstLine="482"/>
+        <w:rPr>
+          <w:rFonts w:hint="eastAsia"/>
+        </w:rPr>
       </w:pPr>
       <m:oMath>
         <m:acc>
@@ -16378,6 +16558,9 @@
           <w:numId w:val="14"/>
         </w:numPr>
         <w:ind w:firstLine="482"/>
+        <w:rPr>
+          <w:rFonts w:hint="eastAsia"/>
+        </w:rPr>
       </w:pPr>
       <m:oMath>
         <m:sSub>
@@ -16824,6 +17007,7 @@
             <w:pPr>
               <w:pStyle w:val="a4"/>
               <w:rPr>
+                <w:rFonts w:hint="eastAsia"/>
                 <w:b/>
                 <w:bCs/>
               </w:rPr>
@@ -16847,6 +17031,7 @@
             <w:pPr>
               <w:pStyle w:val="a4"/>
               <w:rPr>
+                <w:rFonts w:hint="eastAsia"/>
                 <w:b/>
                 <w:bCs/>
               </w:rPr>
@@ -16870,6 +17055,7 @@
             <w:pPr>
               <w:pStyle w:val="a4"/>
               <w:rPr>
+                <w:rFonts w:hint="eastAsia"/>
                 <w:b/>
                 <w:bCs/>
               </w:rPr>
@@ -16909,6 +17095,7 @@
             <w:pPr>
               <w:pStyle w:val="a4"/>
               <w:rPr>
+                <w:rFonts w:hint="eastAsia"/>
                 <w:b/>
                 <w:bCs/>
               </w:rPr>
@@ -16932,6 +17119,7 @@
             <w:pPr>
               <w:pStyle w:val="a4"/>
               <w:rPr>
+                <w:rFonts w:hint="eastAsia"/>
                 <w:b/>
                 <w:bCs/>
               </w:rPr>
@@ -16959,6 +17147,9 @@
           <w:p>
             <w:pPr>
               <w:pStyle w:val="a4"/>
+              <w:rPr>
+                <w:rFonts w:hint="eastAsia"/>
+              </w:rPr>
             </w:pPr>
             <w:r>
               <w:t>一级上升沿</w:t>
@@ -16975,6 +17166,9 @@
             <w:pPr>
               <w:pStyle w:val="a4"/>
               <w:ind w:firstLine="480"/>
+              <w:rPr>
+                <w:rFonts w:hint="eastAsia"/>
+              </w:rPr>
             </w:pPr>
             <w:r>
               <w:t>0.0-0.5</w:t>
@@ -16991,6 +17185,9 @@
             <w:pPr>
               <w:pStyle w:val="a4"/>
               <w:ind w:firstLine="480"/>
+              <w:rPr>
+                <w:rFonts w:hint="eastAsia"/>
+              </w:rPr>
             </w:pPr>
             <w:r>
               <w:t>0→130</w:t>
@@ -17007,6 +17204,9 @@
             <w:pPr>
               <w:pStyle w:val="a4"/>
               <w:ind w:firstLine="480"/>
+              <w:rPr>
+                <w:rFonts w:hint="eastAsia"/>
+              </w:rPr>
             </w:pPr>
             <w:r>
               <w:t>0.5</w:t>
@@ -17022,6 +17222,9 @@
           <w:p>
             <w:pPr>
               <w:pStyle w:val="a4"/>
+              <w:rPr>
+                <w:rFonts w:hint="eastAsia"/>
+              </w:rPr>
             </w:pPr>
             <w:r>
               <w:t>点火建立</w:t>
@@ -17042,6 +17245,9 @@
           <w:p>
             <w:pPr>
               <w:pStyle w:val="a4"/>
+              <w:rPr>
+                <w:rFonts w:hint="eastAsia"/>
+              </w:rPr>
             </w:pPr>
             <w:r>
               <w:t>一级</w:t>
@@ -17063,6 +17269,9 @@
             <w:pPr>
               <w:pStyle w:val="a4"/>
               <w:ind w:firstLine="480"/>
+              <w:rPr>
+                <w:rFonts w:hint="eastAsia"/>
+              </w:rPr>
             </w:pPr>
             <w:r>
               <w:t>0.5-3.5</w:t>
@@ -17079,6 +17288,9 @@
             <w:pPr>
               <w:pStyle w:val="a4"/>
               <w:ind w:firstLine="480"/>
+              <w:rPr>
+                <w:rFonts w:hint="eastAsia"/>
+              </w:rPr>
             </w:pPr>
             <w:r>
               <w:t>130</w:t>
@@ -17095,6 +17307,9 @@
             <w:pPr>
               <w:pStyle w:val="a4"/>
               <w:ind w:firstLine="480"/>
+              <w:rPr>
+                <w:rFonts w:hint="eastAsia"/>
+              </w:rPr>
             </w:pPr>
             <w:r>
               <w:t>3.0</w:t>
@@ -17110,6 +17325,9 @@
           <w:p>
             <w:pPr>
               <w:pStyle w:val="a4"/>
+              <w:rPr>
+                <w:rFonts w:hint="eastAsia"/>
+              </w:rPr>
             </w:pPr>
             <w:r>
               <w:t>稳定推力</w:t>
@@ -17130,6 +17348,9 @@
           <w:p>
             <w:pPr>
               <w:pStyle w:val="a4"/>
+              <w:rPr>
+                <w:rFonts w:hint="eastAsia"/>
+              </w:rPr>
             </w:pPr>
             <w:r>
               <w:t>一级下降沿</w:t>
@@ -17146,6 +17367,9 @@
             <w:pPr>
               <w:pStyle w:val="a4"/>
               <w:ind w:firstLine="480"/>
+              <w:rPr>
+                <w:rFonts w:hint="eastAsia"/>
+              </w:rPr>
             </w:pPr>
             <w:r>
               <w:t>3.5-4.0</w:t>
@@ -17162,6 +17386,9 @@
             <w:pPr>
               <w:pStyle w:val="a4"/>
               <w:ind w:firstLine="480"/>
+              <w:rPr>
+                <w:rFonts w:hint="eastAsia"/>
+              </w:rPr>
             </w:pPr>
             <w:r>
               <w:t>130→0</w:t>
@@ -17178,6 +17405,9 @@
             <w:pPr>
               <w:pStyle w:val="a4"/>
               <w:ind w:firstLine="480"/>
+              <w:rPr>
+                <w:rFonts w:hint="eastAsia"/>
+              </w:rPr>
             </w:pPr>
             <w:r>
               <w:t>0.5</w:t>
@@ -17193,6 +17423,9 @@
           <w:p>
             <w:pPr>
               <w:pStyle w:val="a4"/>
+              <w:rPr>
+                <w:rFonts w:hint="eastAsia"/>
+              </w:rPr>
             </w:pPr>
             <w:r>
               <w:t>推力衰减</w:t>
@@ -17213,6 +17446,9 @@
           <w:p>
             <w:pPr>
               <w:pStyle w:val="a4"/>
+              <w:rPr>
+                <w:rFonts w:hint="eastAsia"/>
+              </w:rPr>
             </w:pPr>
             <w:r>
               <w:t>二级上升沿</w:t>
@@ -17229,6 +17465,9 @@
             <w:pPr>
               <w:pStyle w:val="a4"/>
               <w:ind w:firstLine="480"/>
+              <w:rPr>
+                <w:rFonts w:hint="eastAsia"/>
+              </w:rPr>
             </w:pPr>
             <w:r>
               <w:t>4.0-4.1</w:t>
@@ -17245,6 +17484,9 @@
             <w:pPr>
               <w:pStyle w:val="a4"/>
               <w:ind w:firstLine="480"/>
+              <w:rPr>
+                <w:rFonts w:hint="eastAsia"/>
+              </w:rPr>
             </w:pPr>
             <w:r>
               <w:t>0→60</w:t>
@@ -17261,6 +17503,9 @@
             <w:pPr>
               <w:pStyle w:val="a4"/>
               <w:ind w:firstLine="480"/>
+              <w:rPr>
+                <w:rFonts w:hint="eastAsia"/>
+              </w:rPr>
             </w:pPr>
             <w:r>
               <w:t>0.1</w:t>
@@ -17276,6 +17521,9 @@
           <w:p>
             <w:pPr>
               <w:pStyle w:val="a4"/>
+              <w:rPr>
+                <w:rFonts w:hint="eastAsia"/>
+              </w:rPr>
             </w:pPr>
             <w:r>
               <w:t>快速切换</w:t>
@@ -17296,6 +17544,9 @@
           <w:p>
             <w:pPr>
               <w:pStyle w:val="a4"/>
+              <w:rPr>
+                <w:rFonts w:hint="eastAsia"/>
+              </w:rPr>
             </w:pPr>
             <w:r>
               <w:t>二级</w:t>
@@ -17317,6 +17568,9 @@
             <w:pPr>
               <w:pStyle w:val="a4"/>
               <w:ind w:firstLine="480"/>
+              <w:rPr>
+                <w:rFonts w:hint="eastAsia"/>
+              </w:rPr>
             </w:pPr>
             <w:r>
               <w:t>4.1-11.0</w:t>
@@ -17333,6 +17587,9 @@
             <w:pPr>
               <w:pStyle w:val="a4"/>
               <w:ind w:firstLine="480"/>
+              <w:rPr>
+                <w:rFonts w:hint="eastAsia"/>
+              </w:rPr>
             </w:pPr>
             <w:r>
               <w:t>60</w:t>
@@ -17349,6 +17606,9 @@
             <w:pPr>
               <w:pStyle w:val="a4"/>
               <w:ind w:firstLine="480"/>
+              <w:rPr>
+                <w:rFonts w:hint="eastAsia"/>
+              </w:rPr>
             </w:pPr>
             <w:r>
               <w:t>6.9</w:t>
@@ -17364,6 +17624,9 @@
           <w:p>
             <w:pPr>
               <w:pStyle w:val="a4"/>
+              <w:rPr>
+                <w:rFonts w:hint="eastAsia"/>
+              </w:rPr>
             </w:pPr>
             <w:r>
               <w:t>巡航推力</w:t>
@@ -17384,6 +17647,9 @@
           <w:p>
             <w:pPr>
               <w:pStyle w:val="a4"/>
+              <w:rPr>
+                <w:rFonts w:hint="eastAsia"/>
+              </w:rPr>
             </w:pPr>
             <w:r>
               <w:t>二级下降沿</w:t>
@@ -17400,6 +17666,9 @@
             <w:pPr>
               <w:pStyle w:val="a4"/>
               <w:ind w:firstLine="480"/>
+              <w:rPr>
+                <w:rFonts w:hint="eastAsia"/>
+              </w:rPr>
             </w:pPr>
             <w:r>
               <w:t>11.0-12.0</w:t>
@@ -17416,6 +17685,9 @@
             <w:pPr>
               <w:pStyle w:val="a4"/>
               <w:ind w:firstLine="480"/>
+              <w:rPr>
+                <w:rFonts w:hint="eastAsia"/>
+              </w:rPr>
             </w:pPr>
             <w:r>
               <w:t>60→0</w:t>
@@ -17432,6 +17704,9 @@
             <w:pPr>
               <w:pStyle w:val="a4"/>
               <w:ind w:firstLine="480"/>
+              <w:rPr>
+                <w:rFonts w:hint="eastAsia"/>
+              </w:rPr>
             </w:pPr>
             <w:r>
               <w:t>1.0</w:t>
@@ -17447,6 +17722,9 @@
           <w:p>
             <w:pPr>
               <w:pStyle w:val="a4"/>
+              <w:rPr>
+                <w:rFonts w:hint="eastAsia"/>
+              </w:rPr>
             </w:pPr>
             <w:r>
               <w:t>推进剂耗尽</w:t>
@@ -17931,7 +18209,7 @@
           <w:noProof/>
         </w:rPr>
         <w:drawing>
-          <wp:inline distT="0" distB="0" distL="0" distR="0">
+          <wp:inline distT="0" distB="0" distL="0" distR="0" wp14:anchorId="76D8E1F1" wp14:editId="7960D68E">
             <wp:extent cx="3228340" cy="1456055"/>
             <wp:effectExtent l="0" t="0" r="0" b="0"/>
             <wp:docPr id="39" name="图片 39"/>
@@ -17997,11 +18275,11 @@
         <w:jc w:val="center"/>
       </w:pPr>
       <w:r>
-        <w:object w:dxaOrig="3408" w:dyaOrig="3217">
-          <v:shape id="_x0000_i1026" type="#_x0000_t75" style="width:148.4pt;height:117.7pt" o:ole="">
+        <w:object w:dxaOrig="3408" w:dyaOrig="3217" w14:anchorId="1313F71B">
+          <v:shape id="_x0000_i1026" type="#_x0000_t75" style="width:148.2pt;height:117.6pt" o:ole="">
             <v:imagedata r:id="rId22" o:title="" croptop="3968f" cropbottom="-6165f" cropright="-15210f"/>
           </v:shape>
-          <o:OLEObject Type="Embed" ProgID="Visio.Drawing.15" ShapeID="_x0000_i1026" DrawAspect="Content" ObjectID="_1834058353" r:id="rId23"/>
+          <o:OLEObject Type="Embed" ProgID="Visio.Drawing.15" ShapeID="_x0000_i1026" DrawAspect="Content" ObjectID="_1838580732" r:id="rId23"/>
         </w:object>
       </w:r>
     </w:p>
@@ -19866,7 +20144,7 @@
     </w:p>
     <w:p>
       <w:pPr>
-        <w:pStyle w:val="21"/>
+        <w:pStyle w:val="22"/>
         <w:ind w:firstLine="560"/>
         <w:rPr>
           <w:rFonts w:cs="Times New Roman"/>
@@ -20110,7 +20388,7 @@
     </w:p>
     <w:p>
       <w:pPr>
-        <w:pStyle w:val="21"/>
+        <w:pStyle w:val="22"/>
         <w:ind w:firstLine="560"/>
         <w:rPr>
           <w:rFonts w:cs="Times New Roman"/>
@@ -20396,7 +20674,7 @@
     </w:p>
     <w:p>
       <w:pPr>
-        <w:pStyle w:val="21"/>
+        <w:pStyle w:val="22"/>
         <w:spacing w:line="240" w:lineRule="auto"/>
         <w:ind w:firstLine="560"/>
         <w:rPr>
@@ -20656,7 +20934,7 @@
     </w:p>
     <w:p>
       <w:pPr>
-        <w:pStyle w:val="21"/>
+        <w:pStyle w:val="22"/>
         <w:spacing w:line="240" w:lineRule="auto"/>
         <w:ind w:firstLine="560"/>
         <w:jc w:val="center"/>
@@ -20665,11 +20943,11 @@
         <w:rPr>
           <w:position w:val="-56"/>
         </w:rPr>
-        <w:object w:dxaOrig="2320" w:dyaOrig="1240">
-          <v:shape id="_x0000_i1027" type="#_x0000_t75" style="width:115.85pt;height:62pt" o:ole="">
+        <w:object w:dxaOrig="2320" w:dyaOrig="1240" w14:anchorId="7FFB8179">
+          <v:shape id="_x0000_i1027" type="#_x0000_t75" style="width:115.8pt;height:61.8pt" o:ole="">
             <v:imagedata r:id="rId25" o:title=""/>
           </v:shape>
-          <o:OLEObject Type="Embed" ProgID="Equation.DSMT4" ShapeID="_x0000_i1027" DrawAspect="Content" ObjectID="_1834058354" r:id="rId26"/>
+          <o:OLEObject Type="Embed" ProgID="Equation.DSMT4" ShapeID="_x0000_i1027" DrawAspect="Content" ObjectID="_1838580733" r:id="rId26"/>
         </w:object>
       </w:r>
     </w:p>
@@ -20681,11 +20959,11 @@
         <w:t>其中，</w:t>
       </w:r>
       <w:r>
-        <w:object w:dxaOrig="1800" w:dyaOrig="460">
-          <v:shape id="_x0000_i1028" type="#_x0000_t75" style="width:90.15pt;height:23.15pt" o:ole="">
+        <w:object w:dxaOrig="1800" w:dyaOrig="460" w14:anchorId="6EA307C6">
+          <v:shape id="_x0000_i1028" type="#_x0000_t75" style="width:90pt;height:23.4pt" o:ole="">
             <v:imagedata r:id="rId27" o:title=""/>
           </v:shape>
-          <o:OLEObject Type="Embed" ProgID="Equation.DSMT4" ShapeID="_x0000_i1028" DrawAspect="Content" ObjectID="_1834058355" r:id="rId28"/>
+          <o:OLEObject Type="Embed" ProgID="Equation.DSMT4" ShapeID="_x0000_i1028" DrawAspect="Content" ObjectID="_1838580734" r:id="rId28"/>
         </w:object>
       </w:r>
       <w:r>
@@ -20992,7 +21270,7 @@
     </w:p>
     <w:p>
       <w:pPr>
-        <w:pStyle w:val="21"/>
+        <w:pStyle w:val="22"/>
         <w:ind w:firstLineChars="0" w:firstLine="0"/>
         <w:rPr>
           <w:rFonts w:cs="Times New Roman"/>
@@ -21346,7 +21624,6 @@
               </m:ctrlPr>
             </m:dPr>
             <m:e>
-              <w:bookmarkStart w:id="0" w:name="_GoBack"/>
               <m:eqArr>
                 <m:eqArrPr>
                   <m:ctrlPr>
@@ -21877,7 +22154,6 @@
                   </m:sSub>
                 </m:e>
               </m:eqArr>
-              <w:bookmarkEnd w:id="0"/>
             </m:e>
           </m:d>
         </m:oMath>
@@ -22030,8 +22306,8 @@
           <w:numId w:val="2"/>
         </w:numPr>
       </w:pPr>
-      <w:bookmarkStart w:id="1" w:name="OLE_LINK19"/>
-      <w:bookmarkStart w:id="2" w:name="OLE_LINK20"/>
+      <w:bookmarkStart w:id="0" w:name="OLE_LINK19"/>
+      <w:bookmarkStart w:id="1" w:name="OLE_LINK20"/>
       <w:r>
         <w:t>制导</w:t>
       </w:r>
@@ -22039,8 +22315,8 @@
         <w:t>系统设计</w:t>
       </w:r>
     </w:p>
+    <w:bookmarkEnd w:id="0"/>
     <w:bookmarkEnd w:id="1"/>
-    <w:bookmarkEnd w:id="2"/>
     <w:p>
       <w:pPr>
         <w:pStyle w:val="20"/>
@@ -22094,11 +22370,11 @@
         <w:rPr>
           <w:position w:val="-24"/>
         </w:rPr>
-        <w:object w:dxaOrig="3060" w:dyaOrig="620">
-          <v:shape id="_x0000_i1029" type="#_x0000_t75" style="width:153.4pt;height:30.7pt" o:ole="">
+        <w:object w:dxaOrig="3060" w:dyaOrig="620" w14:anchorId="7F6E2AD7">
+          <v:shape id="_x0000_i1029" type="#_x0000_t75" style="width:153.6pt;height:30.6pt" o:ole="">
             <v:imagedata r:id="rId29" o:title=""/>
           </v:shape>
-          <o:OLEObject Type="Embed" ProgID="Equation.DSMT4" ShapeID="_x0000_i1029" DrawAspect="Content" ObjectID="_1834058356" r:id="rId30"/>
+          <o:OLEObject Type="Embed" ProgID="Equation.DSMT4" ShapeID="_x0000_i1029" DrawAspect="Content" ObjectID="_1838580735" r:id="rId30"/>
         </w:object>
       </w:r>
       <w:r>
@@ -22135,11 +22411,11 @@
         <w:rPr>
           <w:position w:val="-6"/>
         </w:rPr>
-        <w:object w:dxaOrig="980" w:dyaOrig="279">
-          <v:shape id="_x0000_i1030" type="#_x0000_t75" style="width:48.85pt;height:14.4pt" o:ole="">
+        <w:object w:dxaOrig="980" w:dyaOrig="279" w14:anchorId="406E7A4F">
+          <v:shape id="_x0000_i1030" type="#_x0000_t75" style="width:48.6pt;height:14.4pt" o:ole="">
             <v:imagedata r:id="rId31" o:title=""/>
           </v:shape>
-          <o:OLEObject Type="Embed" ProgID="Equation.DSMT4" ShapeID="_x0000_i1030" DrawAspect="Content" ObjectID="_1834058357" r:id="rId32"/>
+          <o:OLEObject Type="Embed" ProgID="Equation.DSMT4" ShapeID="_x0000_i1030" DrawAspect="Content" ObjectID="_1838580736" r:id="rId32"/>
         </w:object>
       </w:r>
       <w:r>
@@ -22175,11 +22451,11 @@
         <w:rPr>
           <w:position w:val="-16"/>
         </w:rPr>
-        <w:object w:dxaOrig="5260" w:dyaOrig="440">
-          <v:shape id="_x0000_i1031" type="#_x0000_t75" style="width:263.6pt;height:21.9pt" o:ole="">
+        <w:object w:dxaOrig="5260" w:dyaOrig="440" w14:anchorId="6956FA72">
+          <v:shape id="_x0000_i1031" type="#_x0000_t75" style="width:263.4pt;height:21.6pt" o:ole="">
             <v:imagedata r:id="rId33" o:title=""/>
           </v:shape>
-          <o:OLEObject Type="Embed" ProgID="Equation.DSMT4" ShapeID="_x0000_i1031" DrawAspect="Content" ObjectID="_1834058358" r:id="rId34"/>
+          <o:OLEObject Type="Embed" ProgID="Equation.DSMT4" ShapeID="_x0000_i1031" DrawAspect="Content" ObjectID="_1838580737" r:id="rId34"/>
         </w:object>
       </w:r>
       <w:r>
@@ -22188,7 +22464,7 @@
     </w:p>
     <w:p>
       <w:pPr>
-        <w:pStyle w:val="21"/>
+        <w:pStyle w:val="22"/>
         <w:ind w:firstLine="560"/>
         <w:rPr>
           <w:rFonts w:cs="Times New Roman"/>
@@ -22205,11 +22481,11 @@
           <w:rFonts w:cs="Times New Roman"/>
           <w:position w:val="-12"/>
         </w:rPr>
-        <w:object w:dxaOrig="420" w:dyaOrig="360">
-          <v:shape id="_x0000_i1032" type="#_x0000_t75" style="width:20.65pt;height:18.15pt" o:ole="">
+        <w:object w:dxaOrig="420" w:dyaOrig="360" w14:anchorId="48D2C7C6">
+          <v:shape id="_x0000_i1032" type="#_x0000_t75" style="width:20.4pt;height:18pt" o:ole="">
             <v:imagedata r:id="rId35" o:title=""/>
           </v:shape>
-          <o:OLEObject Type="Embed" ProgID="Equation.DSMT4" ShapeID="_x0000_i1032" DrawAspect="Content" ObjectID="_1834058359" r:id="rId36"/>
+          <o:OLEObject Type="Embed" ProgID="Equation.DSMT4" ShapeID="_x0000_i1032" DrawAspect="Content" ObjectID="_1838580738" r:id="rId36"/>
         </w:object>
       </w:r>
       <w:r>
@@ -22229,7 +22505,7 @@
     </w:p>
     <w:p>
       <w:pPr>
-        <w:pStyle w:val="21"/>
+        <w:pStyle w:val="22"/>
         <w:ind w:firstLine="560"/>
         <w:rPr>
           <w:rFonts w:cs="Times New Roman"/>
@@ -22246,11 +22522,11 @@
           <w:rFonts w:cs="Times New Roman"/>
           <w:position w:val="-14"/>
         </w:rPr>
-        <w:object w:dxaOrig="300" w:dyaOrig="380">
-          <v:shape id="_x0000_i1033" type="#_x0000_t75" style="width:15.05pt;height:18.8pt" o:ole="">
+        <w:object w:dxaOrig="300" w:dyaOrig="380" w14:anchorId="5946C108">
+          <v:shape id="_x0000_i1033" type="#_x0000_t75" style="width:15pt;height:18.6pt" o:ole="">
             <v:imagedata r:id="rId37" o:title=""/>
           </v:shape>
-          <o:OLEObject Type="Embed" ProgID="Equation.DSMT4" ShapeID="_x0000_i1033" DrawAspect="Content" ObjectID="_1834058360" r:id="rId38"/>
+          <o:OLEObject Type="Embed" ProgID="Equation.DSMT4" ShapeID="_x0000_i1033" DrawAspect="Content" ObjectID="_1838580739" r:id="rId38"/>
         </w:object>
       </w:r>
       <w:r>
@@ -22270,7 +22546,7 @@
     </w:p>
     <w:p>
       <w:pPr>
-        <w:pStyle w:val="21"/>
+        <w:pStyle w:val="22"/>
         <w:ind w:firstLine="560"/>
         <w:rPr>
           <w:rFonts w:cs="Times New Roman"/>
@@ -22287,11 +22563,11 @@
           <w:rFonts w:cs="Times New Roman"/>
           <w:position w:val="-12"/>
         </w:rPr>
-        <w:object w:dxaOrig="380" w:dyaOrig="360">
-          <v:shape id="_x0000_i1034" type="#_x0000_t75" style="width:18.8pt;height:18.15pt" o:ole="">
+        <w:object w:dxaOrig="380" w:dyaOrig="360" w14:anchorId="0A684266">
+          <v:shape id="_x0000_i1034" type="#_x0000_t75" style="width:18.6pt;height:18pt" o:ole="">
             <v:imagedata r:id="rId39" o:title=""/>
           </v:shape>
-          <o:OLEObject Type="Embed" ProgID="Equation.DSMT4" ShapeID="_x0000_i1034" DrawAspect="Content" ObjectID="_1834058361" r:id="rId40"/>
+          <o:OLEObject Type="Embed" ProgID="Equation.DSMT4" ShapeID="_x0000_i1034" DrawAspect="Content" ObjectID="_1838580740" r:id="rId40"/>
         </w:object>
       </w:r>
       <w:r>
@@ -22311,7 +22587,7 @@
     </w:p>
     <w:p>
       <w:pPr>
-        <w:pStyle w:val="21"/>
+        <w:pStyle w:val="22"/>
         <w:ind w:firstLine="560"/>
         <w:rPr>
           <w:rFonts w:cs="Times New Roman"/>
@@ -22328,11 +22604,11 @@
           <w:rFonts w:cs="Times New Roman"/>
           <w:position w:val="-12"/>
         </w:rPr>
-        <w:object w:dxaOrig="240" w:dyaOrig="360">
-          <v:shape id="_x0000_i1035" type="#_x0000_t75" style="width:11.9pt;height:18.15pt" o:ole="">
+        <w:object w:dxaOrig="240" w:dyaOrig="360" w14:anchorId="5CC80B82">
+          <v:shape id="_x0000_i1035" type="#_x0000_t75" style="width:12pt;height:18pt" o:ole="">
             <v:imagedata r:id="rId41" o:title=""/>
           </v:shape>
-          <o:OLEObject Type="Embed" ProgID="Equation.DSMT4" ShapeID="_x0000_i1035" DrawAspect="Content" ObjectID="_1834058362" r:id="rId42"/>
+          <o:OLEObject Type="Embed" ProgID="Equation.DSMT4" ShapeID="_x0000_i1035" DrawAspect="Content" ObjectID="_1838580741" r:id="rId42"/>
         </w:object>
       </w:r>
       <w:r>
@@ -22352,7 +22628,7 @@
     </w:p>
     <w:p>
       <w:pPr>
-        <w:pStyle w:val="21"/>
+        <w:pStyle w:val="22"/>
         <w:ind w:firstLine="560"/>
         <w:rPr>
           <w:rFonts w:cs="Times New Roman"/>
@@ -22369,11 +22645,11 @@
           <w:rFonts w:cs="Times New Roman"/>
           <w:position w:val="-6"/>
         </w:rPr>
-        <w:object w:dxaOrig="200" w:dyaOrig="279">
-          <v:shape id="_x0000_i1036" type="#_x0000_t75" style="width:9.4pt;height:14.4pt" o:ole="">
+        <w:object w:dxaOrig="200" w:dyaOrig="279" w14:anchorId="016E6CDF">
+          <v:shape id="_x0000_i1036" type="#_x0000_t75" style="width:9.6pt;height:14.4pt" o:ole="">
             <v:imagedata r:id="rId43" o:title=""/>
           </v:shape>
-          <o:OLEObject Type="Embed" ProgID="Equation.DSMT4" ShapeID="_x0000_i1036" DrawAspect="Content" ObjectID="_1834058363" r:id="rId44"/>
+          <o:OLEObject Type="Embed" ProgID="Equation.DSMT4" ShapeID="_x0000_i1036" DrawAspect="Content" ObjectID="_1838580742" r:id="rId44"/>
         </w:object>
       </w:r>
       <w:r>
@@ -22393,7 +22669,7 @@
     </w:p>
     <w:p>
       <w:pPr>
-        <w:pStyle w:val="21"/>
+        <w:pStyle w:val="22"/>
         <w:spacing w:line="240" w:lineRule="auto"/>
         <w:ind w:firstLine="480"/>
         <w:rPr>
@@ -22413,11 +22689,11 @@
           <w:rFonts w:cs="Times New Roman"/>
           <w:position w:val="-24"/>
         </w:rPr>
-        <w:object w:dxaOrig="400" w:dyaOrig="620">
-          <v:shape id="_x0000_i1037" type="#_x0000_t75" style="width:20.65pt;height:30.7pt" o:ole="">
+        <w:object w:dxaOrig="400" w:dyaOrig="620" w14:anchorId="0453570B">
+          <v:shape id="_x0000_i1037" type="#_x0000_t75" style="width:20.4pt;height:30.6pt" o:ole="">
             <v:imagedata r:id="rId45" o:title=""/>
           </v:shape>
-          <o:OLEObject Type="Embed" ProgID="Equation.DSMT4" ShapeID="_x0000_i1037" DrawAspect="Content" ObjectID="_1834058364" r:id="rId46"/>
+          <o:OLEObject Type="Embed" ProgID="Equation.DSMT4" ShapeID="_x0000_i1037" DrawAspect="Content" ObjectID="_1838580743" r:id="rId46"/>
         </w:object>
       </w:r>
       <w:r>
@@ -22441,11 +22717,11 @@
         <w:rPr>
           <w:position w:val="-24"/>
         </w:rPr>
-        <w:object w:dxaOrig="5380" w:dyaOrig="620">
-          <v:shape id="_x0000_i1038" type="#_x0000_t75" style="width:269.2pt;height:30.7pt" o:ole="">
+        <w:object w:dxaOrig="5380" w:dyaOrig="620" w14:anchorId="0C3F0509">
+          <v:shape id="_x0000_i1038" type="#_x0000_t75" style="width:269.4pt;height:30.6pt" o:ole="">
             <v:imagedata r:id="rId47" o:title=""/>
           </v:shape>
-          <o:OLEObject Type="Embed" ProgID="Equation.DSMT4" ShapeID="_x0000_i1038" DrawAspect="Content" ObjectID="_1834058365" r:id="rId48"/>
+          <o:OLEObject Type="Embed" ProgID="Equation.DSMT4" ShapeID="_x0000_i1038" DrawAspect="Content" ObjectID="_1838580744" r:id="rId48"/>
         </w:object>
       </w:r>
       <w:r>
@@ -22531,7 +22807,7 @@
     </w:p>
     <w:p>
       <w:pPr>
-        <w:pStyle w:val="21"/>
+        <w:pStyle w:val="22"/>
         <w:ind w:firstLine="480"/>
         <w:rPr>
           <w:rFonts w:ascii="Cambria Math" w:eastAsiaTheme="minorEastAsia" w:hAnsi="Cambria Math" w:cstheme="minorBidi"/>
@@ -22574,7 +22850,7 @@
     </w:p>
     <w:p>
       <w:pPr>
-        <w:pStyle w:val="21"/>
+        <w:pStyle w:val="22"/>
         <w:ind w:firstLine="480"/>
         <w:rPr>
           <w:rFonts w:ascii="Cambria Math" w:eastAsiaTheme="minorEastAsia" w:hAnsi="Cambria Math" w:cstheme="minorBidi"/>
@@ -22603,11 +22879,11 @@
         <w:rPr>
           <w:position w:val="-24"/>
         </w:rPr>
-        <w:object w:dxaOrig="1920" w:dyaOrig="620">
-          <v:shape id="_x0000_i1039" type="#_x0000_t75" style="width:96.4pt;height:30.7pt" o:ole="">
+        <w:object w:dxaOrig="1920" w:dyaOrig="620" w14:anchorId="68B0E68B">
+          <v:shape id="_x0000_i1039" type="#_x0000_t75" style="width:96.6pt;height:30.6pt" o:ole="">
             <v:imagedata r:id="rId49" o:title=""/>
           </v:shape>
-          <o:OLEObject Type="Embed" ProgID="Equation.DSMT4" ShapeID="_x0000_i1039" DrawAspect="Content" ObjectID="_1834058366" r:id="rId50"/>
+          <o:OLEObject Type="Embed" ProgID="Equation.DSMT4" ShapeID="_x0000_i1039" DrawAspect="Content" ObjectID="_1838580745" r:id="rId50"/>
         </w:object>
       </w:r>
       <w:r>
@@ -22625,7 +22901,7 @@
       </w:pPr>
       <w:r>
         <w:drawing>
-          <wp:inline distT="0" distB="0" distL="0" distR="0">
+          <wp:inline distT="0" distB="0" distL="0" distR="0" wp14:anchorId="65894CE0" wp14:editId="5F570C62">
             <wp:extent cx="2628900" cy="2612390"/>
             <wp:effectExtent l="0" t="0" r="0" b="0"/>
             <wp:docPr id="7" name="图片 7" descr="说明: 比例导引"/>
@@ -22717,7 +22993,7 @@
     </w:p>
     <w:p>
       <w:pPr>
-        <w:pStyle w:val="21"/>
+        <w:pStyle w:val="22"/>
         <w:ind w:firstLine="480"/>
         <w:rPr>
           <w:rFonts w:ascii="Cambria Math" w:eastAsiaTheme="minorEastAsia" w:hAnsi="Cambria Math" w:cstheme="minorBidi"/>
@@ -22744,11 +23020,11 @@
         <w:rPr>
           <w:position w:val="-128"/>
         </w:rPr>
-        <w:object w:dxaOrig="2520" w:dyaOrig="2680">
-          <v:shape id="_x0000_i1040" type="#_x0000_t75" style="width:126.45pt;height:134.6pt" o:ole="">
+        <w:object w:dxaOrig="2520" w:dyaOrig="2680" w14:anchorId="2982F1BB">
+          <v:shape id="_x0000_i1040" type="#_x0000_t75" style="width:126.6pt;height:134.4pt" o:ole="">
             <v:imagedata r:id="rId52" o:title=""/>
           </v:shape>
-          <o:OLEObject Type="Embed" ProgID="Equation.DSMT4" ShapeID="_x0000_i1040" DrawAspect="Content" ObjectID="_1834058367" r:id="rId53"/>
+          <o:OLEObject Type="Embed" ProgID="Equation.DSMT4" ShapeID="_x0000_i1040" DrawAspect="Content" ObjectID="_1838580746" r:id="rId53"/>
         </w:object>
       </w:r>
     </w:p>
@@ -22780,12 +23056,12 @@
           <w:numId w:val="2"/>
         </w:numPr>
       </w:pPr>
-      <w:bookmarkStart w:id="3" w:name="OLE_LINK47"/>
+      <w:bookmarkStart w:id="2" w:name="OLE_LINK47"/>
       <w:r>
         <w:t>控制系统设计</w:t>
       </w:r>
     </w:p>
-    <w:bookmarkEnd w:id="3"/>
+    <w:bookmarkEnd w:id="2"/>
     <w:p>
       <w:pPr>
         <w:ind w:firstLine="480"/>
@@ -22817,7 +23093,7 @@
           <w:numId w:val="2"/>
         </w:numPr>
       </w:pPr>
-      <w:bookmarkStart w:id="4" w:name="OLE_LINK46"/>
+      <w:bookmarkStart w:id="3" w:name="OLE_LINK46"/>
       <w:r>
         <w:rPr>
           <w:rFonts w:hint="eastAsia"/>
@@ -23041,83 +23317,81 @@
         <w:jc w:val="center"/>
       </w:pPr>
       <w:proofErr w:type="spellStart"/>
+      <w:r>
+        <w:t>wc</w:t>
+      </w:r>
+      <w:proofErr w:type="spellEnd"/>
+      <w:r>
+        <w:t>&lt;</w:t>
+      </w:r>
+      <w:proofErr w:type="spellStart"/>
+      <w:r>
+        <w:t>wb</w:t>
+      </w:r>
+      <w:proofErr w:type="spellEnd"/>
+      <w:r>
+        <w:t>&lt;2wc</w:t>
+      </w:r>
+    </w:p>
+    <w:p>
+      <w:pPr>
+        <w:ind w:firstLine="480"/>
+      </w:pPr>
+      <w:r>
+        <w:rPr>
+          <w:rFonts w:hint="eastAsia"/>
+        </w:rPr>
+        <w:t>故在工程上，也常称。，为带宽。</w:t>
+      </w:r>
+    </w:p>
+    <w:p>
+      <w:pPr>
+        <w:ind w:firstLine="480"/>
+      </w:pPr>
+      <w:r>
+        <w:rPr>
+          <w:rFonts w:hint="eastAsia"/>
+        </w:rPr>
+        <w:t>注</w:t>
+      </w:r>
+      <w:r>
+        <w:rPr>
+          <w:rFonts w:hint="eastAsia"/>
+        </w:rPr>
+        <w:t>:</w:t>
+      </w:r>
+      <w:r>
+        <w:rPr>
+          <w:rFonts w:hint="eastAsia"/>
+        </w:rPr>
+        <w:t>上述公式成立有一个前提条件，即开环系统截止频率</w:t>
+      </w:r>
+      <w:proofErr w:type="spellStart"/>
+      <w:r>
+        <w:rPr>
+          <w:rFonts w:hint="eastAsia"/>
+        </w:rPr>
+        <w:t>w</w:t>
+      </w:r>
+      <w:r>
+        <w:t>c</w:t>
+      </w:r>
+      <w:proofErr w:type="spellEnd"/>
+      <w:r>
+        <w:rPr>
+          <w:rFonts w:hint="eastAsia"/>
+        </w:rPr>
+        <w:t>。前后一定宽度的频率范围内，</w:t>
+      </w:r>
       <w:proofErr w:type="gramStart"/>
       <w:r>
-        <w:t>wc</w:t>
-      </w:r>
-      <w:proofErr w:type="spellEnd"/>
-      <w:r>
-        <w:t>&lt;</w:t>
-      </w:r>
-      <w:proofErr w:type="spellStart"/>
+        <w:rPr>
+          <w:rFonts w:hint="eastAsia"/>
+        </w:rPr>
+        <w:t>其幅频</w:t>
+      </w:r>
       <w:proofErr w:type="gramEnd"/>
       <w:r>
-        <w:t>wb</w:t>
-      </w:r>
-      <w:proofErr w:type="spellEnd"/>
-      <w:r>
-        <w:t>&lt;2wc</w:t>
-      </w:r>
-    </w:p>
-    <w:p>
-      <w:pPr>
-        <w:ind w:firstLine="480"/>
-      </w:pPr>
-      <w:r>
-        <w:rPr>
-          <w:rFonts w:hint="eastAsia"/>
-        </w:rPr>
-        <w:t>故在工程上，也常称。，为带宽。</w:t>
-      </w:r>
-    </w:p>
-    <w:p>
-      <w:pPr>
-        <w:ind w:firstLine="480"/>
-      </w:pPr>
-      <w:r>
-        <w:rPr>
-          <w:rFonts w:hint="eastAsia"/>
-        </w:rPr>
-        <w:t>注</w:t>
-      </w:r>
-      <w:r>
-        <w:rPr>
-          <w:rFonts w:hint="eastAsia"/>
-        </w:rPr>
-        <w:t>:</w:t>
-      </w:r>
-      <w:r>
-        <w:rPr>
-          <w:rFonts w:hint="eastAsia"/>
-        </w:rPr>
-        <w:t>上述公式成立有一个前提条件，即开环系统截止频率</w:t>
-      </w:r>
-      <w:proofErr w:type="spellStart"/>
-      <w:r>
-        <w:rPr>
-          <w:rFonts w:hint="eastAsia"/>
-        </w:rPr>
-        <w:t>w</w:t>
-      </w:r>
-      <w:r>
-        <w:t>c</w:t>
-      </w:r>
-      <w:proofErr w:type="spellEnd"/>
-      <w:r>
-        <w:rPr>
-          <w:rFonts w:hint="eastAsia"/>
-        </w:rPr>
-        <w:t>。前后一定宽度的频率范围内，</w:t>
-      </w:r>
-      <w:proofErr w:type="gramStart"/>
-      <w:r>
-        <w:rPr>
-          <w:rFonts w:hint="eastAsia"/>
-        </w:rPr>
-        <w:t>其幅频</w:t>
-      </w:r>
-      <w:proofErr w:type="gramEnd"/>
-      <w:r>
         <w:rPr>
           <w:rFonts w:hint="eastAsia"/>
         </w:rPr>
@@ -23127,16 +23401,8 @@
         <w:rPr>
           <w:rFonts w:hint="eastAsia"/>
         </w:rPr>
-        <w:t>-20dB/</w:t>
-      </w:r>
-      <w:proofErr w:type="spellStart"/>
-      <w:r>
-        <w:rPr>
-          <w:rFonts w:hint="eastAsia"/>
-        </w:rPr>
-        <w:t>dec</w:t>
-      </w:r>
-      <w:proofErr w:type="spellEnd"/>
+        <w:t>-20dB/dec</w:t>
+      </w:r>
       <w:r>
         <w:rPr>
           <w:rFonts w:hint="eastAsia"/>
@@ -23156,7 +23422,7 @@
         <w:t>控制系统延时裕度</w:t>
       </w:r>
     </w:p>
-    <w:bookmarkEnd w:id="4"/>
+    <w:bookmarkEnd w:id="3"/>
     <w:p>
       <w:pPr>
         <w:ind w:firstLine="480"/>
@@ -23265,9 +23531,9 @@
             </w:rPr>
             <m:t>=</m:t>
           </m:r>
-          <w:bookmarkStart w:id="5" w:name="OLE_LINK35"/>
-          <w:bookmarkStart w:id="6" w:name="OLE_LINK36"/>
-          <w:bookmarkStart w:id="7" w:name="OLE_LINK39"/>
+          <w:bookmarkStart w:id="4" w:name="OLE_LINK35"/>
+          <w:bookmarkStart w:id="5" w:name="OLE_LINK36"/>
+          <w:bookmarkStart w:id="6" w:name="OLE_LINK39"/>
           <m:sSub>
             <m:sSubPr>
               <m:ctrlPr>
@@ -23319,8 +23585,8 @@
               </m:r>
             </m:e>
           </m:d>
+          <w:bookmarkEnd w:id="4"/>
           <w:bookmarkEnd w:id="5"/>
-          <w:bookmarkEnd w:id="6"/>
           <m:r>
             <m:rPr>
               <m:sty m:val="p"/>
@@ -23407,8 +23673,8 @@
               </m:r>
             </m:e>
           </m:d>
-          <w:bookmarkStart w:id="8" w:name="OLE_LINK37"/>
-          <w:bookmarkStart w:id="9" w:name="OLE_LINK38"/>
+          <w:bookmarkStart w:id="7" w:name="OLE_LINK37"/>
+          <w:bookmarkStart w:id="8" w:name="OLE_LINK38"/>
           <m:sSub>
             <m:sSubPr>
               <m:ctrlPr>
@@ -23451,9 +23717,9 @@
           </m:r>
         </m:oMath>
       </m:oMathPara>
+      <w:bookmarkEnd w:id="6"/>
       <w:bookmarkEnd w:id="7"/>
       <w:bookmarkEnd w:id="8"/>
-      <w:bookmarkEnd w:id="9"/>
     </w:p>
     <w:p>
       <w:pPr>
@@ -23510,7 +23776,7 @@
             </w:rPr>
             <m:t>=</m:t>
           </m:r>
-          <w:bookmarkStart w:id="10" w:name="OLE_LINK40"/>
+          <w:bookmarkStart w:id="9" w:name="OLE_LINK40"/>
           <m:r>
             <m:rPr>
               <m:sty m:val="p"/>
@@ -23677,7 +23943,7 @@
           </m:f>
         </m:oMath>
       </m:oMathPara>
-      <w:bookmarkEnd w:id="10"/>
+      <w:bookmarkEnd w:id="9"/>
     </w:p>
     <w:p>
       <w:pPr>
@@ -24146,8 +24412,8 @@
         </w:rPr>
         <w:t>变换后的开环系统的截止频率为</w:t>
       </w:r>
-      <w:bookmarkStart w:id="11" w:name="OLE_LINK43"/>
-      <w:bookmarkStart w:id="12" w:name="OLE_LINK44"/>
+      <w:bookmarkStart w:id="10" w:name="OLE_LINK43"/>
+      <w:bookmarkStart w:id="11" w:name="OLE_LINK44"/>
       <m:oMath>
         <m:sSub>
           <m:sSubPr>
@@ -24175,13 +24441,13 @@
           </m:sub>
         </m:sSub>
       </m:oMath>
+      <w:bookmarkEnd w:id="10"/>
       <w:bookmarkEnd w:id="11"/>
-      <w:bookmarkEnd w:id="12"/>
       <w:r>
         <w:t>，相位裕度为</w:t>
       </w:r>
-      <w:bookmarkStart w:id="13" w:name="OLE_LINK41"/>
-      <w:bookmarkStart w:id="14" w:name="OLE_LINK42"/>
+      <w:bookmarkStart w:id="12" w:name="OLE_LINK41"/>
+      <w:bookmarkStart w:id="13" w:name="OLE_LINK42"/>
       <m:oMath>
         <m:r>
           <m:rPr>
@@ -24193,8 +24459,8 @@
           <m:t>γ</m:t>
         </m:r>
       </m:oMath>
+      <w:bookmarkEnd w:id="12"/>
       <w:bookmarkEnd w:id="13"/>
-      <w:bookmarkEnd w:id="14"/>
       <w:r>
         <w:rPr>
           <w:rFonts w:hint="eastAsia"/>
@@ -24208,7 +24474,6 @@
         </w:rPr>
         <w:t>延时裕度</w:t>
       </w:r>
-      <w:proofErr w:type="spellStart"/>
       <w:proofErr w:type="gramEnd"/>
       <w:r>
         <w:rPr>
@@ -24216,7 +24481,6 @@
         </w:rPr>
         <w:t>Dm</w:t>
       </w:r>
-      <w:proofErr w:type="spellEnd"/>
       <w:r>
         <w:rPr>
           <w:rFonts w:hint="eastAsia"/>
@@ -24294,11 +24558,11 @@
         <w:ind w:firstLine="480"/>
       </w:pPr>
       <w:r>
-        <w:object w:dxaOrig="26052" w:dyaOrig="14473">
-          <v:shape id="_x0000_i1041" type="#_x0000_t75" style="width:329.3pt;height:200.95pt" o:ole="">
+        <w:object w:dxaOrig="26052" w:dyaOrig="14473" w14:anchorId="1F805C84">
+          <v:shape id="_x0000_i1041" type="#_x0000_t75" style="width:329.4pt;height:201pt" o:ole="">
             <v:imagedata r:id="rId54" o:title="" croptop="-4261f" cropbottom="-25588f" cropleft="-2481f" cropright="-19057f"/>
           </v:shape>
-          <o:OLEObject Type="Embed" ProgID="Visio.Drawing.15" ShapeID="_x0000_i1041" DrawAspect="Content" ObjectID="_1834058368" r:id="rId55"/>
+          <o:OLEObject Type="Embed" ProgID="Visio.Drawing.15" ShapeID="_x0000_i1041" DrawAspect="Content" ObjectID="_1838580747" r:id="rId55"/>
         </w:object>
       </w:r>
     </w:p>
@@ -24344,14 +24608,12 @@
         </w:rPr>
         <w:t>的信号再延迟</w:t>
       </w:r>
-      <w:proofErr w:type="spellStart"/>
       <w:r>
         <w:rPr>
           <w:rFonts w:hint="eastAsia"/>
         </w:rPr>
         <w:t>Dm</w:t>
       </w:r>
-      <w:proofErr w:type="spellEnd"/>
       <w:r>
         <w:rPr>
           <w:rFonts w:hint="eastAsia"/>
@@ -24653,7 +24915,7 @@
         </w:rPr>
         <w:lastRenderedPageBreak/>
         <w:drawing>
-          <wp:inline distT="0" distB="0" distL="0" distR="0">
+          <wp:inline distT="0" distB="0" distL="0" distR="0" wp14:anchorId="1A69F5AB" wp14:editId="6E02600F">
             <wp:extent cx="4350496" cy="2601685"/>
             <wp:effectExtent l="0" t="0" r="0" b="8255"/>
             <wp:docPr id="8" name="图片 8" descr="C:\Users\Administrator\xwechat_files\wxid_f08ypufov0lc31_a2c0\temp\InputTemp\48750577-1032-495f-b097-7f24d00b4745.png"/>
@@ -24712,7 +24974,7 @@
         </w:rPr>
         <w:t>如图对相同的系统分别基于幅值裕度和相位裕度指标设计控制回路和控制参数。其中，</w:t>
       </w:r>
-      <w:bookmarkStart w:id="15" w:name="OLE_LINK45"/>
+      <w:bookmarkStart w:id="14" w:name="OLE_LINK45"/>
       <w:r>
         <w:rPr>
           <w:rFonts w:hint="eastAsia"/>
@@ -24812,7 +25074,7 @@
           <w:noProof/>
         </w:rPr>
         <w:drawing>
-          <wp:inline distT="0" distB="0" distL="0" distR="0">
+          <wp:inline distT="0" distB="0" distL="0" distR="0" wp14:anchorId="6C2C0F77" wp14:editId="715A3759">
             <wp:extent cx="4142014" cy="2544918"/>
             <wp:effectExtent l="0" t="0" r="0" b="8255"/>
             <wp:docPr id="10" name="图片 10" descr="C:\Users\Administrator\xwechat_files\wxid_f08ypufov0lc31_a2c0\temp\InputTemp\5ca8af2d-d192-4a60-a86f-d0a702acbf6b.png"/>
@@ -24910,7 +25172,7 @@
         </w:rPr>
         <w:lastRenderedPageBreak/>
         <w:drawing>
-          <wp:inline distT="0" distB="0" distL="0" distR="0">
+          <wp:inline distT="0" distB="0" distL="0" distR="0" wp14:anchorId="2D0A398F" wp14:editId="7C4EEFE6">
             <wp:extent cx="4435929" cy="2725504"/>
             <wp:effectExtent l="0" t="0" r="3175" b="0"/>
             <wp:docPr id="11" name="图片 11" descr="C:\Users\Administrator\xwechat_files\wxid_f08ypufov0lc31_a2c0\temp\InputTemp\9d8cef4b-8575-41a5-ad84-0c71c690ae07.png"/>
@@ -25114,7 +25376,7 @@
         <w:t>重点考虑和满足。</w:t>
       </w:r>
     </w:p>
-    <w:bookmarkEnd w:id="15"/>
+    <w:bookmarkEnd w:id="14"/>
     <w:p>
       <w:pPr>
         <w:pStyle w:val="20"/>
@@ -25135,8 +25397,8 @@
           <w:numId w:val="2"/>
         </w:numPr>
       </w:pPr>
-      <w:bookmarkStart w:id="16" w:name="OLE_LINK29"/>
-      <w:bookmarkStart w:id="17" w:name="OLE_LINK30"/>
+      <w:bookmarkStart w:id="15" w:name="OLE_LINK29"/>
+      <w:bookmarkStart w:id="16" w:name="OLE_LINK30"/>
       <w:r>
         <w:rPr>
           <w:rFonts w:hint="eastAsia"/>
@@ -25191,8 +25453,8 @@
               <w:ind w:firstLineChars="0" w:firstLine="0"/>
               <w:jc w:val="center"/>
             </w:pPr>
-            <w:bookmarkStart w:id="18" w:name="OLE_LINK113"/>
-            <w:bookmarkStart w:id="19" w:name="OLE_LINK114"/>
+            <w:bookmarkStart w:id="17" w:name="OLE_LINK113"/>
+            <w:bookmarkStart w:id="18" w:name="OLE_LINK114"/>
             <w:r>
               <w:rPr>
                 <w:rFonts w:hint="eastAsia"/>
@@ -25367,11 +25629,11 @@
             </w:r>
           </w:p>
         </w:tc>
-        <w:bookmarkStart w:id="20" w:name="OLE_LINK73"/>
-        <w:bookmarkStart w:id="21" w:name="OLE_LINK74"/>
-        <w:bookmarkStart w:id="22" w:name="OLE_LINK77"/>
-        <w:bookmarkStart w:id="23" w:name="OLE_LINK99"/>
-        <w:bookmarkStart w:id="24" w:name="OLE_LINK104"/>
+        <w:bookmarkStart w:id="19" w:name="OLE_LINK73"/>
+        <w:bookmarkStart w:id="20" w:name="OLE_LINK74"/>
+        <w:bookmarkStart w:id="21" w:name="OLE_LINK77"/>
+        <w:bookmarkStart w:id="22" w:name="OLE_LINK99"/>
+        <w:bookmarkStart w:id="23" w:name="OLE_LINK104"/>
         <w:tc>
           <w:tcPr>
             <w:tcW w:w="1979" w:type="dxa"/>
@@ -25493,16 +25755,16 @@
                 </m:f>
               </m:oMath>
             </m:oMathPara>
+            <w:bookmarkEnd w:id="19"/>
             <w:bookmarkEnd w:id="20"/>
             <w:bookmarkEnd w:id="21"/>
             <w:bookmarkEnd w:id="22"/>
             <w:bookmarkEnd w:id="23"/>
-            <w:bookmarkEnd w:id="24"/>
           </w:p>
         </w:tc>
-        <w:bookmarkStart w:id="25" w:name="OLE_LINK75"/>
-        <w:bookmarkStart w:id="26" w:name="OLE_LINK76"/>
-        <w:bookmarkStart w:id="27" w:name="OLE_LINK86"/>
+        <w:bookmarkStart w:id="24" w:name="OLE_LINK75"/>
+        <w:bookmarkStart w:id="25" w:name="OLE_LINK76"/>
+        <w:bookmarkStart w:id="26" w:name="OLE_LINK86"/>
         <w:tc>
           <w:tcPr>
             <w:tcW w:w="2268" w:type="dxa"/>
@@ -25546,9 +25808,9 @@
                 </m:r>
               </m:oMath>
             </m:oMathPara>
+            <w:bookmarkEnd w:id="24"/>
             <w:bookmarkEnd w:id="25"/>
             <w:bookmarkEnd w:id="26"/>
-            <w:bookmarkEnd w:id="27"/>
           </w:p>
         </w:tc>
         <w:tc>
@@ -25592,8 +25854,8 @@
                   </w:rPr>
                   <m:t>=-gcos</m:t>
                 </m:r>
-                <w:bookmarkStart w:id="28" w:name="OLE_LINK102"/>
-                <w:bookmarkStart w:id="29" w:name="OLE_LINK103"/>
+                <w:bookmarkStart w:id="27" w:name="OLE_LINK102"/>
+                <w:bookmarkStart w:id="28" w:name="OLE_LINK103"/>
                 <m:r>
                   <w:rPr>
                     <w:rFonts w:ascii="Cambria Math" w:hAnsi="Cambria Math"/>
@@ -25602,12 +25864,12 @@
                 </m:r>
               </m:oMath>
             </m:oMathPara>
+            <w:bookmarkEnd w:id="27"/>
             <w:bookmarkEnd w:id="28"/>
-            <w:bookmarkEnd w:id="29"/>
           </w:p>
         </w:tc>
-        <w:bookmarkStart w:id="30" w:name="OLE_LINK78"/>
-        <w:bookmarkStart w:id="31" w:name="OLE_LINK79"/>
+        <w:bookmarkStart w:id="29" w:name="OLE_LINK78"/>
+        <w:bookmarkStart w:id="30" w:name="OLE_LINK79"/>
         <w:tc>
           <w:tcPr>
             <w:tcW w:w="2268" w:type="dxa"/>
@@ -25659,8 +25921,8 @@
                     </m:ctrlPr>
                   </m:fPr>
                   <m:num>
-                    <w:bookmarkStart w:id="32" w:name="OLE_LINK105"/>
-                    <w:bookmarkStart w:id="33" w:name="OLE_LINK106"/>
+                    <w:bookmarkStart w:id="31" w:name="OLE_LINK105"/>
+                    <w:bookmarkStart w:id="32" w:name="OLE_LINK106"/>
                     <m:sSup>
                       <m:sSupPr>
                         <m:ctrlPr>
@@ -25687,8 +25949,8 @@
                         </m:r>
                       </m:sup>
                     </m:sSup>
+                    <w:bookmarkEnd w:id="31"/>
                     <w:bookmarkEnd w:id="32"/>
-                    <w:bookmarkEnd w:id="33"/>
                     <m:r>
                       <w:rPr>
                         <w:rFonts w:ascii="Cambria Math" w:hAnsi="Cambria Math"/>
@@ -25707,12 +25969,12 @@
                 </m:f>
               </m:oMath>
             </m:oMathPara>
+            <w:bookmarkEnd w:id="29"/>
             <w:bookmarkEnd w:id="30"/>
-            <w:bookmarkEnd w:id="31"/>
           </w:p>
         </w:tc>
-        <w:bookmarkStart w:id="34" w:name="OLE_LINK80"/>
-        <w:bookmarkStart w:id="35" w:name="OLE_LINK81"/>
+        <w:bookmarkStart w:id="33" w:name="OLE_LINK80"/>
+        <w:bookmarkStart w:id="34" w:name="OLE_LINK81"/>
         <w:tc>
           <w:tcPr>
             <w:tcW w:w="2268" w:type="dxa"/>
@@ -25764,8 +26026,8 @@
                     </m:ctrlPr>
                   </m:fPr>
                   <m:num>
-                    <w:bookmarkStart w:id="36" w:name="OLE_LINK111"/>
-                    <w:bookmarkStart w:id="37" w:name="OLE_LINK112"/>
+                    <w:bookmarkStart w:id="35" w:name="OLE_LINK111"/>
+                    <w:bookmarkStart w:id="36" w:name="OLE_LINK112"/>
                     <m:sSup>
                       <m:sSupPr>
                         <m:ctrlPr>
@@ -25784,8 +26046,8 @@
                         </m:r>
                       </m:e>
                       <m:sup>
-                        <w:bookmarkStart w:id="38" w:name="OLE_LINK97"/>
-                        <w:bookmarkStart w:id="39" w:name="OLE_LINK98"/>
+                        <w:bookmarkStart w:id="37" w:name="OLE_LINK97"/>
+                        <w:bookmarkStart w:id="38" w:name="OLE_LINK98"/>
                         <m:sSub>
                           <m:sSubPr>
                             <m:ctrlPr>
@@ -25812,12 +26074,12 @@
                             </m:r>
                           </m:sub>
                         </m:sSub>
+                        <w:bookmarkEnd w:id="37"/>
                         <w:bookmarkEnd w:id="38"/>
-                        <w:bookmarkEnd w:id="39"/>
                       </m:sup>
                     </m:sSup>
+                    <w:bookmarkEnd w:id="35"/>
                     <w:bookmarkEnd w:id="36"/>
-                    <w:bookmarkEnd w:id="37"/>
                   </m:num>
                   <m:den>
                     <m:r>
@@ -25830,12 +26092,12 @@
                 </m:f>
               </m:oMath>
             </m:oMathPara>
+            <w:bookmarkEnd w:id="33"/>
             <w:bookmarkEnd w:id="34"/>
-            <w:bookmarkEnd w:id="35"/>
           </w:p>
         </w:tc>
-        <w:bookmarkStart w:id="40" w:name="OLE_LINK82"/>
-        <w:bookmarkStart w:id="41" w:name="OLE_LINK83"/>
+        <w:bookmarkStart w:id="39" w:name="OLE_LINK82"/>
+        <w:bookmarkStart w:id="40" w:name="OLE_LINK83"/>
         <w:tc>
           <w:tcPr>
             <w:tcW w:w="2126" w:type="dxa"/>
@@ -25905,8 +26167,8 @@
                 </m:f>
               </m:oMath>
             </m:oMathPara>
+            <w:bookmarkEnd w:id="39"/>
             <w:bookmarkEnd w:id="40"/>
-            <w:bookmarkEnd w:id="41"/>
           </w:p>
         </w:tc>
       </w:tr>
@@ -25928,8 +26190,8 @@
             </w:r>
           </w:p>
         </w:tc>
-        <w:bookmarkStart w:id="42" w:name="OLE_LINK91"/>
-        <w:bookmarkStart w:id="43" w:name="OLE_LINK92"/>
+        <w:bookmarkStart w:id="41" w:name="OLE_LINK91"/>
+        <w:bookmarkStart w:id="42" w:name="OLE_LINK92"/>
         <w:tc>
           <w:tcPr>
             <w:tcW w:w="1979" w:type="dxa"/>
@@ -26047,12 +26309,12 @@
                 </m:f>
               </m:oMath>
             </m:oMathPara>
+            <w:bookmarkEnd w:id="41"/>
             <w:bookmarkEnd w:id="42"/>
-            <w:bookmarkEnd w:id="43"/>
           </w:p>
         </w:tc>
-        <w:bookmarkStart w:id="44" w:name="OLE_LINK93"/>
-        <w:bookmarkStart w:id="45" w:name="OLE_LINK94"/>
+        <w:bookmarkStart w:id="43" w:name="OLE_LINK93"/>
+        <w:bookmarkStart w:id="44" w:name="OLE_LINK94"/>
         <w:tc>
           <w:tcPr>
             <w:tcW w:w="2268" w:type="dxa"/>
@@ -26190,12 +26452,12 @@
                 </m:f>
               </m:oMath>
             </m:oMathPara>
+            <w:bookmarkEnd w:id="43"/>
             <w:bookmarkEnd w:id="44"/>
-            <w:bookmarkEnd w:id="45"/>
           </w:p>
         </w:tc>
-        <w:bookmarkStart w:id="46" w:name="OLE_LINK87"/>
-        <w:bookmarkStart w:id="47" w:name="OLE_LINK88"/>
+        <w:bookmarkStart w:id="45" w:name="OLE_LINK87"/>
+        <w:bookmarkStart w:id="46" w:name="OLE_LINK88"/>
         <w:tc>
           <w:tcPr>
             <w:tcW w:w="1843" w:type="dxa"/>
@@ -26239,12 +26501,12 @@
                 </m:r>
               </m:oMath>
             </m:oMathPara>
+            <w:bookmarkEnd w:id="45"/>
             <w:bookmarkEnd w:id="46"/>
-            <w:bookmarkEnd w:id="47"/>
           </w:p>
         </w:tc>
-        <w:bookmarkStart w:id="48" w:name="OLE_LINK95"/>
-        <w:bookmarkStart w:id="49" w:name="OLE_LINK96"/>
+        <w:bookmarkStart w:id="47" w:name="OLE_LINK95"/>
+        <w:bookmarkStart w:id="48" w:name="OLE_LINK96"/>
         <w:tc>
           <w:tcPr>
             <w:tcW w:w="2268" w:type="dxa"/>
@@ -26362,12 +26624,12 @@
                 </m:f>
               </m:oMath>
             </m:oMathPara>
+            <w:bookmarkEnd w:id="47"/>
             <w:bookmarkEnd w:id="48"/>
-            <w:bookmarkEnd w:id="49"/>
           </w:p>
         </w:tc>
-        <w:bookmarkStart w:id="50" w:name="OLE_LINK107"/>
-        <w:bookmarkStart w:id="51" w:name="OLE_LINK108"/>
+        <w:bookmarkStart w:id="49" w:name="OLE_LINK107"/>
+        <w:bookmarkStart w:id="50" w:name="OLE_LINK108"/>
         <w:tc>
           <w:tcPr>
             <w:tcW w:w="2268" w:type="dxa"/>
@@ -26505,14 +26767,14 @@
                 </m:f>
               </m:oMath>
             </m:oMathPara>
+            <w:bookmarkEnd w:id="49"/>
             <w:bookmarkEnd w:id="50"/>
-            <w:bookmarkEnd w:id="51"/>
           </w:p>
         </w:tc>
-        <w:bookmarkStart w:id="52" w:name="OLE_LINK84"/>
-        <w:bookmarkStart w:id="53" w:name="OLE_LINK85"/>
-        <w:bookmarkStart w:id="54" w:name="OLE_LINK89"/>
-        <w:bookmarkStart w:id="55" w:name="OLE_LINK90"/>
+        <w:bookmarkStart w:id="51" w:name="OLE_LINK84"/>
+        <w:bookmarkStart w:id="52" w:name="OLE_LINK85"/>
+        <w:bookmarkStart w:id="53" w:name="OLE_LINK89"/>
+        <w:bookmarkStart w:id="54" w:name="OLE_LINK90"/>
         <w:tc>
           <w:tcPr>
             <w:tcW w:w="2126" w:type="dxa"/>
@@ -26602,10 +26864,10 @@
                 </m:f>
               </m:oMath>
             </m:oMathPara>
+            <w:bookmarkEnd w:id="51"/>
             <w:bookmarkEnd w:id="52"/>
             <w:bookmarkEnd w:id="53"/>
             <w:bookmarkEnd w:id="54"/>
-            <w:bookmarkEnd w:id="55"/>
           </w:p>
         </w:tc>
       </w:tr>
@@ -27077,8 +27339,8 @@
             </m:oMathPara>
           </w:p>
         </w:tc>
-        <w:bookmarkStart w:id="56" w:name="OLE_LINK100"/>
-        <w:bookmarkStart w:id="57" w:name="OLE_LINK101"/>
+        <w:bookmarkStart w:id="55" w:name="OLE_LINK100"/>
+        <w:bookmarkStart w:id="56" w:name="OLE_LINK101"/>
         <w:tc>
           <w:tcPr>
             <w:tcW w:w="2126" w:type="dxa"/>
@@ -27138,27 +27400,27 @@
                     </m:r>
                   </m:num>
                   <m:den>
-                    <w:bookmarkStart w:id="58" w:name="OLE_LINK109"/>
-                    <w:bookmarkStart w:id="59" w:name="OLE_LINK110"/>
+                    <w:bookmarkStart w:id="57" w:name="OLE_LINK109"/>
+                    <w:bookmarkStart w:id="58" w:name="OLE_LINK110"/>
                     <m:r>
                       <w:rPr>
                         <w:rFonts w:ascii="Cambria Math" w:hAnsi="Cambria Math"/>
                       </w:rPr>
                       <m:t>mV</m:t>
                     </m:r>
+                    <w:bookmarkEnd w:id="57"/>
                     <w:bookmarkEnd w:id="58"/>
-                    <w:bookmarkEnd w:id="59"/>
                   </m:den>
                 </m:f>
               </m:oMath>
             </m:oMathPara>
+            <w:bookmarkEnd w:id="55"/>
             <w:bookmarkEnd w:id="56"/>
-            <w:bookmarkEnd w:id="57"/>
           </w:p>
         </w:tc>
       </w:tr>
+      <w:bookmarkEnd w:id="17"/>
       <w:bookmarkEnd w:id="18"/>
-      <w:bookmarkEnd w:id="19"/>
     </w:tbl>
     <w:p>
       <w:pPr>
@@ -27192,11 +27454,11 @@
       <w:pPr>
         <w:ind w:firstLine="480"/>
       </w:pPr>
-      <w:bookmarkStart w:id="60" w:name="OLE_LINK163"/>
-      <w:bookmarkStart w:id="61" w:name="OLE_LINK164"/>
-      <w:bookmarkStart w:id="62" w:name="OLE_LINK53"/>
-      <w:bookmarkStart w:id="63" w:name="OLE_LINK167"/>
-      <w:bookmarkStart w:id="64" w:name="OLE_LINK52"/>
+      <w:bookmarkStart w:id="59" w:name="OLE_LINK163"/>
+      <w:bookmarkStart w:id="60" w:name="OLE_LINK164"/>
+      <w:bookmarkStart w:id="61" w:name="OLE_LINK53"/>
+      <w:bookmarkStart w:id="62" w:name="OLE_LINK167"/>
+      <w:bookmarkStart w:id="63" w:name="OLE_LINK52"/>
       <w:r>
         <w:t>（</w:t>
       </w:r>
@@ -27212,7 +27474,7 @@
       <w:r>
         <w:t>当</w:t>
       </w:r>
-      <w:bookmarkStart w:id="65" w:name="OLE_LINK154"/>
+      <w:bookmarkStart w:id="64" w:name="OLE_LINK154"/>
       <m:oMath>
         <m:r>
           <m:rPr>
@@ -27223,8 +27485,8 @@
           </w:rPr>
           <m:t>-</m:t>
         </m:r>
-        <w:bookmarkStart w:id="66" w:name="OLE_LINK152"/>
-        <w:bookmarkStart w:id="67" w:name="OLE_LINK153"/>
+        <w:bookmarkStart w:id="65" w:name="OLE_LINK152"/>
+        <w:bookmarkStart w:id="66" w:name="OLE_LINK153"/>
         <m:sSub>
           <m:sSubPr>
             <m:ctrlPr>
@@ -27307,9 +27569,9 @@
             </m:r>
           </m:sub>
         </m:sSub>
+        <w:bookmarkEnd w:id="64"/>
         <w:bookmarkEnd w:id="65"/>
         <w:bookmarkEnd w:id="66"/>
-        <w:bookmarkEnd w:id="67"/>
         <m:r>
           <w:rPr>
             <w:rFonts w:ascii="Cambria Math" w:hAnsi="Cambria Math"/>
@@ -27336,11 +27598,11 @@
         <w:t>静稳定，则：</w:t>
       </w:r>
     </w:p>
-    <w:bookmarkStart w:id="68" w:name="OLE_LINK147"/>
-    <w:bookmarkStart w:id="69" w:name="OLE_LINK148"/>
-    <w:bookmarkStart w:id="70" w:name="OLE_LINK173"/>
+    <w:bookmarkStart w:id="67" w:name="OLE_LINK147"/>
+    <w:bookmarkStart w:id="68" w:name="OLE_LINK148"/>
+    <w:bookmarkStart w:id="69" w:name="OLE_LINK173"/>
+    <w:bookmarkEnd w:id="59"/>
     <w:bookmarkEnd w:id="60"/>
-    <w:bookmarkEnd w:id="61"/>
     <w:p>
       <w:pPr>
         <w:ind w:firstLine="480"/>
@@ -27424,8 +27686,8 @@
             </w:rPr>
             <m:t>=</m:t>
           </m:r>
-          <w:bookmarkStart w:id="71" w:name="OLE_LINK149"/>
-          <w:bookmarkStart w:id="72" w:name="OLE_LINK150"/>
+          <w:bookmarkStart w:id="70" w:name="OLE_LINK149"/>
+          <w:bookmarkStart w:id="71" w:name="OLE_LINK150"/>
           <m:f>
             <m:fPr>
               <m:ctrlPr>
@@ -27436,9 +27698,9 @@
               </m:ctrlPr>
             </m:fPr>
             <m:num>
-              <w:bookmarkStart w:id="73" w:name="OLE_LINK115"/>
-              <w:bookmarkStart w:id="74" w:name="OLE_LINK116"/>
-              <w:bookmarkStart w:id="75" w:name="OLE_LINK157"/>
+              <w:bookmarkStart w:id="72" w:name="OLE_LINK115"/>
+              <w:bookmarkStart w:id="73" w:name="OLE_LINK116"/>
+              <w:bookmarkStart w:id="74" w:name="OLE_LINK157"/>
               <m:sSub>
                 <m:sSubPr>
                   <m:ctrlPr>
@@ -27465,17 +27727,17 @@
                   </m:r>
                 </m:sub>
               </m:sSub>
+              <w:bookmarkEnd w:id="72"/>
               <w:bookmarkEnd w:id="73"/>
               <w:bookmarkEnd w:id="74"/>
-              <w:bookmarkEnd w:id="75"/>
               <m:r>
                 <w:rPr>
                   <w:rFonts w:ascii="Cambria Math" w:hAnsi="Cambria Math"/>
                 </w:rPr>
                 <m:t>(</m:t>
               </m:r>
-              <w:bookmarkStart w:id="76" w:name="OLE_LINK142"/>
-              <w:bookmarkStart w:id="77" w:name="OLE_LINK151"/>
+              <w:bookmarkStart w:id="75" w:name="OLE_LINK142"/>
+              <w:bookmarkStart w:id="76" w:name="OLE_LINK151"/>
               <m:sSub>
                 <m:sSubPr>
                   <m:ctrlPr>
@@ -27502,8 +27764,8 @@
                   </m:r>
                 </m:sub>
               </m:sSub>
+              <w:bookmarkEnd w:id="75"/>
               <w:bookmarkEnd w:id="76"/>
-              <w:bookmarkEnd w:id="77"/>
               <m:r>
                 <w:rPr>
                   <w:rFonts w:ascii="Cambria Math" w:hAnsi="Cambria Math"/>
@@ -27584,8 +27846,8 @@
                 </w:rPr>
                 <m:t>+2</m:t>
               </m:r>
-              <w:bookmarkStart w:id="78" w:name="OLE_LINK123"/>
-              <w:bookmarkStart w:id="79" w:name="OLE_LINK124"/>
+              <w:bookmarkStart w:id="77" w:name="OLE_LINK123"/>
+              <w:bookmarkStart w:id="78" w:name="OLE_LINK124"/>
               <m:sSub>
                 <m:sSubPr>
                   <m:ctrlPr>
@@ -27612,8 +27874,8 @@
                   </m:r>
                 </m:sub>
               </m:sSub>
+              <w:bookmarkEnd w:id="77"/>
               <w:bookmarkEnd w:id="78"/>
-              <w:bookmarkEnd w:id="79"/>
               <m:sSub>
                 <m:sSubPr>
                   <m:ctrlPr>
@@ -27650,8 +27912,8 @@
           </m:f>
         </m:oMath>
       </m:oMathPara>
+      <w:bookmarkEnd w:id="70"/>
       <w:bookmarkEnd w:id="71"/>
-      <w:bookmarkEnd w:id="72"/>
     </w:p>
     <w:p>
       <w:pPr>
@@ -27872,8 +28134,8 @@
                   </m:r>
                 </m:sub>
               </m:sSub>
-              <w:bookmarkStart w:id="80" w:name="OLE_LINK138"/>
-              <w:bookmarkStart w:id="81" w:name="OLE_LINK141"/>
+              <w:bookmarkStart w:id="79" w:name="OLE_LINK138"/>
+              <w:bookmarkStart w:id="80" w:name="OLE_LINK141"/>
               <m:sSub>
                 <m:sSubPr>
                   <m:ctrlPr>
@@ -27900,8 +28162,8 @@
                   </m:r>
                 </m:sub>
               </m:sSub>
+              <w:bookmarkEnd w:id="79"/>
               <w:bookmarkEnd w:id="80"/>
-              <w:bookmarkEnd w:id="81"/>
               <m:r>
                 <w:rPr>
                   <w:rFonts w:ascii="Cambria Math" w:hAnsi="Cambria Math"/>
@@ -28189,8 +28451,8 @@
         </m:oMath>
       </m:oMathPara>
     </w:p>
-    <w:bookmarkStart w:id="82" w:name="OLE_LINK206"/>
-    <w:bookmarkStart w:id="83" w:name="OLE_LINK207"/>
+    <w:bookmarkStart w:id="81" w:name="OLE_LINK206"/>
+    <w:bookmarkStart w:id="82" w:name="OLE_LINK207"/>
     <w:p>
       <w:pPr>
         <w:ind w:firstLine="480"/>
@@ -28487,12 +28749,12 @@
         </m:oMath>
       </m:oMathPara>
     </w:p>
-    <w:bookmarkStart w:id="84" w:name="OLE_LINK165"/>
-    <w:bookmarkStart w:id="85" w:name="OLE_LINK166"/>
+    <w:bookmarkStart w:id="83" w:name="OLE_LINK165"/>
+    <w:bookmarkStart w:id="84" w:name="OLE_LINK166"/>
+    <w:bookmarkEnd w:id="67"/>
     <w:bookmarkEnd w:id="68"/>
-    <w:bookmarkEnd w:id="69"/>
+    <w:bookmarkEnd w:id="81"/>
     <w:bookmarkEnd w:id="82"/>
-    <w:bookmarkEnd w:id="83"/>
     <w:p>
       <w:pPr>
         <w:ind w:firstLine="480"/>
@@ -28569,7 +28831,7 @@
                         </w:rPr>
                         <m:t>-</m:t>
                       </m:r>
-                      <w:bookmarkStart w:id="86" w:name="OLE_LINK156"/>
+                      <w:bookmarkStart w:id="85" w:name="OLE_LINK156"/>
                       <m:sSub>
                         <m:sSubPr>
                           <m:ctrlPr>
@@ -28680,7 +28942,7 @@
                           </m:r>
                         </m:sub>
                       </m:sSub>
-                      <w:bookmarkEnd w:id="86"/>
+                      <w:bookmarkEnd w:id="85"/>
                     </m:num>
                     <m:den>
                       <m:sSub>
@@ -28769,8 +29031,8 @@
                   </m:f>
                 </m:e>
                 <m:e>
-                  <w:bookmarkStart w:id="87" w:name="OLE_LINK158"/>
-                  <w:bookmarkStart w:id="88" w:name="OLE_LINK159"/>
+                  <w:bookmarkStart w:id="86" w:name="OLE_LINK158"/>
+                  <w:bookmarkStart w:id="87" w:name="OLE_LINK159"/>
                   <m:sSub>
                     <m:sSubPr>
                       <m:ctrlPr>
@@ -28797,8 +29059,8 @@
                       </m:r>
                     </m:sub>
                   </m:sSub>
+                  <w:bookmarkEnd w:id="86"/>
                   <w:bookmarkEnd w:id="87"/>
-                  <w:bookmarkEnd w:id="88"/>
                   <m:r>
                     <w:rPr>
                       <w:rFonts w:ascii="Cambria Math" w:hAnsi="Cambria Math"/>
@@ -28823,7 +29085,7 @@
                       </m:r>
                     </m:num>
                     <m:den>
-                      <w:bookmarkStart w:id="89" w:name="OLE_LINK155"/>
+                      <w:bookmarkStart w:id="88" w:name="OLE_LINK155"/>
                       <m:rad>
                         <m:radPr>
                           <m:degHide m:val="1"/>
@@ -28929,13 +29191,13 @@
                           </m:sSub>
                         </m:e>
                       </m:rad>
-                      <w:bookmarkEnd w:id="89"/>
+                      <w:bookmarkEnd w:id="88"/>
                     </m:den>
                   </m:f>
                 </m:e>
                 <m:e>
-                  <w:bookmarkStart w:id="90" w:name="OLE_LINK160"/>
-                  <w:bookmarkStart w:id="91" w:name="OLE_LINK161"/>
+                  <w:bookmarkStart w:id="89" w:name="OLE_LINK160"/>
+                  <w:bookmarkStart w:id="90" w:name="OLE_LINK161"/>
                   <m:sSub>
                     <m:sSubPr>
                       <m:ctrlPr>
@@ -28962,8 +29224,8 @@
                       </m:r>
                     </m:sub>
                   </m:sSub>
+                  <w:bookmarkEnd w:id="89"/>
                   <w:bookmarkEnd w:id="90"/>
-                  <w:bookmarkEnd w:id="91"/>
                   <m:r>
                     <w:rPr>
                       <w:rFonts w:ascii="Cambria Math" w:hAnsi="Cambria Math"/>
@@ -29161,7 +29423,7 @@
                   </m:f>
                 </m:e>
                 <m:e>
-                  <w:bookmarkStart w:id="92" w:name="OLE_LINK162"/>
+                  <w:bookmarkStart w:id="91" w:name="OLE_LINK162"/>
                   <m:sSub>
                     <m:sSubPr>
                       <m:ctrlPr>
@@ -29188,7 +29450,7 @@
                       </m:r>
                     </m:sub>
                   </m:sSub>
-                  <w:bookmarkEnd w:id="92"/>
+                  <w:bookmarkEnd w:id="91"/>
                   <m:r>
                     <w:rPr>
                       <w:rFonts w:ascii="Cambria Math" w:hAnsi="Cambria Math"/>
@@ -29352,9 +29614,9 @@
         </m:oMath>
       </m:oMathPara>
     </w:p>
-    <w:bookmarkEnd w:id="70"/>
+    <w:bookmarkEnd w:id="69"/>
+    <w:bookmarkEnd w:id="83"/>
     <w:bookmarkEnd w:id="84"/>
-    <w:bookmarkEnd w:id="85"/>
     <w:p>
       <w:pPr>
         <w:ind w:firstLine="480"/>
@@ -30312,7 +30574,7 @@
         </m:oMath>
       </m:oMathPara>
     </w:p>
-    <w:bookmarkStart w:id="93" w:name="OLE_LINK205"/>
+    <w:bookmarkStart w:id="92" w:name="OLE_LINK205"/>
     <w:p>
       <w:pPr>
         <w:ind w:firstLine="480"/>
@@ -30608,11 +30870,11 @@
           </m:f>
         </m:oMath>
       </m:oMathPara>
+      <w:bookmarkEnd w:id="61"/>
       <w:bookmarkEnd w:id="62"/>
-      <w:bookmarkEnd w:id="63"/>
-    </w:p>
-    <w:bookmarkStart w:id="94" w:name="OLE_LINK168"/>
-    <w:bookmarkEnd w:id="93"/>
+    </w:p>
+    <w:bookmarkStart w:id="93" w:name="OLE_LINK168"/>
+    <w:bookmarkEnd w:id="92"/>
     <w:p>
       <w:pPr>
         <w:ind w:firstLine="480"/>
@@ -31695,8 +31957,8 @@
         <w:ind w:firstLine="480"/>
       </w:pPr>
     </w:p>
-    <w:bookmarkEnd w:id="64"/>
-    <w:bookmarkEnd w:id="94"/>
+    <w:bookmarkEnd w:id="63"/>
+    <w:bookmarkEnd w:id="93"/>
     <w:p>
       <w:pPr>
         <w:pStyle w:val="3"/>
@@ -31709,8 +31971,8 @@
         <w:t>纵向通道控制回路设计</w:t>
       </w:r>
     </w:p>
+    <w:bookmarkEnd w:id="15"/>
     <w:bookmarkEnd w:id="16"/>
-    <w:bookmarkEnd w:id="17"/>
     <w:p>
       <w:pPr>
         <w:pStyle w:val="4"/>
@@ -32418,21 +32680,7 @@
         <w:rPr>
           <w:rFonts w:hint="eastAsia"/>
         </w:rPr>
-        <w:t>:</w:t>
-      </w:r>
-      <w:proofErr w:type="spellStart"/>
-      <w:r>
-        <w:rPr>
-          <w:rFonts w:hint="eastAsia"/>
-        </w:rPr>
-        <w:t>Dm</w:t>
-      </w:r>
-      <w:proofErr w:type="spellEnd"/>
-      <w:r>
-        <w:rPr>
-          <w:rFonts w:hint="eastAsia"/>
-        </w:rPr>
-        <w:t>&gt;</w:t>
+        <w:t>:Dm&gt;</w:t>
       </w:r>
       <w:r>
         <w:t>1</w:t>
@@ -33073,8 +33321,8 @@
               </m:r>
             </m:num>
             <m:den>
-              <w:bookmarkStart w:id="95" w:name="OLE_LINK208"/>
-              <w:bookmarkStart w:id="96" w:name="OLE_LINK209"/>
+              <w:bookmarkStart w:id="94" w:name="OLE_LINK208"/>
+              <w:bookmarkStart w:id="95" w:name="OLE_LINK209"/>
               <m:r>
                 <w:rPr>
                   <w:rFonts w:ascii="Cambria Math" w:hAnsi="Cambria Math"/>
@@ -33113,8 +33361,8 @@
                 </w:rPr>
                 <m:t>+0.003342S+1.006</m:t>
               </m:r>
+              <w:bookmarkEnd w:id="94"/>
               <w:bookmarkEnd w:id="95"/>
-              <w:bookmarkEnd w:id="96"/>
             </m:den>
           </m:f>
         </m:oMath>
@@ -33171,8 +33419,8 @@
               </m:sSub>
             </m:sub>
             <m:sup>
-              <w:bookmarkStart w:id="97" w:name="OLE_LINK211"/>
-              <w:bookmarkStart w:id="98" w:name="OLE_LINK212"/>
+              <w:bookmarkStart w:id="96" w:name="OLE_LINK211"/>
+              <w:bookmarkStart w:id="97" w:name="OLE_LINK212"/>
               <m:sSub>
                 <m:sSubPr>
                   <m:ctrlPr>
@@ -33199,8 +33447,8 @@
                   </m:r>
                 </m:sub>
               </m:sSub>
+              <w:bookmarkEnd w:id="96"/>
               <w:bookmarkEnd w:id="97"/>
-              <w:bookmarkEnd w:id="98"/>
             </m:sup>
           </m:sSubSup>
           <m:d>
@@ -33344,11 +33592,11 @@
         <w:jc w:val="center"/>
       </w:pPr>
       <w:r>
-        <w:object w:dxaOrig="19284" w:dyaOrig="5905">
-          <v:shape id="_x0000_i1042" type="#_x0000_t75" style="width:339.35pt;height:107.05pt" o:ole="">
+        <w:object w:dxaOrig="19284" w:dyaOrig="5905" w14:anchorId="7B56394C">
+          <v:shape id="_x0000_i1042" type="#_x0000_t75" style="width:339.6pt;height:107.4pt" o:ole="">
             <v:imagedata r:id="rId59" o:title="" cropbottom="-21458f" cropright="-18498f"/>
           </v:shape>
-          <o:OLEObject Type="Embed" ProgID="Visio.Drawing.15" ShapeID="_x0000_i1042" DrawAspect="Content" ObjectID="_1834058369" r:id="rId60"/>
+          <o:OLEObject Type="Embed" ProgID="Visio.Drawing.15" ShapeID="_x0000_i1042" DrawAspect="Content" ObjectID="_1838580748" r:id="rId60"/>
         </w:object>
       </w:r>
     </w:p>
@@ -33687,7 +33935,7 @@
           <w:noProof/>
         </w:rPr>
         <w:drawing>
-          <wp:inline distT="0" distB="0" distL="0" distR="0">
+          <wp:inline distT="0" distB="0" distL="0" distR="0" wp14:anchorId="35E1046F" wp14:editId="1473D87D">
             <wp:extent cx="3513420" cy="2880000"/>
             <wp:effectExtent l="0" t="0" r="0" b="0"/>
             <wp:docPr id="16" name="图片 16"/>
@@ -33823,26 +34071,18 @@
       <w:pPr>
         <w:ind w:firstLine="480"/>
       </w:pPr>
-      <w:bookmarkStart w:id="99" w:name="OLE_LINK217"/>
+      <w:bookmarkStart w:id="98" w:name="OLE_LINK217"/>
       <w:r>
         <w:rPr>
           <w:rFonts w:hint="eastAsia"/>
         </w:rPr>
         <w:t>俯仰角控制回路的控制框图如图所示，为二回路控制结构，内回路为角速度反馈的阻尼回路，阻尼反馈系数为</w:t>
       </w:r>
-      <w:proofErr w:type="spellStart"/>
-      <w:r>
-        <w:rPr>
-          <w:rFonts w:hint="eastAsia"/>
-        </w:rPr>
-        <w:t>Kwz</w:t>
-      </w:r>
-      <w:proofErr w:type="spellEnd"/>
-      <w:r>
-        <w:rPr>
-          <w:rFonts w:hint="eastAsia"/>
-        </w:rPr>
-        <w:t>;</w:t>
+      <w:r>
+        <w:rPr>
+          <w:rFonts w:hint="eastAsia"/>
+        </w:rPr>
+        <w:t>Kwz;</w:t>
       </w:r>
       <w:r>
         <w:rPr>
@@ -33872,11 +34112,11 @@
         <w:jc w:val="center"/>
       </w:pPr>
       <w:r>
-        <w:object w:dxaOrig="26833" w:dyaOrig="6613">
-          <v:shape id="_x0000_i1043" type="#_x0000_t75" style="width:414.45pt;height:110.8pt" o:ole="">
+        <w:object w:dxaOrig="26833" w:dyaOrig="6613" w14:anchorId="3B44F5CC">
+          <v:shape id="_x0000_i1043" type="#_x0000_t75" style="width:414.6pt;height:111pt" o:ole="">
             <v:imagedata r:id="rId62" o:title="" cropbottom="-24927f" cropright="-17291f"/>
           </v:shape>
-          <o:OLEObject Type="Embed" ProgID="Visio.Drawing.15" ShapeID="_x0000_i1043" DrawAspect="Content" ObjectID="_1834058370" r:id="rId63"/>
+          <o:OLEObject Type="Embed" ProgID="Visio.Drawing.15" ShapeID="_x0000_i1043" DrawAspect="Content" ObjectID="_1838580749" r:id="rId63"/>
         </w:object>
       </w:r>
       <w:r>
@@ -33944,7 +34184,7 @@
         </w:rPr>
         <w:t>图中</w:t>
       </w:r>
-      <w:bookmarkStart w:id="100" w:name="OLE_LINK215"/>
+      <w:bookmarkStart w:id="99" w:name="OLE_LINK215"/>
       <w:proofErr w:type="spellStart"/>
       <w:r>
         <w:rPr>
@@ -33952,7 +34192,7 @@
         </w:rPr>
         <w:t>pitch</w:t>
       </w:r>
-      <w:bookmarkEnd w:id="100"/>
+      <w:bookmarkEnd w:id="99"/>
       <w:r>
         <w:rPr>
           <w:rFonts w:hint="eastAsia"/>
@@ -34266,7 +34506,7 @@
           <w:noProof/>
         </w:rPr>
         <w:drawing>
-          <wp:inline distT="0" distB="0" distL="0" distR="0">
+          <wp:inline distT="0" distB="0" distL="0" distR="0" wp14:anchorId="5F966A66" wp14:editId="287CBC59">
             <wp:extent cx="3513420" cy="2880000"/>
             <wp:effectExtent l="0" t="0" r="0" b="0"/>
             <wp:docPr id="29" name="图片 29"/>
@@ -34403,7 +34643,7 @@
         </w:rPr>
         <w:lastRenderedPageBreak/>
         <w:drawing>
-          <wp:inline distT="0" distB="0" distL="0" distR="0">
+          <wp:inline distT="0" distB="0" distL="0" distR="0" wp14:anchorId="54526E62" wp14:editId="79618D73">
             <wp:extent cx="3513420" cy="2880000"/>
             <wp:effectExtent l="0" t="0" r="0" b="0"/>
             <wp:docPr id="30" name="图片 30"/>
@@ -34508,18 +34748,18 @@
       <w:r>
         <w:fldChar w:fldCharType="end"/>
       </w:r>
-      <w:bookmarkStart w:id="101" w:name="OLE_LINK216"/>
+      <w:bookmarkStart w:id="100" w:name="OLE_LINK216"/>
       <w:r>
         <w:rPr>
           <w:rFonts w:hint="eastAsia"/>
         </w:rPr>
         <w:t>俯仰</w:t>
       </w:r>
-      <w:bookmarkEnd w:id="101"/>
+      <w:bookmarkEnd w:id="100"/>
       <w:r>
         <w:t>角阶跃响应曲线</w:t>
       </w:r>
-      <w:bookmarkEnd w:id="99"/>
+      <w:bookmarkEnd w:id="98"/>
     </w:p>
     <w:p>
       <w:pPr>
@@ -34544,19 +34784,11 @@
         </w:rPr>
         <w:t>过载控制回路的控制框图如图所示，为二回路控制结构，内回路为角速度反馈的阻尼回路，阻尼反馈系数为</w:t>
       </w:r>
-      <w:proofErr w:type="spellStart"/>
-      <w:r>
-        <w:rPr>
-          <w:rFonts w:hint="eastAsia"/>
-        </w:rPr>
-        <w:t>Kwz</w:t>
-      </w:r>
-      <w:proofErr w:type="spellEnd"/>
-      <w:r>
-        <w:rPr>
-          <w:rFonts w:hint="eastAsia"/>
-        </w:rPr>
-        <w:t>;</w:t>
+      <w:r>
+        <w:rPr>
+          <w:rFonts w:hint="eastAsia"/>
+        </w:rPr>
+        <w:t>Kwz;</w:t>
       </w:r>
       <w:r>
         <w:rPr>
@@ -34586,11 +34818,11 @@
         <w:jc w:val="center"/>
       </w:pPr>
       <w:r>
-        <w:object w:dxaOrig="26833" w:dyaOrig="6613">
-          <v:shape id="_x0000_i1044" type="#_x0000_t75" style="width:388.8pt;height:110.8pt" o:ole="">
+        <w:object w:dxaOrig="26833" w:dyaOrig="6613" w14:anchorId="2E7C6B8A">
+          <v:shape id="_x0000_i1044" type="#_x0000_t75" style="width:388.8pt;height:111pt" o:ole="">
             <v:imagedata r:id="rId66" o:title="" cropbottom="-24754f" cropright="-17283f"/>
           </v:shape>
-          <o:OLEObject Type="Embed" ProgID="Visio.Drawing.15" ShapeID="_x0000_i1044" DrawAspect="Content" ObjectID="_1834058371" r:id="rId67"/>
+          <o:OLEObject Type="Embed" ProgID="Visio.Drawing.15" ShapeID="_x0000_i1044" DrawAspect="Content" ObjectID="_1838580750" r:id="rId67"/>
         </w:object>
       </w:r>
     </w:p>
@@ -34981,7 +35213,7 @@
         </w:rPr>
         <w:lastRenderedPageBreak/>
         <w:drawing>
-          <wp:inline distT="0" distB="0" distL="0" distR="0">
+          <wp:inline distT="0" distB="0" distL="0" distR="0" wp14:anchorId="76366339" wp14:editId="1F897699">
             <wp:extent cx="3513420" cy="2880000"/>
             <wp:effectExtent l="0" t="0" r="0" b="0"/>
             <wp:docPr id="21" name="图片 21"/>
@@ -35117,7 +35349,7 @@
           <w:noProof/>
         </w:rPr>
         <w:drawing>
-          <wp:inline distT="0" distB="0" distL="0" distR="0">
+          <wp:inline distT="0" distB="0" distL="0" distR="0" wp14:anchorId="77978CD7" wp14:editId="0C031C54">
             <wp:extent cx="3513420" cy="2880000"/>
             <wp:effectExtent l="0" t="0" r="0" b="0"/>
             <wp:docPr id="22" name="图片 22"/>
@@ -35267,7 +35499,7 @@
         </w:rPr>
         <w:lastRenderedPageBreak/>
         <w:drawing>
-          <wp:inline distT="0" distB="0" distL="0" distR="0">
+          <wp:inline distT="0" distB="0" distL="0" distR="0" wp14:anchorId="6E627EAE" wp14:editId="53A2D3F1">
             <wp:extent cx="3513420" cy="2880000"/>
             <wp:effectExtent l="0" t="0" r="0" b="0"/>
             <wp:docPr id="33" name="图片 33"/>
@@ -35391,7 +35623,7 @@
           <w:noProof/>
         </w:rPr>
         <w:drawing>
-          <wp:inline distT="0" distB="0" distL="0" distR="0">
+          <wp:inline distT="0" distB="0" distL="0" distR="0" wp14:anchorId="28A9B2C6" wp14:editId="113C10D4">
             <wp:extent cx="3513424" cy="2880000"/>
             <wp:effectExtent l="0" t="0" r="0" b="0"/>
             <wp:docPr id="34" name="图片 34"/>
@@ -35516,7 +35748,7 @@
         </w:rPr>
         <w:lastRenderedPageBreak/>
         <w:drawing>
-          <wp:inline distT="0" distB="0" distL="0" distR="0">
+          <wp:inline distT="0" distB="0" distL="0" distR="0" wp14:anchorId="485E3FA6" wp14:editId="62BCAAB4">
             <wp:extent cx="3513420" cy="2880000"/>
             <wp:effectExtent l="0" t="0" r="0" b="0"/>
             <wp:docPr id="36" name="图片 36"/>
@@ -35648,9 +35880,9 @@
         </w:numPr>
         <w:ind w:firstLineChars="0"/>
       </w:pPr>
-      <w:bookmarkStart w:id="102" w:name="OLE_LINK220"/>
-      <w:bookmarkStart w:id="103" w:name="OLE_LINK221"/>
-      <w:bookmarkStart w:id="104" w:name="OLE_LINK222"/>
+      <w:bookmarkStart w:id="101" w:name="OLE_LINK220"/>
+      <w:bookmarkStart w:id="102" w:name="OLE_LINK221"/>
+      <w:bookmarkStart w:id="103" w:name="OLE_LINK222"/>
       <w:r>
         <w:t>全弹道</w:t>
       </w:r>
@@ -35661,7 +35893,7 @@
         <w:t>控制系统设计</w:t>
       </w:r>
     </w:p>
-    <w:bookmarkEnd w:id="102"/>
+    <w:bookmarkEnd w:id="101"/>
     <w:p>
       <w:pPr>
         <w:ind w:firstLine="480"/>
@@ -35941,9 +36173,9 @@
         <w:ind w:firstLine="480"/>
         <w:jc w:val="center"/>
       </w:pPr>
-      <w:bookmarkStart w:id="105" w:name="OLE_LINK223"/>
+      <w:bookmarkStart w:id="104" w:name="OLE_LINK223"/>
+      <w:bookmarkEnd w:id="102"/>
       <w:bookmarkEnd w:id="103"/>
-      <w:bookmarkEnd w:id="104"/>
       <w:r>
         <w:rPr>
           <w:rFonts w:hint="eastAsia"/>
@@ -36067,7 +36299,7 @@
         <w:t>整定后单位阶跃响应曲线</w:t>
       </w:r>
     </w:p>
-    <w:bookmarkEnd w:id="105"/>
+    <w:bookmarkEnd w:id="104"/>
     <w:p>
       <w:pPr>
         <w:ind w:firstLine="480"/>
@@ -36093,14 +36325,14 @@
           <w:numId w:val="2"/>
         </w:numPr>
       </w:pPr>
-      <w:bookmarkStart w:id="106" w:name="OLE_LINK31"/>
+      <w:bookmarkStart w:id="105" w:name="OLE_LINK31"/>
       <w:r>
         <w:rPr>
           <w:rFonts w:hint="eastAsia"/>
         </w:rPr>
         <w:t>横侧</w:t>
       </w:r>
-      <w:bookmarkEnd w:id="106"/>
+      <w:bookmarkEnd w:id="105"/>
       <w:r>
         <w:rPr>
           <w:rFonts w:hint="eastAsia"/>
@@ -36397,9 +36629,9 @@
                   </w:rPr>
                   <m:t>=</m:t>
                 </m:r>
-                <w:bookmarkStart w:id="107" w:name="OLE_LINK117"/>
-                <w:bookmarkStart w:id="108" w:name="OLE_LINK118"/>
-                <w:bookmarkStart w:id="109" w:name="OLE_LINK129"/>
+                <w:bookmarkStart w:id="106" w:name="OLE_LINK117"/>
+                <w:bookmarkStart w:id="107" w:name="OLE_LINK118"/>
+                <w:bookmarkStart w:id="108" w:name="OLE_LINK129"/>
                 <m:f>
                   <m:fPr>
                     <m:ctrlPr>
@@ -36496,9 +36728,9 @@
                 </m:f>
               </m:oMath>
             </m:oMathPara>
+            <w:bookmarkEnd w:id="106"/>
             <w:bookmarkEnd w:id="107"/>
             <w:bookmarkEnd w:id="108"/>
-            <w:bookmarkEnd w:id="109"/>
           </w:p>
         </w:tc>
         <w:tc>
@@ -36542,8 +36774,8 @@
                   </w:rPr>
                   <m:t>=</m:t>
                 </m:r>
-                <w:bookmarkStart w:id="110" w:name="OLE_LINK119"/>
-                <w:bookmarkStart w:id="111" w:name="OLE_LINK120"/>
+                <w:bookmarkStart w:id="109" w:name="OLE_LINK119"/>
+                <w:bookmarkStart w:id="110" w:name="OLE_LINK120"/>
                 <m:f>
                   <m:fPr>
                     <m:ctrlPr>
@@ -36640,8 +36872,8 @@
                 </m:f>
               </m:oMath>
             </m:oMathPara>
+            <w:bookmarkEnd w:id="109"/>
             <w:bookmarkEnd w:id="110"/>
-            <w:bookmarkEnd w:id="111"/>
           </w:p>
         </w:tc>
         <w:tc>
@@ -36730,8 +36962,8 @@
                   </w:rPr>
                   <m:t>=</m:t>
                 </m:r>
-                <w:bookmarkStart w:id="112" w:name="OLE_LINK121"/>
-                <w:bookmarkStart w:id="113" w:name="OLE_LINK122"/>
+                <w:bookmarkStart w:id="111" w:name="OLE_LINK121"/>
+                <w:bookmarkStart w:id="112" w:name="OLE_LINK122"/>
                 <m:f>
                   <m:fPr>
                     <m:ctrlPr>
@@ -36742,8 +36974,8 @@
                     </m:ctrlPr>
                   </m:fPr>
                   <m:num>
-                    <w:bookmarkStart w:id="114" w:name="OLE_LINK132"/>
-                    <w:bookmarkStart w:id="115" w:name="OLE_LINK133"/>
+                    <w:bookmarkStart w:id="113" w:name="OLE_LINK132"/>
+                    <w:bookmarkStart w:id="114" w:name="OLE_LINK133"/>
                     <m:sSubSup>
                       <m:sSubSupPr>
                         <m:ctrlPr>
@@ -36778,8 +37010,8 @@
                         </m:r>
                       </m:sup>
                     </m:sSubSup>
+                    <w:bookmarkEnd w:id="113"/>
                     <w:bookmarkEnd w:id="114"/>
-                    <w:bookmarkEnd w:id="115"/>
                   </m:num>
                   <m:den>
                     <m:sSub>
@@ -36812,12 +37044,12 @@
                 </m:f>
               </m:oMath>
             </m:oMathPara>
+            <w:bookmarkEnd w:id="111"/>
             <w:bookmarkEnd w:id="112"/>
-            <w:bookmarkEnd w:id="113"/>
           </w:p>
         </w:tc>
-        <w:bookmarkStart w:id="116" w:name="OLE_LINK125"/>
-        <w:bookmarkStart w:id="117" w:name="OLE_LINK126"/>
+        <w:bookmarkStart w:id="115" w:name="OLE_LINK125"/>
+        <w:bookmarkStart w:id="116" w:name="OLE_LINK126"/>
         <w:tc>
           <w:tcPr>
             <w:tcW w:w="1701" w:type="dxa"/>
@@ -36955,8 +37187,8 @@
                 </m:f>
               </m:oMath>
             </m:oMathPara>
+            <w:bookmarkEnd w:id="115"/>
             <w:bookmarkEnd w:id="116"/>
-            <w:bookmarkEnd w:id="117"/>
           </w:p>
         </w:tc>
         <w:tc>
@@ -37004,8 +37236,8 @@
             </m:oMathPara>
           </w:p>
         </w:tc>
-        <w:bookmarkStart w:id="118" w:name="OLE_LINK127"/>
-        <w:bookmarkStart w:id="119" w:name="OLE_LINK128"/>
+        <w:bookmarkStart w:id="117" w:name="OLE_LINK127"/>
+        <w:bookmarkStart w:id="118" w:name="OLE_LINK128"/>
         <w:tc>
           <w:tcPr>
             <w:tcW w:w="1694" w:type="dxa"/>
@@ -37146,12 +37378,12 @@
                 </m:f>
               </m:oMath>
             </m:oMathPara>
+            <w:bookmarkEnd w:id="117"/>
             <w:bookmarkEnd w:id="118"/>
-            <w:bookmarkEnd w:id="119"/>
           </w:p>
         </w:tc>
-        <w:bookmarkStart w:id="120" w:name="OLE_LINK136"/>
-        <w:bookmarkStart w:id="121" w:name="OLE_LINK137"/>
+        <w:bookmarkStart w:id="119" w:name="OLE_LINK136"/>
+        <w:bookmarkStart w:id="120" w:name="OLE_LINK137"/>
         <w:tc>
           <w:tcPr>
             <w:tcW w:w="1344" w:type="dxa"/>
@@ -37244,8 +37476,8 @@
                 </m:f>
               </m:oMath>
             </m:oMathPara>
+            <w:bookmarkEnd w:id="119"/>
             <w:bookmarkEnd w:id="120"/>
-            <w:bookmarkEnd w:id="121"/>
           </w:p>
         </w:tc>
       </w:tr>
@@ -37308,8 +37540,8 @@
                   </w:rPr>
                   <m:t>=</m:t>
                 </m:r>
-                <w:bookmarkStart w:id="122" w:name="OLE_LINK130"/>
-                <w:bookmarkStart w:id="123" w:name="OLE_LINK131"/>
+                <w:bookmarkStart w:id="121" w:name="OLE_LINK130"/>
+                <w:bookmarkStart w:id="122" w:name="OLE_LINK131"/>
                 <m:f>
                   <m:fPr>
                     <m:ctrlPr>
@@ -37406,8 +37638,8 @@
                 </m:f>
               </m:oMath>
             </m:oMathPara>
+            <w:bookmarkEnd w:id="121"/>
             <w:bookmarkEnd w:id="122"/>
-            <w:bookmarkEnd w:id="123"/>
           </w:p>
         </w:tc>
         <w:tc>
@@ -37852,8 +38084,8 @@
             </m:oMathPara>
           </w:p>
         </w:tc>
-        <w:bookmarkStart w:id="124" w:name="OLE_LINK134"/>
-        <w:bookmarkStart w:id="125" w:name="OLE_LINK135"/>
+        <w:bookmarkStart w:id="123" w:name="OLE_LINK134"/>
+        <w:bookmarkStart w:id="124" w:name="OLE_LINK135"/>
         <w:tc>
           <w:tcPr>
             <w:tcW w:w="1843" w:type="dxa"/>
@@ -37897,12 +38129,12 @@
                 </m:r>
               </m:oMath>
             </m:oMathPara>
+            <w:bookmarkEnd w:id="123"/>
             <w:bookmarkEnd w:id="124"/>
-            <w:bookmarkEnd w:id="125"/>
           </w:p>
         </w:tc>
-        <w:bookmarkStart w:id="126" w:name="OLE_LINK143"/>
-        <w:bookmarkStart w:id="127" w:name="OLE_LINK144"/>
+        <w:bookmarkStart w:id="125" w:name="OLE_LINK143"/>
+        <w:bookmarkStart w:id="126" w:name="OLE_LINK144"/>
         <w:tc>
           <w:tcPr>
             <w:tcW w:w="1694" w:type="dxa"/>
@@ -37949,8 +38181,8 @@
                 </m:r>
               </m:oMath>
             </m:oMathPara>
+            <w:bookmarkEnd w:id="125"/>
             <w:bookmarkEnd w:id="126"/>
-            <w:bookmarkEnd w:id="127"/>
           </w:p>
         </w:tc>
         <w:tc>
@@ -38155,8 +38387,8 @@
                   </w:rPr>
                   <m:t>=</m:t>
                 </m:r>
-                <w:bookmarkStart w:id="128" w:name="OLE_LINK139"/>
-                <w:bookmarkStart w:id="129" w:name="OLE_LINK140"/>
+                <w:bookmarkStart w:id="127" w:name="OLE_LINK139"/>
+                <w:bookmarkStart w:id="128" w:name="OLE_LINK140"/>
                 <m:f>
                   <m:fPr>
                     <m:ctrlPr>
@@ -38185,8 +38417,8 @@
                 </m:f>
               </m:oMath>
             </m:oMathPara>
+            <w:bookmarkEnd w:id="127"/>
             <w:bookmarkEnd w:id="128"/>
-            <w:bookmarkEnd w:id="129"/>
           </w:p>
         </w:tc>
         <w:tc>
@@ -38234,8 +38466,8 @@
             </m:oMathPara>
           </w:p>
         </w:tc>
-        <w:bookmarkStart w:id="130" w:name="OLE_LINK145"/>
-        <w:bookmarkStart w:id="131" w:name="OLE_LINK146"/>
+        <w:bookmarkStart w:id="129" w:name="OLE_LINK145"/>
+        <w:bookmarkStart w:id="130" w:name="OLE_LINK146"/>
         <w:tc>
           <w:tcPr>
             <w:tcW w:w="1842" w:type="dxa"/>
@@ -38331,8 +38563,8 @@
                 </m:f>
               </m:oMath>
             </m:oMathPara>
+            <w:bookmarkEnd w:id="129"/>
             <w:bookmarkEnd w:id="130"/>
-            <w:bookmarkEnd w:id="131"/>
           </w:p>
         </w:tc>
         <w:tc>
@@ -38665,7 +38897,7 @@
           <w:numId w:val="2"/>
         </w:numPr>
       </w:pPr>
-      <w:bookmarkStart w:id="132" w:name="OLE_LINK32"/>
+      <w:bookmarkStart w:id="131" w:name="OLE_LINK32"/>
       <w:r>
         <w:rPr>
           <w:rFonts w:hint="eastAsia"/>
@@ -38796,8 +39028,8 @@
         <w:t>时，弹体侧向静稳定，则：</w:t>
       </w:r>
     </w:p>
-    <w:bookmarkStart w:id="133" w:name="OLE_LINK169"/>
-    <w:bookmarkStart w:id="134" w:name="OLE_LINK170"/>
+    <w:bookmarkStart w:id="132" w:name="OLE_LINK169"/>
+    <w:bookmarkStart w:id="133" w:name="OLE_LINK170"/>
     <w:p>
       <w:pPr>
         <w:ind w:firstLine="480"/>
@@ -38875,8 +39107,8 @@
               </m:r>
             </m:e>
           </m:d>
+          <w:bookmarkEnd w:id="132"/>
           <w:bookmarkEnd w:id="133"/>
-          <w:bookmarkEnd w:id="134"/>
           <m:r>
             <w:rPr>
               <w:rFonts w:ascii="Cambria Math" w:hAnsi="Cambria Math"/>
@@ -39094,9 +39326,9 @@
         </m:oMath>
       </m:oMathPara>
     </w:p>
-    <w:bookmarkStart w:id="135" w:name="OLE_LINK171"/>
-    <w:bookmarkStart w:id="136" w:name="OLE_LINK172"/>
-    <w:bookmarkStart w:id="137" w:name="OLE_LINK178"/>
+    <w:bookmarkStart w:id="134" w:name="OLE_LINK171"/>
+    <w:bookmarkStart w:id="135" w:name="OLE_LINK172"/>
+    <w:bookmarkStart w:id="136" w:name="OLE_LINK178"/>
     <w:p>
       <w:pPr>
         <w:ind w:firstLine="480"/>
@@ -39174,9 +39406,9 @@
               </m:r>
             </m:e>
           </m:d>
+          <w:bookmarkEnd w:id="134"/>
           <w:bookmarkEnd w:id="135"/>
           <w:bookmarkEnd w:id="136"/>
-          <w:bookmarkEnd w:id="137"/>
           <m:r>
             <w:rPr>
               <w:rFonts w:ascii="Cambria Math" w:hAnsi="Cambria Math"/>
@@ -39356,8 +39588,8 @@
         </m:oMath>
       </m:oMathPara>
     </w:p>
-    <w:bookmarkStart w:id="138" w:name="OLE_LINK179"/>
-    <w:bookmarkStart w:id="139" w:name="OLE_LINK180"/>
+    <w:bookmarkStart w:id="137" w:name="OLE_LINK179"/>
+    <w:bookmarkStart w:id="138" w:name="OLE_LINK180"/>
     <w:p>
       <w:pPr>
         <w:ind w:firstLine="480"/>
@@ -39435,8 +39667,8 @@
               </m:r>
             </m:e>
           </m:d>
+          <w:bookmarkEnd w:id="137"/>
           <w:bookmarkEnd w:id="138"/>
-          <w:bookmarkEnd w:id="139"/>
           <m:r>
             <w:rPr>
               <w:rFonts w:ascii="Cambria Math" w:hAnsi="Cambria Math"/>
@@ -39636,8 +39868,8 @@
         </m:oMath>
       </m:oMathPara>
     </w:p>
-    <w:bookmarkStart w:id="140" w:name="OLE_LINK181"/>
-    <w:bookmarkStart w:id="141" w:name="OLE_LINK182"/>
+    <w:bookmarkStart w:id="139" w:name="OLE_LINK181"/>
+    <w:bookmarkStart w:id="140" w:name="OLE_LINK182"/>
     <w:p>
       <w:pPr>
         <w:ind w:firstLine="480"/>
@@ -39735,8 +39967,8 @@
               </m:r>
             </m:e>
           </m:d>
+          <w:bookmarkEnd w:id="139"/>
           <w:bookmarkEnd w:id="140"/>
-          <w:bookmarkEnd w:id="141"/>
           <m:r>
             <w:rPr>
               <w:rFonts w:ascii="Cambria Math" w:hAnsi="Cambria Math"/>
@@ -40906,8 +41138,8 @@
         <w:t>时，弹体侧向静不稳定，则：</w:t>
       </w:r>
     </w:p>
-    <w:bookmarkStart w:id="142" w:name="OLE_LINK184"/>
-    <w:bookmarkStart w:id="143" w:name="OLE_LINK185"/>
+    <w:bookmarkStart w:id="141" w:name="OLE_LINK184"/>
+    <w:bookmarkStart w:id="142" w:name="OLE_LINK185"/>
     <w:p>
       <w:pPr>
         <w:ind w:firstLine="480"/>
@@ -41202,8 +41434,8 @@
         </m:oMath>
       </m:oMathPara>
     </w:p>
+    <w:bookmarkEnd w:id="141"/>
     <w:bookmarkEnd w:id="142"/>
-    <w:bookmarkEnd w:id="143"/>
     <w:p>
       <w:pPr>
         <w:ind w:firstLine="480"/>
@@ -42092,8 +42324,8 @@
                     </w:rPr>
                     <m:t>=</m:t>
                   </m:r>
-                  <w:bookmarkStart w:id="144" w:name="OLE_LINK189"/>
-                  <w:bookmarkStart w:id="145" w:name="OLE_LINK190"/>
+                  <w:bookmarkStart w:id="143" w:name="OLE_LINK189"/>
+                  <w:bookmarkStart w:id="144" w:name="OLE_LINK190"/>
                   <m:f>
                     <m:fPr>
                       <m:ctrlPr>
@@ -42306,8 +42538,8 @@
                       </m:sSub>
                     </m:den>
                   </m:f>
+                  <w:bookmarkEnd w:id="143"/>
                   <w:bookmarkEnd w:id="144"/>
-                  <w:bookmarkEnd w:id="145"/>
                 </m:e>
                 <m:e>
                   <m:sSub>
@@ -42867,7 +43099,7 @@
       <w:pPr>
         <w:ind w:firstLine="480"/>
       </w:pPr>
-      <w:bookmarkStart w:id="146" w:name="OLE_LINK195"/>
+      <w:bookmarkStart w:id="145" w:name="OLE_LINK195"/>
       <w:r>
         <w:rPr>
           <w:rFonts w:hint="eastAsia"/>
@@ -42936,7 +43168,7 @@
         </w:rPr>
         <w:t>下所能产生的弹道</w:t>
       </w:r>
-      <w:bookmarkStart w:id="147" w:name="OLE_LINK183"/>
+      <w:bookmarkStart w:id="146" w:name="OLE_LINK183"/>
       <w:r>
         <w:rPr>
           <w:rFonts w:hint="eastAsia"/>
@@ -42949,7 +43181,7 @@
         </w:rPr>
         <w:t>角</w:t>
       </w:r>
-      <w:bookmarkEnd w:id="147"/>
+      <w:bookmarkEnd w:id="146"/>
       <w:r>
         <w:rPr>
           <w:rFonts w:hint="eastAsia"/>
@@ -43017,7 +43249,7 @@
         <w:t>;</w:t>
       </w:r>
     </w:p>
-    <w:bookmarkEnd w:id="146"/>
+    <w:bookmarkEnd w:id="145"/>
     <w:p>
       <w:pPr>
         <w:ind w:firstLine="480"/>
@@ -43168,14 +43400,14 @@
           <w:numId w:val="2"/>
         </w:numPr>
       </w:pPr>
-      <w:bookmarkStart w:id="148" w:name="OLE_LINK33"/>
-      <w:bookmarkStart w:id="149" w:name="OLE_LINK34"/>
-      <w:bookmarkEnd w:id="132"/>
+      <w:bookmarkStart w:id="147" w:name="OLE_LINK33"/>
+      <w:bookmarkStart w:id="148" w:name="OLE_LINK34"/>
+      <w:bookmarkEnd w:id="131"/>
       <w:r>
         <w:t>滚转</w:t>
       </w:r>
+      <w:bookmarkEnd w:id="147"/>
       <w:bookmarkEnd w:id="148"/>
-      <w:bookmarkEnd w:id="149"/>
       <w:r>
         <w:t>通道控制系统设计</w:t>
       </w:r>
@@ -43198,9 +43430,9 @@
         <w:t>通道短周期传递函数</w:t>
       </w:r>
     </w:p>
-    <w:bookmarkStart w:id="150" w:name="OLE_LINK197"/>
-    <w:bookmarkStart w:id="151" w:name="OLE_LINK186"/>
-    <w:bookmarkStart w:id="152" w:name="OLE_LINK187"/>
+    <w:bookmarkStart w:id="149" w:name="OLE_LINK197"/>
+    <w:bookmarkStart w:id="150" w:name="OLE_LINK186"/>
+    <w:bookmarkStart w:id="151" w:name="OLE_LINK187"/>
     <w:p>
       <w:pPr>
         <w:ind w:firstLine="480"/>
@@ -43276,7 +43508,7 @@
               </m:r>
             </m:e>
           </m:d>
-          <w:bookmarkEnd w:id="150"/>
+          <w:bookmarkEnd w:id="149"/>
           <m:r>
             <m:rPr>
               <m:sty m:val="p"/>
@@ -43295,7 +43527,7 @@
               </m:ctrlPr>
             </m:fPr>
             <m:num>
-              <w:bookmarkStart w:id="153" w:name="OLE_LINK188"/>
+              <w:bookmarkStart w:id="152" w:name="OLE_LINK188"/>
               <m:sSub>
                 <m:sSubPr>
                   <m:ctrlPr>
@@ -43321,7 +43553,7 @@
                   </m:r>
                 </m:sub>
               </m:sSub>
-              <w:bookmarkEnd w:id="153"/>
+              <w:bookmarkEnd w:id="152"/>
             </m:num>
             <m:den>
               <m:r>
@@ -43333,8 +43565,8 @@
                 </w:rPr>
                 <m:t>(</m:t>
               </m:r>
-              <w:bookmarkStart w:id="154" w:name="OLE_LINK191"/>
-              <w:bookmarkStart w:id="155" w:name="OLE_LINK192"/>
+              <w:bookmarkStart w:id="153" w:name="OLE_LINK191"/>
+              <w:bookmarkStart w:id="154" w:name="OLE_LINK192"/>
               <m:sSub>
                 <m:sSubPr>
                   <m:ctrlPr>
@@ -43363,8 +43595,8 @@
                   </m:r>
                 </m:sub>
               </m:sSub>
+              <w:bookmarkEnd w:id="153"/>
               <w:bookmarkEnd w:id="154"/>
-              <w:bookmarkEnd w:id="155"/>
               <m:r>
                 <w:rPr>
                   <w:rFonts w:ascii="Cambria Math" w:hAnsi="Cambria Math"/>
@@ -43568,8 +43800,8 @@
         </m:oMath>
       </m:oMathPara>
     </w:p>
+    <w:bookmarkEnd w:id="150"/>
     <w:bookmarkEnd w:id="151"/>
-    <w:bookmarkEnd w:id="152"/>
     <w:p>
       <w:pPr>
         <w:ind w:firstLine="480"/>
@@ -43629,8 +43861,8 @@
                     </w:rPr>
                     <m:t>=</m:t>
                   </m:r>
-                  <w:bookmarkStart w:id="156" w:name="OLE_LINK193"/>
-                  <w:bookmarkStart w:id="157" w:name="OLE_LINK194"/>
+                  <w:bookmarkStart w:id="155" w:name="OLE_LINK193"/>
+                  <w:bookmarkStart w:id="156" w:name="OLE_LINK194"/>
                   <m:f>
                     <m:fPr>
                       <m:ctrlPr>
@@ -43702,8 +43934,8 @@
                       </m:sSub>
                     </m:den>
                   </m:f>
+                  <w:bookmarkEnd w:id="155"/>
                   <w:bookmarkEnd w:id="156"/>
-                  <w:bookmarkEnd w:id="157"/>
                 </m:e>
                 <m:e>
                   <m:sSub>
@@ -44327,7 +44559,6 @@
         <w:t>:</w:t>
       </w:r>
       <w:proofErr w:type="spellStart"/>
-      <w:proofErr w:type="gramStart"/>
       <w:r>
         <w:rPr>
           <w:rFonts w:hint="eastAsia"/>
@@ -44342,14 +44573,7 @@
         <w:rPr>
           <w:rFonts w:hint="eastAsia"/>
         </w:rPr>
-        <w:t>&lt;</w:t>
-      </w:r>
-      <w:proofErr w:type="gramEnd"/>
-      <w:r>
-        <w:rPr>
-          <w:rFonts w:hint="eastAsia"/>
-        </w:rPr>
-        <w:t>1.0s;</w:t>
+        <w:t>&lt;1.0s;</w:t>
       </w:r>
     </w:p>
     <w:p>
@@ -44447,7 +44671,7 @@
           <w:b/>
         </w:rPr>
       </w:pPr>
-      <w:bookmarkStart w:id="158" w:name="OLE_LINK196"/>
+      <w:bookmarkStart w:id="157" w:name="OLE_LINK196"/>
       <w:r>
         <w:rPr>
           <w:rFonts w:hint="eastAsia"/>
@@ -44455,7 +44679,7 @@
         </w:rPr>
         <w:t>(2)</w:t>
       </w:r>
-      <w:bookmarkEnd w:id="158"/>
+      <w:bookmarkEnd w:id="157"/>
       <w:r>
         <w:rPr>
           <w:rFonts w:hint="eastAsia"/>
@@ -44568,6 +44792,38 @@
         <w:rPr>
           <w:rFonts w:hint="eastAsia"/>
         </w:rPr>
+        <w:t>:Dm&gt;</w:t>
+      </w:r>
+      <w:r>
+        <w:t>1</w:t>
+      </w:r>
+      <w:r>
+        <w:rPr>
+          <w:rFonts w:hint="eastAsia"/>
+        </w:rPr>
+        <w:t>0ms;</w:t>
+      </w:r>
+    </w:p>
+    <w:p>
+      <w:pPr>
+        <w:ind w:firstLine="480"/>
+      </w:pPr>
+      <w:r>
+        <w:rPr>
+          <w:rFonts w:hint="eastAsia"/>
+        </w:rPr>
+        <w:t>4)</w:t>
+      </w:r>
+      <w:r>
+        <w:rPr>
+          <w:rFonts w:hint="eastAsia"/>
+        </w:rPr>
+        <w:t>截止频率</w:t>
+      </w:r>
+      <w:r>
+        <w:rPr>
+          <w:rFonts w:hint="eastAsia"/>
+        </w:rPr>
         <w:t>:</w:t>
       </w:r>
       <w:proofErr w:type="spellStart"/>
@@ -44575,7 +44831,10 @@
         <w:rPr>
           <w:rFonts w:hint="eastAsia"/>
         </w:rPr>
-        <w:t>Dm</w:t>
+        <w:t>w</w:t>
+      </w:r>
+      <w:r>
+        <w:t>c</w:t>
       </w:r>
       <w:proofErr w:type="spellEnd"/>
       <w:r>
@@ -44585,65 +44844,22 @@
         <w:t>&gt;</w:t>
       </w:r>
       <w:r>
-        <w:t>1</w:t>
-      </w:r>
-      <w:r>
-        <w:rPr>
-          <w:rFonts w:hint="eastAsia"/>
-        </w:rPr>
-        <w:t>0ms;</w:t>
-      </w:r>
-    </w:p>
-    <w:p>
-      <w:pPr>
-        <w:ind w:firstLine="480"/>
-      </w:pPr>
-      <w:r>
-        <w:rPr>
-          <w:rFonts w:hint="eastAsia"/>
-        </w:rPr>
-        <w:t>4)</w:t>
-      </w:r>
-      <w:r>
-        <w:rPr>
-          <w:rFonts w:hint="eastAsia"/>
-        </w:rPr>
-        <w:t>截止频率</w:t>
-      </w:r>
-      <w:r>
-        <w:rPr>
-          <w:rFonts w:hint="eastAsia"/>
-        </w:rPr>
-        <w:t>:</w:t>
-      </w:r>
-      <w:proofErr w:type="spellStart"/>
+        <w:t>10</w:t>
+      </w:r>
+      <w:r>
+        <w:rPr>
+          <w:rFonts w:hint="eastAsia"/>
+        </w:rPr>
+        <w:t xml:space="preserve"> rad/</w:t>
+      </w:r>
       <w:proofErr w:type="gramStart"/>
       <w:r>
         <w:rPr>
           <w:rFonts w:hint="eastAsia"/>
         </w:rPr>
-        <w:t>w</w:t>
-      </w:r>
-      <w:r>
-        <w:t>c</w:t>
-      </w:r>
-      <w:proofErr w:type="spellEnd"/>
-      <w:r>
-        <w:rPr>
-          <w:rFonts w:hint="eastAsia"/>
-        </w:rPr>
-        <w:t>&gt;</w:t>
+        <w:t>s ;</w:t>
       </w:r>
       <w:proofErr w:type="gramEnd"/>
-      <w:r>
-        <w:t>10</w:t>
-      </w:r>
-      <w:r>
-        <w:rPr>
-          <w:rFonts w:hint="eastAsia"/>
-        </w:rPr>
-        <w:t xml:space="preserve"> rad/s ;</w:t>
-      </w:r>
     </w:p>
     <w:p>
       <w:pPr>
@@ -44885,9 +45101,9 @@
       <w:pPr>
         <w:ind w:firstLine="480"/>
       </w:pPr>
-      <w:bookmarkStart w:id="159" w:name="OLE_LINK200"/>
-      <w:bookmarkStart w:id="160" w:name="OLE_LINK201"/>
-      <w:bookmarkStart w:id="161" w:name="OLE_LINK204"/>
+      <w:bookmarkStart w:id="158" w:name="OLE_LINK200"/>
+      <w:bookmarkStart w:id="159" w:name="OLE_LINK201"/>
+      <w:bookmarkStart w:id="160" w:name="OLE_LINK204"/>
       <w:r>
         <w:rPr>
           <w:rFonts w:hint="eastAsia"/>
@@ -45116,9 +45332,9 @@
         </w:tc>
       </w:tr>
     </w:tbl>
+    <w:bookmarkEnd w:id="158"/>
     <w:bookmarkEnd w:id="159"/>
     <w:bookmarkEnd w:id="160"/>
-    <w:bookmarkEnd w:id="161"/>
     <w:p>
       <w:pPr>
         <w:ind w:firstLine="480"/>
@@ -45214,8 +45430,8 @@
             </w:rPr>
             <m:t>=</m:t>
           </m:r>
-          <w:bookmarkStart w:id="162" w:name="OLE_LINK198"/>
-          <w:bookmarkStart w:id="163" w:name="OLE_LINK199"/>
+          <w:bookmarkStart w:id="161" w:name="OLE_LINK198"/>
+          <w:bookmarkStart w:id="162" w:name="OLE_LINK199"/>
           <m:f>
             <m:fPr>
               <m:ctrlPr>
@@ -45261,8 +45477,8 @@
           </m:f>
         </m:oMath>
       </m:oMathPara>
+      <w:bookmarkEnd w:id="161"/>
       <w:bookmarkEnd w:id="162"/>
-      <w:bookmarkEnd w:id="163"/>
     </w:p>
     <w:p>
       <w:pPr>
@@ -45753,7 +45969,7 @@
         <w:t>阻尼回路的控制框图如下：</w:t>
       </w:r>
     </w:p>
-    <w:bookmarkStart w:id="164" w:name="OLE_LINK210"/>
+    <w:bookmarkStart w:id="163" w:name="OLE_LINK210"/>
     <w:p>
       <w:pPr>
         <w:keepNext/>
@@ -45761,11 +45977,11 @@
         <w:jc w:val="center"/>
       </w:pPr>
       <w:r>
-        <w:object w:dxaOrig="19284" w:dyaOrig="5905">
-          <v:shape id="_x0000_i1045" type="#_x0000_t75" style="width:339.35pt;height:107.05pt" o:ole="">
+        <w:object w:dxaOrig="19284" w:dyaOrig="5905" w14:anchorId="7AEDAEB4">
+          <v:shape id="_x0000_i1045" type="#_x0000_t75" style="width:339.6pt;height:107.4pt" o:ole="">
             <v:imagedata r:id="rId76" o:title="" cropbottom="-21458f" cropright="-18498f"/>
           </v:shape>
-          <o:OLEObject Type="Embed" ProgID="Visio.Drawing.15" ShapeID="_x0000_i1045" DrawAspect="Content" ObjectID="_1834058372" r:id="rId77"/>
+          <o:OLEObject Type="Embed" ProgID="Visio.Drawing.15" ShapeID="_x0000_i1045" DrawAspect="Content" ObjectID="_1838580751" r:id="rId77"/>
         </w:object>
       </w:r>
     </w:p>
@@ -45829,7 +46045,7 @@
         <w:t>阻尼回路控制框图</w:t>
       </w:r>
     </w:p>
-    <w:bookmarkEnd w:id="164"/>
+    <w:bookmarkEnd w:id="163"/>
     <w:p>
       <w:pPr>
         <w:ind w:firstLine="480"/>
@@ -45853,7 +46069,7 @@
           <w:szCs w:val="24"/>
         </w:rPr>
       </w:pPr>
-      <w:bookmarkStart w:id="165" w:name="OLE_LINK213"/>
+      <w:bookmarkStart w:id="164" w:name="OLE_LINK213"/>
       <w:r>
         <w:rPr>
           <w:rFonts w:ascii="Courier New" w:hAnsi="Courier New" w:cs="Courier New"/>
@@ -45960,7 +46176,7 @@
           <w:noProof/>
         </w:rPr>
         <w:drawing>
-          <wp:inline distT="0" distB="0" distL="0" distR="0">
+          <wp:inline distT="0" distB="0" distL="0" distR="0" wp14:anchorId="0B541E23" wp14:editId="3514EA2D">
             <wp:extent cx="4038600" cy="3310497"/>
             <wp:effectExtent l="0" t="0" r="0" b="0"/>
             <wp:docPr id="4" name="图片 4"/>
@@ -46075,7 +46291,7 @@
         <w:t>图</w:t>
       </w:r>
     </w:p>
-    <w:bookmarkEnd w:id="165"/>
+    <w:bookmarkEnd w:id="164"/>
     <w:p>
       <w:pPr>
         <w:ind w:firstLine="480"/>
@@ -46099,7 +46315,7 @@
       <w:pPr>
         <w:ind w:firstLine="480"/>
       </w:pPr>
-      <w:bookmarkStart w:id="166" w:name="OLE_LINK214"/>
+      <w:bookmarkStart w:id="165" w:name="OLE_LINK214"/>
       <w:r>
         <w:rPr>
           <w:rFonts w:hint="eastAsia"/>
@@ -46162,11 +46378,11 @@
         <w:ind w:firstLineChars="83" w:firstLine="199"/>
       </w:pPr>
       <w:r>
-        <w:object w:dxaOrig="26833" w:dyaOrig="6613">
-          <v:shape id="_x0000_i1046" type="#_x0000_t75" style="width:388.8pt;height:110.8pt" o:ole="">
+        <w:object w:dxaOrig="26833" w:dyaOrig="6613" w14:anchorId="7E68826E">
+          <v:shape id="_x0000_i1046" type="#_x0000_t75" style="width:388.8pt;height:111pt" o:ole="">
             <v:imagedata r:id="rId79" o:title="" cropbottom="-24754f" cropright="-17283f"/>
           </v:shape>
-          <o:OLEObject Type="Embed" ProgID="Visio.Drawing.15" ShapeID="_x0000_i1046" DrawAspect="Content" ObjectID="_1834058373" r:id="rId80"/>
+          <o:OLEObject Type="Embed" ProgID="Visio.Drawing.15" ShapeID="_x0000_i1046" DrawAspect="Content" ObjectID="_1838580752" r:id="rId80"/>
         </w:object>
       </w:r>
     </w:p>
@@ -46517,7 +46733,7 @@
           <w:noProof/>
         </w:rPr>
         <w:drawing>
-          <wp:inline distT="0" distB="0" distL="0" distR="0">
+          <wp:inline distT="0" distB="0" distL="0" distR="0" wp14:anchorId="0A60BE1C" wp14:editId="3C69ED4C">
             <wp:extent cx="3745523" cy="3070258"/>
             <wp:effectExtent l="0" t="0" r="0" b="0"/>
             <wp:docPr id="6" name="图片 6"/>
@@ -46650,7 +46866,7 @@
         </w:rPr>
         <w:lastRenderedPageBreak/>
         <w:drawing>
-          <wp:inline distT="0" distB="0" distL="0" distR="0">
+          <wp:inline distT="0" distB="0" distL="0" distR="0" wp14:anchorId="46C14E22" wp14:editId="00DF39CF">
             <wp:extent cx="3399692" cy="2786775"/>
             <wp:effectExtent l="0" t="0" r="0" b="0"/>
             <wp:docPr id="9" name="图片 9"/>
@@ -46758,7 +46974,7 @@
       <w:r>
         <w:t>滚转角阶跃响应曲线</w:t>
       </w:r>
-      <w:bookmarkEnd w:id="166"/>
+      <w:bookmarkEnd w:id="165"/>
     </w:p>
     <w:p>
       <w:pPr>
@@ -46780,8 +46996,8 @@
       <w:pPr>
         <w:ind w:firstLine="480"/>
       </w:pPr>
-      <w:bookmarkStart w:id="167" w:name="OLE_LINK218"/>
-      <w:bookmarkStart w:id="168" w:name="OLE_LINK219"/>
+      <w:bookmarkStart w:id="166" w:name="OLE_LINK218"/>
+      <w:bookmarkStart w:id="167" w:name="OLE_LINK219"/>
       <w:r>
         <w:rPr>
           <w:rFonts w:hint="eastAsia"/>
@@ -46801,7 +47017,7 @@
           <w:noProof/>
         </w:rPr>
         <w:drawing>
-          <wp:inline distT="0" distB="0" distL="0" distR="0">
+          <wp:inline distT="0" distB="0" distL="0" distR="0" wp14:anchorId="0EB96A4E" wp14:editId="7A2FFD56">
             <wp:extent cx="3513421" cy="2880000"/>
             <wp:effectExtent l="0" t="0" r="0" b="0"/>
             <wp:docPr id="12" name="图片 12"/>
@@ -46906,8 +47122,8 @@
       <w:r>
         <w:fldChar w:fldCharType="end"/>
       </w:r>
-      <w:bookmarkStart w:id="169" w:name="OLE_LINK202"/>
-      <w:bookmarkStart w:id="170" w:name="OLE_LINK203"/>
+      <w:bookmarkStart w:id="168" w:name="OLE_LINK202"/>
+      <w:bookmarkStart w:id="169" w:name="OLE_LINK203"/>
       <w:proofErr w:type="gramStart"/>
       <w:r>
         <w:t>传递函数簇内回路</w:t>
@@ -46916,8 +47132,8 @@
       <w:r>
         <w:t>整定后伯德图</w:t>
       </w:r>
+      <w:bookmarkEnd w:id="168"/>
       <w:bookmarkEnd w:id="169"/>
-      <w:bookmarkEnd w:id="170"/>
     </w:p>
     <w:p>
       <w:pPr>
@@ -46932,7 +47148,7 @@
         </w:rPr>
         <w:lastRenderedPageBreak/>
         <w:drawing>
-          <wp:inline distT="0" distB="0" distL="0" distR="0">
+          <wp:inline distT="0" distB="0" distL="0" distR="0" wp14:anchorId="1E16D121" wp14:editId="6C61AB0A">
             <wp:extent cx="3513420" cy="2880000"/>
             <wp:effectExtent l="0" t="0" r="0" b="0"/>
             <wp:docPr id="13" name="图片 13"/>
@@ -47064,7 +47280,7 @@
           <w:noProof/>
         </w:rPr>
         <w:drawing>
-          <wp:inline distT="0" distB="0" distL="0" distR="0">
+          <wp:inline distT="0" distB="0" distL="0" distR="0" wp14:anchorId="79EB867B" wp14:editId="5B931398">
             <wp:extent cx="3513420" cy="2880000"/>
             <wp:effectExtent l="0" t="0" r="0" b="0"/>
             <wp:docPr id="14" name="图片 14"/>
@@ -47180,8 +47396,8 @@
       <w:r>
         <w:t>整定后单位阶跃响应曲线</w:t>
       </w:r>
+      <w:bookmarkEnd w:id="166"/>
       <w:bookmarkEnd w:id="167"/>
-      <w:bookmarkEnd w:id="168"/>
     </w:p>
     <w:p>
       <w:pPr>
@@ -47587,21 +47803,21 @@
         <w:t>模型主要运行时序如下图所示：</w:t>
       </w:r>
     </w:p>
-    <w:bookmarkStart w:id="171" w:name="OLE_LINK72"/>
+    <w:bookmarkStart w:id="170" w:name="OLE_LINK72"/>
     <w:p>
       <w:pPr>
         <w:ind w:firstLine="480"/>
         <w:jc w:val="center"/>
       </w:pPr>
       <w:r>
-        <w:object w:dxaOrig="5004" w:dyaOrig="20172">
-          <v:shape id="_x0000_i1047" type="#_x0000_t75" style="width:252.95pt;height:399.45pt" o:ole="">
+        <w:object w:dxaOrig="5004" w:dyaOrig="20172" w14:anchorId="34639240">
+          <v:shape id="_x0000_i1047" type="#_x0000_t75" style="width:253.2pt;height:399.6pt" o:ole="">
             <v:imagedata r:id="rId86" o:title="" cropbottom="-18924f" cropleft="-52001f" cropright="-57700f"/>
           </v:shape>
-          <o:OLEObject Type="Embed" ProgID="Visio.Drawing.15" ShapeID="_x0000_i1047" DrawAspect="Content" ObjectID="_1834058374" r:id="rId87"/>
+          <o:OLEObject Type="Embed" ProgID="Visio.Drawing.15" ShapeID="_x0000_i1047" DrawAspect="Content" ObjectID="_1838580753" r:id="rId87"/>
         </w:object>
       </w:r>
-      <w:bookmarkEnd w:id="171"/>
+      <w:bookmarkEnd w:id="170"/>
     </w:p>
     <w:p>
       <w:pPr>
@@ -48052,7 +48268,6 @@
             <w:pPr>
               <w:ind w:firstLineChars="0" w:firstLine="0"/>
             </w:pPr>
-            <w:proofErr w:type="spellStart"/>
             <w:r>
               <w:t>I</w:t>
             </w:r>
@@ -48062,7 +48277,6 @@
               </w:rPr>
               <w:t>nit</w:t>
             </w:r>
-            <w:proofErr w:type="spellEnd"/>
           </w:p>
         </w:tc>
         <w:tc>
@@ -48086,8 +48300,8 @@
             <w:pPr>
               <w:ind w:firstLineChars="0" w:firstLine="0"/>
             </w:pPr>
-            <w:bookmarkStart w:id="172" w:name="OLE_LINK62"/>
-            <w:bookmarkStart w:id="173" w:name="OLE_LINK63"/>
+            <w:bookmarkStart w:id="171" w:name="OLE_LINK62"/>
+            <w:bookmarkStart w:id="172" w:name="OLE_LINK63"/>
             <w:r>
               <w:t>d</w:t>
             </w:r>
@@ -48097,8 +48311,8 @@
               </w:rPr>
               <w:t>ouble</w:t>
             </w:r>
+            <w:bookmarkEnd w:id="171"/>
             <w:bookmarkEnd w:id="172"/>
-            <w:bookmarkEnd w:id="173"/>
           </w:p>
         </w:tc>
         <w:tc>
@@ -48171,8 +48385,8 @@
             <w:pPr>
               <w:ind w:firstLineChars="0" w:firstLine="0"/>
             </w:pPr>
-            <w:bookmarkStart w:id="174" w:name="OLE_LINK69"/>
-            <w:bookmarkStart w:id="175" w:name="OLE_LINK70"/>
+            <w:bookmarkStart w:id="173" w:name="OLE_LINK69"/>
+            <w:bookmarkStart w:id="174" w:name="OLE_LINK70"/>
             <w:r>
               <w:rPr>
                 <w:rFonts w:hint="eastAsia"/>
@@ -48182,8 +48396,8 @@
             <w:r>
               <w:t>ector3d</w:t>
             </w:r>
+            <w:bookmarkEnd w:id="173"/>
             <w:bookmarkEnd w:id="174"/>
-            <w:bookmarkEnd w:id="175"/>
           </w:p>
         </w:tc>
         <w:tc>
@@ -48345,22 +48559,22 @@
             <w:pPr>
               <w:ind w:firstLineChars="0" w:firstLine="0"/>
             </w:pPr>
-            <w:bookmarkStart w:id="176" w:name="OLE_LINK61"/>
+            <w:bookmarkStart w:id="175" w:name="OLE_LINK61"/>
             <w:r>
               <w:rPr>
                 <w:rFonts w:hint="eastAsia"/>
               </w:rPr>
               <w:t>发射倾角</w:t>
             </w:r>
-            <w:bookmarkStart w:id="177" w:name="OLE_LINK64"/>
-            <w:bookmarkEnd w:id="176"/>
+            <w:bookmarkStart w:id="176" w:name="OLE_LINK64"/>
+            <w:bookmarkEnd w:id="175"/>
             <w:r>
               <w:rPr>
                 <w:rFonts w:hint="eastAsia"/>
               </w:rPr>
               <w:t>（度）</w:t>
             </w:r>
-            <w:bookmarkEnd w:id="177"/>
+            <w:bookmarkEnd w:id="176"/>
           </w:p>
         </w:tc>
       </w:tr>
@@ -48436,14 +48650,14 @@
             <w:pPr>
               <w:ind w:firstLineChars="0" w:firstLine="0"/>
             </w:pPr>
-            <w:bookmarkStart w:id="178" w:name="OLE_LINK65"/>
-            <w:bookmarkStart w:id="179" w:name="OLE_LINK66"/>
+            <w:bookmarkStart w:id="177" w:name="OLE_LINK65"/>
+            <w:bookmarkStart w:id="178" w:name="OLE_LINK66"/>
             <w:proofErr w:type="spellStart"/>
             <w:r>
               <w:t>targetPosition</w:t>
             </w:r>
+            <w:bookmarkEnd w:id="177"/>
             <w:bookmarkEnd w:id="178"/>
-            <w:bookmarkEnd w:id="179"/>
             <w:proofErr w:type="spellEnd"/>
           </w:p>
         </w:tc>
@@ -48489,7 +48703,7 @@
             <w:pPr>
               <w:ind w:firstLineChars="0" w:firstLine="0"/>
             </w:pPr>
-            <w:bookmarkStart w:id="180" w:name="OLE_LINK71"/>
+            <w:bookmarkStart w:id="179" w:name="OLE_LINK71"/>
             <w:r>
               <w:rPr>
                 <w:rFonts w:hint="eastAsia"/>
@@ -48508,7 +48722,7 @@
             <w:r>
               <w:t>位置</w:t>
             </w:r>
-            <w:bookmarkEnd w:id="180"/>
+            <w:bookmarkEnd w:id="179"/>
           </w:p>
         </w:tc>
       </w:tr>
@@ -48521,14 +48735,14 @@
             <w:pPr>
               <w:ind w:firstLineChars="0" w:firstLine="0"/>
             </w:pPr>
-            <w:bookmarkStart w:id="181" w:name="OLE_LINK67"/>
-            <w:bookmarkStart w:id="182" w:name="OLE_LINK68"/>
+            <w:bookmarkStart w:id="180" w:name="OLE_LINK67"/>
+            <w:bookmarkStart w:id="181" w:name="OLE_LINK68"/>
             <w:proofErr w:type="spellStart"/>
             <w:r>
               <w:t>targetVelocity</w:t>
             </w:r>
+            <w:bookmarkEnd w:id="180"/>
             <w:bookmarkEnd w:id="181"/>
-            <w:bookmarkEnd w:id="182"/>
             <w:proofErr w:type="spellEnd"/>
           </w:p>
         </w:tc>
@@ -48644,7 +48858,7 @@
                 <w:b/>
               </w:rPr>
             </w:pPr>
-            <w:bookmarkStart w:id="183" w:name="_Hlk217477367"/>
+            <w:bookmarkStart w:id="182" w:name="_Hlk217477367"/>
             <w:r>
               <w:rPr>
                 <w:rFonts w:hint="eastAsia"/>
@@ -48713,7 +48927,7 @@
           </w:p>
         </w:tc>
       </w:tr>
-      <w:bookmarkEnd w:id="183"/>
+      <w:bookmarkEnd w:id="182"/>
       <w:tr>
         <w:trPr>
           <w:jc w:val="center"/>
@@ -48739,8 +48953,8 @@
             <w:pPr>
               <w:ind w:firstLineChars="0" w:firstLine="0"/>
             </w:pPr>
-            <w:bookmarkStart w:id="184" w:name="OLE_LINK54"/>
-            <w:bookmarkStart w:id="185" w:name="OLE_LINK55"/>
+            <w:bookmarkStart w:id="183" w:name="OLE_LINK54"/>
+            <w:bookmarkStart w:id="184" w:name="OLE_LINK55"/>
             <w:r>
               <w:t>d</w:t>
             </w:r>
@@ -48750,8 +48964,8 @@
               </w:rPr>
               <w:t>ouble</w:t>
             </w:r>
+            <w:bookmarkEnd w:id="183"/>
             <w:bookmarkEnd w:id="184"/>
-            <w:bookmarkEnd w:id="185"/>
           </w:p>
         </w:tc>
         <w:tc>
@@ -48811,8 +49025,8 @@
             <w:pPr>
               <w:ind w:firstLineChars="0" w:firstLine="0"/>
             </w:pPr>
-            <w:bookmarkStart w:id="186" w:name="OLE_LINK58"/>
-            <w:bookmarkStart w:id="187" w:name="OLE_LINK59"/>
+            <w:bookmarkStart w:id="185" w:name="OLE_LINK58"/>
+            <w:bookmarkStart w:id="186" w:name="OLE_LINK59"/>
             <w:r>
               <w:t>d</w:t>
             </w:r>
@@ -48822,8 +49036,8 @@
               </w:rPr>
               <w:t>ouble</w:t>
             </w:r>
+            <w:bookmarkEnd w:id="185"/>
             <w:bookmarkEnd w:id="186"/>
-            <w:bookmarkEnd w:id="187"/>
           </w:p>
         </w:tc>
         <w:tc>
@@ -48888,9 +49102,9 @@
             <w:pPr>
               <w:ind w:firstLineChars="0" w:firstLine="0"/>
             </w:pPr>
-            <w:bookmarkStart w:id="188" w:name="OLE_LINK56"/>
-            <w:bookmarkStart w:id="189" w:name="OLE_LINK57"/>
-            <w:bookmarkStart w:id="190" w:name="OLE_LINK60"/>
+            <w:bookmarkStart w:id="187" w:name="OLE_LINK56"/>
+            <w:bookmarkStart w:id="188" w:name="OLE_LINK57"/>
+            <w:bookmarkStart w:id="189" w:name="OLE_LINK60"/>
             <w:r>
               <w:rPr>
                 <w:rFonts w:hint="eastAsia"/>
@@ -48900,9 +49114,9 @@
             <w:r>
               <w:t>ector3d</w:t>
             </w:r>
+            <w:bookmarkEnd w:id="187"/>
             <w:bookmarkEnd w:id="188"/>
             <w:bookmarkEnd w:id="189"/>
-            <w:bookmarkEnd w:id="190"/>
           </w:p>
         </w:tc>
         <w:tc>
@@ -49019,8 +49233,8 @@
             <w:pPr>
               <w:ind w:firstLineChars="0" w:firstLine="0"/>
             </w:pPr>
-            <w:bookmarkStart w:id="191" w:name="OLE_LINK13"/>
-            <w:bookmarkStart w:id="192" w:name="OLE_LINK14"/>
+            <w:bookmarkStart w:id="190" w:name="OLE_LINK13"/>
+            <w:bookmarkStart w:id="191" w:name="OLE_LINK14"/>
             <w:proofErr w:type="spellStart"/>
             <w:r>
               <w:t>v</w:t>
@@ -49031,8 +49245,8 @@
               </w:rPr>
               <w:t>elocity</w:t>
             </w:r>
-            <w:bookmarkStart w:id="193" w:name="OLE_LINK1"/>
-            <w:bookmarkStart w:id="194" w:name="OLE_LINK2"/>
+            <w:bookmarkStart w:id="192" w:name="OLE_LINK1"/>
+            <w:bookmarkStart w:id="193" w:name="OLE_LINK2"/>
             <w:r>
               <w:rPr>
                 <w:rFonts w:hint="eastAsia"/>
@@ -49042,10 +49256,10 @@
             <w:r>
               <w:t>ecf</w:t>
             </w:r>
+            <w:bookmarkEnd w:id="190"/>
             <w:bookmarkEnd w:id="191"/>
             <w:bookmarkEnd w:id="192"/>
             <w:bookmarkEnd w:id="193"/>
-            <w:bookmarkEnd w:id="194"/>
             <w:proofErr w:type="spellEnd"/>
           </w:p>
         </w:tc>
@@ -49076,8 +49290,8 @@
             <w:pPr>
               <w:ind w:firstLineChars="0" w:firstLine="0"/>
             </w:pPr>
-            <w:bookmarkStart w:id="195" w:name="OLE_LINK15"/>
-            <w:bookmarkStart w:id="196" w:name="OLE_LINK16"/>
+            <w:bookmarkStart w:id="194" w:name="OLE_LINK15"/>
+            <w:bookmarkStart w:id="195" w:name="OLE_LINK16"/>
             <w:r>
               <w:rPr>
                 <w:rFonts w:hint="eastAsia"/>
@@ -49096,8 +49310,8 @@
             <w:r>
               <w:t>速度</w:t>
             </w:r>
+            <w:bookmarkEnd w:id="194"/>
             <w:bookmarkEnd w:id="195"/>
-            <w:bookmarkEnd w:id="196"/>
             <w:r>
               <w:t>（</w:t>
             </w:r>
@@ -49177,7 +49391,7 @@
             <w:r>
               <w:t>速度</w:t>
             </w:r>
-            <w:bookmarkStart w:id="197" w:name="OLE_LINK51"/>
+            <w:bookmarkStart w:id="196" w:name="OLE_LINK51"/>
             <w:r>
               <w:t>（</w:t>
             </w:r>
@@ -49187,7 +49401,7 @@
             <w:r>
               <w:t>）</w:t>
             </w:r>
-            <w:bookmarkEnd w:id="197"/>
+            <w:bookmarkEnd w:id="196"/>
           </w:p>
         </w:tc>
       </w:tr>
@@ -49440,16 +49654,16 @@
             <w:pPr>
               <w:ind w:firstLineChars="0" w:firstLine="0"/>
             </w:pPr>
-            <w:bookmarkStart w:id="198" w:name="OLE_LINK17"/>
-            <w:bookmarkStart w:id="199" w:name="OLE_LINK18"/>
+            <w:bookmarkStart w:id="197" w:name="OLE_LINK17"/>
+            <w:bookmarkStart w:id="198" w:name="OLE_LINK18"/>
             <w:r>
               <w:rPr>
                 <w:rFonts w:hint="eastAsia"/>
               </w:rPr>
               <w:t>获取滚转舵</w:t>
             </w:r>
+            <w:bookmarkEnd w:id="197"/>
             <w:bookmarkEnd w:id="198"/>
-            <w:bookmarkEnd w:id="199"/>
             <w:r>
               <w:rPr>
                 <w:rFonts w:hint="eastAsia"/>
@@ -49578,16 +49792,16 @@
               </w:rPr>
               <w:t>获取俯仰舵</w:t>
             </w:r>
-            <w:bookmarkStart w:id="200" w:name="OLE_LINK49"/>
-            <w:bookmarkStart w:id="201" w:name="OLE_LINK50"/>
+            <w:bookmarkStart w:id="199" w:name="OLE_LINK49"/>
+            <w:bookmarkStart w:id="200" w:name="OLE_LINK50"/>
             <w:r>
               <w:rPr>
                 <w:rFonts w:hint="eastAsia"/>
               </w:rPr>
               <w:t>（度）</w:t>
             </w:r>
+            <w:bookmarkEnd w:id="199"/>
             <w:bookmarkEnd w:id="200"/>
-            <w:bookmarkEnd w:id="201"/>
           </w:p>
         </w:tc>
       </w:tr>
@@ -49720,7 +49934,7 @@
               </w:rPr>
               <w:t>获取飞行时间</w:t>
             </w:r>
-            <w:bookmarkStart w:id="202" w:name="OLE_LINK48"/>
+            <w:bookmarkStart w:id="201" w:name="OLE_LINK48"/>
             <w:r>
               <w:rPr>
                 <w:rFonts w:hint="eastAsia"/>
@@ -49739,7 +49953,7 @@
               </w:rPr>
               <w:t>）</w:t>
             </w:r>
-            <w:bookmarkEnd w:id="202"/>
+            <w:bookmarkEnd w:id="201"/>
           </w:p>
         </w:tc>
       </w:tr>
@@ -49760,7 +49974,7 @@
 </file>
 
 <file path=word/numbering.xml><?xml version="1.0" encoding="utf-8"?>
-<w:numbering xmlns:wpc="http://schemas.microsoft.com/office/word/2010/wordprocessingCanvas" xmlns:mc="http://schemas.openxmlformats.org/markup-compatibility/2006" xmlns:o="urn:schemas-microsoft-com:office:office" xmlns:r="http://schemas.openxmlformats.org/officeDocument/2006/relationships" xmlns:m="http://schemas.openxmlformats.org/officeDocument/2006/math" xmlns:v="urn:schemas-microsoft-com:vml" xmlns:wp14="http://schemas.microsoft.com/office/word/2010/wordprocessingDrawing" xmlns:wp="http://schemas.openxmlformats.org/drawingml/2006/wordprocessingDrawing" xmlns:w10="urn:schemas-microsoft-com:office:word" xmlns:w="http://schemas.openxmlformats.org/wordprocessingml/2006/main" xmlns:w14="http://schemas.microsoft.com/office/word/2010/wordml" xmlns:w15="http://schemas.microsoft.com/office/word/2012/wordml" xmlns:wpg="http://schemas.microsoft.com/office/word/2010/wordprocessingGroup" xmlns:wpi="http://schemas.microsoft.com/office/word/2010/wordprocessingInk" xmlns:wne="http://schemas.microsoft.com/office/word/2006/wordml" xmlns:wps="http://schemas.microsoft.com/office/word/2010/wordprocessingShape" mc:Ignorable="w14 w15 wp14">
+<w:numbering xmlns:wpc="http://schemas.microsoft.com/office/word/2010/wordprocessingCanvas" xmlns:cx="http://schemas.microsoft.com/office/drawing/2014/chartex" xmlns:cx1="http://schemas.microsoft.com/office/drawing/2015/9/8/chartex" xmlns:cx2="http://schemas.microsoft.com/office/drawing/2015/10/21/chartex" xmlns:cx3="http://schemas.microsoft.com/office/drawing/2016/5/9/chartex" xmlns:cx4="http://schemas.microsoft.com/office/drawing/2016/5/10/chartex" xmlns:cx5="http://schemas.microsoft.com/office/drawing/2016/5/11/chartex" xmlns:cx6="http://schemas.microsoft.com/office/drawing/2016/5/12/chartex" xmlns:cx7="http://schemas.microsoft.com/office/drawing/2016/5/13/chartex" xmlns:cx8="http://schemas.microsoft.com/office/drawing/2016/5/14/chartex" xmlns:mc="http://schemas.openxmlformats.org/markup-compatibility/2006" xmlns:aink="http://schemas.microsoft.com/office/drawing/2016/ink" xmlns:am3d="http://schemas.microsoft.com/office/drawing/2017/model3d" xmlns:o="urn:schemas-microsoft-com:office:office" xmlns:oel="http://schemas.microsoft.com/office/2019/extlst" xmlns:r="http://schemas.openxmlformats.org/officeDocument/2006/relationships" xmlns:m="http://schemas.openxmlformats.org/officeDocument/2006/math" xmlns:v="urn:schemas-microsoft-com:vml" xmlns:wp14="http://schemas.microsoft.com/office/word/2010/wordprocessingDrawing" xmlns:wp="http://schemas.openxmlformats.org/drawingml/2006/wordprocessingDrawing" xmlns:w10="urn:schemas-microsoft-com:office:word" xmlns:w="http://schemas.openxmlformats.org/wordprocessingml/2006/main" xmlns:w14="http://schemas.microsoft.com/office/word/2010/wordml" xmlns:w15="http://schemas.microsoft.com/office/word/2012/wordml" xmlns:w16cex="http://schemas.microsoft.com/office/word/2018/wordml/cex" xmlns:w16cid="http://schemas.microsoft.com/office/word/2016/wordml/cid" xmlns:w16="http://schemas.microsoft.com/office/word/2018/wordml" xmlns:w16du="http://schemas.microsoft.com/office/word/2023/wordml/word16du" xmlns:w16sdtdh="http://schemas.microsoft.com/office/word/2020/wordml/sdtdatahash" xmlns:w16sdtfl="http://schemas.microsoft.com/office/word/2024/wordml/sdtformatlock" xmlns:w16se="http://schemas.microsoft.com/office/word/2015/wordml/symex" xmlns:wpg="http://schemas.microsoft.com/office/word/2010/wordprocessingGroup" xmlns:wpi="http://schemas.microsoft.com/office/word/2010/wordprocessingInk" xmlns:wne="http://schemas.microsoft.com/office/word/2006/wordml" xmlns:wps="http://schemas.microsoft.com/office/word/2010/wordprocessingShape" mc:Ignorable="w14 w15 w16se w16cid w16 w16cex w16sdtdh w16sdtfl w16du wp14">
   <w:abstractNum w:abstractNumId="0" w15:restartNumberingAfterBreak="0">
     <w:nsid w:val="0D761C92"/>
     <w:multiLevelType w:val="hybridMultilevel"/>
@@ -51666,55 +51880,55 @@
       </w:rPr>
     </w:lvl>
   </w:abstractNum>
-  <w:num w:numId="1">
+  <w:num w:numId="1" w16cid:durableId="468086674">
     <w:abstractNumId w:val="6"/>
   </w:num>
-  <w:num w:numId="2">
+  <w:num w:numId="2" w16cid:durableId="1200901859">
     <w:abstractNumId w:val="10"/>
   </w:num>
-  <w:num w:numId="3">
+  <w:num w:numId="3" w16cid:durableId="412120092">
     <w:abstractNumId w:val="11"/>
   </w:num>
-  <w:num w:numId="4">
+  <w:num w:numId="4" w16cid:durableId="2000187701">
     <w:abstractNumId w:val="0"/>
   </w:num>
-  <w:num w:numId="5">
+  <w:num w:numId="5" w16cid:durableId="465393536">
     <w:abstractNumId w:val="5"/>
   </w:num>
-  <w:num w:numId="6">
+  <w:num w:numId="6" w16cid:durableId="1052580785">
     <w:abstractNumId w:val="4"/>
   </w:num>
-  <w:num w:numId="7">
+  <w:num w:numId="7" w16cid:durableId="2139566637">
     <w:abstractNumId w:val="16"/>
   </w:num>
-  <w:num w:numId="8">
+  <w:num w:numId="8" w16cid:durableId="1970476824">
     <w:abstractNumId w:val="13"/>
   </w:num>
-  <w:num w:numId="9">
+  <w:num w:numId="9" w16cid:durableId="598224554">
     <w:abstractNumId w:val="3"/>
   </w:num>
-  <w:num w:numId="10">
+  <w:num w:numId="10" w16cid:durableId="2090805773">
     <w:abstractNumId w:val="12"/>
   </w:num>
-  <w:num w:numId="11">
+  <w:num w:numId="11" w16cid:durableId="1926064484">
     <w:abstractNumId w:val="9"/>
   </w:num>
-  <w:num w:numId="12">
+  <w:num w:numId="12" w16cid:durableId="680358711">
     <w:abstractNumId w:val="15"/>
   </w:num>
-  <w:num w:numId="13">
+  <w:num w:numId="13" w16cid:durableId="116291525">
     <w:abstractNumId w:val="8"/>
   </w:num>
-  <w:num w:numId="14">
+  <w:num w:numId="14" w16cid:durableId="1863206928">
     <w:abstractNumId w:val="14"/>
   </w:num>
-  <w:num w:numId="15">
+  <w:num w:numId="15" w16cid:durableId="900293451">
     <w:abstractNumId w:val="2"/>
   </w:num>
-  <w:num w:numId="16">
+  <w:num w:numId="16" w16cid:durableId="657731368">
     <w:abstractNumId w:val="7"/>
   </w:num>
-  <w:num w:numId="17">
+  <w:num w:numId="17" w16cid:durableId="866605171">
     <w:abstractNumId w:val="1"/>
   </w:num>
   <w:numIdMacAtCleanup w:val="12"/>
@@ -51722,7 +51936,7 @@
 </file>
 
 <file path=word/styles.xml><?xml version="1.0" encoding="utf-8"?>
-<w:styles xmlns:mc="http://schemas.openxmlformats.org/markup-compatibility/2006" xmlns:r="http://schemas.openxmlformats.org/officeDocument/2006/relationships" xmlns:w="http://schemas.openxmlformats.org/wordprocessingml/2006/main" xmlns:w14="http://schemas.microsoft.com/office/word/2010/wordml" xmlns:w15="http://schemas.microsoft.com/office/word/2012/wordml" mc:Ignorable="w14 w15">
+<w:styles xmlns:mc="http://schemas.openxmlformats.org/markup-compatibility/2006" xmlns:r="http://schemas.openxmlformats.org/officeDocument/2006/relationships" xmlns:w="http://schemas.openxmlformats.org/wordprocessingml/2006/main" xmlns:w14="http://schemas.microsoft.com/office/word/2010/wordml" xmlns:w15="http://schemas.microsoft.com/office/word/2012/wordml" xmlns:w16cex="http://schemas.microsoft.com/office/word/2018/wordml/cex" xmlns:w16cid="http://schemas.microsoft.com/office/word/2016/wordml/cid" xmlns:w16="http://schemas.microsoft.com/office/word/2018/wordml" xmlns:w16du="http://schemas.microsoft.com/office/word/2023/wordml/word16du" xmlns:w16sdtdh="http://schemas.microsoft.com/office/word/2020/wordml/sdtdatahash" xmlns:w16sdtfl="http://schemas.microsoft.com/office/word/2024/wordml/sdtformatlock" xmlns:w16se="http://schemas.microsoft.com/office/word/2015/wordml/symex" mc:Ignorable="w14 w15 w16se w16cid w16 w16cex w16sdtdh w16sdtfl w16du">
   <w:docDefaults>
     <w:rPrDefault>
       <w:rPr>
@@ -51735,7 +51949,7 @@
     </w:rPrDefault>
     <w:pPrDefault/>
   </w:docDefaults>
-  <w:latentStyles w:defLockedState="0" w:defUIPriority="99" w:defSemiHidden="0" w:defUnhideWhenUsed="0" w:defQFormat="0" w:count="371">
+  <w:latentStyles w:defLockedState="0" w:defUIPriority="99" w:defSemiHidden="0" w:defUnhideWhenUsed="0" w:defQFormat="0" w:count="376">
     <w:lsdException w:name="Normal" w:uiPriority="0" w:qFormat="1"/>
     <w:lsdException w:name="heading 1" w:uiPriority="9" w:qFormat="1"/>
     <w:lsdException w:name="heading 2" w:semiHidden="1" w:uiPriority="9" w:unhideWhenUsed="1" w:qFormat="1"/>
@@ -52107,6 +52321,11 @@
     <w:lsdException w:name="List Table 5 Dark Accent 6" w:uiPriority="50"/>
     <w:lsdException w:name="List Table 6 Colorful Accent 6" w:uiPriority="51"/>
     <w:lsdException w:name="List Table 7 Colorful Accent 6" w:uiPriority="52"/>
+    <w:lsdException w:name="Mention" w:semiHidden="1" w:unhideWhenUsed="1"/>
+    <w:lsdException w:name="Smart Hyperlink" w:semiHidden="1" w:unhideWhenUsed="1"/>
+    <w:lsdException w:name="Hashtag" w:semiHidden="1" w:unhideWhenUsed="1"/>
+    <w:lsdException w:name="Unresolved Mention" w:semiHidden="1" w:unhideWhenUsed="1"/>
+    <w:lsdException w:name="Smart Link" w:semiHidden="1" w:unhideWhenUsed="1"/>
   </w:latentStyles>
   <w:style w:type="paragraph" w:default="1" w:styleId="a">
     <w:name w:val="Normal"/>
@@ -52126,7 +52345,7 @@
     <w:name w:val="heading 1"/>
     <w:basedOn w:val="a"/>
     <w:next w:val="a"/>
-    <w:link w:val="1Char"/>
+    <w:link w:val="11"/>
     <w:uiPriority w:val="9"/>
     <w:qFormat/>
     <w:rsid w:val="00D92449"/>
@@ -52148,7 +52367,7 @@
     <w:name w:val="heading 2"/>
     <w:basedOn w:val="a"/>
     <w:next w:val="a"/>
-    <w:link w:val="2Char"/>
+    <w:link w:val="21"/>
     <w:uiPriority w:val="9"/>
     <w:unhideWhenUsed/>
     <w:qFormat/>
@@ -52170,7 +52389,7 @@
     <w:name w:val="heading 3"/>
     <w:basedOn w:val="a"/>
     <w:next w:val="a"/>
-    <w:link w:val="3Char"/>
+    <w:link w:val="30"/>
     <w:uiPriority w:val="9"/>
     <w:unhideWhenUsed/>
     <w:qFormat/>
@@ -52192,7 +52411,7 @@
     <w:name w:val="heading 4"/>
     <w:basedOn w:val="a"/>
     <w:next w:val="a"/>
-    <w:link w:val="4Char"/>
+    <w:link w:val="40"/>
     <w:uiPriority w:val="9"/>
     <w:unhideWhenUsed/>
     <w:qFormat/>
@@ -52238,8 +52457,8 @@
     <w:semiHidden/>
     <w:unhideWhenUsed/>
   </w:style>
-  <w:style w:type="character" w:customStyle="1" w:styleId="1Char">
-    <w:name w:val="标题 1 Char"/>
+  <w:style w:type="character" w:customStyle="1" w:styleId="11">
+    <w:name w:val="标题 1 字符"/>
     <w:basedOn w:val="a0"/>
     <w:link w:val="10"/>
     <w:uiPriority w:val="9"/>
@@ -52252,8 +52471,8 @@
       <w:szCs w:val="44"/>
     </w:rPr>
   </w:style>
-  <w:style w:type="character" w:customStyle="1" w:styleId="2Char">
-    <w:name w:val="标题 2 Char"/>
+  <w:style w:type="character" w:customStyle="1" w:styleId="21">
+    <w:name w:val="标题 2 字符"/>
     <w:basedOn w:val="a0"/>
     <w:link w:val="20"/>
     <w:uiPriority w:val="9"/>
@@ -52280,7 +52499,7 @@
     <w:name w:val="章节1"/>
     <w:basedOn w:val="a"/>
     <w:next w:val="a"/>
-    <w:link w:val="1Char0"/>
+    <w:link w:val="1Char"/>
     <w:rsid w:val="000721C9"/>
     <w:pPr>
       <w:numPr>
@@ -52298,7 +52517,7 @@
     <w:name w:val="章节2"/>
     <w:basedOn w:val="a"/>
     <w:next w:val="a"/>
-    <w:link w:val="2Char0"/>
+    <w:link w:val="2Char"/>
     <w:rsid w:val="000721C9"/>
     <w:pPr>
       <w:numPr>
@@ -52313,7 +52532,7 @@
       <w:b/>
     </w:rPr>
   </w:style>
-  <w:style w:type="character" w:customStyle="1" w:styleId="1Char0">
+  <w:style w:type="character" w:customStyle="1" w:styleId="1Char">
     <w:name w:val="章节1 Char"/>
     <w:basedOn w:val="a0"/>
     <w:link w:val="1"/>
@@ -52323,11 +52542,11 @@
       <w:sz w:val="24"/>
     </w:rPr>
   </w:style>
-  <w:style w:type="paragraph" w:customStyle="1" w:styleId="30">
+  <w:style w:type="paragraph" w:customStyle="1" w:styleId="31">
     <w:name w:val="章节3"/>
     <w:basedOn w:val="a"/>
     <w:next w:val="a"/>
-    <w:link w:val="3Char0"/>
+    <w:link w:val="3Char"/>
     <w:rsid w:val="009C6AFB"/>
     <w:pPr>
       <w:ind w:firstLineChars="0" w:firstLine="0"/>
@@ -52338,7 +52557,7 @@
       <w:b/>
     </w:rPr>
   </w:style>
-  <w:style w:type="character" w:customStyle="1" w:styleId="2Char0">
+  <w:style w:type="character" w:customStyle="1" w:styleId="2Char">
     <w:name w:val="章节2 Char"/>
     <w:basedOn w:val="a0"/>
     <w:link w:val="2"/>
@@ -52348,11 +52567,11 @@
       <w:sz w:val="24"/>
     </w:rPr>
   </w:style>
-  <w:style w:type="paragraph" w:customStyle="1" w:styleId="40">
+  <w:style w:type="paragraph" w:customStyle="1" w:styleId="41">
     <w:name w:val="章节4"/>
     <w:basedOn w:val="a"/>
     <w:next w:val="a"/>
-    <w:link w:val="4Char0"/>
+    <w:link w:val="4Char"/>
     <w:rsid w:val="009C6AFB"/>
     <w:pPr>
       <w:ind w:firstLineChars="0" w:firstLine="0"/>
@@ -52364,10 +52583,10 @@
       <w:bdr w:val="none" w:sz="0" w:space="0" w:color="auto" w:frame="1"/>
     </w:rPr>
   </w:style>
-  <w:style w:type="character" w:customStyle="1" w:styleId="3Char0">
+  <w:style w:type="character" w:customStyle="1" w:styleId="3Char">
     <w:name w:val="章节3 Char"/>
     <w:basedOn w:val="a0"/>
-    <w:link w:val="30"/>
+    <w:link w:val="31"/>
     <w:rsid w:val="009C6AFB"/>
     <w:rPr>
       <w:b/>
@@ -52392,10 +52611,10 @@
       <w:szCs w:val="24"/>
     </w:rPr>
   </w:style>
-  <w:style w:type="character" w:customStyle="1" w:styleId="4Char0">
+  <w:style w:type="character" w:customStyle="1" w:styleId="4Char">
     <w:name w:val="章节4 Char"/>
     <w:basedOn w:val="a0"/>
-    <w:link w:val="40"/>
+    <w:link w:val="41"/>
     <w:rsid w:val="009C6AFB"/>
     <w:rPr>
       <w:b/>
@@ -52424,8 +52643,8 @@
       <w:color w:val="808080"/>
     </w:rPr>
   </w:style>
-  <w:style w:type="character" w:customStyle="1" w:styleId="3Char">
-    <w:name w:val="标题 3 Char"/>
+  <w:style w:type="character" w:customStyle="1" w:styleId="30">
+    <w:name w:val="标题 3 字符"/>
     <w:basedOn w:val="a0"/>
     <w:link w:val="3"/>
     <w:uiPriority w:val="9"/>
@@ -52440,7 +52659,7 @@
   <w:style w:type="paragraph" w:styleId="HTML">
     <w:name w:val="HTML Preformatted"/>
     <w:basedOn w:val="a"/>
-    <w:link w:val="HTMLChar"/>
+    <w:link w:val="HTML0"/>
     <w:uiPriority w:val="99"/>
     <w:semiHidden/>
     <w:unhideWhenUsed/>
@@ -52475,8 +52694,8 @@
       <w:szCs w:val="24"/>
     </w:rPr>
   </w:style>
-  <w:style w:type="character" w:customStyle="1" w:styleId="HTMLChar">
-    <w:name w:val="HTML 预设格式 Char"/>
+  <w:style w:type="character" w:customStyle="1" w:styleId="HTML0">
+    <w:name w:val="HTML 预设格式 字符"/>
     <w:basedOn w:val="a0"/>
     <w:link w:val="HTML"/>
     <w:uiPriority w:val="99"/>
@@ -52499,7 +52718,7 @@
     <w:basedOn w:val="a0"/>
     <w:rsid w:val="00AD4EEF"/>
   </w:style>
-  <w:style w:type="character" w:styleId="HTML0">
+  <w:style w:type="character" w:styleId="HTML1">
     <w:name w:val="HTML Code"/>
     <w:basedOn w:val="a0"/>
     <w:uiPriority w:val="99"/>
@@ -52572,8 +52791,8 @@
     <w:basedOn w:val="a0"/>
     <w:rsid w:val="00FB0D97"/>
   </w:style>
-  <w:style w:type="character" w:customStyle="1" w:styleId="4Char">
-    <w:name w:val="标题 4 Char"/>
+  <w:style w:type="character" w:customStyle="1" w:styleId="40">
+    <w:name w:val="标题 4 字符"/>
     <w:basedOn w:val="a0"/>
     <w:link w:val="4"/>
     <w:uiPriority w:val="9"/>
@@ -52637,7 +52856,7 @@
       <w:szCs w:val="24"/>
     </w:rPr>
   </w:style>
-  <w:style w:type="paragraph" w:customStyle="1" w:styleId="21">
+  <w:style w:type="paragraph" w:customStyle="1" w:styleId="22">
     <w:name w:val="样式 我的正文 + 首行缩进:  2 字符"/>
     <w:basedOn w:val="a"/>
     <w:qFormat/>
@@ -52675,7 +52894,7 @@
     <w:aliases w:val="题注白,表格编号,我的题注,表题注,Caption Char,题注 Char1 Char,题注 Char Char Char, Char Char1 Char,图注 Char1 Char,图注 Char Char Char,Char Char1 Char,Char2,Char2 Char, Char2 Char,题注-QBPT,题注-QBPT Char,图1,图2,图3,图4,图5,图6,图7,图8,图9,图10,图11,图12,图13,图14,表序号,表,图15,图16,文章,text1,Ch"/>
     <w:basedOn w:val="a"/>
     <w:next w:val="a"/>
-    <w:link w:val="Char"/>
+    <w:link w:val="aa"/>
     <w:uiPriority w:val="35"/>
     <w:qFormat/>
     <w:rsid w:val="006472C5"/>
@@ -52689,9 +52908,9 @@
       <w:szCs w:val="20"/>
     </w:rPr>
   </w:style>
-  <w:style w:type="character" w:customStyle="1" w:styleId="Char">
-    <w:name w:val="题注 Char"/>
-    <w:aliases w:val="题注白 Char,表格编号 Char,我的题注 Char,表题注 Char,Caption Char Char,题注 Char1 Char Char,题注 Char Char Char Char, Char Char1 Char Char,图注 Char1 Char Char,图注 Char Char Char Char,Char Char1 Char Char,Char2 Char1,Char2 Char Char, Char2 Char Char,题注-QBPT Char1"/>
+  <w:style w:type="character" w:customStyle="1" w:styleId="aa">
+    <w:name w:val="题注 字符"/>
+    <w:aliases w:val="题注白 字符,表格编号 字符,我的题注 字符,表题注 字符,Caption Char 字符,题注 Char1 Char 字符,题注 Char Char Char 字符, Char Char1 Char 字符,图注 Char1 Char 字符,图注 Char Char Char 字符,Char Char1 Char 字符,Char2 字符,Char2 Char 字符, Char2 Char 字符,题注-QBPT 字符,题注-QBPT Char 字符,图1 字符,图2 字符,图3 字符"/>
     <w:link w:val="a9"/>
     <w:uiPriority w:val="35"/>
     <w:rsid w:val="006472C5"/>
@@ -52720,7 +52939,7 @@
       <w:szCs w:val="21"/>
     </w:rPr>
   </w:style>
-  <w:style w:type="paragraph" w:customStyle="1" w:styleId="aa">
+  <w:style w:type="paragraph" w:customStyle="1" w:styleId="ab">
     <w:name w:val="我的正文"/>
     <w:basedOn w:val="a"/>
     <w:autoRedefine/>
@@ -52764,7 +52983,7 @@
       <w:szCs w:val="24"/>
     </w:rPr>
   </w:style>
-  <w:style w:type="character" w:styleId="ab">
+  <w:style w:type="character" w:styleId="ac">
     <w:name w:val="Hyperlink"/>
     <w:basedOn w:val="a0"/>
     <w:uiPriority w:val="99"/>

--- a/doc/飞行器建模与制导控制设计文档.docx
+++ b/doc/飞行器建模与制导控制设计文档.docx
@@ -1,6 +1,6 @@
 
 <file path=word/document.xml><?xml version="1.0" encoding="utf-8"?>
-<w:document xmlns:wpc="http://schemas.microsoft.com/office/word/2010/wordprocessingCanvas" xmlns:cx="http://schemas.microsoft.com/office/drawing/2014/chartex" xmlns:cx1="http://schemas.microsoft.com/office/drawing/2015/9/8/chartex" xmlns:cx2="http://schemas.microsoft.com/office/drawing/2015/10/21/chartex" xmlns:cx3="http://schemas.microsoft.com/office/drawing/2016/5/9/chartex" xmlns:cx4="http://schemas.microsoft.com/office/drawing/2016/5/10/chartex" xmlns:cx5="http://schemas.microsoft.com/office/drawing/2016/5/11/chartex" xmlns:cx6="http://schemas.microsoft.com/office/drawing/2016/5/12/chartex" xmlns:cx7="http://schemas.microsoft.com/office/drawing/2016/5/13/chartex" xmlns:cx8="http://schemas.microsoft.com/office/drawing/2016/5/14/chartex" xmlns:mc="http://schemas.openxmlformats.org/markup-compatibility/2006" xmlns:aink="http://schemas.microsoft.com/office/drawing/2016/ink" xmlns:am3d="http://schemas.microsoft.com/office/drawing/2017/model3d" xmlns:o="urn:schemas-microsoft-com:office:office" xmlns:oel="http://schemas.microsoft.com/office/2019/extlst" xmlns:r="http://schemas.openxmlformats.org/officeDocument/2006/relationships" xmlns:m="http://schemas.openxmlformats.org/officeDocument/2006/math" xmlns:v="urn:schemas-microsoft-com:vml" xmlns:wp14="http://schemas.microsoft.com/office/word/2010/wordprocessingDrawing" xmlns:wp="http://schemas.openxmlformats.org/drawingml/2006/wordprocessingDrawing" xmlns:w10="urn:schemas-microsoft-com:office:word" xmlns:w="http://schemas.openxmlformats.org/wordprocessingml/2006/main" xmlns:w14="http://schemas.microsoft.com/office/word/2010/wordml" xmlns:w15="http://schemas.microsoft.com/office/word/2012/wordml" xmlns:w16cex="http://schemas.microsoft.com/office/word/2018/wordml/cex" xmlns:w16cid="http://schemas.microsoft.com/office/word/2016/wordml/cid" xmlns:w16="http://schemas.microsoft.com/office/word/2018/wordml" xmlns:w16du="http://schemas.microsoft.com/office/word/2023/wordml/word16du" xmlns:w16sdtdh="http://schemas.microsoft.com/office/word/2020/wordml/sdtdatahash" xmlns:w16sdtfl="http://schemas.microsoft.com/office/word/2024/wordml/sdtformatlock" xmlns:w16se="http://schemas.microsoft.com/office/word/2015/wordml/symex" xmlns:wpg="http://schemas.microsoft.com/office/word/2010/wordprocessingGroup" xmlns:wpi="http://schemas.microsoft.com/office/word/2010/wordprocessingInk" xmlns:wne="http://schemas.microsoft.com/office/word/2006/wordml" xmlns:wps="http://schemas.microsoft.com/office/word/2010/wordprocessingShape" mc:Ignorable="w14 w15 w16se w16cid w16 w16cex w16sdtdh w16sdtfl w16du wp14">
+<w:document xmlns:wpc="http://schemas.microsoft.com/office/word/2010/wordprocessingCanvas" xmlns:mc="http://schemas.openxmlformats.org/markup-compatibility/2006" xmlns:o="urn:schemas-microsoft-com:office:office" xmlns:r="http://schemas.openxmlformats.org/officeDocument/2006/relationships" xmlns:m="http://schemas.openxmlformats.org/officeDocument/2006/math" xmlns:v="urn:schemas-microsoft-com:vml" xmlns:wp14="http://schemas.microsoft.com/office/word/2010/wordprocessingDrawing" xmlns:wp="http://schemas.openxmlformats.org/drawingml/2006/wordprocessingDrawing" xmlns:w10="urn:schemas-microsoft-com:office:word" xmlns:w="http://schemas.openxmlformats.org/wordprocessingml/2006/main" xmlns:w14="http://schemas.microsoft.com/office/word/2010/wordml" xmlns:w15="http://schemas.microsoft.com/office/word/2012/wordml" xmlns:wpg="http://schemas.microsoft.com/office/word/2010/wordprocessingGroup" xmlns:wpi="http://schemas.microsoft.com/office/word/2010/wordprocessingInk" xmlns:wne="http://schemas.microsoft.com/office/word/2006/wordml" xmlns:wps="http://schemas.microsoft.com/office/word/2010/wordprocessingShape" mc:Ignorable="w14 w15 wp14">
   <w:body>
     <w:p>
       <w:pPr>
@@ -245,7 +245,7 @@
         <w:ind w:firstLine="480"/>
         <w:jc w:val="center"/>
         <w:rPr>
-          <w:rStyle w:val="HTML1"/>
+          <w:rStyle w:val="HTML0"/>
           <w:rFonts w:asciiTheme="minorHAnsi" w:eastAsiaTheme="minorEastAsia" w:hAnsiTheme="minorHAnsi" w:cstheme="minorBidi"/>
         </w:rPr>
       </w:pPr>
@@ -253,7 +253,7 @@
         <m:oMath>
           <m:r>
             <w:rPr>
-              <w:rStyle w:val="HTML1"/>
+              <w:rStyle w:val="HTML0"/>
               <w:rFonts w:ascii="Cambria Math" w:eastAsia="Cambria Math" w:hAnsi="Cambria Math" w:cs="Cambria Math"/>
             </w:rPr>
             <m:t>g(h)</m:t>
@@ -263,7 +263,7 @@
               <m:sty m:val="p"/>
             </m:rPr>
             <w:rPr>
-              <w:rStyle w:val="HTML1"/>
+              <w:rStyle w:val="HTML0"/>
               <w:rFonts w:ascii="Cambria Math" w:eastAsia="Cambria Math" w:hAnsi="Cambria Math" w:cs="Cambria Math"/>
             </w:rPr>
             <m:t>=</m:t>
@@ -272,7 +272,7 @@
             <m:sSubPr>
               <m:ctrlPr>
                 <w:rPr>
-                  <w:rStyle w:val="HTML1"/>
+                  <w:rStyle w:val="HTML0"/>
                   <w:rFonts w:ascii="Cambria Math" w:eastAsia="Cambria Math" w:hAnsi="Cambria Math" w:cs="Cambria Math"/>
                 </w:rPr>
               </m:ctrlPr>
@@ -280,7 +280,7 @@
             <m:e>
               <m:r>
                 <w:rPr>
-                  <w:rStyle w:val="HTML1"/>
+                  <w:rStyle w:val="HTML0"/>
                   <w:rFonts w:ascii="Cambria Math" w:eastAsia="Cambria Math" w:hAnsi="Cambria Math" w:cs="Cambria Math"/>
                 </w:rPr>
                 <m:t>g</m:t>
@@ -289,7 +289,7 @@
             <m:sub>
               <m:r>
                 <w:rPr>
-                  <w:rStyle w:val="HTML1"/>
+                  <w:rStyle w:val="HTML0"/>
                   <w:rFonts w:ascii="Cambria Math" w:eastAsia="Cambria Math" w:hAnsi="Cambria Math" w:cs="Cambria Math"/>
                 </w:rPr>
                 <m:t>0</m:t>
@@ -300,7 +300,7 @@
             <m:sSupPr>
               <m:ctrlPr>
                 <w:rPr>
-                  <w:rStyle w:val="HTML1"/>
+                  <w:rStyle w:val="HTML0"/>
                   <w:rFonts w:ascii="Cambria Math" w:eastAsia="Cambria Math" w:hAnsi="Cambria Math" w:cs="Cambria Math"/>
                   <w:i/>
                 </w:rPr>
@@ -309,7 +309,7 @@
             <m:e>
               <m:r>
                 <w:rPr>
-                  <w:rStyle w:val="HTML1"/>
+                  <w:rStyle w:val="HTML0"/>
                   <w:rFonts w:ascii="Cambria Math" w:eastAsia="Cambria Math" w:hAnsi="Cambria Math" w:cs="Cambria Math"/>
                 </w:rPr>
                 <m:t>(</m:t>
@@ -318,7 +318,7 @@
                 <m:fPr>
                   <m:ctrlPr>
                     <w:rPr>
-                      <w:rStyle w:val="HTML1"/>
+                      <w:rStyle w:val="HTML0"/>
                       <w:rFonts w:ascii="Cambria Math" w:eastAsia="Cambria Math" w:hAnsi="Cambria Math" w:cs="Cambria Math"/>
                       <w:i/>
                     </w:rPr>
@@ -329,7 +329,7 @@
                     <m:sSubPr>
                       <m:ctrlPr>
                         <w:rPr>
-                          <w:rStyle w:val="HTML1"/>
+                          <w:rStyle w:val="HTML0"/>
                           <w:rFonts w:ascii="Cambria Math" w:eastAsia="Cambria Math" w:hAnsi="Cambria Math" w:cs="Cambria Math"/>
                           <w:i/>
                         </w:rPr>
@@ -338,7 +338,7 @@
                     <m:e>
                       <m:r>
                         <w:rPr>
-                          <w:rStyle w:val="HTML1"/>
+                          <w:rStyle w:val="HTML0"/>
                           <w:rFonts w:ascii="Cambria Math" w:eastAsia="Cambria Math" w:hAnsi="Cambria Math" w:cs="Cambria Math"/>
                         </w:rPr>
                         <m:t>R</m:t>
@@ -347,7 +347,7 @@
                     <m:sub>
                       <m:r>
                         <w:rPr>
-                          <w:rStyle w:val="HTML1"/>
+                          <w:rStyle w:val="HTML0"/>
                           <w:rFonts w:ascii="Cambria Math" w:eastAsia="Cambria Math" w:hAnsi="Cambria Math" w:cs="Cambria Math"/>
                         </w:rPr>
                         <m:t>0</m:t>
@@ -360,7 +360,7 @@
                     <m:sSubPr>
                       <m:ctrlPr>
                         <w:rPr>
-                          <w:rStyle w:val="HTML1"/>
+                          <w:rStyle w:val="HTML0"/>
                           <w:rFonts w:ascii="Cambria Math" w:eastAsia="Cambria Math" w:hAnsi="Cambria Math" w:cs="Cambria Math"/>
                           <w:i/>
                         </w:rPr>
@@ -369,7 +369,7 @@
                     <m:e>
                       <m:r>
                         <w:rPr>
-                          <w:rStyle w:val="HTML1"/>
+                          <w:rStyle w:val="HTML0"/>
                           <w:rFonts w:ascii="Cambria Math" w:eastAsia="Cambria Math" w:hAnsi="Cambria Math" w:cs="Cambria Math"/>
                         </w:rPr>
                         <m:t>R</m:t>
@@ -378,7 +378,7 @@
                     <m:sub>
                       <m:r>
                         <w:rPr>
-                          <w:rStyle w:val="HTML1"/>
+                          <w:rStyle w:val="HTML0"/>
                           <w:rFonts w:ascii="Cambria Math" w:eastAsia="Cambria Math" w:hAnsi="Cambria Math" w:cs="Cambria Math"/>
                         </w:rPr>
                         <m:t>0</m:t>
@@ -387,7 +387,7 @@
                   </m:sSub>
                   <m:r>
                     <w:rPr>
-                      <w:rStyle w:val="HTML1"/>
+                      <w:rStyle w:val="HTML0"/>
                       <w:rFonts w:ascii="Cambria Math" w:eastAsia="Cambria Math" w:hAnsi="Cambria Math" w:cs="Cambria Math"/>
                     </w:rPr>
                     <m:t>+h</m:t>
@@ -396,7 +396,7 @@
               </m:f>
               <m:r>
                 <w:rPr>
-                  <w:rStyle w:val="HTML1"/>
+                  <w:rStyle w:val="HTML0"/>
                   <w:rFonts w:ascii="Cambria Math" w:eastAsia="Cambria Math" w:hAnsi="Cambria Math" w:cs="Cambria Math"/>
                 </w:rPr>
                 <m:t>)</m:t>
@@ -405,7 +405,7 @@
             <m:sup>
               <m:r>
                 <w:rPr>
-                  <w:rStyle w:val="HTML1"/>
+                  <w:rStyle w:val="HTML0"/>
                   <w:rFonts w:ascii="Cambria Math" w:eastAsia="Cambria Math" w:hAnsi="Cambria Math" w:cs="Cambria Math"/>
                 </w:rPr>
                 <m:t>2</m:t>
@@ -421,21 +421,21 @@
       </w:pPr>
       <w:r>
         <w:rPr>
-          <w:rStyle w:val="HTML1"/>
+          <w:rStyle w:val="HTML0"/>
           <w:rFonts w:asciiTheme="minorHAnsi" w:eastAsiaTheme="minorEastAsia" w:hAnsiTheme="minorHAnsi" w:cstheme="minorBidi" w:hint="eastAsia"/>
         </w:rPr>
         <w:t>式中</w:t>
       </w:r>
       <w:r>
         <w:rPr>
-          <w:rStyle w:val="HTML1"/>
+          <w:rStyle w:val="HTML0"/>
           <w:rFonts w:asciiTheme="minorHAnsi" w:eastAsiaTheme="minorEastAsia" w:hAnsiTheme="minorHAnsi" w:cstheme="minorBidi" w:hint="eastAsia"/>
         </w:rPr>
         <w:t>h</w:t>
       </w:r>
       <w:r>
         <w:rPr>
-          <w:rStyle w:val="HTML1"/>
+          <w:rStyle w:val="HTML0"/>
           <w:rFonts w:asciiTheme="minorHAnsi" w:eastAsiaTheme="minorEastAsia" w:hAnsiTheme="minorHAnsi" w:cstheme="minorBidi" w:hint="eastAsia"/>
         </w:rPr>
         <w:t>为海拔高度，</w:t>
@@ -445,7 +445,7 @@
           <m:sSubPr>
             <m:ctrlPr>
               <w:rPr>
-                <w:rStyle w:val="HTML1"/>
+                <w:rStyle w:val="HTML0"/>
                 <w:rFonts w:ascii="Cambria Math" w:eastAsia="Cambria Math" w:hAnsi="Cambria Math" w:cs="Cambria Math"/>
                 <w:i/>
               </w:rPr>
@@ -454,7 +454,7 @@
           <m:e>
             <m:r>
               <w:rPr>
-                <w:rStyle w:val="HTML1"/>
+                <w:rStyle w:val="HTML0"/>
                 <w:rFonts w:ascii="Cambria Math" w:eastAsia="Cambria Math" w:hAnsi="Cambria Math" w:cs="Cambria Math"/>
               </w:rPr>
               <m:t>R</m:t>
@@ -463,7 +463,7 @@
           <m:sub>
             <m:r>
               <w:rPr>
-                <w:rStyle w:val="HTML1"/>
+                <w:rStyle w:val="HTML0"/>
                 <w:rFonts w:ascii="Cambria Math" w:eastAsia="Cambria Math" w:hAnsi="Cambria Math" w:cs="Cambria Math"/>
               </w:rPr>
               <m:t>0</m:t>
@@ -473,7 +473,7 @@
       </m:oMath>
       <w:r>
         <w:rPr>
-          <w:rStyle w:val="HTML1"/>
+          <w:rStyle w:val="HTML0"/>
           <w:rFonts w:asciiTheme="minorHAnsi" w:eastAsiaTheme="minorEastAsia" w:hAnsiTheme="minorHAnsi" w:cstheme="minorBidi"/>
         </w:rPr>
         <w:t>为地球半径。</w:t>
@@ -594,9 +594,11 @@
       <w:r>
         <w:t>）起伏模型（如</w:t>
       </w:r>
+      <w:proofErr w:type="spellStart"/>
       <w:r>
         <w:t>Swerling</w:t>
       </w:r>
+      <w:proofErr w:type="spellEnd"/>
       <w:r>
         <w:t>起伏模型），用于导引头信噪比模拟。</w:t>
       </w:r>
@@ -829,7 +831,7 @@
       </w:pPr>
       <w:r>
         <w:rPr>
-          <w:rStyle w:val="HTML1"/>
+          <w:rStyle w:val="HTML0"/>
         </w:rPr>
         <w:t>P(t)</w:t>
       </w:r>
@@ -871,7 +873,7 @@
       </w:pPr>
       <w:r>
         <w:rPr>
-          <w:rStyle w:val="HTML1"/>
+          <w:rStyle w:val="HTML0"/>
         </w:rPr>
         <w:t>m(t)</w:t>
       </w:r>
@@ -905,14 +907,14 @@
       <w:proofErr w:type="spellStart"/>
       <w:r>
         <w:rPr>
-          <w:rStyle w:val="HTML1"/>
+          <w:rStyle w:val="HTML0"/>
         </w:rPr>
         <w:t>Xcg</w:t>
       </w:r>
       <w:proofErr w:type="spellEnd"/>
       <w:r>
         <w:rPr>
-          <w:rStyle w:val="HTML1"/>
+          <w:rStyle w:val="HTML0"/>
         </w:rPr>
         <w:t>(t)</w:t>
       </w:r>
@@ -956,7 +958,7 @@
       <w:proofErr w:type="spellStart"/>
       <w:r>
         <w:rPr>
-          <w:rStyle w:val="HTML1"/>
+          <w:rStyle w:val="HTML0"/>
         </w:rPr>
         <w:lastRenderedPageBreak/>
         <w:t>Ixx</w:t>
@@ -964,23 +966,37 @@
       <w:proofErr w:type="spellEnd"/>
       <w:r>
         <w:rPr>
-          <w:rStyle w:val="HTML1"/>
+          <w:rStyle w:val="HTML0"/>
         </w:rPr>
         <w:t xml:space="preserve">(t), </w:t>
       </w:r>
       <w:proofErr w:type="spellStart"/>
       <w:r>
         <w:rPr>
-          <w:rStyle w:val="HTML1"/>
+          <w:rStyle w:val="HTML0"/>
         </w:rPr>
         <w:t>Iyy</w:t>
       </w:r>
       <w:proofErr w:type="spellEnd"/>
       <w:r>
         <w:rPr>
-          <w:rStyle w:val="HTML1"/>
-        </w:rPr>
-        <w:t>(t), Izz(t)</w:t>
+          <w:rStyle w:val="HTML0"/>
+        </w:rPr>
+        <w:t xml:space="preserve">(t), </w:t>
+      </w:r>
+      <w:proofErr w:type="spellStart"/>
+      <w:r>
+        <w:rPr>
+          <w:rStyle w:val="HTML0"/>
+        </w:rPr>
+        <w:t>Izz</w:t>
+      </w:r>
+      <w:proofErr w:type="spellEnd"/>
+      <w:r>
+        <w:rPr>
+          <w:rStyle w:val="HTML0"/>
+        </w:rPr>
+        <w:t>(t)</w:t>
       </w:r>
       <w:r>
         <w:t>模型，及其变化率。</w:t>
@@ -1790,7 +1806,7 @@
       <w:pPr>
         <w:ind w:firstLine="480"/>
         <w:rPr>
-          <w:rFonts w:ascii="宋体" w:eastAsia="宋体" w:hAnsi="宋体" w:cs="宋体" w:hint="eastAsia"/>
+          <w:rFonts w:ascii="宋体" w:eastAsia="宋体" w:hAnsi="宋体" w:cs="宋体"/>
           <w:kern w:val="0"/>
           <w:szCs w:val="24"/>
         </w:rPr>
@@ -2470,7 +2486,7 @@
       </w:r>
       <w:r>
         <w:rPr>
-          <w:rStyle w:val="HTML1"/>
+          <w:rStyle w:val="HTML0"/>
         </w:rPr>
         <w:t>g</w:t>
       </w:r>
@@ -3061,7 +3077,7 @@
           <w:noProof/>
         </w:rPr>
         <w:drawing>
-          <wp:inline distT="0" distB="0" distL="0" distR="0" wp14:anchorId="6DA8BD12" wp14:editId="7D6A5691">
+          <wp:inline distT="0" distB="0" distL="0" distR="0">
             <wp:extent cx="3669880" cy="3009900"/>
             <wp:effectExtent l="0" t="0" r="0" b="0"/>
             <wp:docPr id="2" name="图片 2"/>
@@ -3182,7 +3198,7 @@
         </w:rPr>
         <w:lastRenderedPageBreak/>
         <w:drawing>
-          <wp:inline distT="0" distB="0" distL="0" distR="0" wp14:anchorId="738802C4" wp14:editId="43DF106A">
+          <wp:inline distT="0" distB="0" distL="0" distR="0">
             <wp:extent cx="3744686" cy="3071253"/>
             <wp:effectExtent l="0" t="0" r="0" b="0"/>
             <wp:docPr id="27" name="图片 27"/>
@@ -3390,8 +3406,13 @@
         <w:ind w:firstLine="480"/>
         <w:jc w:val="center"/>
       </w:pPr>
-      <w:r>
-        <w:t xml:space="preserve">U(z) = </w:t>
+      <w:proofErr w:type="gramStart"/>
+      <w:r>
+        <w:t>U(</w:t>
+      </w:r>
+      <w:proofErr w:type="gramEnd"/>
+      <w:r>
+        <w:t xml:space="preserve">z) = </w:t>
       </w:r>
       <w:proofErr w:type="spellStart"/>
       <w:r>
@@ -3403,28 +3424,17 @@
       </w:r>
       <w:proofErr w:type="spellStart"/>
       <w:r>
-        <w:t>z_</w:t>
-      </w:r>
-      <w:proofErr w:type="gramStart"/>
-      <w:r>
-        <w:t>ref</w:t>
+        <w:t>z_ref</w:t>
       </w:r>
       <w:proofErr w:type="spellEnd"/>
       <w:r>
-        <w:t>)^</w:t>
-      </w:r>
-      <w:proofErr w:type="gramEnd"/>
-      <w:r>
-        <w:t>α</w:t>
+        <w:t>)^α</w:t>
       </w:r>
     </w:p>
     <w:p>
       <w:pPr>
         <w:pStyle w:val="a4"/>
         <w:ind w:firstLine="480"/>
-        <w:rPr>
-          <w:rFonts w:hint="eastAsia"/>
-        </w:rPr>
       </w:pPr>
       <w:r>
         <w:rPr>
@@ -3449,9 +3459,6 @@
       <w:pPr>
         <w:pStyle w:val="a4"/>
         <w:ind w:firstLine="480"/>
-        <w:rPr>
-          <w:rFonts w:hint="eastAsia"/>
-        </w:rPr>
       </w:pPr>
       <w:r>
         <w:rPr>
@@ -3486,9 +3493,6 @@
       <w:pPr>
         <w:pStyle w:val="a4"/>
         <w:ind w:firstLine="480"/>
-        <w:rPr>
-          <w:rFonts w:hint="eastAsia"/>
-        </w:rPr>
       </w:pPr>
       <w:r>
         <w:rPr>
@@ -3517,9 +3521,6 @@
           <w:numId w:val="13"/>
         </w:numPr>
         <w:ind w:firstLine="480"/>
-        <w:rPr>
-          <w:rFonts w:hint="eastAsia"/>
-        </w:rPr>
       </w:pPr>
       <w:r>
         <w:t>平坦开阔地形：α ≈ 0.12-0.15</w:t>
@@ -3533,9 +3534,6 @@
           <w:numId w:val="13"/>
         </w:numPr>
         <w:ind w:firstLine="480"/>
-        <w:rPr>
-          <w:rFonts w:hint="eastAsia"/>
-        </w:rPr>
       </w:pPr>
       <w:r>
         <w:t>城市地区：α ≈ 0.25-0.40</w:t>
@@ -3549,9 +3547,6 @@
           <w:numId w:val="13"/>
         </w:numPr>
         <w:ind w:firstLine="480"/>
-        <w:rPr>
-          <w:rFonts w:hint="eastAsia"/>
-        </w:rPr>
       </w:pPr>
       <w:r>
         <w:t>粗糙地形：α值更大</w:t>
@@ -4022,7 +4017,7 @@
           <w:noProof/>
         </w:rPr>
         <w:drawing>
-          <wp:inline distT="0" distB="0" distL="0" distR="0" wp14:anchorId="5F858C0C" wp14:editId="215A8486">
+          <wp:inline distT="0" distB="0" distL="0" distR="0">
             <wp:extent cx="2715904" cy="2135505"/>
             <wp:effectExtent l="0" t="0" r="8255" b="0"/>
             <wp:docPr id="3" name="图片 3" descr="什么是：在地心惯性坐标系？-CSDN博客"/>
@@ -4615,7 +4610,7 @@
           <w:noProof/>
         </w:rPr>
         <w:drawing>
-          <wp:inline distT="0" distB="0" distL="0" distR="0" wp14:anchorId="289ACC31" wp14:editId="55984087">
+          <wp:inline distT="0" distB="0" distL="0" distR="0">
             <wp:extent cx="2388358" cy="2397125"/>
             <wp:effectExtent l="0" t="0" r="0" b="3175"/>
             <wp:docPr id="17" name="图片 17" descr="地球坐标系介绍--地心大地、地心地固直角、协议地球 坐标系_地心地固坐标系-CSDN博客"/>
@@ -4830,7 +4825,7 @@
           <w:noProof/>
         </w:rPr>
         <w:drawing>
-          <wp:inline distT="0" distB="0" distL="0" distR="0" wp14:anchorId="71A1372A" wp14:editId="4CF054E2">
+          <wp:inline distT="0" distB="0" distL="0" distR="0" wp14:anchorId="71A1372A">
             <wp:extent cx="2299647" cy="2207467"/>
             <wp:effectExtent l="0" t="0" r="5715" b="2540"/>
             <wp:docPr id="15" name="图片 15"/>
@@ -4882,7 +4877,7 @@
         <mc:AlternateContent>
           <mc:Choice Requires="wps">
             <w:drawing>
-              <wp:inline distT="0" distB="0" distL="0" distR="0" wp14:anchorId="3AF533C6" wp14:editId="6BD00C51">
+              <wp:inline distT="0" distB="0" distL="0" distR="0">
                 <wp:extent cx="1119116" cy="1119116"/>
                 <wp:effectExtent l="0" t="0" r="0" b="5080"/>
                 <wp:docPr id="5" name="矩形 5" descr="地心地固坐标系(ECEF)与站心坐标系(ENU)的转换_51CTO博客_地心地固坐标系定义"/>
@@ -5223,7 +5218,7 @@
           <w:noProof/>
         </w:rPr>
         <w:drawing>
-          <wp:inline distT="0" distB="0" distL="0" distR="0" wp14:anchorId="27757404" wp14:editId="5FF08934">
+          <wp:inline distT="0" distB="0" distL="0" distR="0">
             <wp:extent cx="2688418" cy="1608667"/>
             <wp:effectExtent l="0" t="0" r="0" b="0"/>
             <wp:docPr id="18" name="图片 18" descr="导弹飞行力学建模速览"/>
@@ -5524,7 +5519,7 @@
           <w:noProof/>
         </w:rPr>
         <w:drawing>
-          <wp:inline distT="0" distB="0" distL="0" distR="0" wp14:anchorId="1C83C5ED" wp14:editId="29CC823C">
+          <wp:inline distT="0" distB="0" distL="0" distR="0" wp14:anchorId="1C83C5ED">
             <wp:extent cx="1930832" cy="1858433"/>
             <wp:effectExtent l="0" t="0" r="0" b="8890"/>
             <wp:docPr id="26" name="图片 26"/>
@@ -6459,23 +6454,25 @@
           <w:bdr w:val="none" w:sz="0" w:space="0" w:color="auto" w:frame="1"/>
         </w:rPr>
       </w:pPr>
+      <w:proofErr w:type="spellStart"/>
+      <w:proofErr w:type="gramStart"/>
       <w:r>
         <w:rPr>
           <w:rFonts w:ascii="inherit" w:hAnsi="inherit"/>
           <w:bdr w:val="none" w:sz="0" w:space="0" w:color="auto" w:frame="1"/>
         </w:rPr>
-        <w:t xml:space="preserve">const </w:t>
-      </w:r>
-      <w:proofErr w:type="gramStart"/>
+        <w:t>const</w:t>
+      </w:r>
+      <w:proofErr w:type="spellEnd"/>
+      <w:proofErr w:type="gramEnd"/>
       <w:r>
         <w:rPr>
           <w:rFonts w:ascii="inherit" w:hAnsi="inherit"/>
           <w:bdr w:val="none" w:sz="0" w:space="0" w:color="auto" w:frame="1"/>
         </w:rPr>
-        <w:t>Eigen::</w:t>
+        <w:t xml:space="preserve"> Eigen::</w:t>
       </w:r>
       <w:proofErr w:type="spellStart"/>
-      <w:proofErr w:type="gramEnd"/>
       <w:r>
         <w:rPr>
           <w:rFonts w:ascii="inherit" w:hAnsi="inherit"/>
@@ -6492,7 +6489,6 @@
         <w:t xml:space="preserve"> </w:t>
       </w:r>
       <w:proofErr w:type="spellStart"/>
-      <w:proofErr w:type="gramStart"/>
       <w:r>
         <w:rPr>
           <w:rFonts w:ascii="inherit" w:hAnsi="inherit"/>
@@ -6506,63 +6502,23 @@
           <w:rFonts w:ascii="inherit" w:hAnsi="inherit"/>
           <w:bdr w:val="none" w:sz="0" w:space="0" w:color="auto" w:frame="1"/>
         </w:rPr>
-        <w:t>(</w:t>
-      </w:r>
-      <w:proofErr w:type="gramEnd"/>
+        <w:t>(beta, Eigen::Vector3d::</w:t>
+      </w:r>
+      <w:proofErr w:type="spellStart"/>
       <w:r>
         <w:rPr>
           <w:rFonts w:ascii="inherit" w:hAnsi="inherit"/>
           <w:bdr w:val="none" w:sz="0" w:space="0" w:color="auto" w:frame="1"/>
         </w:rPr>
-        <w:t xml:space="preserve">beta, </w:t>
-      </w:r>
-      <w:proofErr w:type="gramStart"/>
+        <w:t>UnitY</w:t>
+      </w:r>
+      <w:proofErr w:type="spellEnd"/>
       <w:r>
         <w:rPr>
           <w:rFonts w:ascii="inherit" w:hAnsi="inherit"/>
           <w:bdr w:val="none" w:sz="0" w:space="0" w:color="auto" w:frame="1"/>
         </w:rPr>
-        <w:t>Eigen::</w:t>
-      </w:r>
-      <w:proofErr w:type="gramEnd"/>
-      <w:r>
-        <w:rPr>
-          <w:rFonts w:ascii="inherit" w:hAnsi="inherit"/>
-          <w:bdr w:val="none" w:sz="0" w:space="0" w:color="auto" w:frame="1"/>
-        </w:rPr>
-        <w:t>Vector3</w:t>
-      </w:r>
-      <w:proofErr w:type="gramStart"/>
-      <w:r>
-        <w:rPr>
-          <w:rFonts w:ascii="inherit" w:hAnsi="inherit"/>
-          <w:bdr w:val="none" w:sz="0" w:space="0" w:color="auto" w:frame="1"/>
-        </w:rPr>
-        <w:t>d::</w:t>
-      </w:r>
-      <w:proofErr w:type="spellStart"/>
-      <w:r>
-        <w:rPr>
-          <w:rFonts w:ascii="inherit" w:hAnsi="inherit"/>
-          <w:bdr w:val="none" w:sz="0" w:space="0" w:color="auto" w:frame="1"/>
-        </w:rPr>
-        <w:t>UnitY</w:t>
-      </w:r>
-      <w:proofErr w:type="spellEnd"/>
-      <w:r>
-        <w:rPr>
-          <w:rFonts w:ascii="inherit" w:hAnsi="inherit"/>
-          <w:bdr w:val="none" w:sz="0" w:space="0" w:color="auto" w:frame="1"/>
-        </w:rPr>
-        <w:t>(</w:t>
-      </w:r>
-      <w:proofErr w:type="gramEnd"/>
-      <w:r>
-        <w:rPr>
-          <w:rFonts w:ascii="inherit" w:hAnsi="inherit"/>
-          <w:bdr w:val="none" w:sz="0" w:space="0" w:color="auto" w:frame="1"/>
-        </w:rPr>
-        <w:t>));</w:t>
+        <w:t>());</w:t>
       </w:r>
     </w:p>
     <w:p>
@@ -6580,23 +6536,25 @@
           <w:bdr w:val="none" w:sz="0" w:space="0" w:color="auto" w:frame="1"/>
         </w:rPr>
       </w:pPr>
+      <w:proofErr w:type="spellStart"/>
+      <w:proofErr w:type="gramStart"/>
       <w:r>
         <w:rPr>
           <w:rFonts w:ascii="inherit" w:hAnsi="inherit"/>
           <w:bdr w:val="none" w:sz="0" w:space="0" w:color="auto" w:frame="1"/>
         </w:rPr>
-        <w:t xml:space="preserve">const </w:t>
-      </w:r>
-      <w:proofErr w:type="gramStart"/>
+        <w:t>const</w:t>
+      </w:r>
+      <w:proofErr w:type="spellEnd"/>
+      <w:proofErr w:type="gramEnd"/>
       <w:r>
         <w:rPr>
           <w:rFonts w:ascii="inherit" w:hAnsi="inherit"/>
           <w:bdr w:val="none" w:sz="0" w:space="0" w:color="auto" w:frame="1"/>
         </w:rPr>
-        <w:t>Eigen::</w:t>
+        <w:t xml:space="preserve"> Eigen::</w:t>
       </w:r>
       <w:proofErr w:type="spellStart"/>
-      <w:proofErr w:type="gramEnd"/>
       <w:r>
         <w:rPr>
           <w:rFonts w:ascii="inherit" w:hAnsi="inherit"/>
@@ -6613,7 +6571,6 @@
         <w:t xml:space="preserve"> </w:t>
       </w:r>
       <w:proofErr w:type="spellStart"/>
-      <w:proofErr w:type="gramStart"/>
       <w:r>
         <w:rPr>
           <w:rFonts w:ascii="inherit" w:hAnsi="inherit"/>
@@ -6627,63 +6584,23 @@
           <w:rFonts w:ascii="inherit" w:hAnsi="inherit"/>
           <w:bdr w:val="none" w:sz="0" w:space="0" w:color="auto" w:frame="1"/>
         </w:rPr>
-        <w:t>(</w:t>
-      </w:r>
-      <w:proofErr w:type="gramEnd"/>
+        <w:t>(alpha, Eigen::Vector3d::</w:t>
+      </w:r>
+      <w:proofErr w:type="spellStart"/>
       <w:r>
         <w:rPr>
           <w:rFonts w:ascii="inherit" w:hAnsi="inherit"/>
           <w:bdr w:val="none" w:sz="0" w:space="0" w:color="auto" w:frame="1"/>
         </w:rPr>
-        <w:t xml:space="preserve">alpha, </w:t>
-      </w:r>
-      <w:proofErr w:type="gramStart"/>
+        <w:t>UnitZ</w:t>
+      </w:r>
+      <w:proofErr w:type="spellEnd"/>
       <w:r>
         <w:rPr>
           <w:rFonts w:ascii="inherit" w:hAnsi="inherit"/>
           <w:bdr w:val="none" w:sz="0" w:space="0" w:color="auto" w:frame="1"/>
         </w:rPr>
-        <w:t>Eigen::</w:t>
-      </w:r>
-      <w:proofErr w:type="gramEnd"/>
-      <w:r>
-        <w:rPr>
-          <w:rFonts w:ascii="inherit" w:hAnsi="inherit"/>
-          <w:bdr w:val="none" w:sz="0" w:space="0" w:color="auto" w:frame="1"/>
-        </w:rPr>
-        <w:t>Vector3</w:t>
-      </w:r>
-      <w:proofErr w:type="gramStart"/>
-      <w:r>
-        <w:rPr>
-          <w:rFonts w:ascii="inherit" w:hAnsi="inherit"/>
-          <w:bdr w:val="none" w:sz="0" w:space="0" w:color="auto" w:frame="1"/>
-        </w:rPr>
-        <w:t>d::</w:t>
-      </w:r>
-      <w:proofErr w:type="spellStart"/>
-      <w:r>
-        <w:rPr>
-          <w:rFonts w:ascii="inherit" w:hAnsi="inherit"/>
-          <w:bdr w:val="none" w:sz="0" w:space="0" w:color="auto" w:frame="1"/>
-        </w:rPr>
-        <w:t>UnitZ</w:t>
-      </w:r>
-      <w:proofErr w:type="spellEnd"/>
-      <w:r>
-        <w:rPr>
-          <w:rFonts w:ascii="inherit" w:hAnsi="inherit"/>
-          <w:bdr w:val="none" w:sz="0" w:space="0" w:color="auto" w:frame="1"/>
-        </w:rPr>
-        <w:t>(</w:t>
-      </w:r>
-      <w:proofErr w:type="gramEnd"/>
-      <w:r>
-        <w:rPr>
-          <w:rFonts w:ascii="inherit" w:hAnsi="inherit"/>
-          <w:bdr w:val="none" w:sz="0" w:space="0" w:color="auto" w:frame="1"/>
-        </w:rPr>
-        <w:t>));</w:t>
+        <w:t>());</w:t>
       </w:r>
     </w:p>
     <w:p>
@@ -6701,23 +6618,25 @@
           <w:bdr w:val="none" w:sz="0" w:space="0" w:color="auto" w:frame="1"/>
         </w:rPr>
       </w:pPr>
+      <w:proofErr w:type="spellStart"/>
+      <w:proofErr w:type="gramStart"/>
       <w:r>
         <w:rPr>
           <w:rFonts w:ascii="inherit" w:hAnsi="inherit"/>
           <w:bdr w:val="none" w:sz="0" w:space="0" w:color="auto" w:frame="1"/>
         </w:rPr>
-        <w:t xml:space="preserve">const </w:t>
-      </w:r>
-      <w:proofErr w:type="gramStart"/>
+        <w:t>const</w:t>
+      </w:r>
+      <w:proofErr w:type="spellEnd"/>
+      <w:proofErr w:type="gramEnd"/>
       <w:r>
         <w:rPr>
           <w:rFonts w:ascii="inherit" w:hAnsi="inherit"/>
           <w:bdr w:val="none" w:sz="0" w:space="0" w:color="auto" w:frame="1"/>
         </w:rPr>
-        <w:t>Eigen::</w:t>
+        <w:t xml:space="preserve"> Eigen::</w:t>
       </w:r>
       <w:proofErr w:type="spellStart"/>
-      <w:proofErr w:type="gramEnd"/>
       <w:r>
         <w:rPr>
           <w:rFonts w:ascii="inherit" w:hAnsi="inherit"/>
@@ -6747,57 +6666,39 @@
           <w:rFonts w:ascii="inherit" w:hAnsi="inherit"/>
           <w:bdr w:val="none" w:sz="0" w:space="0" w:color="auto" w:frame="1"/>
         </w:rPr>
-        <w:t xml:space="preserve"> </w:t>
-      </w:r>
-      <w:proofErr w:type="gramStart"/>
+        <w:t xml:space="preserve"> =  (</w:t>
+      </w:r>
+      <w:proofErr w:type="spellStart"/>
       <w:r>
         <w:rPr>
           <w:rFonts w:ascii="inherit" w:hAnsi="inherit"/>
           <w:bdr w:val="none" w:sz="0" w:space="0" w:color="auto" w:frame="1"/>
         </w:rPr>
-        <w:t>=  (</w:t>
-      </w:r>
-      <w:proofErr w:type="spellStart"/>
-      <w:proofErr w:type="gramEnd"/>
+        <w:t>beteAngle</w:t>
+      </w:r>
+      <w:proofErr w:type="spellEnd"/>
       <w:r>
         <w:rPr>
           <w:rFonts w:ascii="inherit" w:hAnsi="inherit"/>
           <w:bdr w:val="none" w:sz="0" w:space="0" w:color="auto" w:frame="1"/>
         </w:rPr>
-        <w:t>beteAngle</w:t>
-      </w:r>
-      <w:proofErr w:type="spellEnd"/>
+        <w:t>*</w:t>
+      </w:r>
+      <w:proofErr w:type="spellStart"/>
       <w:r>
         <w:rPr>
           <w:rFonts w:ascii="inherit" w:hAnsi="inherit"/>
           <w:bdr w:val="none" w:sz="0" w:space="0" w:color="auto" w:frame="1"/>
         </w:rPr>
-        <w:t>*</w:t>
-      </w:r>
-      <w:proofErr w:type="spellStart"/>
+        <w:t>alphaAngle</w:t>
+      </w:r>
+      <w:proofErr w:type="spellEnd"/>
       <w:r>
         <w:rPr>
           <w:rFonts w:ascii="inherit" w:hAnsi="inherit"/>
           <w:bdr w:val="none" w:sz="0" w:space="0" w:color="auto" w:frame="1"/>
         </w:rPr>
-        <w:t>alphaAngle</w:t>
-      </w:r>
-      <w:proofErr w:type="spellEnd"/>
-      <w:proofErr w:type="gramStart"/>
-      <w:r>
-        <w:rPr>
-          <w:rFonts w:ascii="inherit" w:hAnsi="inherit"/>
-          <w:bdr w:val="none" w:sz="0" w:space="0" w:color="auto" w:frame="1"/>
-        </w:rPr>
-        <w:t>).conjugate</w:t>
-      </w:r>
-      <w:proofErr w:type="gramEnd"/>
-      <w:r>
-        <w:rPr>
-          <w:rFonts w:ascii="inherit" w:hAnsi="inherit"/>
-          <w:bdr w:val="none" w:sz="0" w:space="0" w:color="auto" w:frame="1"/>
-        </w:rPr>
-        <w:t>();</w:t>
+        <w:t>).conjugate();</w:t>
       </w:r>
     </w:p>
     <w:p>
@@ -7625,7 +7526,7 @@
         <w:ind w:firstLineChars="0" w:firstLine="480"/>
         <w:jc w:val="left"/>
         <w:rPr>
-          <w:rFonts w:ascii="宋体" w:eastAsia="宋体" w:hAnsi="宋体" w:cs="宋体" w:hint="eastAsia"/>
+          <w:rFonts w:ascii="宋体" w:eastAsia="宋体" w:hAnsi="宋体" w:cs="宋体"/>
           <w:kern w:val="0"/>
           <w:szCs w:val="24"/>
         </w:rPr>
@@ -8282,46 +8183,31 @@
         </w:pBdr>
         <w:ind w:firstLine="480"/>
       </w:pPr>
-      <w:r>
-        <w:t xml:space="preserve">const </w:t>
-      </w:r>
-      <w:proofErr w:type="gramStart"/>
-      <w:r>
-        <w:t>Eigen::</w:t>
-      </w:r>
-      <w:proofErr w:type="spellStart"/>
-      <w:proofErr w:type="gramEnd"/>
-      <w:r>
-        <w:t>AngleAxisd</w:t>
-      </w:r>
-      <w:proofErr w:type="spellEnd"/>
-      <w:r>
-        <w:t xml:space="preserve"> </w:t>
-      </w:r>
       <w:proofErr w:type="spellStart"/>
       <w:proofErr w:type="gramStart"/>
       <w:r>
+        <w:t>const</w:t>
+      </w:r>
+      <w:proofErr w:type="spellEnd"/>
+      <w:proofErr w:type="gramEnd"/>
+      <w:r>
+        <w:t xml:space="preserve"> Eigen::</w:t>
+      </w:r>
+      <w:proofErr w:type="spellStart"/>
+      <w:r>
+        <w:t>AngleAxisd</w:t>
+      </w:r>
+      <w:proofErr w:type="spellEnd"/>
+      <w:r>
+        <w:t xml:space="preserve"> </w:t>
+      </w:r>
+      <w:proofErr w:type="spellStart"/>
+      <w:r>
         <w:t>yawAngle</w:t>
       </w:r>
       <w:proofErr w:type="spellEnd"/>
       <w:r>
-        <w:t>(</w:t>
-      </w:r>
-      <w:proofErr w:type="gramEnd"/>
-      <w:r>
-        <w:t xml:space="preserve">yaw, </w:t>
-      </w:r>
-      <w:proofErr w:type="gramStart"/>
-      <w:r>
-        <w:t>Eigen::</w:t>
-      </w:r>
-      <w:proofErr w:type="gramEnd"/>
-      <w:r>
-        <w:t>Vector3</w:t>
-      </w:r>
-      <w:proofErr w:type="gramStart"/>
-      <w:r>
-        <w:t>d::</w:t>
+        <w:t>(yaw, Eigen::Vector3d::</w:t>
       </w:r>
       <w:proofErr w:type="spellStart"/>
       <w:r>
@@ -8329,11 +8215,7 @@
       </w:r>
       <w:proofErr w:type="spellEnd"/>
       <w:r>
-        <w:t>(</w:t>
-      </w:r>
-      <w:proofErr w:type="gramEnd"/>
-      <w:r>
-        <w:t>));</w:t>
+        <w:t>());</w:t>
       </w:r>
     </w:p>
     <w:p>
@@ -8346,47 +8228,32 @@
         </w:pBdr>
         <w:ind w:firstLine="480"/>
       </w:pPr>
-      <w:r>
-        <w:lastRenderedPageBreak/>
-        <w:t xml:space="preserve">const </w:t>
-      </w:r>
-      <w:proofErr w:type="gramStart"/>
-      <w:r>
-        <w:t>Eigen::</w:t>
-      </w:r>
-      <w:proofErr w:type="spellStart"/>
-      <w:proofErr w:type="gramEnd"/>
-      <w:r>
-        <w:t>AngleAxisd</w:t>
-      </w:r>
-      <w:proofErr w:type="spellEnd"/>
-      <w:r>
-        <w:t xml:space="preserve"> </w:t>
-      </w:r>
       <w:proofErr w:type="spellStart"/>
       <w:proofErr w:type="gramStart"/>
       <w:r>
+        <w:lastRenderedPageBreak/>
+        <w:t>const</w:t>
+      </w:r>
+      <w:proofErr w:type="spellEnd"/>
+      <w:proofErr w:type="gramEnd"/>
+      <w:r>
+        <w:t xml:space="preserve"> Eigen::</w:t>
+      </w:r>
+      <w:proofErr w:type="spellStart"/>
+      <w:r>
+        <w:t>AngleAxisd</w:t>
+      </w:r>
+      <w:proofErr w:type="spellEnd"/>
+      <w:r>
+        <w:t xml:space="preserve"> </w:t>
+      </w:r>
+      <w:proofErr w:type="spellStart"/>
+      <w:r>
         <w:t>pitchAngle</w:t>
       </w:r>
       <w:proofErr w:type="spellEnd"/>
       <w:r>
-        <w:t>(</w:t>
-      </w:r>
-      <w:proofErr w:type="gramEnd"/>
-      <w:r>
-        <w:t xml:space="preserve">pitch, </w:t>
-      </w:r>
-      <w:proofErr w:type="gramStart"/>
-      <w:r>
-        <w:t>Eigen::</w:t>
-      </w:r>
-      <w:proofErr w:type="gramEnd"/>
-      <w:r>
-        <w:t>Vector3</w:t>
-      </w:r>
-      <w:proofErr w:type="gramStart"/>
-      <w:r>
-        <w:t>d::</w:t>
+        <w:t>(pitch, Eigen::Vector3d::</w:t>
       </w:r>
       <w:proofErr w:type="spellStart"/>
       <w:r>
@@ -8394,11 +8261,7 @@
       </w:r>
       <w:proofErr w:type="spellEnd"/>
       <w:r>
-        <w:t>(</w:t>
-      </w:r>
-      <w:proofErr w:type="gramEnd"/>
-      <w:r>
-        <w:t>));</w:t>
+        <w:t>());</w:t>
       </w:r>
     </w:p>
     <w:p>
@@ -8411,46 +8274,31 @@
         </w:pBdr>
         <w:ind w:firstLine="480"/>
       </w:pPr>
-      <w:r>
-        <w:t xml:space="preserve">const </w:t>
-      </w:r>
-      <w:proofErr w:type="gramStart"/>
-      <w:r>
-        <w:t>Eigen::</w:t>
-      </w:r>
-      <w:proofErr w:type="spellStart"/>
-      <w:proofErr w:type="gramEnd"/>
-      <w:r>
-        <w:t>AngleAxisd</w:t>
-      </w:r>
-      <w:proofErr w:type="spellEnd"/>
-      <w:r>
-        <w:t xml:space="preserve"> </w:t>
-      </w:r>
       <w:proofErr w:type="spellStart"/>
       <w:proofErr w:type="gramStart"/>
       <w:r>
+        <w:t>const</w:t>
+      </w:r>
+      <w:proofErr w:type="spellEnd"/>
+      <w:proofErr w:type="gramEnd"/>
+      <w:r>
+        <w:t xml:space="preserve"> Eigen::</w:t>
+      </w:r>
+      <w:proofErr w:type="spellStart"/>
+      <w:r>
+        <w:t>AngleAxisd</w:t>
+      </w:r>
+      <w:proofErr w:type="spellEnd"/>
+      <w:r>
+        <w:t xml:space="preserve"> </w:t>
+      </w:r>
+      <w:proofErr w:type="spellStart"/>
+      <w:r>
         <w:t>rollAngle</w:t>
       </w:r>
       <w:proofErr w:type="spellEnd"/>
       <w:r>
-        <w:t>(</w:t>
-      </w:r>
-      <w:proofErr w:type="gramEnd"/>
-      <w:r>
-        <w:t xml:space="preserve">roll, </w:t>
-      </w:r>
-      <w:proofErr w:type="gramStart"/>
-      <w:r>
-        <w:t>Eigen::</w:t>
-      </w:r>
-      <w:proofErr w:type="gramEnd"/>
-      <w:r>
-        <w:t>Vector3</w:t>
-      </w:r>
-      <w:proofErr w:type="gramStart"/>
-      <w:r>
-        <w:t>d::</w:t>
+        <w:t>(roll, Eigen::Vector3d::</w:t>
       </w:r>
       <w:proofErr w:type="spellStart"/>
       <w:r>
@@ -8458,11 +8306,7 @@
       </w:r>
       <w:proofErr w:type="spellEnd"/>
       <w:r>
-        <w:t>(</w:t>
-      </w:r>
-      <w:proofErr w:type="gramEnd"/>
-      <w:r>
-        <w:t>));</w:t>
+        <w:t>());</w:t>
       </w:r>
     </w:p>
     <w:p>
@@ -8475,15 +8319,17 @@
         </w:pBdr>
         <w:ind w:firstLine="480"/>
       </w:pPr>
-      <w:r>
-        <w:t xml:space="preserve">const </w:t>
-      </w:r>
+      <w:proofErr w:type="spellStart"/>
       <w:proofErr w:type="gramStart"/>
       <w:r>
-        <w:t>Eigen::</w:t>
+        <w:t>const</w:t>
+      </w:r>
+      <w:proofErr w:type="spellEnd"/>
+      <w:proofErr w:type="gramEnd"/>
+      <w:r>
+        <w:t xml:space="preserve"> Eigen::</w:t>
       </w:r>
       <w:proofErr w:type="spellStart"/>
-      <w:proofErr w:type="gramEnd"/>
       <w:r>
         <w:t>Quaterniond</w:t>
       </w:r>
@@ -8520,13 +8366,8 @@
         <w:t>rollAngle</w:t>
       </w:r>
       <w:proofErr w:type="spellEnd"/>
-      <w:proofErr w:type="gramStart"/>
-      <w:r>
-        <w:t>).conjugate</w:t>
-      </w:r>
-      <w:proofErr w:type="gramEnd"/>
-      <w:r>
-        <w:t>();</w:t>
+      <w:r>
+        <w:t>).conjugate();</w:t>
       </w:r>
     </w:p>
     <w:p>
@@ -12337,19 +12178,11 @@
       </w:r>
       <w:proofErr w:type="spellStart"/>
       <w:r>
-        <w:t>moment_</w:t>
-      </w:r>
-      <w:proofErr w:type="gramStart"/>
-      <w:r>
-        <w:t>body</w:t>
+        <w:t>moment_body</w:t>
       </w:r>
       <w:proofErr w:type="spellEnd"/>
       <w:r>
-        <w:t>[</w:t>
-      </w:r>
-      <w:proofErr w:type="gramEnd"/>
-      <w:r>
-        <w:t xml:space="preserve">1] = </w:t>
+        <w:t xml:space="preserve">[1] = </w:t>
       </w:r>
       <w:proofErr w:type="spellStart"/>
       <w:r>
@@ -12380,19 +12213,11 @@
       </w:r>
       <w:proofErr w:type="spellStart"/>
       <w:r>
-        <w:t>moment_</w:t>
-      </w:r>
-      <w:proofErr w:type="gramStart"/>
-      <w:r>
-        <w:t>body</w:t>
+        <w:t>moment_body</w:t>
       </w:r>
       <w:proofErr w:type="spellEnd"/>
       <w:r>
-        <w:t>[</w:t>
-      </w:r>
-      <w:proofErr w:type="gramEnd"/>
-      <w:r>
-        <w:t xml:space="preserve">2] = </w:t>
+        <w:t xml:space="preserve">[2] = </w:t>
       </w:r>
       <w:proofErr w:type="spellStart"/>
       <w:r>
@@ -12492,13 +12317,14 @@
           <w:sz w:val="22"/>
         </w:rPr>
       </w:pPr>
+      <w:proofErr w:type="gramStart"/>
       <w:r>
         <w:rPr>
           <w:rFonts w:hint="eastAsia"/>
         </w:rPr>
         <w:t>state</w:t>
       </w:r>
-      <w:proofErr w:type="gramStart"/>
+      <w:proofErr w:type="gramEnd"/>
       <w:r>
         <w:t>=</w:t>
       </w:r>
@@ -12508,7 +12334,6 @@
         </w:rPr>
         <w:t>[</w:t>
       </w:r>
-      <w:proofErr w:type="gramEnd"/>
       <m:oMath>
         <m:r>
           <w:rPr>
@@ -13671,7 +13496,7 @@
             </w:pPr>
             <w:r>
               <w:rPr>
-                <w:rStyle w:val="HTML1"/>
+                <w:rStyle w:val="HTML0"/>
               </w:rPr>
               <w:t>P(t)</w:t>
             </w:r>
@@ -13733,13 +13558,12 @@
             <w:pPr>
               <w:ind w:firstLineChars="0" w:firstLine="0"/>
               <w:rPr>
-                <w:rStyle w:val="HTML1"/>
-                <w:rFonts w:hint="eastAsia"/>
+                <w:rStyle w:val="HTML0"/>
               </w:rPr>
             </w:pPr>
             <w:r>
               <w:rPr>
-                <w:rStyle w:val="HTML1"/>
+                <w:rStyle w:val="HTML0"/>
               </w:rPr>
               <w:t>m(t)</w:t>
             </w:r>
@@ -13801,21 +13625,20 @@
             <w:pPr>
               <w:ind w:firstLineChars="0" w:firstLine="0"/>
               <w:rPr>
-                <w:rStyle w:val="HTML1"/>
-                <w:rFonts w:hint="eastAsia"/>
+                <w:rStyle w:val="HTML0"/>
               </w:rPr>
             </w:pPr>
             <w:proofErr w:type="spellStart"/>
             <w:r>
               <w:rPr>
-                <w:rStyle w:val="HTML1"/>
+                <w:rStyle w:val="HTML0"/>
               </w:rPr>
               <w:t>Xcg</w:t>
             </w:r>
             <w:proofErr w:type="spellEnd"/>
             <w:r>
               <w:rPr>
-                <w:rStyle w:val="HTML1"/>
+                <w:rStyle w:val="HTML0"/>
               </w:rPr>
               <w:t>(t)</w:t>
             </w:r>
@@ -13887,37 +13710,50 @@
             <w:pPr>
               <w:ind w:firstLineChars="0" w:firstLine="0"/>
               <w:rPr>
-                <w:rStyle w:val="HTML1"/>
-                <w:rFonts w:hint="eastAsia"/>
+                <w:rStyle w:val="HTML0"/>
               </w:rPr>
             </w:pPr>
             <w:proofErr w:type="spellStart"/>
             <w:r>
               <w:rPr>
-                <w:rStyle w:val="HTML1"/>
+                <w:rStyle w:val="HTML0"/>
               </w:rPr>
               <w:t>Ixx</w:t>
             </w:r>
             <w:proofErr w:type="spellEnd"/>
             <w:r>
               <w:rPr>
-                <w:rStyle w:val="HTML1"/>
+                <w:rStyle w:val="HTML0"/>
               </w:rPr>
               <w:t xml:space="preserve">(t), </w:t>
             </w:r>
             <w:proofErr w:type="spellStart"/>
             <w:r>
               <w:rPr>
-                <w:rStyle w:val="HTML1"/>
+                <w:rStyle w:val="HTML0"/>
               </w:rPr>
               <w:t>Iyy</w:t>
             </w:r>
             <w:proofErr w:type="spellEnd"/>
             <w:r>
               <w:rPr>
-                <w:rStyle w:val="HTML1"/>
+                <w:rStyle w:val="HTML0"/>
               </w:rPr>
-              <w:t>(t), Izz(t)</w:t>
+              <w:t xml:space="preserve">(t), </w:t>
+            </w:r>
+            <w:proofErr w:type="spellStart"/>
+            <w:r>
+              <w:rPr>
+                <w:rStyle w:val="HTML0"/>
+              </w:rPr>
+              <w:t>Izz</w:t>
+            </w:r>
+            <w:proofErr w:type="spellEnd"/>
+            <w:r>
+              <w:rPr>
+                <w:rStyle w:val="HTML0"/>
+              </w:rPr>
+              <w:t>(t)</w:t>
             </w:r>
             <w:r>
               <w:t>模型，及其变化率。</w:t>
@@ -13977,13 +13813,12 @@
             <w:pPr>
               <w:ind w:firstLineChars="0" w:firstLine="0"/>
               <w:rPr>
-                <w:rStyle w:val="HTML1"/>
-                <w:rFonts w:hint="eastAsia"/>
+                <w:rStyle w:val="HTML0"/>
               </w:rPr>
             </w:pPr>
             <w:r>
               <w:rPr>
-                <w:rStyle w:val="HTML1"/>
+                <w:rStyle w:val="HTML0"/>
               </w:rPr>
               <w:t xml:space="preserve"> “十字形”摆动喷管</w:t>
             </w:r>
@@ -14014,7 +13849,7 @@
         <w:ind w:firstLine="480"/>
       </w:pPr>
       <w:r>
-        <w:object w:dxaOrig="9331" w:dyaOrig="6286" w14:anchorId="25ACF251">
+        <w:object w:dxaOrig="9331" w:dyaOrig="6286">
           <v:shapetype id="_x0000_t75" coordsize="21600,21600" o:spt="75" o:preferrelative="t" path="m@4@5l@4@11@9@11@9@5xe" filled="f" stroked="f">
             <v:stroke joinstyle="miter"/>
             <v:formulas>
@@ -14034,10 +13869,10 @@
             <v:path o:extrusionok="f" gradientshapeok="t" o:connecttype="rect"/>
             <o:lock v:ext="edit" aspectratio="t"/>
           </v:shapetype>
-          <v:shape id="_x0000_i1025" type="#_x0000_t75" style="width:385.8pt;height:259.8pt" o:ole="">
+          <v:shape id="_x0000_i1025" type="#_x0000_t75" style="width:385.65pt;height:259.85pt" o:ole="">
             <v:imagedata r:id="rId17" o:title=""/>
           </v:shape>
-          <o:OLEObject Type="Embed" ProgID="Visio.Drawing.15" ShapeID="_x0000_i1025" DrawAspect="Content" ObjectID="_1838580731" r:id="rId18"/>
+          <o:OLEObject Type="Embed" ProgID="Visio.Drawing.15" ShapeID="_x0000_i1025" DrawAspect="Content" ObjectID="_1834058352" r:id="rId18"/>
         </w:object>
       </w:r>
     </w:p>
@@ -16315,9 +16150,6 @@
       <w:pPr>
         <w:pStyle w:val="a4"/>
         <w:ind w:firstLine="480"/>
-        <w:rPr>
-          <w:rFonts w:hint="eastAsia"/>
-        </w:rPr>
       </w:pPr>
       <w:r>
         <w:rPr>
@@ -16372,9 +16204,6 @@
       <w:pPr>
         <w:pStyle w:val="a4"/>
         <w:ind w:firstLine="480"/>
-        <w:rPr>
-          <w:rFonts w:hint="eastAsia"/>
-        </w:rPr>
       </w:pPr>
       <m:oMathPara>
         <m:oMath>
@@ -16481,9 +16310,6 @@
       <w:pPr>
         <w:pStyle w:val="a4"/>
         <w:ind w:firstLine="480"/>
-        <w:rPr>
-          <w:rFonts w:hint="eastAsia"/>
-        </w:rPr>
       </w:pPr>
       <w:r>
         <w:t>其中：</w:t>
@@ -16497,9 +16323,6 @@
           <w:numId w:val="14"/>
         </w:numPr>
         <w:ind w:firstLine="482"/>
-        <w:rPr>
-          <w:rFonts w:hint="eastAsia"/>
-        </w:rPr>
       </w:pPr>
       <m:oMath>
         <m:r>
@@ -16521,9 +16344,6 @@
           <w:numId w:val="14"/>
         </w:numPr>
         <w:ind w:firstLine="482"/>
-        <w:rPr>
-          <w:rFonts w:hint="eastAsia"/>
-        </w:rPr>
       </w:pPr>
       <m:oMath>
         <m:acc>
@@ -16558,9 +16378,6 @@
           <w:numId w:val="14"/>
         </w:numPr>
         <w:ind w:firstLine="482"/>
-        <w:rPr>
-          <w:rFonts w:hint="eastAsia"/>
-        </w:rPr>
       </w:pPr>
       <m:oMath>
         <m:sSub>
@@ -17007,7 +16824,6 @@
             <w:pPr>
               <w:pStyle w:val="a4"/>
               <w:rPr>
-                <w:rFonts w:hint="eastAsia"/>
                 <w:b/>
                 <w:bCs/>
               </w:rPr>
@@ -17031,7 +16847,6 @@
             <w:pPr>
               <w:pStyle w:val="a4"/>
               <w:rPr>
-                <w:rFonts w:hint="eastAsia"/>
                 <w:b/>
                 <w:bCs/>
               </w:rPr>
@@ -17055,7 +16870,6 @@
             <w:pPr>
               <w:pStyle w:val="a4"/>
               <w:rPr>
-                <w:rFonts w:hint="eastAsia"/>
                 <w:b/>
                 <w:bCs/>
               </w:rPr>
@@ -17095,7 +16909,6 @@
             <w:pPr>
               <w:pStyle w:val="a4"/>
               <w:rPr>
-                <w:rFonts w:hint="eastAsia"/>
                 <w:b/>
                 <w:bCs/>
               </w:rPr>
@@ -17119,7 +16932,6 @@
             <w:pPr>
               <w:pStyle w:val="a4"/>
               <w:rPr>
-                <w:rFonts w:hint="eastAsia"/>
                 <w:b/>
                 <w:bCs/>
               </w:rPr>
@@ -17147,9 +16959,6 @@
           <w:p>
             <w:pPr>
               <w:pStyle w:val="a4"/>
-              <w:rPr>
-                <w:rFonts w:hint="eastAsia"/>
-              </w:rPr>
             </w:pPr>
             <w:r>
               <w:t>一级上升沿</w:t>
@@ -17166,9 +16975,6 @@
             <w:pPr>
               <w:pStyle w:val="a4"/>
               <w:ind w:firstLine="480"/>
-              <w:rPr>
-                <w:rFonts w:hint="eastAsia"/>
-              </w:rPr>
             </w:pPr>
             <w:r>
               <w:t>0.0-0.5</w:t>
@@ -17185,9 +16991,6 @@
             <w:pPr>
               <w:pStyle w:val="a4"/>
               <w:ind w:firstLine="480"/>
-              <w:rPr>
-                <w:rFonts w:hint="eastAsia"/>
-              </w:rPr>
             </w:pPr>
             <w:r>
               <w:t>0→130</w:t>
@@ -17204,9 +17007,6 @@
             <w:pPr>
               <w:pStyle w:val="a4"/>
               <w:ind w:firstLine="480"/>
-              <w:rPr>
-                <w:rFonts w:hint="eastAsia"/>
-              </w:rPr>
             </w:pPr>
             <w:r>
               <w:t>0.5</w:t>
@@ -17222,9 +17022,6 @@
           <w:p>
             <w:pPr>
               <w:pStyle w:val="a4"/>
-              <w:rPr>
-                <w:rFonts w:hint="eastAsia"/>
-              </w:rPr>
             </w:pPr>
             <w:r>
               <w:t>点火建立</w:t>
@@ -17245,9 +17042,6 @@
           <w:p>
             <w:pPr>
               <w:pStyle w:val="a4"/>
-              <w:rPr>
-                <w:rFonts w:hint="eastAsia"/>
-              </w:rPr>
             </w:pPr>
             <w:r>
               <w:t>一级</w:t>
@@ -17269,9 +17063,6 @@
             <w:pPr>
               <w:pStyle w:val="a4"/>
               <w:ind w:firstLine="480"/>
-              <w:rPr>
-                <w:rFonts w:hint="eastAsia"/>
-              </w:rPr>
             </w:pPr>
             <w:r>
               <w:t>0.5-3.5</w:t>
@@ -17288,9 +17079,6 @@
             <w:pPr>
               <w:pStyle w:val="a4"/>
               <w:ind w:firstLine="480"/>
-              <w:rPr>
-                <w:rFonts w:hint="eastAsia"/>
-              </w:rPr>
             </w:pPr>
             <w:r>
               <w:t>130</w:t>
@@ -17307,9 +17095,6 @@
             <w:pPr>
               <w:pStyle w:val="a4"/>
               <w:ind w:firstLine="480"/>
-              <w:rPr>
-                <w:rFonts w:hint="eastAsia"/>
-              </w:rPr>
             </w:pPr>
             <w:r>
               <w:t>3.0</w:t>
@@ -17325,9 +17110,6 @@
           <w:p>
             <w:pPr>
               <w:pStyle w:val="a4"/>
-              <w:rPr>
-                <w:rFonts w:hint="eastAsia"/>
-              </w:rPr>
             </w:pPr>
             <w:r>
               <w:t>稳定推力</w:t>
@@ -17348,9 +17130,6 @@
           <w:p>
             <w:pPr>
               <w:pStyle w:val="a4"/>
-              <w:rPr>
-                <w:rFonts w:hint="eastAsia"/>
-              </w:rPr>
             </w:pPr>
             <w:r>
               <w:t>一级下降沿</w:t>
@@ -17367,9 +17146,6 @@
             <w:pPr>
               <w:pStyle w:val="a4"/>
               <w:ind w:firstLine="480"/>
-              <w:rPr>
-                <w:rFonts w:hint="eastAsia"/>
-              </w:rPr>
             </w:pPr>
             <w:r>
               <w:t>3.5-4.0</w:t>
@@ -17386,9 +17162,6 @@
             <w:pPr>
               <w:pStyle w:val="a4"/>
               <w:ind w:firstLine="480"/>
-              <w:rPr>
-                <w:rFonts w:hint="eastAsia"/>
-              </w:rPr>
             </w:pPr>
             <w:r>
               <w:t>130→0</w:t>
@@ -17405,9 +17178,6 @@
             <w:pPr>
               <w:pStyle w:val="a4"/>
               <w:ind w:firstLine="480"/>
-              <w:rPr>
-                <w:rFonts w:hint="eastAsia"/>
-              </w:rPr>
             </w:pPr>
             <w:r>
               <w:t>0.5</w:t>
@@ -17423,9 +17193,6 @@
           <w:p>
             <w:pPr>
               <w:pStyle w:val="a4"/>
-              <w:rPr>
-                <w:rFonts w:hint="eastAsia"/>
-              </w:rPr>
             </w:pPr>
             <w:r>
               <w:t>推力衰减</w:t>
@@ -17446,9 +17213,6 @@
           <w:p>
             <w:pPr>
               <w:pStyle w:val="a4"/>
-              <w:rPr>
-                <w:rFonts w:hint="eastAsia"/>
-              </w:rPr>
             </w:pPr>
             <w:r>
               <w:t>二级上升沿</w:t>
@@ -17465,9 +17229,6 @@
             <w:pPr>
               <w:pStyle w:val="a4"/>
               <w:ind w:firstLine="480"/>
-              <w:rPr>
-                <w:rFonts w:hint="eastAsia"/>
-              </w:rPr>
             </w:pPr>
             <w:r>
               <w:t>4.0-4.1</w:t>
@@ -17484,9 +17245,6 @@
             <w:pPr>
               <w:pStyle w:val="a4"/>
               <w:ind w:firstLine="480"/>
-              <w:rPr>
-                <w:rFonts w:hint="eastAsia"/>
-              </w:rPr>
             </w:pPr>
             <w:r>
               <w:t>0→60</w:t>
@@ -17503,9 +17261,6 @@
             <w:pPr>
               <w:pStyle w:val="a4"/>
               <w:ind w:firstLine="480"/>
-              <w:rPr>
-                <w:rFonts w:hint="eastAsia"/>
-              </w:rPr>
             </w:pPr>
             <w:r>
               <w:t>0.1</w:t>
@@ -17521,9 +17276,6 @@
           <w:p>
             <w:pPr>
               <w:pStyle w:val="a4"/>
-              <w:rPr>
-                <w:rFonts w:hint="eastAsia"/>
-              </w:rPr>
             </w:pPr>
             <w:r>
               <w:t>快速切换</w:t>
@@ -17544,9 +17296,6 @@
           <w:p>
             <w:pPr>
               <w:pStyle w:val="a4"/>
-              <w:rPr>
-                <w:rFonts w:hint="eastAsia"/>
-              </w:rPr>
             </w:pPr>
             <w:r>
               <w:t>二级</w:t>
@@ -17568,9 +17317,6 @@
             <w:pPr>
               <w:pStyle w:val="a4"/>
               <w:ind w:firstLine="480"/>
-              <w:rPr>
-                <w:rFonts w:hint="eastAsia"/>
-              </w:rPr>
             </w:pPr>
             <w:r>
               <w:t>4.1-11.0</w:t>
@@ -17587,9 +17333,6 @@
             <w:pPr>
               <w:pStyle w:val="a4"/>
               <w:ind w:firstLine="480"/>
-              <w:rPr>
-                <w:rFonts w:hint="eastAsia"/>
-              </w:rPr>
             </w:pPr>
             <w:r>
               <w:t>60</w:t>
@@ -17606,9 +17349,6 @@
             <w:pPr>
               <w:pStyle w:val="a4"/>
               <w:ind w:firstLine="480"/>
-              <w:rPr>
-                <w:rFonts w:hint="eastAsia"/>
-              </w:rPr>
             </w:pPr>
             <w:r>
               <w:t>6.9</w:t>
@@ -17624,9 +17364,6 @@
           <w:p>
             <w:pPr>
               <w:pStyle w:val="a4"/>
-              <w:rPr>
-                <w:rFonts w:hint="eastAsia"/>
-              </w:rPr>
             </w:pPr>
             <w:r>
               <w:t>巡航推力</w:t>
@@ -17647,9 +17384,6 @@
           <w:p>
             <w:pPr>
               <w:pStyle w:val="a4"/>
-              <w:rPr>
-                <w:rFonts w:hint="eastAsia"/>
-              </w:rPr>
             </w:pPr>
             <w:r>
               <w:t>二级下降沿</w:t>
@@ -17666,9 +17400,6 @@
             <w:pPr>
               <w:pStyle w:val="a4"/>
               <w:ind w:firstLine="480"/>
-              <w:rPr>
-                <w:rFonts w:hint="eastAsia"/>
-              </w:rPr>
             </w:pPr>
             <w:r>
               <w:t>11.0-12.0</w:t>
@@ -17685,9 +17416,6 @@
             <w:pPr>
               <w:pStyle w:val="a4"/>
               <w:ind w:firstLine="480"/>
-              <w:rPr>
-                <w:rFonts w:hint="eastAsia"/>
-              </w:rPr>
             </w:pPr>
             <w:r>
               <w:t>60→0</w:t>
@@ -17704,9 +17432,6 @@
             <w:pPr>
               <w:pStyle w:val="a4"/>
               <w:ind w:firstLine="480"/>
-              <w:rPr>
-                <w:rFonts w:hint="eastAsia"/>
-              </w:rPr>
             </w:pPr>
             <w:r>
               <w:t>1.0</w:t>
@@ -17722,9 +17447,6 @@
           <w:p>
             <w:pPr>
               <w:pStyle w:val="a4"/>
-              <w:rPr>
-                <w:rFonts w:hint="eastAsia"/>
-              </w:rPr>
             </w:pPr>
             <w:r>
               <w:t>推进剂耗尽</w:t>
@@ -18209,7 +17931,7 @@
           <w:noProof/>
         </w:rPr>
         <w:drawing>
-          <wp:inline distT="0" distB="0" distL="0" distR="0" wp14:anchorId="76D8E1F1" wp14:editId="7960D68E">
+          <wp:inline distT="0" distB="0" distL="0" distR="0">
             <wp:extent cx="3228340" cy="1456055"/>
             <wp:effectExtent l="0" t="0" r="0" b="0"/>
             <wp:docPr id="39" name="图片 39"/>
@@ -18275,11 +17997,11 @@
         <w:jc w:val="center"/>
       </w:pPr>
       <w:r>
-        <w:object w:dxaOrig="3408" w:dyaOrig="3217" w14:anchorId="1313F71B">
-          <v:shape id="_x0000_i1026" type="#_x0000_t75" style="width:148.2pt;height:117.6pt" o:ole="">
+        <w:object w:dxaOrig="3408" w:dyaOrig="3217">
+          <v:shape id="_x0000_i1026" type="#_x0000_t75" style="width:148.4pt;height:117.7pt" o:ole="">
             <v:imagedata r:id="rId22" o:title="" croptop="3968f" cropbottom="-6165f" cropright="-15210f"/>
           </v:shape>
-          <o:OLEObject Type="Embed" ProgID="Visio.Drawing.15" ShapeID="_x0000_i1026" DrawAspect="Content" ObjectID="_1838580732" r:id="rId23"/>
+          <o:OLEObject Type="Embed" ProgID="Visio.Drawing.15" ShapeID="_x0000_i1026" DrawAspect="Content" ObjectID="_1834058353" r:id="rId23"/>
         </w:object>
       </w:r>
     </w:p>
@@ -20144,7 +19866,7 @@
     </w:p>
     <w:p>
       <w:pPr>
-        <w:pStyle w:val="22"/>
+        <w:pStyle w:val="21"/>
         <w:ind w:firstLine="560"/>
         <w:rPr>
           <w:rFonts w:cs="Times New Roman"/>
@@ -20388,7 +20110,7 @@
     </w:p>
     <w:p>
       <w:pPr>
-        <w:pStyle w:val="22"/>
+        <w:pStyle w:val="21"/>
         <w:ind w:firstLine="560"/>
         <w:rPr>
           <w:rFonts w:cs="Times New Roman"/>
@@ -20674,7 +20396,7 @@
     </w:p>
     <w:p>
       <w:pPr>
-        <w:pStyle w:val="22"/>
+        <w:pStyle w:val="21"/>
         <w:spacing w:line="240" w:lineRule="auto"/>
         <w:ind w:firstLine="560"/>
         <w:rPr>
@@ -20934,7 +20656,7 @@
     </w:p>
     <w:p>
       <w:pPr>
-        <w:pStyle w:val="22"/>
+        <w:pStyle w:val="21"/>
         <w:spacing w:line="240" w:lineRule="auto"/>
         <w:ind w:firstLine="560"/>
         <w:jc w:val="center"/>
@@ -20943,11 +20665,11 @@
         <w:rPr>
           <w:position w:val="-56"/>
         </w:rPr>
-        <w:object w:dxaOrig="2320" w:dyaOrig="1240" w14:anchorId="7FFB8179">
-          <v:shape id="_x0000_i1027" type="#_x0000_t75" style="width:115.8pt;height:61.8pt" o:ole="">
+        <w:object w:dxaOrig="2320" w:dyaOrig="1240">
+          <v:shape id="_x0000_i1027" type="#_x0000_t75" style="width:115.85pt;height:62pt" o:ole="">
             <v:imagedata r:id="rId25" o:title=""/>
           </v:shape>
-          <o:OLEObject Type="Embed" ProgID="Equation.DSMT4" ShapeID="_x0000_i1027" DrawAspect="Content" ObjectID="_1838580733" r:id="rId26"/>
+          <o:OLEObject Type="Embed" ProgID="Equation.DSMT4" ShapeID="_x0000_i1027" DrawAspect="Content" ObjectID="_1834058354" r:id="rId26"/>
         </w:object>
       </w:r>
     </w:p>
@@ -20959,11 +20681,11 @@
         <w:t>其中，</w:t>
       </w:r>
       <w:r>
-        <w:object w:dxaOrig="1800" w:dyaOrig="460" w14:anchorId="6EA307C6">
-          <v:shape id="_x0000_i1028" type="#_x0000_t75" style="width:90pt;height:23.4pt" o:ole="">
+        <w:object w:dxaOrig="1800" w:dyaOrig="460">
+          <v:shape id="_x0000_i1028" type="#_x0000_t75" style="width:90.15pt;height:23.15pt" o:ole="">
             <v:imagedata r:id="rId27" o:title=""/>
           </v:shape>
-          <o:OLEObject Type="Embed" ProgID="Equation.DSMT4" ShapeID="_x0000_i1028" DrawAspect="Content" ObjectID="_1838580734" r:id="rId28"/>
+          <o:OLEObject Type="Embed" ProgID="Equation.DSMT4" ShapeID="_x0000_i1028" DrawAspect="Content" ObjectID="_1834058355" r:id="rId28"/>
         </w:object>
       </w:r>
       <w:r>
@@ -21270,7 +20992,7 @@
     </w:p>
     <w:p>
       <w:pPr>
-        <w:pStyle w:val="22"/>
+        <w:pStyle w:val="21"/>
         <w:ind w:firstLineChars="0" w:firstLine="0"/>
         <w:rPr>
           <w:rFonts w:cs="Times New Roman"/>
@@ -21624,6 +21346,7 @@
               </m:ctrlPr>
             </m:dPr>
             <m:e>
+              <w:bookmarkStart w:id="0" w:name="_GoBack"/>
               <m:eqArr>
                 <m:eqArrPr>
                   <m:ctrlPr>
@@ -22154,6 +21877,7 @@
                   </m:sSub>
                 </m:e>
               </m:eqArr>
+              <w:bookmarkEnd w:id="0"/>
             </m:e>
           </m:d>
         </m:oMath>
@@ -22306,8 +22030,8 @@
           <w:numId w:val="2"/>
         </w:numPr>
       </w:pPr>
-      <w:bookmarkStart w:id="0" w:name="OLE_LINK19"/>
-      <w:bookmarkStart w:id="1" w:name="OLE_LINK20"/>
+      <w:bookmarkStart w:id="1" w:name="OLE_LINK19"/>
+      <w:bookmarkStart w:id="2" w:name="OLE_LINK20"/>
       <w:r>
         <w:t>制导</w:t>
       </w:r>
@@ -22315,8 +22039,8 @@
         <w:t>系统设计</w:t>
       </w:r>
     </w:p>
-    <w:bookmarkEnd w:id="0"/>
     <w:bookmarkEnd w:id="1"/>
+    <w:bookmarkEnd w:id="2"/>
     <w:p>
       <w:pPr>
         <w:pStyle w:val="20"/>
@@ -22370,11 +22094,11 @@
         <w:rPr>
           <w:position w:val="-24"/>
         </w:rPr>
-        <w:object w:dxaOrig="3060" w:dyaOrig="620" w14:anchorId="7F6E2AD7">
-          <v:shape id="_x0000_i1029" type="#_x0000_t75" style="width:153.6pt;height:30.6pt" o:ole="">
+        <w:object w:dxaOrig="3060" w:dyaOrig="620">
+          <v:shape id="_x0000_i1029" type="#_x0000_t75" style="width:153.4pt;height:30.7pt" o:ole="">
             <v:imagedata r:id="rId29" o:title=""/>
           </v:shape>
-          <o:OLEObject Type="Embed" ProgID="Equation.DSMT4" ShapeID="_x0000_i1029" DrawAspect="Content" ObjectID="_1838580735" r:id="rId30"/>
+          <o:OLEObject Type="Embed" ProgID="Equation.DSMT4" ShapeID="_x0000_i1029" DrawAspect="Content" ObjectID="_1834058356" r:id="rId30"/>
         </w:object>
       </w:r>
       <w:r>
@@ -22411,11 +22135,11 @@
         <w:rPr>
           <w:position w:val="-6"/>
         </w:rPr>
-        <w:object w:dxaOrig="980" w:dyaOrig="279" w14:anchorId="406E7A4F">
-          <v:shape id="_x0000_i1030" type="#_x0000_t75" style="width:48.6pt;height:14.4pt" o:ole="">
+        <w:object w:dxaOrig="980" w:dyaOrig="279">
+          <v:shape id="_x0000_i1030" type="#_x0000_t75" style="width:48.85pt;height:14.4pt" o:ole="">
             <v:imagedata r:id="rId31" o:title=""/>
           </v:shape>
-          <o:OLEObject Type="Embed" ProgID="Equation.DSMT4" ShapeID="_x0000_i1030" DrawAspect="Content" ObjectID="_1838580736" r:id="rId32"/>
+          <o:OLEObject Type="Embed" ProgID="Equation.DSMT4" ShapeID="_x0000_i1030" DrawAspect="Content" ObjectID="_1834058357" r:id="rId32"/>
         </w:object>
       </w:r>
       <w:r>
@@ -22451,11 +22175,11 @@
         <w:rPr>
           <w:position w:val="-16"/>
         </w:rPr>
-        <w:object w:dxaOrig="5260" w:dyaOrig="440" w14:anchorId="6956FA72">
-          <v:shape id="_x0000_i1031" type="#_x0000_t75" style="width:263.4pt;height:21.6pt" o:ole="">
+        <w:object w:dxaOrig="5260" w:dyaOrig="440">
+          <v:shape id="_x0000_i1031" type="#_x0000_t75" style="width:263.6pt;height:21.9pt" o:ole="">
             <v:imagedata r:id="rId33" o:title=""/>
           </v:shape>
-          <o:OLEObject Type="Embed" ProgID="Equation.DSMT4" ShapeID="_x0000_i1031" DrawAspect="Content" ObjectID="_1838580737" r:id="rId34"/>
+          <o:OLEObject Type="Embed" ProgID="Equation.DSMT4" ShapeID="_x0000_i1031" DrawAspect="Content" ObjectID="_1834058358" r:id="rId34"/>
         </w:object>
       </w:r>
       <w:r>
@@ -22464,7 +22188,7 @@
     </w:p>
     <w:p>
       <w:pPr>
-        <w:pStyle w:val="22"/>
+        <w:pStyle w:val="21"/>
         <w:ind w:firstLine="560"/>
         <w:rPr>
           <w:rFonts w:cs="Times New Roman"/>
@@ -22481,11 +22205,11 @@
           <w:rFonts w:cs="Times New Roman"/>
           <w:position w:val="-12"/>
         </w:rPr>
-        <w:object w:dxaOrig="420" w:dyaOrig="360" w14:anchorId="48D2C7C6">
-          <v:shape id="_x0000_i1032" type="#_x0000_t75" style="width:20.4pt;height:18pt" o:ole="">
+        <w:object w:dxaOrig="420" w:dyaOrig="360">
+          <v:shape id="_x0000_i1032" type="#_x0000_t75" style="width:20.65pt;height:18.15pt" o:ole="">
             <v:imagedata r:id="rId35" o:title=""/>
           </v:shape>
-          <o:OLEObject Type="Embed" ProgID="Equation.DSMT4" ShapeID="_x0000_i1032" DrawAspect="Content" ObjectID="_1838580738" r:id="rId36"/>
+          <o:OLEObject Type="Embed" ProgID="Equation.DSMT4" ShapeID="_x0000_i1032" DrawAspect="Content" ObjectID="_1834058359" r:id="rId36"/>
         </w:object>
       </w:r>
       <w:r>
@@ -22505,7 +22229,7 @@
     </w:p>
     <w:p>
       <w:pPr>
-        <w:pStyle w:val="22"/>
+        <w:pStyle w:val="21"/>
         <w:ind w:firstLine="560"/>
         <w:rPr>
           <w:rFonts w:cs="Times New Roman"/>
@@ -22522,11 +22246,11 @@
           <w:rFonts w:cs="Times New Roman"/>
           <w:position w:val="-14"/>
         </w:rPr>
-        <w:object w:dxaOrig="300" w:dyaOrig="380" w14:anchorId="5946C108">
-          <v:shape id="_x0000_i1033" type="#_x0000_t75" style="width:15pt;height:18.6pt" o:ole="">
+        <w:object w:dxaOrig="300" w:dyaOrig="380">
+          <v:shape id="_x0000_i1033" type="#_x0000_t75" style="width:15.05pt;height:18.8pt" o:ole="">
             <v:imagedata r:id="rId37" o:title=""/>
           </v:shape>
-          <o:OLEObject Type="Embed" ProgID="Equation.DSMT4" ShapeID="_x0000_i1033" DrawAspect="Content" ObjectID="_1838580739" r:id="rId38"/>
+          <o:OLEObject Type="Embed" ProgID="Equation.DSMT4" ShapeID="_x0000_i1033" DrawAspect="Content" ObjectID="_1834058360" r:id="rId38"/>
         </w:object>
       </w:r>
       <w:r>
@@ -22546,7 +22270,7 @@
     </w:p>
     <w:p>
       <w:pPr>
-        <w:pStyle w:val="22"/>
+        <w:pStyle w:val="21"/>
         <w:ind w:firstLine="560"/>
         <w:rPr>
           <w:rFonts w:cs="Times New Roman"/>
@@ -22563,11 +22287,11 @@
           <w:rFonts w:cs="Times New Roman"/>
           <w:position w:val="-12"/>
         </w:rPr>
-        <w:object w:dxaOrig="380" w:dyaOrig="360" w14:anchorId="0A684266">
-          <v:shape id="_x0000_i1034" type="#_x0000_t75" style="width:18.6pt;height:18pt" o:ole="">
+        <w:object w:dxaOrig="380" w:dyaOrig="360">
+          <v:shape id="_x0000_i1034" type="#_x0000_t75" style="width:18.8pt;height:18.15pt" o:ole="">
             <v:imagedata r:id="rId39" o:title=""/>
           </v:shape>
-          <o:OLEObject Type="Embed" ProgID="Equation.DSMT4" ShapeID="_x0000_i1034" DrawAspect="Content" ObjectID="_1838580740" r:id="rId40"/>
+          <o:OLEObject Type="Embed" ProgID="Equation.DSMT4" ShapeID="_x0000_i1034" DrawAspect="Content" ObjectID="_1834058361" r:id="rId40"/>
         </w:object>
       </w:r>
       <w:r>
@@ -22587,7 +22311,7 @@
     </w:p>
     <w:p>
       <w:pPr>
-        <w:pStyle w:val="22"/>
+        <w:pStyle w:val="21"/>
         <w:ind w:firstLine="560"/>
         <w:rPr>
           <w:rFonts w:cs="Times New Roman"/>
@@ -22604,11 +22328,11 @@
           <w:rFonts w:cs="Times New Roman"/>
           <w:position w:val="-12"/>
         </w:rPr>
-        <w:object w:dxaOrig="240" w:dyaOrig="360" w14:anchorId="5CC80B82">
-          <v:shape id="_x0000_i1035" type="#_x0000_t75" style="width:12pt;height:18pt" o:ole="">
+        <w:object w:dxaOrig="240" w:dyaOrig="360">
+          <v:shape id="_x0000_i1035" type="#_x0000_t75" style="width:11.9pt;height:18.15pt" o:ole="">
             <v:imagedata r:id="rId41" o:title=""/>
           </v:shape>
-          <o:OLEObject Type="Embed" ProgID="Equation.DSMT4" ShapeID="_x0000_i1035" DrawAspect="Content" ObjectID="_1838580741" r:id="rId42"/>
+          <o:OLEObject Type="Embed" ProgID="Equation.DSMT4" ShapeID="_x0000_i1035" DrawAspect="Content" ObjectID="_1834058362" r:id="rId42"/>
         </w:object>
       </w:r>
       <w:r>
@@ -22628,7 +22352,7 @@
     </w:p>
     <w:p>
       <w:pPr>
-        <w:pStyle w:val="22"/>
+        <w:pStyle w:val="21"/>
         <w:ind w:firstLine="560"/>
         <w:rPr>
           <w:rFonts w:cs="Times New Roman"/>
@@ -22645,11 +22369,11 @@
           <w:rFonts w:cs="Times New Roman"/>
           <w:position w:val="-6"/>
         </w:rPr>
-        <w:object w:dxaOrig="200" w:dyaOrig="279" w14:anchorId="016E6CDF">
-          <v:shape id="_x0000_i1036" type="#_x0000_t75" style="width:9.6pt;height:14.4pt" o:ole="">
+        <w:object w:dxaOrig="200" w:dyaOrig="279">
+          <v:shape id="_x0000_i1036" type="#_x0000_t75" style="width:9.4pt;height:14.4pt" o:ole="">
             <v:imagedata r:id="rId43" o:title=""/>
           </v:shape>
-          <o:OLEObject Type="Embed" ProgID="Equation.DSMT4" ShapeID="_x0000_i1036" DrawAspect="Content" ObjectID="_1838580742" r:id="rId44"/>
+          <o:OLEObject Type="Embed" ProgID="Equation.DSMT4" ShapeID="_x0000_i1036" DrawAspect="Content" ObjectID="_1834058363" r:id="rId44"/>
         </w:object>
       </w:r>
       <w:r>
@@ -22669,7 +22393,7 @@
     </w:p>
     <w:p>
       <w:pPr>
-        <w:pStyle w:val="22"/>
+        <w:pStyle w:val="21"/>
         <w:spacing w:line="240" w:lineRule="auto"/>
         <w:ind w:firstLine="480"/>
         <w:rPr>
@@ -22689,11 +22413,11 @@
           <w:rFonts w:cs="Times New Roman"/>
           <w:position w:val="-24"/>
         </w:rPr>
-        <w:object w:dxaOrig="400" w:dyaOrig="620" w14:anchorId="0453570B">
-          <v:shape id="_x0000_i1037" type="#_x0000_t75" style="width:20.4pt;height:30.6pt" o:ole="">
+        <w:object w:dxaOrig="400" w:dyaOrig="620">
+          <v:shape id="_x0000_i1037" type="#_x0000_t75" style="width:20.65pt;height:30.7pt" o:ole="">
             <v:imagedata r:id="rId45" o:title=""/>
           </v:shape>
-          <o:OLEObject Type="Embed" ProgID="Equation.DSMT4" ShapeID="_x0000_i1037" DrawAspect="Content" ObjectID="_1838580743" r:id="rId46"/>
+          <o:OLEObject Type="Embed" ProgID="Equation.DSMT4" ShapeID="_x0000_i1037" DrawAspect="Content" ObjectID="_1834058364" r:id="rId46"/>
         </w:object>
       </w:r>
       <w:r>
@@ -22717,11 +22441,11 @@
         <w:rPr>
           <w:position w:val="-24"/>
         </w:rPr>
-        <w:object w:dxaOrig="5380" w:dyaOrig="620" w14:anchorId="0C3F0509">
-          <v:shape id="_x0000_i1038" type="#_x0000_t75" style="width:269.4pt;height:30.6pt" o:ole="">
+        <w:object w:dxaOrig="5380" w:dyaOrig="620">
+          <v:shape id="_x0000_i1038" type="#_x0000_t75" style="width:269.2pt;height:30.7pt" o:ole="">
             <v:imagedata r:id="rId47" o:title=""/>
           </v:shape>
-          <o:OLEObject Type="Embed" ProgID="Equation.DSMT4" ShapeID="_x0000_i1038" DrawAspect="Content" ObjectID="_1838580744" r:id="rId48"/>
+          <o:OLEObject Type="Embed" ProgID="Equation.DSMT4" ShapeID="_x0000_i1038" DrawAspect="Content" ObjectID="_1834058365" r:id="rId48"/>
         </w:object>
       </w:r>
       <w:r>
@@ -22807,7 +22531,7 @@
     </w:p>
     <w:p>
       <w:pPr>
-        <w:pStyle w:val="22"/>
+        <w:pStyle w:val="21"/>
         <w:ind w:firstLine="480"/>
         <w:rPr>
           <w:rFonts w:ascii="Cambria Math" w:eastAsiaTheme="minorEastAsia" w:hAnsi="Cambria Math" w:cstheme="minorBidi"/>
@@ -22850,7 +22574,7 @@
     </w:p>
     <w:p>
       <w:pPr>
-        <w:pStyle w:val="22"/>
+        <w:pStyle w:val="21"/>
         <w:ind w:firstLine="480"/>
         <w:rPr>
           <w:rFonts w:ascii="Cambria Math" w:eastAsiaTheme="minorEastAsia" w:hAnsi="Cambria Math" w:cstheme="minorBidi"/>
@@ -22879,11 +22603,11 @@
         <w:rPr>
           <w:position w:val="-24"/>
         </w:rPr>
-        <w:object w:dxaOrig="1920" w:dyaOrig="620" w14:anchorId="68B0E68B">
-          <v:shape id="_x0000_i1039" type="#_x0000_t75" style="width:96.6pt;height:30.6pt" o:ole="">
+        <w:object w:dxaOrig="1920" w:dyaOrig="620">
+          <v:shape id="_x0000_i1039" type="#_x0000_t75" style="width:96.4pt;height:30.7pt" o:ole="">
             <v:imagedata r:id="rId49" o:title=""/>
           </v:shape>
-          <o:OLEObject Type="Embed" ProgID="Equation.DSMT4" ShapeID="_x0000_i1039" DrawAspect="Content" ObjectID="_1838580745" r:id="rId50"/>
+          <o:OLEObject Type="Embed" ProgID="Equation.DSMT4" ShapeID="_x0000_i1039" DrawAspect="Content" ObjectID="_1834058366" r:id="rId50"/>
         </w:object>
       </w:r>
       <w:r>
@@ -22901,7 +22625,7 @@
       </w:pPr>
       <w:r>
         <w:drawing>
-          <wp:inline distT="0" distB="0" distL="0" distR="0" wp14:anchorId="65894CE0" wp14:editId="5F570C62">
+          <wp:inline distT="0" distB="0" distL="0" distR="0">
             <wp:extent cx="2628900" cy="2612390"/>
             <wp:effectExtent l="0" t="0" r="0" b="0"/>
             <wp:docPr id="7" name="图片 7" descr="说明: 比例导引"/>
@@ -22993,7 +22717,7 @@
     </w:p>
     <w:p>
       <w:pPr>
-        <w:pStyle w:val="22"/>
+        <w:pStyle w:val="21"/>
         <w:ind w:firstLine="480"/>
         <w:rPr>
           <w:rFonts w:ascii="Cambria Math" w:eastAsiaTheme="minorEastAsia" w:hAnsi="Cambria Math" w:cstheme="minorBidi"/>
@@ -23020,11 +22744,11 @@
         <w:rPr>
           <w:position w:val="-128"/>
         </w:rPr>
-        <w:object w:dxaOrig="2520" w:dyaOrig="2680" w14:anchorId="2982F1BB">
-          <v:shape id="_x0000_i1040" type="#_x0000_t75" style="width:126.6pt;height:134.4pt" o:ole="">
+        <w:object w:dxaOrig="2520" w:dyaOrig="2680">
+          <v:shape id="_x0000_i1040" type="#_x0000_t75" style="width:126.45pt;height:134.6pt" o:ole="">
             <v:imagedata r:id="rId52" o:title=""/>
           </v:shape>
-          <o:OLEObject Type="Embed" ProgID="Equation.DSMT4" ShapeID="_x0000_i1040" DrawAspect="Content" ObjectID="_1838580746" r:id="rId53"/>
+          <o:OLEObject Type="Embed" ProgID="Equation.DSMT4" ShapeID="_x0000_i1040" DrawAspect="Content" ObjectID="_1834058367" r:id="rId53"/>
         </w:object>
       </w:r>
     </w:p>
@@ -23056,12 +22780,12 @@
           <w:numId w:val="2"/>
         </w:numPr>
       </w:pPr>
-      <w:bookmarkStart w:id="2" w:name="OLE_LINK47"/>
+      <w:bookmarkStart w:id="3" w:name="OLE_LINK47"/>
       <w:r>
         <w:t>控制系统设计</w:t>
       </w:r>
     </w:p>
-    <w:bookmarkEnd w:id="2"/>
+    <w:bookmarkEnd w:id="3"/>
     <w:p>
       <w:pPr>
         <w:ind w:firstLine="480"/>
@@ -23093,7 +22817,7 @@
           <w:numId w:val="2"/>
         </w:numPr>
       </w:pPr>
-      <w:bookmarkStart w:id="3" w:name="OLE_LINK46"/>
+      <w:bookmarkStart w:id="4" w:name="OLE_LINK46"/>
       <w:r>
         <w:rPr>
           <w:rFonts w:hint="eastAsia"/>
@@ -23317,6 +23041,7 @@
         <w:jc w:val="center"/>
       </w:pPr>
       <w:proofErr w:type="spellStart"/>
+      <w:proofErr w:type="gramStart"/>
       <w:r>
         <w:t>wc</w:t>
       </w:r>
@@ -23325,6 +23050,7 @@
         <w:t>&lt;</w:t>
       </w:r>
       <w:proofErr w:type="spellStart"/>
+      <w:proofErr w:type="gramEnd"/>
       <w:r>
         <w:t>wb</w:t>
       </w:r>
@@ -23401,8 +23127,16 @@
         <w:rPr>
           <w:rFonts w:hint="eastAsia"/>
         </w:rPr>
-        <w:t>-20dB/dec</w:t>
-      </w:r>
+        <w:t>-20dB/</w:t>
+      </w:r>
+      <w:proofErr w:type="spellStart"/>
+      <w:r>
+        <w:rPr>
+          <w:rFonts w:hint="eastAsia"/>
+        </w:rPr>
+        <w:t>dec</w:t>
+      </w:r>
+      <w:proofErr w:type="spellEnd"/>
       <w:r>
         <w:rPr>
           <w:rFonts w:hint="eastAsia"/>
@@ -23422,7 +23156,7 @@
         <w:t>控制系统延时裕度</w:t>
       </w:r>
     </w:p>
-    <w:bookmarkEnd w:id="3"/>
+    <w:bookmarkEnd w:id="4"/>
     <w:p>
       <w:pPr>
         <w:ind w:firstLine="480"/>
@@ -23531,9 +23265,9 @@
             </w:rPr>
             <m:t>=</m:t>
           </m:r>
-          <w:bookmarkStart w:id="4" w:name="OLE_LINK35"/>
-          <w:bookmarkStart w:id="5" w:name="OLE_LINK36"/>
-          <w:bookmarkStart w:id="6" w:name="OLE_LINK39"/>
+          <w:bookmarkStart w:id="5" w:name="OLE_LINK35"/>
+          <w:bookmarkStart w:id="6" w:name="OLE_LINK36"/>
+          <w:bookmarkStart w:id="7" w:name="OLE_LINK39"/>
           <m:sSub>
             <m:sSubPr>
               <m:ctrlPr>
@@ -23585,8 +23319,8 @@
               </m:r>
             </m:e>
           </m:d>
-          <w:bookmarkEnd w:id="4"/>
           <w:bookmarkEnd w:id="5"/>
+          <w:bookmarkEnd w:id="6"/>
           <m:r>
             <m:rPr>
               <m:sty m:val="p"/>
@@ -23673,8 +23407,8 @@
               </m:r>
             </m:e>
           </m:d>
-          <w:bookmarkStart w:id="7" w:name="OLE_LINK37"/>
-          <w:bookmarkStart w:id="8" w:name="OLE_LINK38"/>
+          <w:bookmarkStart w:id="8" w:name="OLE_LINK37"/>
+          <w:bookmarkStart w:id="9" w:name="OLE_LINK38"/>
           <m:sSub>
             <m:sSubPr>
               <m:ctrlPr>
@@ -23717,9 +23451,9 @@
           </m:r>
         </m:oMath>
       </m:oMathPara>
-      <w:bookmarkEnd w:id="6"/>
       <w:bookmarkEnd w:id="7"/>
       <w:bookmarkEnd w:id="8"/>
+      <w:bookmarkEnd w:id="9"/>
     </w:p>
     <w:p>
       <w:pPr>
@@ -23776,7 +23510,7 @@
             </w:rPr>
             <m:t>=</m:t>
           </m:r>
-          <w:bookmarkStart w:id="9" w:name="OLE_LINK40"/>
+          <w:bookmarkStart w:id="10" w:name="OLE_LINK40"/>
           <m:r>
             <m:rPr>
               <m:sty m:val="p"/>
@@ -23943,7 +23677,7 @@
           </m:f>
         </m:oMath>
       </m:oMathPara>
-      <w:bookmarkEnd w:id="9"/>
+      <w:bookmarkEnd w:id="10"/>
     </w:p>
     <w:p>
       <w:pPr>
@@ -24412,8 +24146,8 @@
         </w:rPr>
         <w:t>变换后的开环系统的截止频率为</w:t>
       </w:r>
-      <w:bookmarkStart w:id="10" w:name="OLE_LINK43"/>
-      <w:bookmarkStart w:id="11" w:name="OLE_LINK44"/>
+      <w:bookmarkStart w:id="11" w:name="OLE_LINK43"/>
+      <w:bookmarkStart w:id="12" w:name="OLE_LINK44"/>
       <m:oMath>
         <m:sSub>
           <m:sSubPr>
@@ -24441,13 +24175,13 @@
           </m:sub>
         </m:sSub>
       </m:oMath>
-      <w:bookmarkEnd w:id="10"/>
       <w:bookmarkEnd w:id="11"/>
+      <w:bookmarkEnd w:id="12"/>
       <w:r>
         <w:t>，相位裕度为</w:t>
       </w:r>
-      <w:bookmarkStart w:id="12" w:name="OLE_LINK41"/>
-      <w:bookmarkStart w:id="13" w:name="OLE_LINK42"/>
+      <w:bookmarkStart w:id="13" w:name="OLE_LINK41"/>
+      <w:bookmarkStart w:id="14" w:name="OLE_LINK42"/>
       <m:oMath>
         <m:r>
           <m:rPr>
@@ -24459,8 +24193,8 @@
           <m:t>γ</m:t>
         </m:r>
       </m:oMath>
-      <w:bookmarkEnd w:id="12"/>
       <w:bookmarkEnd w:id="13"/>
+      <w:bookmarkEnd w:id="14"/>
       <w:r>
         <w:rPr>
           <w:rFonts w:hint="eastAsia"/>
@@ -24474,6 +24208,7 @@
         </w:rPr>
         <w:t>延时裕度</w:t>
       </w:r>
+      <w:proofErr w:type="spellStart"/>
       <w:proofErr w:type="gramEnd"/>
       <w:r>
         <w:rPr>
@@ -24481,6 +24216,7 @@
         </w:rPr>
         <w:t>Dm</w:t>
       </w:r>
+      <w:proofErr w:type="spellEnd"/>
       <w:r>
         <w:rPr>
           <w:rFonts w:hint="eastAsia"/>
@@ -24558,11 +24294,11 @@
         <w:ind w:firstLine="480"/>
       </w:pPr>
       <w:r>
-        <w:object w:dxaOrig="26052" w:dyaOrig="14473" w14:anchorId="1F805C84">
-          <v:shape id="_x0000_i1041" type="#_x0000_t75" style="width:329.4pt;height:201pt" o:ole="">
+        <w:object w:dxaOrig="26052" w:dyaOrig="14473">
+          <v:shape id="_x0000_i1041" type="#_x0000_t75" style="width:329.3pt;height:200.95pt" o:ole="">
             <v:imagedata r:id="rId54" o:title="" croptop="-4261f" cropbottom="-25588f" cropleft="-2481f" cropright="-19057f"/>
           </v:shape>
-          <o:OLEObject Type="Embed" ProgID="Visio.Drawing.15" ShapeID="_x0000_i1041" DrawAspect="Content" ObjectID="_1838580747" r:id="rId55"/>
+          <o:OLEObject Type="Embed" ProgID="Visio.Drawing.15" ShapeID="_x0000_i1041" DrawAspect="Content" ObjectID="_1834058368" r:id="rId55"/>
         </w:object>
       </w:r>
     </w:p>
@@ -24608,12 +24344,14 @@
         </w:rPr>
         <w:t>的信号再延迟</w:t>
       </w:r>
+      <w:proofErr w:type="spellStart"/>
       <w:r>
         <w:rPr>
           <w:rFonts w:hint="eastAsia"/>
         </w:rPr>
         <w:t>Dm</w:t>
       </w:r>
+      <w:proofErr w:type="spellEnd"/>
       <w:r>
         <w:rPr>
           <w:rFonts w:hint="eastAsia"/>
@@ -24915,7 +24653,7 @@
         </w:rPr>
         <w:lastRenderedPageBreak/>
         <w:drawing>
-          <wp:inline distT="0" distB="0" distL="0" distR="0" wp14:anchorId="1A69F5AB" wp14:editId="6E02600F">
+          <wp:inline distT="0" distB="0" distL="0" distR="0">
             <wp:extent cx="4350496" cy="2601685"/>
             <wp:effectExtent l="0" t="0" r="0" b="8255"/>
             <wp:docPr id="8" name="图片 8" descr="C:\Users\Administrator\xwechat_files\wxid_f08ypufov0lc31_a2c0\temp\InputTemp\48750577-1032-495f-b097-7f24d00b4745.png"/>
@@ -24974,7 +24712,7 @@
         </w:rPr>
         <w:t>如图对相同的系统分别基于幅值裕度和相位裕度指标设计控制回路和控制参数。其中，</w:t>
       </w:r>
-      <w:bookmarkStart w:id="14" w:name="OLE_LINK45"/>
+      <w:bookmarkStart w:id="15" w:name="OLE_LINK45"/>
       <w:r>
         <w:rPr>
           <w:rFonts w:hint="eastAsia"/>
@@ -25074,7 +24812,7 @@
           <w:noProof/>
         </w:rPr>
         <w:drawing>
-          <wp:inline distT="0" distB="0" distL="0" distR="0" wp14:anchorId="6C2C0F77" wp14:editId="715A3759">
+          <wp:inline distT="0" distB="0" distL="0" distR="0">
             <wp:extent cx="4142014" cy="2544918"/>
             <wp:effectExtent l="0" t="0" r="0" b="8255"/>
             <wp:docPr id="10" name="图片 10" descr="C:\Users\Administrator\xwechat_files\wxid_f08ypufov0lc31_a2c0\temp\InputTemp\5ca8af2d-d192-4a60-a86f-d0a702acbf6b.png"/>
@@ -25172,7 +24910,7 @@
         </w:rPr>
         <w:lastRenderedPageBreak/>
         <w:drawing>
-          <wp:inline distT="0" distB="0" distL="0" distR="0" wp14:anchorId="2D0A398F" wp14:editId="7C4EEFE6">
+          <wp:inline distT="0" distB="0" distL="0" distR="0">
             <wp:extent cx="4435929" cy="2725504"/>
             <wp:effectExtent l="0" t="0" r="3175" b="0"/>
             <wp:docPr id="11" name="图片 11" descr="C:\Users\Administrator\xwechat_files\wxid_f08ypufov0lc31_a2c0\temp\InputTemp\9d8cef4b-8575-41a5-ad84-0c71c690ae07.png"/>
@@ -25376,7 +25114,7 @@
         <w:t>重点考虑和满足。</w:t>
       </w:r>
     </w:p>
-    <w:bookmarkEnd w:id="14"/>
+    <w:bookmarkEnd w:id="15"/>
     <w:p>
       <w:pPr>
         <w:pStyle w:val="20"/>
@@ -25397,8 +25135,8 @@
           <w:numId w:val="2"/>
         </w:numPr>
       </w:pPr>
-      <w:bookmarkStart w:id="15" w:name="OLE_LINK29"/>
-      <w:bookmarkStart w:id="16" w:name="OLE_LINK30"/>
+      <w:bookmarkStart w:id="16" w:name="OLE_LINK29"/>
+      <w:bookmarkStart w:id="17" w:name="OLE_LINK30"/>
       <w:r>
         <w:rPr>
           <w:rFonts w:hint="eastAsia"/>
@@ -25453,8 +25191,8 @@
               <w:ind w:firstLineChars="0" w:firstLine="0"/>
               <w:jc w:val="center"/>
             </w:pPr>
-            <w:bookmarkStart w:id="17" w:name="OLE_LINK113"/>
-            <w:bookmarkStart w:id="18" w:name="OLE_LINK114"/>
+            <w:bookmarkStart w:id="18" w:name="OLE_LINK113"/>
+            <w:bookmarkStart w:id="19" w:name="OLE_LINK114"/>
             <w:r>
               <w:rPr>
                 <w:rFonts w:hint="eastAsia"/>
@@ -25629,11 +25367,11 @@
             </w:r>
           </w:p>
         </w:tc>
-        <w:bookmarkStart w:id="19" w:name="OLE_LINK73"/>
-        <w:bookmarkStart w:id="20" w:name="OLE_LINK74"/>
-        <w:bookmarkStart w:id="21" w:name="OLE_LINK77"/>
-        <w:bookmarkStart w:id="22" w:name="OLE_LINK99"/>
-        <w:bookmarkStart w:id="23" w:name="OLE_LINK104"/>
+        <w:bookmarkStart w:id="20" w:name="OLE_LINK73"/>
+        <w:bookmarkStart w:id="21" w:name="OLE_LINK74"/>
+        <w:bookmarkStart w:id="22" w:name="OLE_LINK77"/>
+        <w:bookmarkStart w:id="23" w:name="OLE_LINK99"/>
+        <w:bookmarkStart w:id="24" w:name="OLE_LINK104"/>
         <w:tc>
           <w:tcPr>
             <w:tcW w:w="1979" w:type="dxa"/>
@@ -25755,16 +25493,16 @@
                 </m:f>
               </m:oMath>
             </m:oMathPara>
-            <w:bookmarkEnd w:id="19"/>
             <w:bookmarkEnd w:id="20"/>
             <w:bookmarkEnd w:id="21"/>
             <w:bookmarkEnd w:id="22"/>
             <w:bookmarkEnd w:id="23"/>
+            <w:bookmarkEnd w:id="24"/>
           </w:p>
         </w:tc>
-        <w:bookmarkStart w:id="24" w:name="OLE_LINK75"/>
-        <w:bookmarkStart w:id="25" w:name="OLE_LINK76"/>
-        <w:bookmarkStart w:id="26" w:name="OLE_LINK86"/>
+        <w:bookmarkStart w:id="25" w:name="OLE_LINK75"/>
+        <w:bookmarkStart w:id="26" w:name="OLE_LINK76"/>
+        <w:bookmarkStart w:id="27" w:name="OLE_LINK86"/>
         <w:tc>
           <w:tcPr>
             <w:tcW w:w="2268" w:type="dxa"/>
@@ -25808,9 +25546,9 @@
                 </m:r>
               </m:oMath>
             </m:oMathPara>
-            <w:bookmarkEnd w:id="24"/>
             <w:bookmarkEnd w:id="25"/>
             <w:bookmarkEnd w:id="26"/>
+            <w:bookmarkEnd w:id="27"/>
           </w:p>
         </w:tc>
         <w:tc>
@@ -25854,8 +25592,8 @@
                   </w:rPr>
                   <m:t>=-gcos</m:t>
                 </m:r>
-                <w:bookmarkStart w:id="27" w:name="OLE_LINK102"/>
-                <w:bookmarkStart w:id="28" w:name="OLE_LINK103"/>
+                <w:bookmarkStart w:id="28" w:name="OLE_LINK102"/>
+                <w:bookmarkStart w:id="29" w:name="OLE_LINK103"/>
                 <m:r>
                   <w:rPr>
                     <w:rFonts w:ascii="Cambria Math" w:hAnsi="Cambria Math"/>
@@ -25864,12 +25602,12 @@
                 </m:r>
               </m:oMath>
             </m:oMathPara>
-            <w:bookmarkEnd w:id="27"/>
             <w:bookmarkEnd w:id="28"/>
+            <w:bookmarkEnd w:id="29"/>
           </w:p>
         </w:tc>
-        <w:bookmarkStart w:id="29" w:name="OLE_LINK78"/>
-        <w:bookmarkStart w:id="30" w:name="OLE_LINK79"/>
+        <w:bookmarkStart w:id="30" w:name="OLE_LINK78"/>
+        <w:bookmarkStart w:id="31" w:name="OLE_LINK79"/>
         <w:tc>
           <w:tcPr>
             <w:tcW w:w="2268" w:type="dxa"/>
@@ -25921,8 +25659,8 @@
                     </m:ctrlPr>
                   </m:fPr>
                   <m:num>
-                    <w:bookmarkStart w:id="31" w:name="OLE_LINK105"/>
-                    <w:bookmarkStart w:id="32" w:name="OLE_LINK106"/>
+                    <w:bookmarkStart w:id="32" w:name="OLE_LINK105"/>
+                    <w:bookmarkStart w:id="33" w:name="OLE_LINK106"/>
                     <m:sSup>
                       <m:sSupPr>
                         <m:ctrlPr>
@@ -25949,8 +25687,8 @@
                         </m:r>
                       </m:sup>
                     </m:sSup>
-                    <w:bookmarkEnd w:id="31"/>
                     <w:bookmarkEnd w:id="32"/>
+                    <w:bookmarkEnd w:id="33"/>
                     <m:r>
                       <w:rPr>
                         <w:rFonts w:ascii="Cambria Math" w:hAnsi="Cambria Math"/>
@@ -25969,12 +25707,12 @@
                 </m:f>
               </m:oMath>
             </m:oMathPara>
-            <w:bookmarkEnd w:id="29"/>
             <w:bookmarkEnd w:id="30"/>
+            <w:bookmarkEnd w:id="31"/>
           </w:p>
         </w:tc>
-        <w:bookmarkStart w:id="33" w:name="OLE_LINK80"/>
-        <w:bookmarkStart w:id="34" w:name="OLE_LINK81"/>
+        <w:bookmarkStart w:id="34" w:name="OLE_LINK80"/>
+        <w:bookmarkStart w:id="35" w:name="OLE_LINK81"/>
         <w:tc>
           <w:tcPr>
             <w:tcW w:w="2268" w:type="dxa"/>
@@ -26026,8 +25764,8 @@
                     </m:ctrlPr>
                   </m:fPr>
                   <m:num>
-                    <w:bookmarkStart w:id="35" w:name="OLE_LINK111"/>
-                    <w:bookmarkStart w:id="36" w:name="OLE_LINK112"/>
+                    <w:bookmarkStart w:id="36" w:name="OLE_LINK111"/>
+                    <w:bookmarkStart w:id="37" w:name="OLE_LINK112"/>
                     <m:sSup>
                       <m:sSupPr>
                         <m:ctrlPr>
@@ -26046,8 +25784,8 @@
                         </m:r>
                       </m:e>
                       <m:sup>
-                        <w:bookmarkStart w:id="37" w:name="OLE_LINK97"/>
-                        <w:bookmarkStart w:id="38" w:name="OLE_LINK98"/>
+                        <w:bookmarkStart w:id="38" w:name="OLE_LINK97"/>
+                        <w:bookmarkStart w:id="39" w:name="OLE_LINK98"/>
                         <m:sSub>
                           <m:sSubPr>
                             <m:ctrlPr>
@@ -26074,12 +25812,12 @@
                             </m:r>
                           </m:sub>
                         </m:sSub>
-                        <w:bookmarkEnd w:id="37"/>
                         <w:bookmarkEnd w:id="38"/>
+                        <w:bookmarkEnd w:id="39"/>
                       </m:sup>
                     </m:sSup>
-                    <w:bookmarkEnd w:id="35"/>
                     <w:bookmarkEnd w:id="36"/>
+                    <w:bookmarkEnd w:id="37"/>
                   </m:num>
                   <m:den>
                     <m:r>
@@ -26092,12 +25830,12 @@
                 </m:f>
               </m:oMath>
             </m:oMathPara>
-            <w:bookmarkEnd w:id="33"/>
             <w:bookmarkEnd w:id="34"/>
+            <w:bookmarkEnd w:id="35"/>
           </w:p>
         </w:tc>
-        <w:bookmarkStart w:id="39" w:name="OLE_LINK82"/>
-        <w:bookmarkStart w:id="40" w:name="OLE_LINK83"/>
+        <w:bookmarkStart w:id="40" w:name="OLE_LINK82"/>
+        <w:bookmarkStart w:id="41" w:name="OLE_LINK83"/>
         <w:tc>
           <w:tcPr>
             <w:tcW w:w="2126" w:type="dxa"/>
@@ -26167,8 +25905,8 @@
                 </m:f>
               </m:oMath>
             </m:oMathPara>
-            <w:bookmarkEnd w:id="39"/>
             <w:bookmarkEnd w:id="40"/>
+            <w:bookmarkEnd w:id="41"/>
           </w:p>
         </w:tc>
       </w:tr>
@@ -26190,8 +25928,8 @@
             </w:r>
           </w:p>
         </w:tc>
-        <w:bookmarkStart w:id="41" w:name="OLE_LINK91"/>
-        <w:bookmarkStart w:id="42" w:name="OLE_LINK92"/>
+        <w:bookmarkStart w:id="42" w:name="OLE_LINK91"/>
+        <w:bookmarkStart w:id="43" w:name="OLE_LINK92"/>
         <w:tc>
           <w:tcPr>
             <w:tcW w:w="1979" w:type="dxa"/>
@@ -26309,12 +26047,12 @@
                 </m:f>
               </m:oMath>
             </m:oMathPara>
-            <w:bookmarkEnd w:id="41"/>
             <w:bookmarkEnd w:id="42"/>
+            <w:bookmarkEnd w:id="43"/>
           </w:p>
         </w:tc>
-        <w:bookmarkStart w:id="43" w:name="OLE_LINK93"/>
-        <w:bookmarkStart w:id="44" w:name="OLE_LINK94"/>
+        <w:bookmarkStart w:id="44" w:name="OLE_LINK93"/>
+        <w:bookmarkStart w:id="45" w:name="OLE_LINK94"/>
         <w:tc>
           <w:tcPr>
             <w:tcW w:w="2268" w:type="dxa"/>
@@ -26452,12 +26190,12 @@
                 </m:f>
               </m:oMath>
             </m:oMathPara>
-            <w:bookmarkEnd w:id="43"/>
             <w:bookmarkEnd w:id="44"/>
+            <w:bookmarkEnd w:id="45"/>
           </w:p>
         </w:tc>
-        <w:bookmarkStart w:id="45" w:name="OLE_LINK87"/>
-        <w:bookmarkStart w:id="46" w:name="OLE_LINK88"/>
+        <w:bookmarkStart w:id="46" w:name="OLE_LINK87"/>
+        <w:bookmarkStart w:id="47" w:name="OLE_LINK88"/>
         <w:tc>
           <w:tcPr>
             <w:tcW w:w="1843" w:type="dxa"/>
@@ -26501,12 +26239,12 @@
                 </m:r>
               </m:oMath>
             </m:oMathPara>
-            <w:bookmarkEnd w:id="45"/>
             <w:bookmarkEnd w:id="46"/>
+            <w:bookmarkEnd w:id="47"/>
           </w:p>
         </w:tc>
-        <w:bookmarkStart w:id="47" w:name="OLE_LINK95"/>
-        <w:bookmarkStart w:id="48" w:name="OLE_LINK96"/>
+        <w:bookmarkStart w:id="48" w:name="OLE_LINK95"/>
+        <w:bookmarkStart w:id="49" w:name="OLE_LINK96"/>
         <w:tc>
           <w:tcPr>
             <w:tcW w:w="2268" w:type="dxa"/>
@@ -26624,12 +26362,12 @@
                 </m:f>
               </m:oMath>
             </m:oMathPara>
-            <w:bookmarkEnd w:id="47"/>
             <w:bookmarkEnd w:id="48"/>
+            <w:bookmarkEnd w:id="49"/>
           </w:p>
         </w:tc>
-        <w:bookmarkStart w:id="49" w:name="OLE_LINK107"/>
-        <w:bookmarkStart w:id="50" w:name="OLE_LINK108"/>
+        <w:bookmarkStart w:id="50" w:name="OLE_LINK107"/>
+        <w:bookmarkStart w:id="51" w:name="OLE_LINK108"/>
         <w:tc>
           <w:tcPr>
             <w:tcW w:w="2268" w:type="dxa"/>
@@ -26767,14 +26505,14 @@
                 </m:f>
               </m:oMath>
             </m:oMathPara>
-            <w:bookmarkEnd w:id="49"/>
             <w:bookmarkEnd w:id="50"/>
+            <w:bookmarkEnd w:id="51"/>
           </w:p>
         </w:tc>
-        <w:bookmarkStart w:id="51" w:name="OLE_LINK84"/>
-        <w:bookmarkStart w:id="52" w:name="OLE_LINK85"/>
-        <w:bookmarkStart w:id="53" w:name="OLE_LINK89"/>
-        <w:bookmarkStart w:id="54" w:name="OLE_LINK90"/>
+        <w:bookmarkStart w:id="52" w:name="OLE_LINK84"/>
+        <w:bookmarkStart w:id="53" w:name="OLE_LINK85"/>
+        <w:bookmarkStart w:id="54" w:name="OLE_LINK89"/>
+        <w:bookmarkStart w:id="55" w:name="OLE_LINK90"/>
         <w:tc>
           <w:tcPr>
             <w:tcW w:w="2126" w:type="dxa"/>
@@ -26864,10 +26602,10 @@
                 </m:f>
               </m:oMath>
             </m:oMathPara>
-            <w:bookmarkEnd w:id="51"/>
             <w:bookmarkEnd w:id="52"/>
             <w:bookmarkEnd w:id="53"/>
             <w:bookmarkEnd w:id="54"/>
+            <w:bookmarkEnd w:id="55"/>
           </w:p>
         </w:tc>
       </w:tr>
@@ -27339,8 +27077,8 @@
             </m:oMathPara>
           </w:p>
         </w:tc>
-        <w:bookmarkStart w:id="55" w:name="OLE_LINK100"/>
-        <w:bookmarkStart w:id="56" w:name="OLE_LINK101"/>
+        <w:bookmarkStart w:id="56" w:name="OLE_LINK100"/>
+        <w:bookmarkStart w:id="57" w:name="OLE_LINK101"/>
         <w:tc>
           <w:tcPr>
             <w:tcW w:w="2126" w:type="dxa"/>
@@ -27400,27 +27138,27 @@
                     </m:r>
                   </m:num>
                   <m:den>
-                    <w:bookmarkStart w:id="57" w:name="OLE_LINK109"/>
-                    <w:bookmarkStart w:id="58" w:name="OLE_LINK110"/>
+                    <w:bookmarkStart w:id="58" w:name="OLE_LINK109"/>
+                    <w:bookmarkStart w:id="59" w:name="OLE_LINK110"/>
                     <m:r>
                       <w:rPr>
                         <w:rFonts w:ascii="Cambria Math" w:hAnsi="Cambria Math"/>
                       </w:rPr>
                       <m:t>mV</m:t>
                     </m:r>
-                    <w:bookmarkEnd w:id="57"/>
                     <w:bookmarkEnd w:id="58"/>
+                    <w:bookmarkEnd w:id="59"/>
                   </m:den>
                 </m:f>
               </m:oMath>
             </m:oMathPara>
-            <w:bookmarkEnd w:id="55"/>
             <w:bookmarkEnd w:id="56"/>
+            <w:bookmarkEnd w:id="57"/>
           </w:p>
         </w:tc>
       </w:tr>
-      <w:bookmarkEnd w:id="17"/>
       <w:bookmarkEnd w:id="18"/>
+      <w:bookmarkEnd w:id="19"/>
     </w:tbl>
     <w:p>
       <w:pPr>
@@ -27454,11 +27192,11 @@
       <w:pPr>
         <w:ind w:firstLine="480"/>
       </w:pPr>
-      <w:bookmarkStart w:id="59" w:name="OLE_LINK163"/>
-      <w:bookmarkStart w:id="60" w:name="OLE_LINK164"/>
-      <w:bookmarkStart w:id="61" w:name="OLE_LINK53"/>
-      <w:bookmarkStart w:id="62" w:name="OLE_LINK167"/>
-      <w:bookmarkStart w:id="63" w:name="OLE_LINK52"/>
+      <w:bookmarkStart w:id="60" w:name="OLE_LINK163"/>
+      <w:bookmarkStart w:id="61" w:name="OLE_LINK164"/>
+      <w:bookmarkStart w:id="62" w:name="OLE_LINK53"/>
+      <w:bookmarkStart w:id="63" w:name="OLE_LINK167"/>
+      <w:bookmarkStart w:id="64" w:name="OLE_LINK52"/>
       <w:r>
         <w:t>（</w:t>
       </w:r>
@@ -27474,7 +27212,7 @@
       <w:r>
         <w:t>当</w:t>
       </w:r>
-      <w:bookmarkStart w:id="64" w:name="OLE_LINK154"/>
+      <w:bookmarkStart w:id="65" w:name="OLE_LINK154"/>
       <m:oMath>
         <m:r>
           <m:rPr>
@@ -27485,8 +27223,8 @@
           </w:rPr>
           <m:t>-</m:t>
         </m:r>
-        <w:bookmarkStart w:id="65" w:name="OLE_LINK152"/>
-        <w:bookmarkStart w:id="66" w:name="OLE_LINK153"/>
+        <w:bookmarkStart w:id="66" w:name="OLE_LINK152"/>
+        <w:bookmarkStart w:id="67" w:name="OLE_LINK153"/>
         <m:sSub>
           <m:sSubPr>
             <m:ctrlPr>
@@ -27569,9 +27307,9 @@
             </m:r>
           </m:sub>
         </m:sSub>
-        <w:bookmarkEnd w:id="64"/>
         <w:bookmarkEnd w:id="65"/>
         <w:bookmarkEnd w:id="66"/>
+        <w:bookmarkEnd w:id="67"/>
         <m:r>
           <w:rPr>
             <w:rFonts w:ascii="Cambria Math" w:hAnsi="Cambria Math"/>
@@ -27598,11 +27336,11 @@
         <w:t>静稳定，则：</w:t>
       </w:r>
     </w:p>
-    <w:bookmarkStart w:id="67" w:name="OLE_LINK147"/>
-    <w:bookmarkStart w:id="68" w:name="OLE_LINK148"/>
-    <w:bookmarkStart w:id="69" w:name="OLE_LINK173"/>
-    <w:bookmarkEnd w:id="59"/>
+    <w:bookmarkStart w:id="68" w:name="OLE_LINK147"/>
+    <w:bookmarkStart w:id="69" w:name="OLE_LINK148"/>
+    <w:bookmarkStart w:id="70" w:name="OLE_LINK173"/>
     <w:bookmarkEnd w:id="60"/>
+    <w:bookmarkEnd w:id="61"/>
     <w:p>
       <w:pPr>
         <w:ind w:firstLine="480"/>
@@ -27686,8 +27424,8 @@
             </w:rPr>
             <m:t>=</m:t>
           </m:r>
-          <w:bookmarkStart w:id="70" w:name="OLE_LINK149"/>
-          <w:bookmarkStart w:id="71" w:name="OLE_LINK150"/>
+          <w:bookmarkStart w:id="71" w:name="OLE_LINK149"/>
+          <w:bookmarkStart w:id="72" w:name="OLE_LINK150"/>
           <m:f>
             <m:fPr>
               <m:ctrlPr>
@@ -27698,9 +27436,9 @@
               </m:ctrlPr>
             </m:fPr>
             <m:num>
-              <w:bookmarkStart w:id="72" w:name="OLE_LINK115"/>
-              <w:bookmarkStart w:id="73" w:name="OLE_LINK116"/>
-              <w:bookmarkStart w:id="74" w:name="OLE_LINK157"/>
+              <w:bookmarkStart w:id="73" w:name="OLE_LINK115"/>
+              <w:bookmarkStart w:id="74" w:name="OLE_LINK116"/>
+              <w:bookmarkStart w:id="75" w:name="OLE_LINK157"/>
               <m:sSub>
                 <m:sSubPr>
                   <m:ctrlPr>
@@ -27727,17 +27465,17 @@
                   </m:r>
                 </m:sub>
               </m:sSub>
-              <w:bookmarkEnd w:id="72"/>
               <w:bookmarkEnd w:id="73"/>
               <w:bookmarkEnd w:id="74"/>
+              <w:bookmarkEnd w:id="75"/>
               <m:r>
                 <w:rPr>
                   <w:rFonts w:ascii="Cambria Math" w:hAnsi="Cambria Math"/>
                 </w:rPr>
                 <m:t>(</m:t>
               </m:r>
-              <w:bookmarkStart w:id="75" w:name="OLE_LINK142"/>
-              <w:bookmarkStart w:id="76" w:name="OLE_LINK151"/>
+              <w:bookmarkStart w:id="76" w:name="OLE_LINK142"/>
+              <w:bookmarkStart w:id="77" w:name="OLE_LINK151"/>
               <m:sSub>
                 <m:sSubPr>
                   <m:ctrlPr>
@@ -27764,8 +27502,8 @@
                   </m:r>
                 </m:sub>
               </m:sSub>
-              <w:bookmarkEnd w:id="75"/>
               <w:bookmarkEnd w:id="76"/>
+              <w:bookmarkEnd w:id="77"/>
               <m:r>
                 <w:rPr>
                   <w:rFonts w:ascii="Cambria Math" w:hAnsi="Cambria Math"/>
@@ -27846,8 +27584,8 @@
                 </w:rPr>
                 <m:t>+2</m:t>
               </m:r>
-              <w:bookmarkStart w:id="77" w:name="OLE_LINK123"/>
-              <w:bookmarkStart w:id="78" w:name="OLE_LINK124"/>
+              <w:bookmarkStart w:id="78" w:name="OLE_LINK123"/>
+              <w:bookmarkStart w:id="79" w:name="OLE_LINK124"/>
               <m:sSub>
                 <m:sSubPr>
                   <m:ctrlPr>
@@ -27874,8 +27612,8 @@
                   </m:r>
                 </m:sub>
               </m:sSub>
-              <w:bookmarkEnd w:id="77"/>
               <w:bookmarkEnd w:id="78"/>
+              <w:bookmarkEnd w:id="79"/>
               <m:sSub>
                 <m:sSubPr>
                   <m:ctrlPr>
@@ -27912,8 +27650,8 @@
           </m:f>
         </m:oMath>
       </m:oMathPara>
-      <w:bookmarkEnd w:id="70"/>
       <w:bookmarkEnd w:id="71"/>
+      <w:bookmarkEnd w:id="72"/>
     </w:p>
     <w:p>
       <w:pPr>
@@ -28134,8 +27872,8 @@
                   </m:r>
                 </m:sub>
               </m:sSub>
-              <w:bookmarkStart w:id="79" w:name="OLE_LINK138"/>
-              <w:bookmarkStart w:id="80" w:name="OLE_LINK141"/>
+              <w:bookmarkStart w:id="80" w:name="OLE_LINK138"/>
+              <w:bookmarkStart w:id="81" w:name="OLE_LINK141"/>
               <m:sSub>
                 <m:sSubPr>
                   <m:ctrlPr>
@@ -28162,8 +27900,8 @@
                   </m:r>
                 </m:sub>
               </m:sSub>
-              <w:bookmarkEnd w:id="79"/>
               <w:bookmarkEnd w:id="80"/>
+              <w:bookmarkEnd w:id="81"/>
               <m:r>
                 <w:rPr>
                   <w:rFonts w:ascii="Cambria Math" w:hAnsi="Cambria Math"/>
@@ -28451,8 +28189,8 @@
         </m:oMath>
       </m:oMathPara>
     </w:p>
-    <w:bookmarkStart w:id="81" w:name="OLE_LINK206"/>
-    <w:bookmarkStart w:id="82" w:name="OLE_LINK207"/>
+    <w:bookmarkStart w:id="82" w:name="OLE_LINK206"/>
+    <w:bookmarkStart w:id="83" w:name="OLE_LINK207"/>
     <w:p>
       <w:pPr>
         <w:ind w:firstLine="480"/>
@@ -28749,12 +28487,12 @@
         </m:oMath>
       </m:oMathPara>
     </w:p>
-    <w:bookmarkStart w:id="83" w:name="OLE_LINK165"/>
-    <w:bookmarkStart w:id="84" w:name="OLE_LINK166"/>
-    <w:bookmarkEnd w:id="67"/>
+    <w:bookmarkStart w:id="84" w:name="OLE_LINK165"/>
+    <w:bookmarkStart w:id="85" w:name="OLE_LINK166"/>
     <w:bookmarkEnd w:id="68"/>
-    <w:bookmarkEnd w:id="81"/>
+    <w:bookmarkEnd w:id="69"/>
     <w:bookmarkEnd w:id="82"/>
+    <w:bookmarkEnd w:id="83"/>
     <w:p>
       <w:pPr>
         <w:ind w:firstLine="480"/>
@@ -28831,7 +28569,7 @@
                         </w:rPr>
                         <m:t>-</m:t>
                       </m:r>
-                      <w:bookmarkStart w:id="85" w:name="OLE_LINK156"/>
+                      <w:bookmarkStart w:id="86" w:name="OLE_LINK156"/>
                       <m:sSub>
                         <m:sSubPr>
                           <m:ctrlPr>
@@ -28942,7 +28680,7 @@
                           </m:r>
                         </m:sub>
                       </m:sSub>
-                      <w:bookmarkEnd w:id="85"/>
+                      <w:bookmarkEnd w:id="86"/>
                     </m:num>
                     <m:den>
                       <m:sSub>
@@ -29031,8 +28769,8 @@
                   </m:f>
                 </m:e>
                 <m:e>
-                  <w:bookmarkStart w:id="86" w:name="OLE_LINK158"/>
-                  <w:bookmarkStart w:id="87" w:name="OLE_LINK159"/>
+                  <w:bookmarkStart w:id="87" w:name="OLE_LINK158"/>
+                  <w:bookmarkStart w:id="88" w:name="OLE_LINK159"/>
                   <m:sSub>
                     <m:sSubPr>
                       <m:ctrlPr>
@@ -29059,8 +28797,8 @@
                       </m:r>
                     </m:sub>
                   </m:sSub>
-                  <w:bookmarkEnd w:id="86"/>
                   <w:bookmarkEnd w:id="87"/>
+                  <w:bookmarkEnd w:id="88"/>
                   <m:r>
                     <w:rPr>
                       <w:rFonts w:ascii="Cambria Math" w:hAnsi="Cambria Math"/>
@@ -29085,7 +28823,7 @@
                       </m:r>
                     </m:num>
                     <m:den>
-                      <w:bookmarkStart w:id="88" w:name="OLE_LINK155"/>
+                      <w:bookmarkStart w:id="89" w:name="OLE_LINK155"/>
                       <m:rad>
                         <m:radPr>
                           <m:degHide m:val="1"/>
@@ -29191,13 +28929,13 @@
                           </m:sSub>
                         </m:e>
                       </m:rad>
-                      <w:bookmarkEnd w:id="88"/>
+                      <w:bookmarkEnd w:id="89"/>
                     </m:den>
                   </m:f>
                 </m:e>
                 <m:e>
-                  <w:bookmarkStart w:id="89" w:name="OLE_LINK160"/>
-                  <w:bookmarkStart w:id="90" w:name="OLE_LINK161"/>
+                  <w:bookmarkStart w:id="90" w:name="OLE_LINK160"/>
+                  <w:bookmarkStart w:id="91" w:name="OLE_LINK161"/>
                   <m:sSub>
                     <m:sSubPr>
                       <m:ctrlPr>
@@ -29224,8 +28962,8 @@
                       </m:r>
                     </m:sub>
                   </m:sSub>
-                  <w:bookmarkEnd w:id="89"/>
                   <w:bookmarkEnd w:id="90"/>
+                  <w:bookmarkEnd w:id="91"/>
                   <m:r>
                     <w:rPr>
                       <w:rFonts w:ascii="Cambria Math" w:hAnsi="Cambria Math"/>
@@ -29423,7 +29161,7 @@
                   </m:f>
                 </m:e>
                 <m:e>
-                  <w:bookmarkStart w:id="91" w:name="OLE_LINK162"/>
+                  <w:bookmarkStart w:id="92" w:name="OLE_LINK162"/>
                   <m:sSub>
                     <m:sSubPr>
                       <m:ctrlPr>
@@ -29450,7 +29188,7 @@
                       </m:r>
                     </m:sub>
                   </m:sSub>
-                  <w:bookmarkEnd w:id="91"/>
+                  <w:bookmarkEnd w:id="92"/>
                   <m:r>
                     <w:rPr>
                       <w:rFonts w:ascii="Cambria Math" w:hAnsi="Cambria Math"/>
@@ -29614,9 +29352,9 @@
         </m:oMath>
       </m:oMathPara>
     </w:p>
-    <w:bookmarkEnd w:id="69"/>
-    <w:bookmarkEnd w:id="83"/>
+    <w:bookmarkEnd w:id="70"/>
     <w:bookmarkEnd w:id="84"/>
+    <w:bookmarkEnd w:id="85"/>
     <w:p>
       <w:pPr>
         <w:ind w:firstLine="480"/>
@@ -30574,7 +30312,7 @@
         </m:oMath>
       </m:oMathPara>
     </w:p>
-    <w:bookmarkStart w:id="92" w:name="OLE_LINK205"/>
+    <w:bookmarkStart w:id="93" w:name="OLE_LINK205"/>
     <w:p>
       <w:pPr>
         <w:ind w:firstLine="480"/>
@@ -30870,11 +30608,11 @@
           </m:f>
         </m:oMath>
       </m:oMathPara>
-      <w:bookmarkEnd w:id="61"/>
       <w:bookmarkEnd w:id="62"/>
-    </w:p>
-    <w:bookmarkStart w:id="93" w:name="OLE_LINK168"/>
-    <w:bookmarkEnd w:id="92"/>
+      <w:bookmarkEnd w:id="63"/>
+    </w:p>
+    <w:bookmarkStart w:id="94" w:name="OLE_LINK168"/>
+    <w:bookmarkEnd w:id="93"/>
     <w:p>
       <w:pPr>
         <w:ind w:firstLine="480"/>
@@ -31957,8 +31695,8 @@
         <w:ind w:firstLine="480"/>
       </w:pPr>
     </w:p>
-    <w:bookmarkEnd w:id="63"/>
-    <w:bookmarkEnd w:id="93"/>
+    <w:bookmarkEnd w:id="64"/>
+    <w:bookmarkEnd w:id="94"/>
     <w:p>
       <w:pPr>
         <w:pStyle w:val="3"/>
@@ -31971,8 +31709,8 @@
         <w:t>纵向通道控制回路设计</w:t>
       </w:r>
     </w:p>
-    <w:bookmarkEnd w:id="15"/>
     <w:bookmarkEnd w:id="16"/>
+    <w:bookmarkEnd w:id="17"/>
     <w:p>
       <w:pPr>
         <w:pStyle w:val="4"/>
@@ -32680,7 +32418,21 @@
         <w:rPr>
           <w:rFonts w:hint="eastAsia"/>
         </w:rPr>
-        <w:t>:Dm&gt;</w:t>
+        <w:t>:</w:t>
+      </w:r>
+      <w:proofErr w:type="spellStart"/>
+      <w:r>
+        <w:rPr>
+          <w:rFonts w:hint="eastAsia"/>
+        </w:rPr>
+        <w:t>Dm</w:t>
+      </w:r>
+      <w:proofErr w:type="spellEnd"/>
+      <w:r>
+        <w:rPr>
+          <w:rFonts w:hint="eastAsia"/>
+        </w:rPr>
+        <w:t>&gt;</w:t>
       </w:r>
       <w:r>
         <w:t>1</w:t>
@@ -33321,8 +33073,8 @@
               </m:r>
             </m:num>
             <m:den>
-              <w:bookmarkStart w:id="94" w:name="OLE_LINK208"/>
-              <w:bookmarkStart w:id="95" w:name="OLE_LINK209"/>
+              <w:bookmarkStart w:id="95" w:name="OLE_LINK208"/>
+              <w:bookmarkStart w:id="96" w:name="OLE_LINK209"/>
               <m:r>
                 <w:rPr>
                   <w:rFonts w:ascii="Cambria Math" w:hAnsi="Cambria Math"/>
@@ -33361,8 +33113,8 @@
                 </w:rPr>
                 <m:t>+0.003342S+1.006</m:t>
               </m:r>
-              <w:bookmarkEnd w:id="94"/>
               <w:bookmarkEnd w:id="95"/>
+              <w:bookmarkEnd w:id="96"/>
             </m:den>
           </m:f>
         </m:oMath>
@@ -33419,8 +33171,8 @@
               </m:sSub>
             </m:sub>
             <m:sup>
-              <w:bookmarkStart w:id="96" w:name="OLE_LINK211"/>
-              <w:bookmarkStart w:id="97" w:name="OLE_LINK212"/>
+              <w:bookmarkStart w:id="97" w:name="OLE_LINK211"/>
+              <w:bookmarkStart w:id="98" w:name="OLE_LINK212"/>
               <m:sSub>
                 <m:sSubPr>
                   <m:ctrlPr>
@@ -33447,8 +33199,8 @@
                   </m:r>
                 </m:sub>
               </m:sSub>
-              <w:bookmarkEnd w:id="96"/>
               <w:bookmarkEnd w:id="97"/>
+              <w:bookmarkEnd w:id="98"/>
             </m:sup>
           </m:sSubSup>
           <m:d>
@@ -33592,11 +33344,11 @@
         <w:jc w:val="center"/>
       </w:pPr>
       <w:r>
-        <w:object w:dxaOrig="19284" w:dyaOrig="5905" w14:anchorId="7B56394C">
-          <v:shape id="_x0000_i1042" type="#_x0000_t75" style="width:339.6pt;height:107.4pt" o:ole="">
+        <w:object w:dxaOrig="19284" w:dyaOrig="5905">
+          <v:shape id="_x0000_i1042" type="#_x0000_t75" style="width:339.35pt;height:107.05pt" o:ole="">
             <v:imagedata r:id="rId59" o:title="" cropbottom="-21458f" cropright="-18498f"/>
           </v:shape>
-          <o:OLEObject Type="Embed" ProgID="Visio.Drawing.15" ShapeID="_x0000_i1042" DrawAspect="Content" ObjectID="_1838580748" r:id="rId60"/>
+          <o:OLEObject Type="Embed" ProgID="Visio.Drawing.15" ShapeID="_x0000_i1042" DrawAspect="Content" ObjectID="_1834058369" r:id="rId60"/>
         </w:object>
       </w:r>
     </w:p>
@@ -33935,7 +33687,7 @@
           <w:noProof/>
         </w:rPr>
         <w:drawing>
-          <wp:inline distT="0" distB="0" distL="0" distR="0" wp14:anchorId="35E1046F" wp14:editId="1473D87D">
+          <wp:inline distT="0" distB="0" distL="0" distR="0">
             <wp:extent cx="3513420" cy="2880000"/>
             <wp:effectExtent l="0" t="0" r="0" b="0"/>
             <wp:docPr id="16" name="图片 16"/>
@@ -34071,18 +33823,26 @@
       <w:pPr>
         <w:ind w:firstLine="480"/>
       </w:pPr>
-      <w:bookmarkStart w:id="98" w:name="OLE_LINK217"/>
+      <w:bookmarkStart w:id="99" w:name="OLE_LINK217"/>
       <w:r>
         <w:rPr>
           <w:rFonts w:hint="eastAsia"/>
         </w:rPr>
         <w:t>俯仰角控制回路的控制框图如图所示，为二回路控制结构，内回路为角速度反馈的阻尼回路，阻尼反馈系数为</w:t>
       </w:r>
-      <w:r>
-        <w:rPr>
-          <w:rFonts w:hint="eastAsia"/>
-        </w:rPr>
-        <w:t>Kwz;</w:t>
+      <w:proofErr w:type="spellStart"/>
+      <w:r>
+        <w:rPr>
+          <w:rFonts w:hint="eastAsia"/>
+        </w:rPr>
+        <w:t>Kwz</w:t>
+      </w:r>
+      <w:proofErr w:type="spellEnd"/>
+      <w:r>
+        <w:rPr>
+          <w:rFonts w:hint="eastAsia"/>
+        </w:rPr>
+        <w:t>;</w:t>
       </w:r>
       <w:r>
         <w:rPr>
@@ -34112,11 +33872,11 @@
         <w:jc w:val="center"/>
       </w:pPr>
       <w:r>
-        <w:object w:dxaOrig="26833" w:dyaOrig="6613" w14:anchorId="3B44F5CC">
-          <v:shape id="_x0000_i1043" type="#_x0000_t75" style="width:414.6pt;height:111pt" o:ole="">
+        <w:object w:dxaOrig="26833" w:dyaOrig="6613">
+          <v:shape id="_x0000_i1043" type="#_x0000_t75" style="width:414.45pt;height:110.8pt" o:ole="">
             <v:imagedata r:id="rId62" o:title="" cropbottom="-24927f" cropright="-17291f"/>
           </v:shape>
-          <o:OLEObject Type="Embed" ProgID="Visio.Drawing.15" ShapeID="_x0000_i1043" DrawAspect="Content" ObjectID="_1838580749" r:id="rId63"/>
+          <o:OLEObject Type="Embed" ProgID="Visio.Drawing.15" ShapeID="_x0000_i1043" DrawAspect="Content" ObjectID="_1834058370" r:id="rId63"/>
         </w:object>
       </w:r>
       <w:r>
@@ -34184,7 +33944,7 @@
         </w:rPr>
         <w:t>图中</w:t>
       </w:r>
-      <w:bookmarkStart w:id="99" w:name="OLE_LINK215"/>
+      <w:bookmarkStart w:id="100" w:name="OLE_LINK215"/>
       <w:proofErr w:type="spellStart"/>
       <w:r>
         <w:rPr>
@@ -34192,7 +33952,7 @@
         </w:rPr>
         <w:t>pitch</w:t>
       </w:r>
-      <w:bookmarkEnd w:id="99"/>
+      <w:bookmarkEnd w:id="100"/>
       <w:r>
         <w:rPr>
           <w:rFonts w:hint="eastAsia"/>
@@ -34506,7 +34266,7 @@
           <w:noProof/>
         </w:rPr>
         <w:drawing>
-          <wp:inline distT="0" distB="0" distL="0" distR="0" wp14:anchorId="5F966A66" wp14:editId="287CBC59">
+          <wp:inline distT="0" distB="0" distL="0" distR="0">
             <wp:extent cx="3513420" cy="2880000"/>
             <wp:effectExtent l="0" t="0" r="0" b="0"/>
             <wp:docPr id="29" name="图片 29"/>
@@ -34643,7 +34403,7 @@
         </w:rPr>
         <w:lastRenderedPageBreak/>
         <w:drawing>
-          <wp:inline distT="0" distB="0" distL="0" distR="0" wp14:anchorId="54526E62" wp14:editId="79618D73">
+          <wp:inline distT="0" distB="0" distL="0" distR="0">
             <wp:extent cx="3513420" cy="2880000"/>
             <wp:effectExtent l="0" t="0" r="0" b="0"/>
             <wp:docPr id="30" name="图片 30"/>
@@ -34748,18 +34508,18 @@
       <w:r>
         <w:fldChar w:fldCharType="end"/>
       </w:r>
-      <w:bookmarkStart w:id="100" w:name="OLE_LINK216"/>
+      <w:bookmarkStart w:id="101" w:name="OLE_LINK216"/>
       <w:r>
         <w:rPr>
           <w:rFonts w:hint="eastAsia"/>
         </w:rPr>
         <w:t>俯仰</w:t>
       </w:r>
-      <w:bookmarkEnd w:id="100"/>
+      <w:bookmarkEnd w:id="101"/>
       <w:r>
         <w:t>角阶跃响应曲线</w:t>
       </w:r>
-      <w:bookmarkEnd w:id="98"/>
+      <w:bookmarkEnd w:id="99"/>
     </w:p>
     <w:p>
       <w:pPr>
@@ -34784,11 +34544,19 @@
         </w:rPr>
         <w:t>过载控制回路的控制框图如图所示，为二回路控制结构，内回路为角速度反馈的阻尼回路，阻尼反馈系数为</w:t>
       </w:r>
-      <w:r>
-        <w:rPr>
-          <w:rFonts w:hint="eastAsia"/>
-        </w:rPr>
-        <w:t>Kwz;</w:t>
+      <w:proofErr w:type="spellStart"/>
+      <w:r>
+        <w:rPr>
+          <w:rFonts w:hint="eastAsia"/>
+        </w:rPr>
+        <w:t>Kwz</w:t>
+      </w:r>
+      <w:proofErr w:type="spellEnd"/>
+      <w:r>
+        <w:rPr>
+          <w:rFonts w:hint="eastAsia"/>
+        </w:rPr>
+        <w:t>;</w:t>
       </w:r>
       <w:r>
         <w:rPr>
@@ -34818,11 +34586,11 @@
         <w:jc w:val="center"/>
       </w:pPr>
       <w:r>
-        <w:object w:dxaOrig="26833" w:dyaOrig="6613" w14:anchorId="2E7C6B8A">
-          <v:shape id="_x0000_i1044" type="#_x0000_t75" style="width:388.8pt;height:111pt" o:ole="">
+        <w:object w:dxaOrig="26833" w:dyaOrig="6613">
+          <v:shape id="_x0000_i1044" type="#_x0000_t75" style="width:388.8pt;height:110.8pt" o:ole="">
             <v:imagedata r:id="rId66" o:title="" cropbottom="-24754f" cropright="-17283f"/>
           </v:shape>
-          <o:OLEObject Type="Embed" ProgID="Visio.Drawing.15" ShapeID="_x0000_i1044" DrawAspect="Content" ObjectID="_1838580750" r:id="rId67"/>
+          <o:OLEObject Type="Embed" ProgID="Visio.Drawing.15" ShapeID="_x0000_i1044" DrawAspect="Content" ObjectID="_1834058371" r:id="rId67"/>
         </w:object>
       </w:r>
     </w:p>
@@ -35213,7 +34981,7 @@
         </w:rPr>
         <w:lastRenderedPageBreak/>
         <w:drawing>
-          <wp:inline distT="0" distB="0" distL="0" distR="0" wp14:anchorId="76366339" wp14:editId="1F897699">
+          <wp:inline distT="0" distB="0" distL="0" distR="0">
             <wp:extent cx="3513420" cy="2880000"/>
             <wp:effectExtent l="0" t="0" r="0" b="0"/>
             <wp:docPr id="21" name="图片 21"/>
@@ -35349,7 +35117,7 @@
           <w:noProof/>
         </w:rPr>
         <w:drawing>
-          <wp:inline distT="0" distB="0" distL="0" distR="0" wp14:anchorId="77978CD7" wp14:editId="0C031C54">
+          <wp:inline distT="0" distB="0" distL="0" distR="0">
             <wp:extent cx="3513420" cy="2880000"/>
             <wp:effectExtent l="0" t="0" r="0" b="0"/>
             <wp:docPr id="22" name="图片 22"/>
@@ -35499,7 +35267,7 @@
         </w:rPr>
         <w:lastRenderedPageBreak/>
         <w:drawing>
-          <wp:inline distT="0" distB="0" distL="0" distR="0" wp14:anchorId="6E627EAE" wp14:editId="53A2D3F1">
+          <wp:inline distT="0" distB="0" distL="0" distR="0">
             <wp:extent cx="3513420" cy="2880000"/>
             <wp:effectExtent l="0" t="0" r="0" b="0"/>
             <wp:docPr id="33" name="图片 33"/>
@@ -35623,7 +35391,7 @@
           <w:noProof/>
         </w:rPr>
         <w:drawing>
-          <wp:inline distT="0" distB="0" distL="0" distR="0" wp14:anchorId="28A9B2C6" wp14:editId="113C10D4">
+          <wp:inline distT="0" distB="0" distL="0" distR="0">
             <wp:extent cx="3513424" cy="2880000"/>
             <wp:effectExtent l="0" t="0" r="0" b="0"/>
             <wp:docPr id="34" name="图片 34"/>
@@ -35748,7 +35516,7 @@
         </w:rPr>
         <w:lastRenderedPageBreak/>
         <w:drawing>
-          <wp:inline distT="0" distB="0" distL="0" distR="0" wp14:anchorId="485E3FA6" wp14:editId="62BCAAB4">
+          <wp:inline distT="0" distB="0" distL="0" distR="0">
             <wp:extent cx="3513420" cy="2880000"/>
             <wp:effectExtent l="0" t="0" r="0" b="0"/>
             <wp:docPr id="36" name="图片 36"/>
@@ -35880,9 +35648,9 @@
         </w:numPr>
         <w:ind w:firstLineChars="0"/>
       </w:pPr>
-      <w:bookmarkStart w:id="101" w:name="OLE_LINK220"/>
-      <w:bookmarkStart w:id="102" w:name="OLE_LINK221"/>
-      <w:bookmarkStart w:id="103" w:name="OLE_LINK222"/>
+      <w:bookmarkStart w:id="102" w:name="OLE_LINK220"/>
+      <w:bookmarkStart w:id="103" w:name="OLE_LINK221"/>
+      <w:bookmarkStart w:id="104" w:name="OLE_LINK222"/>
       <w:r>
         <w:t>全弹道</w:t>
       </w:r>
@@ -35893,7 +35661,7 @@
         <w:t>控制系统设计</w:t>
       </w:r>
     </w:p>
-    <w:bookmarkEnd w:id="101"/>
+    <w:bookmarkEnd w:id="102"/>
     <w:p>
       <w:pPr>
         <w:ind w:firstLine="480"/>
@@ -36173,9 +35941,9 @@
         <w:ind w:firstLine="480"/>
         <w:jc w:val="center"/>
       </w:pPr>
-      <w:bookmarkStart w:id="104" w:name="OLE_LINK223"/>
-      <w:bookmarkEnd w:id="102"/>
+      <w:bookmarkStart w:id="105" w:name="OLE_LINK223"/>
       <w:bookmarkEnd w:id="103"/>
+      <w:bookmarkEnd w:id="104"/>
       <w:r>
         <w:rPr>
           <w:rFonts w:hint="eastAsia"/>
@@ -36299,7 +36067,7 @@
         <w:t>整定后单位阶跃响应曲线</w:t>
       </w:r>
     </w:p>
-    <w:bookmarkEnd w:id="104"/>
+    <w:bookmarkEnd w:id="105"/>
     <w:p>
       <w:pPr>
         <w:ind w:firstLine="480"/>
@@ -36325,14 +36093,14 @@
           <w:numId w:val="2"/>
         </w:numPr>
       </w:pPr>
-      <w:bookmarkStart w:id="105" w:name="OLE_LINK31"/>
+      <w:bookmarkStart w:id="106" w:name="OLE_LINK31"/>
       <w:r>
         <w:rPr>
           <w:rFonts w:hint="eastAsia"/>
         </w:rPr>
         <w:t>横侧</w:t>
       </w:r>
-      <w:bookmarkEnd w:id="105"/>
+      <w:bookmarkEnd w:id="106"/>
       <w:r>
         <w:rPr>
           <w:rFonts w:hint="eastAsia"/>
@@ -36629,9 +36397,9 @@
                   </w:rPr>
                   <m:t>=</m:t>
                 </m:r>
-                <w:bookmarkStart w:id="106" w:name="OLE_LINK117"/>
-                <w:bookmarkStart w:id="107" w:name="OLE_LINK118"/>
-                <w:bookmarkStart w:id="108" w:name="OLE_LINK129"/>
+                <w:bookmarkStart w:id="107" w:name="OLE_LINK117"/>
+                <w:bookmarkStart w:id="108" w:name="OLE_LINK118"/>
+                <w:bookmarkStart w:id="109" w:name="OLE_LINK129"/>
                 <m:f>
                   <m:fPr>
                     <m:ctrlPr>
@@ -36728,9 +36496,9 @@
                 </m:f>
               </m:oMath>
             </m:oMathPara>
-            <w:bookmarkEnd w:id="106"/>
             <w:bookmarkEnd w:id="107"/>
             <w:bookmarkEnd w:id="108"/>
+            <w:bookmarkEnd w:id="109"/>
           </w:p>
         </w:tc>
         <w:tc>
@@ -36774,8 +36542,8 @@
                   </w:rPr>
                   <m:t>=</m:t>
                 </m:r>
-                <w:bookmarkStart w:id="109" w:name="OLE_LINK119"/>
-                <w:bookmarkStart w:id="110" w:name="OLE_LINK120"/>
+                <w:bookmarkStart w:id="110" w:name="OLE_LINK119"/>
+                <w:bookmarkStart w:id="111" w:name="OLE_LINK120"/>
                 <m:f>
                   <m:fPr>
                     <m:ctrlPr>
@@ -36872,8 +36640,8 @@
                 </m:f>
               </m:oMath>
             </m:oMathPara>
-            <w:bookmarkEnd w:id="109"/>
             <w:bookmarkEnd w:id="110"/>
+            <w:bookmarkEnd w:id="111"/>
           </w:p>
         </w:tc>
         <w:tc>
@@ -36962,8 +36730,8 @@
                   </w:rPr>
                   <m:t>=</m:t>
                 </m:r>
-                <w:bookmarkStart w:id="111" w:name="OLE_LINK121"/>
-                <w:bookmarkStart w:id="112" w:name="OLE_LINK122"/>
+                <w:bookmarkStart w:id="112" w:name="OLE_LINK121"/>
+                <w:bookmarkStart w:id="113" w:name="OLE_LINK122"/>
                 <m:f>
                   <m:fPr>
                     <m:ctrlPr>
@@ -36974,8 +36742,8 @@
                     </m:ctrlPr>
                   </m:fPr>
                   <m:num>
-                    <w:bookmarkStart w:id="113" w:name="OLE_LINK132"/>
-                    <w:bookmarkStart w:id="114" w:name="OLE_LINK133"/>
+                    <w:bookmarkStart w:id="114" w:name="OLE_LINK132"/>
+                    <w:bookmarkStart w:id="115" w:name="OLE_LINK133"/>
                     <m:sSubSup>
                       <m:sSubSupPr>
                         <m:ctrlPr>
@@ -37010,8 +36778,8 @@
                         </m:r>
                       </m:sup>
                     </m:sSubSup>
-                    <w:bookmarkEnd w:id="113"/>
                     <w:bookmarkEnd w:id="114"/>
+                    <w:bookmarkEnd w:id="115"/>
                   </m:num>
                   <m:den>
                     <m:sSub>
@@ -37044,12 +36812,12 @@
                 </m:f>
               </m:oMath>
             </m:oMathPara>
-            <w:bookmarkEnd w:id="111"/>
             <w:bookmarkEnd w:id="112"/>
+            <w:bookmarkEnd w:id="113"/>
           </w:p>
         </w:tc>
-        <w:bookmarkStart w:id="115" w:name="OLE_LINK125"/>
-        <w:bookmarkStart w:id="116" w:name="OLE_LINK126"/>
+        <w:bookmarkStart w:id="116" w:name="OLE_LINK125"/>
+        <w:bookmarkStart w:id="117" w:name="OLE_LINK126"/>
         <w:tc>
           <w:tcPr>
             <w:tcW w:w="1701" w:type="dxa"/>
@@ -37187,8 +36955,8 @@
                 </m:f>
               </m:oMath>
             </m:oMathPara>
-            <w:bookmarkEnd w:id="115"/>
             <w:bookmarkEnd w:id="116"/>
+            <w:bookmarkEnd w:id="117"/>
           </w:p>
         </w:tc>
         <w:tc>
@@ -37236,8 +37004,8 @@
             </m:oMathPara>
           </w:p>
         </w:tc>
-        <w:bookmarkStart w:id="117" w:name="OLE_LINK127"/>
-        <w:bookmarkStart w:id="118" w:name="OLE_LINK128"/>
+        <w:bookmarkStart w:id="118" w:name="OLE_LINK127"/>
+        <w:bookmarkStart w:id="119" w:name="OLE_LINK128"/>
         <w:tc>
           <w:tcPr>
             <w:tcW w:w="1694" w:type="dxa"/>
@@ -37378,12 +37146,12 @@
                 </m:f>
               </m:oMath>
             </m:oMathPara>
-            <w:bookmarkEnd w:id="117"/>
             <w:bookmarkEnd w:id="118"/>
+            <w:bookmarkEnd w:id="119"/>
           </w:p>
         </w:tc>
-        <w:bookmarkStart w:id="119" w:name="OLE_LINK136"/>
-        <w:bookmarkStart w:id="120" w:name="OLE_LINK137"/>
+        <w:bookmarkStart w:id="120" w:name="OLE_LINK136"/>
+        <w:bookmarkStart w:id="121" w:name="OLE_LINK137"/>
         <w:tc>
           <w:tcPr>
             <w:tcW w:w="1344" w:type="dxa"/>
@@ -37476,8 +37244,8 @@
                 </m:f>
               </m:oMath>
             </m:oMathPara>
-            <w:bookmarkEnd w:id="119"/>
             <w:bookmarkEnd w:id="120"/>
+            <w:bookmarkEnd w:id="121"/>
           </w:p>
         </w:tc>
       </w:tr>
@@ -37540,8 +37308,8 @@
                   </w:rPr>
                   <m:t>=</m:t>
                 </m:r>
-                <w:bookmarkStart w:id="121" w:name="OLE_LINK130"/>
-                <w:bookmarkStart w:id="122" w:name="OLE_LINK131"/>
+                <w:bookmarkStart w:id="122" w:name="OLE_LINK130"/>
+                <w:bookmarkStart w:id="123" w:name="OLE_LINK131"/>
                 <m:f>
                   <m:fPr>
                     <m:ctrlPr>
@@ -37638,8 +37406,8 @@
                 </m:f>
               </m:oMath>
             </m:oMathPara>
-            <w:bookmarkEnd w:id="121"/>
             <w:bookmarkEnd w:id="122"/>
+            <w:bookmarkEnd w:id="123"/>
           </w:p>
         </w:tc>
         <w:tc>
@@ -38084,8 +37852,8 @@
             </m:oMathPara>
           </w:p>
         </w:tc>
-        <w:bookmarkStart w:id="123" w:name="OLE_LINK134"/>
-        <w:bookmarkStart w:id="124" w:name="OLE_LINK135"/>
+        <w:bookmarkStart w:id="124" w:name="OLE_LINK134"/>
+        <w:bookmarkStart w:id="125" w:name="OLE_LINK135"/>
         <w:tc>
           <w:tcPr>
             <w:tcW w:w="1843" w:type="dxa"/>
@@ -38129,12 +37897,12 @@
                 </m:r>
               </m:oMath>
             </m:oMathPara>
-            <w:bookmarkEnd w:id="123"/>
             <w:bookmarkEnd w:id="124"/>
+            <w:bookmarkEnd w:id="125"/>
           </w:p>
         </w:tc>
-        <w:bookmarkStart w:id="125" w:name="OLE_LINK143"/>
-        <w:bookmarkStart w:id="126" w:name="OLE_LINK144"/>
+        <w:bookmarkStart w:id="126" w:name="OLE_LINK143"/>
+        <w:bookmarkStart w:id="127" w:name="OLE_LINK144"/>
         <w:tc>
           <w:tcPr>
             <w:tcW w:w="1694" w:type="dxa"/>
@@ -38181,8 +37949,8 @@
                 </m:r>
               </m:oMath>
             </m:oMathPara>
-            <w:bookmarkEnd w:id="125"/>
             <w:bookmarkEnd w:id="126"/>
+            <w:bookmarkEnd w:id="127"/>
           </w:p>
         </w:tc>
         <w:tc>
@@ -38387,8 +38155,8 @@
                   </w:rPr>
                   <m:t>=</m:t>
                 </m:r>
-                <w:bookmarkStart w:id="127" w:name="OLE_LINK139"/>
-                <w:bookmarkStart w:id="128" w:name="OLE_LINK140"/>
+                <w:bookmarkStart w:id="128" w:name="OLE_LINK139"/>
+                <w:bookmarkStart w:id="129" w:name="OLE_LINK140"/>
                 <m:f>
                   <m:fPr>
                     <m:ctrlPr>
@@ -38417,8 +38185,8 @@
                 </m:f>
               </m:oMath>
             </m:oMathPara>
-            <w:bookmarkEnd w:id="127"/>
             <w:bookmarkEnd w:id="128"/>
+            <w:bookmarkEnd w:id="129"/>
           </w:p>
         </w:tc>
         <w:tc>
@@ -38466,8 +38234,8 @@
             </m:oMathPara>
           </w:p>
         </w:tc>
-        <w:bookmarkStart w:id="129" w:name="OLE_LINK145"/>
-        <w:bookmarkStart w:id="130" w:name="OLE_LINK146"/>
+        <w:bookmarkStart w:id="130" w:name="OLE_LINK145"/>
+        <w:bookmarkStart w:id="131" w:name="OLE_LINK146"/>
         <w:tc>
           <w:tcPr>
             <w:tcW w:w="1842" w:type="dxa"/>
@@ -38563,8 +38331,8 @@
                 </m:f>
               </m:oMath>
             </m:oMathPara>
-            <w:bookmarkEnd w:id="129"/>
             <w:bookmarkEnd w:id="130"/>
+            <w:bookmarkEnd w:id="131"/>
           </w:p>
         </w:tc>
         <w:tc>
@@ -38897,7 +38665,7 @@
           <w:numId w:val="2"/>
         </w:numPr>
       </w:pPr>
-      <w:bookmarkStart w:id="131" w:name="OLE_LINK32"/>
+      <w:bookmarkStart w:id="132" w:name="OLE_LINK32"/>
       <w:r>
         <w:rPr>
           <w:rFonts w:hint="eastAsia"/>
@@ -39028,8 +38796,8 @@
         <w:t>时，弹体侧向静稳定，则：</w:t>
       </w:r>
     </w:p>
-    <w:bookmarkStart w:id="132" w:name="OLE_LINK169"/>
-    <w:bookmarkStart w:id="133" w:name="OLE_LINK170"/>
+    <w:bookmarkStart w:id="133" w:name="OLE_LINK169"/>
+    <w:bookmarkStart w:id="134" w:name="OLE_LINK170"/>
     <w:p>
       <w:pPr>
         <w:ind w:firstLine="480"/>
@@ -39107,8 +38875,8 @@
               </m:r>
             </m:e>
           </m:d>
-          <w:bookmarkEnd w:id="132"/>
           <w:bookmarkEnd w:id="133"/>
+          <w:bookmarkEnd w:id="134"/>
           <m:r>
             <w:rPr>
               <w:rFonts w:ascii="Cambria Math" w:hAnsi="Cambria Math"/>
@@ -39326,9 +39094,9 @@
         </m:oMath>
       </m:oMathPara>
     </w:p>
-    <w:bookmarkStart w:id="134" w:name="OLE_LINK171"/>
-    <w:bookmarkStart w:id="135" w:name="OLE_LINK172"/>
-    <w:bookmarkStart w:id="136" w:name="OLE_LINK178"/>
+    <w:bookmarkStart w:id="135" w:name="OLE_LINK171"/>
+    <w:bookmarkStart w:id="136" w:name="OLE_LINK172"/>
+    <w:bookmarkStart w:id="137" w:name="OLE_LINK178"/>
     <w:p>
       <w:pPr>
         <w:ind w:firstLine="480"/>
@@ -39406,9 +39174,9 @@
               </m:r>
             </m:e>
           </m:d>
-          <w:bookmarkEnd w:id="134"/>
           <w:bookmarkEnd w:id="135"/>
           <w:bookmarkEnd w:id="136"/>
+          <w:bookmarkEnd w:id="137"/>
           <m:r>
             <w:rPr>
               <w:rFonts w:ascii="Cambria Math" w:hAnsi="Cambria Math"/>
@@ -39588,8 +39356,8 @@
         </m:oMath>
       </m:oMathPara>
     </w:p>
-    <w:bookmarkStart w:id="137" w:name="OLE_LINK179"/>
-    <w:bookmarkStart w:id="138" w:name="OLE_LINK180"/>
+    <w:bookmarkStart w:id="138" w:name="OLE_LINK179"/>
+    <w:bookmarkStart w:id="139" w:name="OLE_LINK180"/>
     <w:p>
       <w:pPr>
         <w:ind w:firstLine="480"/>
@@ -39667,8 +39435,8 @@
               </m:r>
             </m:e>
           </m:d>
-          <w:bookmarkEnd w:id="137"/>
           <w:bookmarkEnd w:id="138"/>
+          <w:bookmarkEnd w:id="139"/>
           <m:r>
             <w:rPr>
               <w:rFonts w:ascii="Cambria Math" w:hAnsi="Cambria Math"/>
@@ -39868,8 +39636,8 @@
         </m:oMath>
       </m:oMathPara>
     </w:p>
-    <w:bookmarkStart w:id="139" w:name="OLE_LINK181"/>
-    <w:bookmarkStart w:id="140" w:name="OLE_LINK182"/>
+    <w:bookmarkStart w:id="140" w:name="OLE_LINK181"/>
+    <w:bookmarkStart w:id="141" w:name="OLE_LINK182"/>
     <w:p>
       <w:pPr>
         <w:ind w:firstLine="480"/>
@@ -39967,8 +39735,8 @@
               </m:r>
             </m:e>
           </m:d>
-          <w:bookmarkEnd w:id="139"/>
           <w:bookmarkEnd w:id="140"/>
+          <w:bookmarkEnd w:id="141"/>
           <m:r>
             <w:rPr>
               <w:rFonts w:ascii="Cambria Math" w:hAnsi="Cambria Math"/>
@@ -41138,8 +40906,8 @@
         <w:t>时，弹体侧向静不稳定，则：</w:t>
       </w:r>
     </w:p>
-    <w:bookmarkStart w:id="141" w:name="OLE_LINK184"/>
-    <w:bookmarkStart w:id="142" w:name="OLE_LINK185"/>
+    <w:bookmarkStart w:id="142" w:name="OLE_LINK184"/>
+    <w:bookmarkStart w:id="143" w:name="OLE_LINK185"/>
     <w:p>
       <w:pPr>
         <w:ind w:firstLine="480"/>
@@ -41434,8 +41202,8 @@
         </m:oMath>
       </m:oMathPara>
     </w:p>
-    <w:bookmarkEnd w:id="141"/>
     <w:bookmarkEnd w:id="142"/>
+    <w:bookmarkEnd w:id="143"/>
     <w:p>
       <w:pPr>
         <w:ind w:firstLine="480"/>
@@ -42324,8 +42092,8 @@
                     </w:rPr>
                     <m:t>=</m:t>
                   </m:r>
-                  <w:bookmarkStart w:id="143" w:name="OLE_LINK189"/>
-                  <w:bookmarkStart w:id="144" w:name="OLE_LINK190"/>
+                  <w:bookmarkStart w:id="144" w:name="OLE_LINK189"/>
+                  <w:bookmarkStart w:id="145" w:name="OLE_LINK190"/>
                   <m:f>
                     <m:fPr>
                       <m:ctrlPr>
@@ -42538,8 +42306,8 @@
                       </m:sSub>
                     </m:den>
                   </m:f>
-                  <w:bookmarkEnd w:id="143"/>
                   <w:bookmarkEnd w:id="144"/>
+                  <w:bookmarkEnd w:id="145"/>
                 </m:e>
                 <m:e>
                   <m:sSub>
@@ -43099,7 +42867,7 @@
       <w:pPr>
         <w:ind w:firstLine="480"/>
       </w:pPr>
-      <w:bookmarkStart w:id="145" w:name="OLE_LINK195"/>
+      <w:bookmarkStart w:id="146" w:name="OLE_LINK195"/>
       <w:r>
         <w:rPr>
           <w:rFonts w:hint="eastAsia"/>
@@ -43168,7 +42936,7 @@
         </w:rPr>
         <w:t>下所能产生的弹道</w:t>
       </w:r>
-      <w:bookmarkStart w:id="146" w:name="OLE_LINK183"/>
+      <w:bookmarkStart w:id="147" w:name="OLE_LINK183"/>
       <w:r>
         <w:rPr>
           <w:rFonts w:hint="eastAsia"/>
@@ -43181,7 +42949,7 @@
         </w:rPr>
         <w:t>角</w:t>
       </w:r>
-      <w:bookmarkEnd w:id="146"/>
+      <w:bookmarkEnd w:id="147"/>
       <w:r>
         <w:rPr>
           <w:rFonts w:hint="eastAsia"/>
@@ -43249,7 +43017,7 @@
         <w:t>;</w:t>
       </w:r>
     </w:p>
-    <w:bookmarkEnd w:id="145"/>
+    <w:bookmarkEnd w:id="146"/>
     <w:p>
       <w:pPr>
         <w:ind w:firstLine="480"/>
@@ -43400,14 +43168,14 @@
           <w:numId w:val="2"/>
         </w:numPr>
       </w:pPr>
-      <w:bookmarkStart w:id="147" w:name="OLE_LINK33"/>
-      <w:bookmarkStart w:id="148" w:name="OLE_LINK34"/>
-      <w:bookmarkEnd w:id="131"/>
+      <w:bookmarkStart w:id="148" w:name="OLE_LINK33"/>
+      <w:bookmarkStart w:id="149" w:name="OLE_LINK34"/>
+      <w:bookmarkEnd w:id="132"/>
       <w:r>
         <w:t>滚转</w:t>
       </w:r>
-      <w:bookmarkEnd w:id="147"/>
       <w:bookmarkEnd w:id="148"/>
+      <w:bookmarkEnd w:id="149"/>
       <w:r>
         <w:t>通道控制系统设计</w:t>
       </w:r>
@@ -43430,9 +43198,9 @@
         <w:t>通道短周期传递函数</w:t>
       </w:r>
     </w:p>
-    <w:bookmarkStart w:id="149" w:name="OLE_LINK197"/>
-    <w:bookmarkStart w:id="150" w:name="OLE_LINK186"/>
-    <w:bookmarkStart w:id="151" w:name="OLE_LINK187"/>
+    <w:bookmarkStart w:id="150" w:name="OLE_LINK197"/>
+    <w:bookmarkStart w:id="151" w:name="OLE_LINK186"/>
+    <w:bookmarkStart w:id="152" w:name="OLE_LINK187"/>
     <w:p>
       <w:pPr>
         <w:ind w:firstLine="480"/>
@@ -43508,7 +43276,7 @@
               </m:r>
             </m:e>
           </m:d>
-          <w:bookmarkEnd w:id="149"/>
+          <w:bookmarkEnd w:id="150"/>
           <m:r>
             <m:rPr>
               <m:sty m:val="p"/>
@@ -43527,7 +43295,7 @@
               </m:ctrlPr>
             </m:fPr>
             <m:num>
-              <w:bookmarkStart w:id="152" w:name="OLE_LINK188"/>
+              <w:bookmarkStart w:id="153" w:name="OLE_LINK188"/>
               <m:sSub>
                 <m:sSubPr>
                   <m:ctrlPr>
@@ -43553,7 +43321,7 @@
                   </m:r>
                 </m:sub>
               </m:sSub>
-              <w:bookmarkEnd w:id="152"/>
+              <w:bookmarkEnd w:id="153"/>
             </m:num>
             <m:den>
               <m:r>
@@ -43565,8 +43333,8 @@
                 </w:rPr>
                 <m:t>(</m:t>
               </m:r>
-              <w:bookmarkStart w:id="153" w:name="OLE_LINK191"/>
-              <w:bookmarkStart w:id="154" w:name="OLE_LINK192"/>
+              <w:bookmarkStart w:id="154" w:name="OLE_LINK191"/>
+              <w:bookmarkStart w:id="155" w:name="OLE_LINK192"/>
               <m:sSub>
                 <m:sSubPr>
                   <m:ctrlPr>
@@ -43595,8 +43363,8 @@
                   </m:r>
                 </m:sub>
               </m:sSub>
-              <w:bookmarkEnd w:id="153"/>
               <w:bookmarkEnd w:id="154"/>
+              <w:bookmarkEnd w:id="155"/>
               <m:r>
                 <w:rPr>
                   <w:rFonts w:ascii="Cambria Math" w:hAnsi="Cambria Math"/>
@@ -43800,8 +43568,8 @@
         </m:oMath>
       </m:oMathPara>
     </w:p>
-    <w:bookmarkEnd w:id="150"/>
     <w:bookmarkEnd w:id="151"/>
+    <w:bookmarkEnd w:id="152"/>
     <w:p>
       <w:pPr>
         <w:ind w:firstLine="480"/>
@@ -43861,8 +43629,8 @@
                     </w:rPr>
                     <m:t>=</m:t>
                   </m:r>
-                  <w:bookmarkStart w:id="155" w:name="OLE_LINK193"/>
-                  <w:bookmarkStart w:id="156" w:name="OLE_LINK194"/>
+                  <w:bookmarkStart w:id="156" w:name="OLE_LINK193"/>
+                  <w:bookmarkStart w:id="157" w:name="OLE_LINK194"/>
                   <m:f>
                     <m:fPr>
                       <m:ctrlPr>
@@ -43934,8 +43702,8 @@
                       </m:sSub>
                     </m:den>
                   </m:f>
-                  <w:bookmarkEnd w:id="155"/>
                   <w:bookmarkEnd w:id="156"/>
+                  <w:bookmarkEnd w:id="157"/>
                 </m:e>
                 <m:e>
                   <m:sSub>
@@ -44559,6 +44327,7 @@
         <w:t>:</w:t>
       </w:r>
       <w:proofErr w:type="spellStart"/>
+      <w:proofErr w:type="gramStart"/>
       <w:r>
         <w:rPr>
           <w:rFonts w:hint="eastAsia"/>
@@ -44573,7 +44342,14 @@
         <w:rPr>
           <w:rFonts w:hint="eastAsia"/>
         </w:rPr>
-        <w:t>&lt;1.0s;</w:t>
+        <w:t>&lt;</w:t>
+      </w:r>
+      <w:proofErr w:type="gramEnd"/>
+      <w:r>
+        <w:rPr>
+          <w:rFonts w:hint="eastAsia"/>
+        </w:rPr>
+        <w:t>1.0s;</w:t>
       </w:r>
     </w:p>
     <w:p>
@@ -44671,7 +44447,7 @@
           <w:b/>
         </w:rPr>
       </w:pPr>
-      <w:bookmarkStart w:id="157" w:name="OLE_LINK196"/>
+      <w:bookmarkStart w:id="158" w:name="OLE_LINK196"/>
       <w:r>
         <w:rPr>
           <w:rFonts w:hint="eastAsia"/>
@@ -44679,7 +44455,7 @@
         </w:rPr>
         <w:t>(2)</w:t>
       </w:r>
-      <w:bookmarkEnd w:id="157"/>
+      <w:bookmarkEnd w:id="158"/>
       <w:r>
         <w:rPr>
           <w:rFonts w:hint="eastAsia"/>
@@ -44792,7 +44568,21 @@
         <w:rPr>
           <w:rFonts w:hint="eastAsia"/>
         </w:rPr>
-        <w:t>:Dm&gt;</w:t>
+        <w:t>:</w:t>
+      </w:r>
+      <w:proofErr w:type="spellStart"/>
+      <w:r>
+        <w:rPr>
+          <w:rFonts w:hint="eastAsia"/>
+        </w:rPr>
+        <w:t>Dm</w:t>
+      </w:r>
+      <w:proofErr w:type="spellEnd"/>
+      <w:r>
+        <w:rPr>
+          <w:rFonts w:hint="eastAsia"/>
+        </w:rPr>
+        <w:t>&gt;</w:t>
       </w:r>
       <w:r>
         <w:t>1</w:t>
@@ -44827,6 +44617,7 @@
         <w:t>:</w:t>
       </w:r>
       <w:proofErr w:type="spellStart"/>
+      <w:proofErr w:type="gramStart"/>
       <w:r>
         <w:rPr>
           <w:rFonts w:hint="eastAsia"/>
@@ -44843,6 +44634,7 @@
         </w:rPr>
         <w:t>&gt;</w:t>
       </w:r>
+      <w:proofErr w:type="gramEnd"/>
       <w:r>
         <w:t>10</w:t>
       </w:r>
@@ -44850,16 +44642,8 @@
         <w:rPr>
           <w:rFonts w:hint="eastAsia"/>
         </w:rPr>
-        <w:t xml:space="preserve"> rad/</w:t>
-      </w:r>
-      <w:proofErr w:type="gramStart"/>
-      <w:r>
-        <w:rPr>
-          <w:rFonts w:hint="eastAsia"/>
-        </w:rPr>
-        <w:t>s ;</w:t>
-      </w:r>
-      <w:proofErr w:type="gramEnd"/>
+        <w:t xml:space="preserve"> rad/s ;</w:t>
+      </w:r>
     </w:p>
     <w:p>
       <w:pPr>
@@ -45101,9 +44885,9 @@
       <w:pPr>
         <w:ind w:firstLine="480"/>
       </w:pPr>
-      <w:bookmarkStart w:id="158" w:name="OLE_LINK200"/>
-      <w:bookmarkStart w:id="159" w:name="OLE_LINK201"/>
-      <w:bookmarkStart w:id="160" w:name="OLE_LINK204"/>
+      <w:bookmarkStart w:id="159" w:name="OLE_LINK200"/>
+      <w:bookmarkStart w:id="160" w:name="OLE_LINK201"/>
+      <w:bookmarkStart w:id="161" w:name="OLE_LINK204"/>
       <w:r>
         <w:rPr>
           <w:rFonts w:hint="eastAsia"/>
@@ -45332,9 +45116,9 @@
         </w:tc>
       </w:tr>
     </w:tbl>
-    <w:bookmarkEnd w:id="158"/>
     <w:bookmarkEnd w:id="159"/>
     <w:bookmarkEnd w:id="160"/>
+    <w:bookmarkEnd w:id="161"/>
     <w:p>
       <w:pPr>
         <w:ind w:firstLine="480"/>
@@ -45430,8 +45214,8 @@
             </w:rPr>
             <m:t>=</m:t>
           </m:r>
-          <w:bookmarkStart w:id="161" w:name="OLE_LINK198"/>
-          <w:bookmarkStart w:id="162" w:name="OLE_LINK199"/>
+          <w:bookmarkStart w:id="162" w:name="OLE_LINK198"/>
+          <w:bookmarkStart w:id="163" w:name="OLE_LINK199"/>
           <m:f>
             <m:fPr>
               <m:ctrlPr>
@@ -45477,8 +45261,8 @@
           </m:f>
         </m:oMath>
       </m:oMathPara>
-      <w:bookmarkEnd w:id="161"/>
       <w:bookmarkEnd w:id="162"/>
+      <w:bookmarkEnd w:id="163"/>
     </w:p>
     <w:p>
       <w:pPr>
@@ -45969,7 +45753,7 @@
         <w:t>阻尼回路的控制框图如下：</w:t>
       </w:r>
     </w:p>
-    <w:bookmarkStart w:id="163" w:name="OLE_LINK210"/>
+    <w:bookmarkStart w:id="164" w:name="OLE_LINK210"/>
     <w:p>
       <w:pPr>
         <w:keepNext/>
@@ -45977,11 +45761,11 @@
         <w:jc w:val="center"/>
       </w:pPr>
       <w:r>
-        <w:object w:dxaOrig="19284" w:dyaOrig="5905" w14:anchorId="7AEDAEB4">
-          <v:shape id="_x0000_i1045" type="#_x0000_t75" style="width:339.6pt;height:107.4pt" o:ole="">
+        <w:object w:dxaOrig="19284" w:dyaOrig="5905">
+          <v:shape id="_x0000_i1045" type="#_x0000_t75" style="width:339.35pt;height:107.05pt" o:ole="">
             <v:imagedata r:id="rId76" o:title="" cropbottom="-21458f" cropright="-18498f"/>
           </v:shape>
-          <o:OLEObject Type="Embed" ProgID="Visio.Drawing.15" ShapeID="_x0000_i1045" DrawAspect="Content" ObjectID="_1838580751" r:id="rId77"/>
+          <o:OLEObject Type="Embed" ProgID="Visio.Drawing.15" ShapeID="_x0000_i1045" DrawAspect="Content" ObjectID="_1834058372" r:id="rId77"/>
         </w:object>
       </w:r>
     </w:p>
@@ -46045,7 +45829,7 @@
         <w:t>阻尼回路控制框图</w:t>
       </w:r>
     </w:p>
-    <w:bookmarkEnd w:id="163"/>
+    <w:bookmarkEnd w:id="164"/>
     <w:p>
       <w:pPr>
         <w:ind w:firstLine="480"/>
@@ -46069,7 +45853,7 @@
           <w:szCs w:val="24"/>
         </w:rPr>
       </w:pPr>
-      <w:bookmarkStart w:id="164" w:name="OLE_LINK213"/>
+      <w:bookmarkStart w:id="165" w:name="OLE_LINK213"/>
       <w:r>
         <w:rPr>
           <w:rFonts w:ascii="Courier New" w:hAnsi="Courier New" w:cs="Courier New"/>
@@ -46176,7 +45960,7 @@
           <w:noProof/>
         </w:rPr>
         <w:drawing>
-          <wp:inline distT="0" distB="0" distL="0" distR="0" wp14:anchorId="0B541E23" wp14:editId="3514EA2D">
+          <wp:inline distT="0" distB="0" distL="0" distR="0">
             <wp:extent cx="4038600" cy="3310497"/>
             <wp:effectExtent l="0" t="0" r="0" b="0"/>
             <wp:docPr id="4" name="图片 4"/>
@@ -46291,7 +46075,7 @@
         <w:t>图</w:t>
       </w:r>
     </w:p>
-    <w:bookmarkEnd w:id="164"/>
+    <w:bookmarkEnd w:id="165"/>
     <w:p>
       <w:pPr>
         <w:ind w:firstLine="480"/>
@@ -46315,7 +46099,7 @@
       <w:pPr>
         <w:ind w:firstLine="480"/>
       </w:pPr>
-      <w:bookmarkStart w:id="165" w:name="OLE_LINK214"/>
+      <w:bookmarkStart w:id="166" w:name="OLE_LINK214"/>
       <w:r>
         <w:rPr>
           <w:rFonts w:hint="eastAsia"/>
@@ -46378,11 +46162,11 @@
         <w:ind w:firstLineChars="83" w:firstLine="199"/>
       </w:pPr>
       <w:r>
-        <w:object w:dxaOrig="26833" w:dyaOrig="6613" w14:anchorId="7E68826E">
-          <v:shape id="_x0000_i1046" type="#_x0000_t75" style="width:388.8pt;height:111pt" o:ole="">
+        <w:object w:dxaOrig="26833" w:dyaOrig="6613">
+          <v:shape id="_x0000_i1046" type="#_x0000_t75" style="width:388.8pt;height:110.8pt" o:ole="">
             <v:imagedata r:id="rId79" o:title="" cropbottom="-24754f" cropright="-17283f"/>
           </v:shape>
-          <o:OLEObject Type="Embed" ProgID="Visio.Drawing.15" ShapeID="_x0000_i1046" DrawAspect="Content" ObjectID="_1838580752" r:id="rId80"/>
+          <o:OLEObject Type="Embed" ProgID="Visio.Drawing.15" ShapeID="_x0000_i1046" DrawAspect="Content" ObjectID="_1834058373" r:id="rId80"/>
         </w:object>
       </w:r>
     </w:p>
@@ -46733,7 +46517,7 @@
           <w:noProof/>
         </w:rPr>
         <w:drawing>
-          <wp:inline distT="0" distB="0" distL="0" distR="0" wp14:anchorId="0A60BE1C" wp14:editId="3C69ED4C">
+          <wp:inline distT="0" distB="0" distL="0" distR="0">
             <wp:extent cx="3745523" cy="3070258"/>
             <wp:effectExtent l="0" t="0" r="0" b="0"/>
             <wp:docPr id="6" name="图片 6"/>
@@ -46866,7 +46650,7 @@
         </w:rPr>
         <w:lastRenderedPageBreak/>
         <w:drawing>
-          <wp:inline distT="0" distB="0" distL="0" distR="0" wp14:anchorId="46C14E22" wp14:editId="00DF39CF">
+          <wp:inline distT="0" distB="0" distL="0" distR="0">
             <wp:extent cx="3399692" cy="2786775"/>
             <wp:effectExtent l="0" t="0" r="0" b="0"/>
             <wp:docPr id="9" name="图片 9"/>
@@ -46974,7 +46758,7 @@
       <w:r>
         <w:t>滚转角阶跃响应曲线</w:t>
       </w:r>
-      <w:bookmarkEnd w:id="165"/>
+      <w:bookmarkEnd w:id="166"/>
     </w:p>
     <w:p>
       <w:pPr>
@@ -46996,8 +46780,8 @@
       <w:pPr>
         <w:ind w:firstLine="480"/>
       </w:pPr>
-      <w:bookmarkStart w:id="166" w:name="OLE_LINK218"/>
-      <w:bookmarkStart w:id="167" w:name="OLE_LINK219"/>
+      <w:bookmarkStart w:id="167" w:name="OLE_LINK218"/>
+      <w:bookmarkStart w:id="168" w:name="OLE_LINK219"/>
       <w:r>
         <w:rPr>
           <w:rFonts w:hint="eastAsia"/>
@@ -47017,7 +46801,7 @@
           <w:noProof/>
         </w:rPr>
         <w:drawing>
-          <wp:inline distT="0" distB="0" distL="0" distR="0" wp14:anchorId="0EB96A4E" wp14:editId="7A2FFD56">
+          <wp:inline distT="0" distB="0" distL="0" distR="0">
             <wp:extent cx="3513421" cy="2880000"/>
             <wp:effectExtent l="0" t="0" r="0" b="0"/>
             <wp:docPr id="12" name="图片 12"/>
@@ -47122,8 +46906,8 @@
       <w:r>
         <w:fldChar w:fldCharType="end"/>
       </w:r>
-      <w:bookmarkStart w:id="168" w:name="OLE_LINK202"/>
-      <w:bookmarkStart w:id="169" w:name="OLE_LINK203"/>
+      <w:bookmarkStart w:id="169" w:name="OLE_LINK202"/>
+      <w:bookmarkStart w:id="170" w:name="OLE_LINK203"/>
       <w:proofErr w:type="gramStart"/>
       <w:r>
         <w:t>传递函数簇内回路</w:t>
@@ -47132,8 +46916,8 @@
       <w:r>
         <w:t>整定后伯德图</w:t>
       </w:r>
-      <w:bookmarkEnd w:id="168"/>
       <w:bookmarkEnd w:id="169"/>
+      <w:bookmarkEnd w:id="170"/>
     </w:p>
     <w:p>
       <w:pPr>
@@ -47148,7 +46932,7 @@
         </w:rPr>
         <w:lastRenderedPageBreak/>
         <w:drawing>
-          <wp:inline distT="0" distB="0" distL="0" distR="0" wp14:anchorId="1E16D121" wp14:editId="6C61AB0A">
+          <wp:inline distT="0" distB="0" distL="0" distR="0">
             <wp:extent cx="3513420" cy="2880000"/>
             <wp:effectExtent l="0" t="0" r="0" b="0"/>
             <wp:docPr id="13" name="图片 13"/>
@@ -47280,7 +47064,7 @@
           <w:noProof/>
         </w:rPr>
         <w:drawing>
-          <wp:inline distT="0" distB="0" distL="0" distR="0" wp14:anchorId="79EB867B" wp14:editId="5B931398">
+          <wp:inline distT="0" distB="0" distL="0" distR="0">
             <wp:extent cx="3513420" cy="2880000"/>
             <wp:effectExtent l="0" t="0" r="0" b="0"/>
             <wp:docPr id="14" name="图片 14"/>
@@ -47396,8 +47180,8 @@
       <w:r>
         <w:t>整定后单位阶跃响应曲线</w:t>
       </w:r>
-      <w:bookmarkEnd w:id="166"/>
       <w:bookmarkEnd w:id="167"/>
+      <w:bookmarkEnd w:id="168"/>
     </w:p>
     <w:p>
       <w:pPr>
@@ -47803,21 +47587,21 @@
         <w:t>模型主要运行时序如下图所示：</w:t>
       </w:r>
     </w:p>
-    <w:bookmarkStart w:id="170" w:name="OLE_LINK72"/>
+    <w:bookmarkStart w:id="171" w:name="OLE_LINK72"/>
     <w:p>
       <w:pPr>
         <w:ind w:firstLine="480"/>
         <w:jc w:val="center"/>
       </w:pPr>
       <w:r>
-        <w:object w:dxaOrig="5004" w:dyaOrig="20172" w14:anchorId="34639240">
-          <v:shape id="_x0000_i1047" type="#_x0000_t75" style="width:253.2pt;height:399.6pt" o:ole="">
+        <w:object w:dxaOrig="5004" w:dyaOrig="20172">
+          <v:shape id="_x0000_i1047" type="#_x0000_t75" style="width:252.95pt;height:399.45pt" o:ole="">
             <v:imagedata r:id="rId86" o:title="" cropbottom="-18924f" cropleft="-52001f" cropright="-57700f"/>
           </v:shape>
-          <o:OLEObject Type="Embed" ProgID="Visio.Drawing.15" ShapeID="_x0000_i1047" DrawAspect="Content" ObjectID="_1838580753" r:id="rId87"/>
+          <o:OLEObject Type="Embed" ProgID="Visio.Drawing.15" ShapeID="_x0000_i1047" DrawAspect="Content" ObjectID="_1834058374" r:id="rId87"/>
         </w:object>
       </w:r>
-      <w:bookmarkEnd w:id="170"/>
+      <w:bookmarkEnd w:id="171"/>
     </w:p>
     <w:p>
       <w:pPr>
@@ -48268,6 +48052,7 @@
             <w:pPr>
               <w:ind w:firstLineChars="0" w:firstLine="0"/>
             </w:pPr>
+            <w:proofErr w:type="spellStart"/>
             <w:r>
               <w:t>I</w:t>
             </w:r>
@@ -48277,6 +48062,7 @@
               </w:rPr>
               <w:t>nit</w:t>
             </w:r>
+            <w:proofErr w:type="spellEnd"/>
           </w:p>
         </w:tc>
         <w:tc>
@@ -48300,8 +48086,8 @@
             <w:pPr>
               <w:ind w:firstLineChars="0" w:firstLine="0"/>
             </w:pPr>
-            <w:bookmarkStart w:id="171" w:name="OLE_LINK62"/>
-            <w:bookmarkStart w:id="172" w:name="OLE_LINK63"/>
+            <w:bookmarkStart w:id="172" w:name="OLE_LINK62"/>
+            <w:bookmarkStart w:id="173" w:name="OLE_LINK63"/>
             <w:r>
               <w:t>d</w:t>
             </w:r>
@@ -48311,8 +48097,8 @@
               </w:rPr>
               <w:t>ouble</w:t>
             </w:r>
-            <w:bookmarkEnd w:id="171"/>
             <w:bookmarkEnd w:id="172"/>
+            <w:bookmarkEnd w:id="173"/>
           </w:p>
         </w:tc>
         <w:tc>
@@ -48385,8 +48171,8 @@
             <w:pPr>
               <w:ind w:firstLineChars="0" w:firstLine="0"/>
             </w:pPr>
-            <w:bookmarkStart w:id="173" w:name="OLE_LINK69"/>
-            <w:bookmarkStart w:id="174" w:name="OLE_LINK70"/>
+            <w:bookmarkStart w:id="174" w:name="OLE_LINK69"/>
+            <w:bookmarkStart w:id="175" w:name="OLE_LINK70"/>
             <w:r>
               <w:rPr>
                 <w:rFonts w:hint="eastAsia"/>
@@ -48396,8 +48182,8 @@
             <w:r>
               <w:t>ector3d</w:t>
             </w:r>
-            <w:bookmarkEnd w:id="173"/>
             <w:bookmarkEnd w:id="174"/>
+            <w:bookmarkEnd w:id="175"/>
           </w:p>
         </w:tc>
         <w:tc>
@@ -48559,22 +48345,22 @@
             <w:pPr>
               <w:ind w:firstLineChars="0" w:firstLine="0"/>
             </w:pPr>
-            <w:bookmarkStart w:id="175" w:name="OLE_LINK61"/>
+            <w:bookmarkStart w:id="176" w:name="OLE_LINK61"/>
             <w:r>
               <w:rPr>
                 <w:rFonts w:hint="eastAsia"/>
               </w:rPr>
               <w:t>发射倾角</w:t>
             </w:r>
-            <w:bookmarkStart w:id="176" w:name="OLE_LINK64"/>
-            <w:bookmarkEnd w:id="175"/>
+            <w:bookmarkStart w:id="177" w:name="OLE_LINK64"/>
+            <w:bookmarkEnd w:id="176"/>
             <w:r>
               <w:rPr>
                 <w:rFonts w:hint="eastAsia"/>
               </w:rPr>
               <w:t>（度）</w:t>
             </w:r>
-            <w:bookmarkEnd w:id="176"/>
+            <w:bookmarkEnd w:id="177"/>
           </w:p>
         </w:tc>
       </w:tr>
@@ -48650,14 +48436,14 @@
             <w:pPr>
               <w:ind w:firstLineChars="0" w:firstLine="0"/>
             </w:pPr>
-            <w:bookmarkStart w:id="177" w:name="OLE_LINK65"/>
-            <w:bookmarkStart w:id="178" w:name="OLE_LINK66"/>
+            <w:bookmarkStart w:id="178" w:name="OLE_LINK65"/>
+            <w:bookmarkStart w:id="179" w:name="OLE_LINK66"/>
             <w:proofErr w:type="spellStart"/>
             <w:r>
               <w:t>targetPosition</w:t>
             </w:r>
-            <w:bookmarkEnd w:id="177"/>
             <w:bookmarkEnd w:id="178"/>
+            <w:bookmarkEnd w:id="179"/>
             <w:proofErr w:type="spellEnd"/>
           </w:p>
         </w:tc>
@@ -48703,7 +48489,7 @@
             <w:pPr>
               <w:ind w:firstLineChars="0" w:firstLine="0"/>
             </w:pPr>
-            <w:bookmarkStart w:id="179" w:name="OLE_LINK71"/>
+            <w:bookmarkStart w:id="180" w:name="OLE_LINK71"/>
             <w:r>
               <w:rPr>
                 <w:rFonts w:hint="eastAsia"/>
@@ -48722,7 +48508,7 @@
             <w:r>
               <w:t>位置</w:t>
             </w:r>
-            <w:bookmarkEnd w:id="179"/>
+            <w:bookmarkEnd w:id="180"/>
           </w:p>
         </w:tc>
       </w:tr>
@@ -48735,14 +48521,14 @@
             <w:pPr>
               <w:ind w:firstLineChars="0" w:firstLine="0"/>
             </w:pPr>
-            <w:bookmarkStart w:id="180" w:name="OLE_LINK67"/>
-            <w:bookmarkStart w:id="181" w:name="OLE_LINK68"/>
+            <w:bookmarkStart w:id="181" w:name="OLE_LINK67"/>
+            <w:bookmarkStart w:id="182" w:name="OLE_LINK68"/>
             <w:proofErr w:type="spellStart"/>
             <w:r>
               <w:t>targetVelocity</w:t>
             </w:r>
-            <w:bookmarkEnd w:id="180"/>
             <w:bookmarkEnd w:id="181"/>
+            <w:bookmarkEnd w:id="182"/>
             <w:proofErr w:type="spellEnd"/>
           </w:p>
         </w:tc>
@@ -48858,7 +48644,7 @@
                 <w:b/>
               </w:rPr>
             </w:pPr>
-            <w:bookmarkStart w:id="182" w:name="_Hlk217477367"/>
+            <w:bookmarkStart w:id="183" w:name="_Hlk217477367"/>
             <w:r>
               <w:rPr>
                 <w:rFonts w:hint="eastAsia"/>
@@ -48927,7 +48713,7 @@
           </w:p>
         </w:tc>
       </w:tr>
-      <w:bookmarkEnd w:id="182"/>
+      <w:bookmarkEnd w:id="183"/>
       <w:tr>
         <w:trPr>
           <w:jc w:val="center"/>
@@ -48953,8 +48739,8 @@
             <w:pPr>
               <w:ind w:firstLineChars="0" w:firstLine="0"/>
             </w:pPr>
-            <w:bookmarkStart w:id="183" w:name="OLE_LINK54"/>
-            <w:bookmarkStart w:id="184" w:name="OLE_LINK55"/>
+            <w:bookmarkStart w:id="184" w:name="OLE_LINK54"/>
+            <w:bookmarkStart w:id="185" w:name="OLE_LINK55"/>
             <w:r>
               <w:t>d</w:t>
             </w:r>
@@ -48964,8 +48750,8 @@
               </w:rPr>
               <w:t>ouble</w:t>
             </w:r>
-            <w:bookmarkEnd w:id="183"/>
             <w:bookmarkEnd w:id="184"/>
+            <w:bookmarkEnd w:id="185"/>
           </w:p>
         </w:tc>
         <w:tc>
@@ -49025,8 +48811,8 @@
             <w:pPr>
               <w:ind w:firstLineChars="0" w:firstLine="0"/>
             </w:pPr>
-            <w:bookmarkStart w:id="185" w:name="OLE_LINK58"/>
-            <w:bookmarkStart w:id="186" w:name="OLE_LINK59"/>
+            <w:bookmarkStart w:id="186" w:name="OLE_LINK58"/>
+            <w:bookmarkStart w:id="187" w:name="OLE_LINK59"/>
             <w:r>
               <w:t>d</w:t>
             </w:r>
@@ -49036,8 +48822,8 @@
               </w:rPr>
               <w:t>ouble</w:t>
             </w:r>
-            <w:bookmarkEnd w:id="185"/>
             <w:bookmarkEnd w:id="186"/>
+            <w:bookmarkEnd w:id="187"/>
           </w:p>
         </w:tc>
         <w:tc>
@@ -49102,9 +48888,9 @@
             <w:pPr>
               <w:ind w:firstLineChars="0" w:firstLine="0"/>
             </w:pPr>
-            <w:bookmarkStart w:id="187" w:name="OLE_LINK56"/>
-            <w:bookmarkStart w:id="188" w:name="OLE_LINK57"/>
-            <w:bookmarkStart w:id="189" w:name="OLE_LINK60"/>
+            <w:bookmarkStart w:id="188" w:name="OLE_LINK56"/>
+            <w:bookmarkStart w:id="189" w:name="OLE_LINK57"/>
+            <w:bookmarkStart w:id="190" w:name="OLE_LINK60"/>
             <w:r>
               <w:rPr>
                 <w:rFonts w:hint="eastAsia"/>
@@ -49114,9 +48900,9 @@
             <w:r>
               <w:t>ector3d</w:t>
             </w:r>
-            <w:bookmarkEnd w:id="187"/>
             <w:bookmarkEnd w:id="188"/>
             <w:bookmarkEnd w:id="189"/>
+            <w:bookmarkEnd w:id="190"/>
           </w:p>
         </w:tc>
         <w:tc>
@@ -49233,8 +49019,8 @@
             <w:pPr>
               <w:ind w:firstLineChars="0" w:firstLine="0"/>
             </w:pPr>
-            <w:bookmarkStart w:id="190" w:name="OLE_LINK13"/>
-            <w:bookmarkStart w:id="191" w:name="OLE_LINK14"/>
+            <w:bookmarkStart w:id="191" w:name="OLE_LINK13"/>
+            <w:bookmarkStart w:id="192" w:name="OLE_LINK14"/>
             <w:proofErr w:type="spellStart"/>
             <w:r>
               <w:t>v</w:t>
@@ -49245,8 +49031,8 @@
               </w:rPr>
               <w:t>elocity</w:t>
             </w:r>
-            <w:bookmarkStart w:id="192" w:name="OLE_LINK1"/>
-            <w:bookmarkStart w:id="193" w:name="OLE_LINK2"/>
+            <w:bookmarkStart w:id="193" w:name="OLE_LINK1"/>
+            <w:bookmarkStart w:id="194" w:name="OLE_LINK2"/>
             <w:r>
               <w:rPr>
                 <w:rFonts w:hint="eastAsia"/>
@@ -49256,10 +49042,10 @@
             <w:r>
               <w:t>ecf</w:t>
             </w:r>
-            <w:bookmarkEnd w:id="190"/>
             <w:bookmarkEnd w:id="191"/>
             <w:bookmarkEnd w:id="192"/>
             <w:bookmarkEnd w:id="193"/>
+            <w:bookmarkEnd w:id="194"/>
             <w:proofErr w:type="spellEnd"/>
           </w:p>
         </w:tc>
@@ -49290,8 +49076,8 @@
             <w:pPr>
               <w:ind w:firstLineChars="0" w:firstLine="0"/>
             </w:pPr>
-            <w:bookmarkStart w:id="194" w:name="OLE_LINK15"/>
-            <w:bookmarkStart w:id="195" w:name="OLE_LINK16"/>
+            <w:bookmarkStart w:id="195" w:name="OLE_LINK15"/>
+            <w:bookmarkStart w:id="196" w:name="OLE_LINK16"/>
             <w:r>
               <w:rPr>
                 <w:rFonts w:hint="eastAsia"/>
@@ -49310,8 +49096,8 @@
             <w:r>
               <w:t>速度</w:t>
             </w:r>
-            <w:bookmarkEnd w:id="194"/>
             <w:bookmarkEnd w:id="195"/>
+            <w:bookmarkEnd w:id="196"/>
             <w:r>
               <w:t>（</w:t>
             </w:r>
@@ -49391,7 +49177,7 @@
             <w:r>
               <w:t>速度</w:t>
             </w:r>
-            <w:bookmarkStart w:id="196" w:name="OLE_LINK51"/>
+            <w:bookmarkStart w:id="197" w:name="OLE_LINK51"/>
             <w:r>
               <w:t>（</w:t>
             </w:r>
@@ -49401,7 +49187,7 @@
             <w:r>
               <w:t>）</w:t>
             </w:r>
-            <w:bookmarkEnd w:id="196"/>
+            <w:bookmarkEnd w:id="197"/>
           </w:p>
         </w:tc>
       </w:tr>
@@ -49654,16 +49440,16 @@
             <w:pPr>
               <w:ind w:firstLineChars="0" w:firstLine="0"/>
             </w:pPr>
-            <w:bookmarkStart w:id="197" w:name="OLE_LINK17"/>
-            <w:bookmarkStart w:id="198" w:name="OLE_LINK18"/>
+            <w:bookmarkStart w:id="198" w:name="OLE_LINK17"/>
+            <w:bookmarkStart w:id="199" w:name="OLE_LINK18"/>
             <w:r>
               <w:rPr>
                 <w:rFonts w:hint="eastAsia"/>
               </w:rPr>
               <w:t>获取滚转舵</w:t>
             </w:r>
-            <w:bookmarkEnd w:id="197"/>
             <w:bookmarkEnd w:id="198"/>
+            <w:bookmarkEnd w:id="199"/>
             <w:r>
               <w:rPr>
                 <w:rFonts w:hint="eastAsia"/>
@@ -49792,16 +49578,16 @@
               </w:rPr>
               <w:t>获取俯仰舵</w:t>
             </w:r>
-            <w:bookmarkStart w:id="199" w:name="OLE_LINK49"/>
-            <w:bookmarkStart w:id="200" w:name="OLE_LINK50"/>
+            <w:bookmarkStart w:id="200" w:name="OLE_LINK49"/>
+            <w:bookmarkStart w:id="201" w:name="OLE_LINK50"/>
             <w:r>
               <w:rPr>
                 <w:rFonts w:hint="eastAsia"/>
               </w:rPr>
               <w:t>（度）</w:t>
             </w:r>
-            <w:bookmarkEnd w:id="199"/>
             <w:bookmarkEnd w:id="200"/>
+            <w:bookmarkEnd w:id="201"/>
           </w:p>
         </w:tc>
       </w:tr>
@@ -49934,7 +49720,7 @@
               </w:rPr>
               <w:t>获取飞行时间</w:t>
             </w:r>
-            <w:bookmarkStart w:id="201" w:name="OLE_LINK48"/>
+            <w:bookmarkStart w:id="202" w:name="OLE_LINK48"/>
             <w:r>
               <w:rPr>
                 <w:rFonts w:hint="eastAsia"/>
@@ -49953,7 +49739,7 @@
               </w:rPr>
               <w:t>）</w:t>
             </w:r>
-            <w:bookmarkEnd w:id="201"/>
+            <w:bookmarkEnd w:id="202"/>
           </w:p>
         </w:tc>
       </w:tr>
@@ -49974,7 +49760,7 @@
 </file>
 
 <file path=word/numbering.xml><?xml version="1.0" encoding="utf-8"?>
-<w:numbering xmlns:wpc="http://schemas.microsoft.com/office/word/2010/wordprocessingCanvas" xmlns:cx="http://schemas.microsoft.com/office/drawing/2014/chartex" xmlns:cx1="http://schemas.microsoft.com/office/drawing/2015/9/8/chartex" xmlns:cx2="http://schemas.microsoft.com/office/drawing/2015/10/21/chartex" xmlns:cx3="http://schemas.microsoft.com/office/drawing/2016/5/9/chartex" xmlns:cx4="http://schemas.microsoft.com/office/drawing/2016/5/10/chartex" xmlns:cx5="http://schemas.microsoft.com/office/drawing/2016/5/11/chartex" xmlns:cx6="http://schemas.microsoft.com/office/drawing/2016/5/12/chartex" xmlns:cx7="http://schemas.microsoft.com/office/drawing/2016/5/13/chartex" xmlns:cx8="http://schemas.microsoft.com/office/drawing/2016/5/14/chartex" xmlns:mc="http://schemas.openxmlformats.org/markup-compatibility/2006" xmlns:aink="http://schemas.microsoft.com/office/drawing/2016/ink" xmlns:am3d="http://schemas.microsoft.com/office/drawing/2017/model3d" xmlns:o="urn:schemas-microsoft-com:office:office" xmlns:oel="http://schemas.microsoft.com/office/2019/extlst" xmlns:r="http://schemas.openxmlformats.org/officeDocument/2006/relationships" xmlns:m="http://schemas.openxmlformats.org/officeDocument/2006/math" xmlns:v="urn:schemas-microsoft-com:vml" xmlns:wp14="http://schemas.microsoft.com/office/word/2010/wordprocessingDrawing" xmlns:wp="http://schemas.openxmlformats.org/drawingml/2006/wordprocessingDrawing" xmlns:w10="urn:schemas-microsoft-com:office:word" xmlns:w="http://schemas.openxmlformats.org/wordprocessingml/2006/main" xmlns:w14="http://schemas.microsoft.com/office/word/2010/wordml" xmlns:w15="http://schemas.microsoft.com/office/word/2012/wordml" xmlns:w16cex="http://schemas.microsoft.com/office/word/2018/wordml/cex" xmlns:w16cid="http://schemas.microsoft.com/office/word/2016/wordml/cid" xmlns:w16="http://schemas.microsoft.com/office/word/2018/wordml" xmlns:w16du="http://schemas.microsoft.com/office/word/2023/wordml/word16du" xmlns:w16sdtdh="http://schemas.microsoft.com/office/word/2020/wordml/sdtdatahash" xmlns:w16sdtfl="http://schemas.microsoft.com/office/word/2024/wordml/sdtformatlock" xmlns:w16se="http://schemas.microsoft.com/office/word/2015/wordml/symex" xmlns:wpg="http://schemas.microsoft.com/office/word/2010/wordprocessingGroup" xmlns:wpi="http://schemas.microsoft.com/office/word/2010/wordprocessingInk" xmlns:wne="http://schemas.microsoft.com/office/word/2006/wordml" xmlns:wps="http://schemas.microsoft.com/office/word/2010/wordprocessingShape" mc:Ignorable="w14 w15 w16se w16cid w16 w16cex w16sdtdh w16sdtfl w16du wp14">
+<w:numbering xmlns:wpc="http://schemas.microsoft.com/office/word/2010/wordprocessingCanvas" xmlns:mc="http://schemas.openxmlformats.org/markup-compatibility/2006" xmlns:o="urn:schemas-microsoft-com:office:office" xmlns:r="http://schemas.openxmlformats.org/officeDocument/2006/relationships" xmlns:m="http://schemas.openxmlformats.org/officeDocument/2006/math" xmlns:v="urn:schemas-microsoft-com:vml" xmlns:wp14="http://schemas.microsoft.com/office/word/2010/wordprocessingDrawing" xmlns:wp="http://schemas.openxmlformats.org/drawingml/2006/wordprocessingDrawing" xmlns:w10="urn:schemas-microsoft-com:office:word" xmlns:w="http://schemas.openxmlformats.org/wordprocessingml/2006/main" xmlns:w14="http://schemas.microsoft.com/office/word/2010/wordml" xmlns:w15="http://schemas.microsoft.com/office/word/2012/wordml" xmlns:wpg="http://schemas.microsoft.com/office/word/2010/wordprocessingGroup" xmlns:wpi="http://schemas.microsoft.com/office/word/2010/wordprocessingInk" xmlns:wne="http://schemas.microsoft.com/office/word/2006/wordml" xmlns:wps="http://schemas.microsoft.com/office/word/2010/wordprocessingShape" mc:Ignorable="w14 w15 wp14">
   <w:abstractNum w:abstractNumId="0" w15:restartNumberingAfterBreak="0">
     <w:nsid w:val="0D761C92"/>
     <w:multiLevelType w:val="hybridMultilevel"/>
@@ -51880,55 +51666,55 @@
       </w:rPr>
     </w:lvl>
   </w:abstractNum>
-  <w:num w:numId="1" w16cid:durableId="468086674">
+  <w:num w:numId="1">
     <w:abstractNumId w:val="6"/>
   </w:num>
-  <w:num w:numId="2" w16cid:durableId="1200901859">
+  <w:num w:numId="2">
     <w:abstractNumId w:val="10"/>
   </w:num>
-  <w:num w:numId="3" w16cid:durableId="412120092">
+  <w:num w:numId="3">
     <w:abstractNumId w:val="11"/>
   </w:num>
-  <w:num w:numId="4" w16cid:durableId="2000187701">
+  <w:num w:numId="4">
     <w:abstractNumId w:val="0"/>
   </w:num>
-  <w:num w:numId="5" w16cid:durableId="465393536">
+  <w:num w:numId="5">
     <w:abstractNumId w:val="5"/>
   </w:num>
-  <w:num w:numId="6" w16cid:durableId="1052580785">
+  <w:num w:numId="6">
     <w:abstractNumId w:val="4"/>
   </w:num>
-  <w:num w:numId="7" w16cid:durableId="2139566637">
+  <w:num w:numId="7">
     <w:abstractNumId w:val="16"/>
   </w:num>
-  <w:num w:numId="8" w16cid:durableId="1970476824">
+  <w:num w:numId="8">
     <w:abstractNumId w:val="13"/>
   </w:num>
-  <w:num w:numId="9" w16cid:durableId="598224554">
+  <w:num w:numId="9">
     <w:abstractNumId w:val="3"/>
   </w:num>
-  <w:num w:numId="10" w16cid:durableId="2090805773">
+  <w:num w:numId="10">
     <w:abstractNumId w:val="12"/>
   </w:num>
-  <w:num w:numId="11" w16cid:durableId="1926064484">
+  <w:num w:numId="11">
     <w:abstractNumId w:val="9"/>
   </w:num>
-  <w:num w:numId="12" w16cid:durableId="680358711">
+  <w:num w:numId="12">
     <w:abstractNumId w:val="15"/>
   </w:num>
-  <w:num w:numId="13" w16cid:durableId="116291525">
+  <w:num w:numId="13">
     <w:abstractNumId w:val="8"/>
   </w:num>
-  <w:num w:numId="14" w16cid:durableId="1863206928">
+  <w:num w:numId="14">
     <w:abstractNumId w:val="14"/>
   </w:num>
-  <w:num w:numId="15" w16cid:durableId="900293451">
+  <w:num w:numId="15">
     <w:abstractNumId w:val="2"/>
   </w:num>
-  <w:num w:numId="16" w16cid:durableId="657731368">
+  <w:num w:numId="16">
     <w:abstractNumId w:val="7"/>
   </w:num>
-  <w:num w:numId="17" w16cid:durableId="866605171">
+  <w:num w:numId="17">
     <w:abstractNumId w:val="1"/>
   </w:num>
   <w:numIdMacAtCleanup w:val="12"/>
@@ -51936,7 +51722,7 @@
 </file>
 
 <file path=word/styles.xml><?xml version="1.0" encoding="utf-8"?>
-<w:styles xmlns:mc="http://schemas.openxmlformats.org/markup-compatibility/2006" xmlns:r="http://schemas.openxmlformats.org/officeDocument/2006/relationships" xmlns:w="http://schemas.openxmlformats.org/wordprocessingml/2006/main" xmlns:w14="http://schemas.microsoft.com/office/word/2010/wordml" xmlns:w15="http://schemas.microsoft.com/office/word/2012/wordml" xmlns:w16cex="http://schemas.microsoft.com/office/word/2018/wordml/cex" xmlns:w16cid="http://schemas.microsoft.com/office/word/2016/wordml/cid" xmlns:w16="http://schemas.microsoft.com/office/word/2018/wordml" xmlns:w16du="http://schemas.microsoft.com/office/word/2023/wordml/word16du" xmlns:w16sdtdh="http://schemas.microsoft.com/office/word/2020/wordml/sdtdatahash" xmlns:w16sdtfl="http://schemas.microsoft.com/office/word/2024/wordml/sdtformatlock" xmlns:w16se="http://schemas.microsoft.com/office/word/2015/wordml/symex" mc:Ignorable="w14 w15 w16se w16cid w16 w16cex w16sdtdh w16sdtfl w16du">
+<w:styles xmlns:mc="http://schemas.openxmlformats.org/markup-compatibility/2006" xmlns:r="http://schemas.openxmlformats.org/officeDocument/2006/relationships" xmlns:w="http://schemas.openxmlformats.org/wordprocessingml/2006/main" xmlns:w14="http://schemas.microsoft.com/office/word/2010/wordml" xmlns:w15="http://schemas.microsoft.com/office/word/2012/wordml" mc:Ignorable="w14 w15">
   <w:docDefaults>
     <w:rPrDefault>
       <w:rPr>
@@ -51949,7 +51735,7 @@
     </w:rPrDefault>
     <w:pPrDefault/>
   </w:docDefaults>
-  <w:latentStyles w:defLockedState="0" w:defUIPriority="99" w:defSemiHidden="0" w:defUnhideWhenUsed="0" w:defQFormat="0" w:count="376">
+  <w:latentStyles w:defLockedState="0" w:defUIPriority="99" w:defSemiHidden="0" w:defUnhideWhenUsed="0" w:defQFormat="0" w:count="371">
     <w:lsdException w:name="Normal" w:uiPriority="0" w:qFormat="1"/>
     <w:lsdException w:name="heading 1" w:uiPriority="9" w:qFormat="1"/>
     <w:lsdException w:name="heading 2" w:semiHidden="1" w:uiPriority="9" w:unhideWhenUsed="1" w:qFormat="1"/>
@@ -52321,11 +52107,6 @@
     <w:lsdException w:name="List Table 5 Dark Accent 6" w:uiPriority="50"/>
     <w:lsdException w:name="List Table 6 Colorful Accent 6" w:uiPriority="51"/>
     <w:lsdException w:name="List Table 7 Colorful Accent 6" w:uiPriority="52"/>
-    <w:lsdException w:name="Mention" w:semiHidden="1" w:unhideWhenUsed="1"/>
-    <w:lsdException w:name="Smart Hyperlink" w:semiHidden="1" w:unhideWhenUsed="1"/>
-    <w:lsdException w:name="Hashtag" w:semiHidden="1" w:unhideWhenUsed="1"/>
-    <w:lsdException w:name="Unresolved Mention" w:semiHidden="1" w:unhideWhenUsed="1"/>
-    <w:lsdException w:name="Smart Link" w:semiHidden="1" w:unhideWhenUsed="1"/>
   </w:latentStyles>
   <w:style w:type="paragraph" w:default="1" w:styleId="a">
     <w:name w:val="Normal"/>
@@ -52345,7 +52126,7 @@
     <w:name w:val="heading 1"/>
     <w:basedOn w:val="a"/>
     <w:next w:val="a"/>
-    <w:link w:val="11"/>
+    <w:link w:val="1Char"/>
     <w:uiPriority w:val="9"/>
     <w:qFormat/>
     <w:rsid w:val="00D92449"/>
@@ -52367,7 +52148,7 @@
     <w:name w:val="heading 2"/>
     <w:basedOn w:val="a"/>
     <w:next w:val="a"/>
-    <w:link w:val="21"/>
+    <w:link w:val="2Char"/>
     <w:uiPriority w:val="9"/>
     <w:unhideWhenUsed/>
     <w:qFormat/>
@@ -52389,7 +52170,7 @@
     <w:name w:val="heading 3"/>
     <w:basedOn w:val="a"/>
     <w:next w:val="a"/>
-    <w:link w:val="30"/>
+    <w:link w:val="3Char"/>
     <w:uiPriority w:val="9"/>
     <w:unhideWhenUsed/>
     <w:qFormat/>
@@ -52411,7 +52192,7 @@
     <w:name w:val="heading 4"/>
     <w:basedOn w:val="a"/>
     <w:next w:val="a"/>
-    <w:link w:val="40"/>
+    <w:link w:val="4Char"/>
     <w:uiPriority w:val="9"/>
     <w:unhideWhenUsed/>
     <w:qFormat/>
@@ -52457,8 +52238,8 @@
     <w:semiHidden/>
     <w:unhideWhenUsed/>
   </w:style>
-  <w:style w:type="character" w:customStyle="1" w:styleId="11">
-    <w:name w:val="标题 1 字符"/>
+  <w:style w:type="character" w:customStyle="1" w:styleId="1Char">
+    <w:name w:val="标题 1 Char"/>
     <w:basedOn w:val="a0"/>
     <w:link w:val="10"/>
     <w:uiPriority w:val="9"/>
@@ -52471,8 +52252,8 @@
       <w:szCs w:val="44"/>
     </w:rPr>
   </w:style>
-  <w:style w:type="character" w:customStyle="1" w:styleId="21">
-    <w:name w:val="标题 2 字符"/>
+  <w:style w:type="character" w:customStyle="1" w:styleId="2Char">
+    <w:name w:val="标题 2 Char"/>
     <w:basedOn w:val="a0"/>
     <w:link w:val="20"/>
     <w:uiPriority w:val="9"/>
@@ -52499,7 +52280,7 @@
     <w:name w:val="章节1"/>
     <w:basedOn w:val="a"/>
     <w:next w:val="a"/>
-    <w:link w:val="1Char"/>
+    <w:link w:val="1Char0"/>
     <w:rsid w:val="000721C9"/>
     <w:pPr>
       <w:numPr>
@@ -52517,7 +52298,7 @@
     <w:name w:val="章节2"/>
     <w:basedOn w:val="a"/>
     <w:next w:val="a"/>
-    <w:link w:val="2Char"/>
+    <w:link w:val="2Char0"/>
     <w:rsid w:val="000721C9"/>
     <w:pPr>
       <w:numPr>
@@ -52532,7 +52313,7 @@
       <w:b/>
     </w:rPr>
   </w:style>
-  <w:style w:type="character" w:customStyle="1" w:styleId="1Char">
+  <w:style w:type="character" w:customStyle="1" w:styleId="1Char0">
     <w:name w:val="章节1 Char"/>
     <w:basedOn w:val="a0"/>
     <w:link w:val="1"/>
@@ -52542,11 +52323,11 @@
       <w:sz w:val="24"/>
     </w:rPr>
   </w:style>
-  <w:style w:type="paragraph" w:customStyle="1" w:styleId="31">
+  <w:style w:type="paragraph" w:customStyle="1" w:styleId="30">
     <w:name w:val="章节3"/>
     <w:basedOn w:val="a"/>
     <w:next w:val="a"/>
-    <w:link w:val="3Char"/>
+    <w:link w:val="3Char0"/>
     <w:rsid w:val="009C6AFB"/>
     <w:pPr>
       <w:ind w:firstLineChars="0" w:firstLine="0"/>
@@ -52557,7 +52338,7 @@
       <w:b/>
     </w:rPr>
   </w:style>
-  <w:style w:type="character" w:customStyle="1" w:styleId="2Char">
+  <w:style w:type="character" w:customStyle="1" w:styleId="2Char0">
     <w:name w:val="章节2 Char"/>
     <w:basedOn w:val="a0"/>
     <w:link w:val="2"/>
@@ -52567,11 +52348,11 @@
       <w:sz w:val="24"/>
     </w:rPr>
   </w:style>
-  <w:style w:type="paragraph" w:customStyle="1" w:styleId="41">
+  <w:style w:type="paragraph" w:customStyle="1" w:styleId="40">
     <w:name w:val="章节4"/>
     <w:basedOn w:val="a"/>
     <w:next w:val="a"/>
-    <w:link w:val="4Char"/>
+    <w:link w:val="4Char0"/>
     <w:rsid w:val="009C6AFB"/>
     <w:pPr>
       <w:ind w:firstLineChars="0" w:firstLine="0"/>
@@ -52583,10 +52364,10 @@
       <w:bdr w:val="none" w:sz="0" w:space="0" w:color="auto" w:frame="1"/>
     </w:rPr>
   </w:style>
-  <w:style w:type="character" w:customStyle="1" w:styleId="3Char">
+  <w:style w:type="character" w:customStyle="1" w:styleId="3Char0">
     <w:name w:val="章节3 Char"/>
     <w:basedOn w:val="a0"/>
-    <w:link w:val="31"/>
+    <w:link w:val="30"/>
     <w:rsid w:val="009C6AFB"/>
     <w:rPr>
       <w:b/>
@@ -52611,10 +52392,10 @@
       <w:szCs w:val="24"/>
     </w:rPr>
   </w:style>
-  <w:style w:type="character" w:customStyle="1" w:styleId="4Char">
+  <w:style w:type="character" w:customStyle="1" w:styleId="4Char0">
     <w:name w:val="章节4 Char"/>
     <w:basedOn w:val="a0"/>
-    <w:link w:val="41"/>
+    <w:link w:val="40"/>
     <w:rsid w:val="009C6AFB"/>
     <w:rPr>
       <w:b/>
@@ -52643,8 +52424,8 @@
       <w:color w:val="808080"/>
     </w:rPr>
   </w:style>
-  <w:style w:type="character" w:customStyle="1" w:styleId="30">
-    <w:name w:val="标题 3 字符"/>
+  <w:style w:type="character" w:customStyle="1" w:styleId="3Char">
+    <w:name w:val="标题 3 Char"/>
     <w:basedOn w:val="a0"/>
     <w:link w:val="3"/>
     <w:uiPriority w:val="9"/>
@@ -52659,7 +52440,7 @@
   <w:style w:type="paragraph" w:styleId="HTML">
     <w:name w:val="HTML Preformatted"/>
     <w:basedOn w:val="a"/>
-    <w:link w:val="HTML0"/>
+    <w:link w:val="HTMLChar"/>
     <w:uiPriority w:val="99"/>
     <w:semiHidden/>
     <w:unhideWhenUsed/>
@@ -52694,8 +52475,8 @@
       <w:szCs w:val="24"/>
     </w:rPr>
   </w:style>
-  <w:style w:type="character" w:customStyle="1" w:styleId="HTML0">
-    <w:name w:val="HTML 预设格式 字符"/>
+  <w:style w:type="character" w:customStyle="1" w:styleId="HTMLChar">
+    <w:name w:val="HTML 预设格式 Char"/>
     <w:basedOn w:val="a0"/>
     <w:link w:val="HTML"/>
     <w:uiPriority w:val="99"/>
@@ -52718,7 +52499,7 @@
     <w:basedOn w:val="a0"/>
     <w:rsid w:val="00AD4EEF"/>
   </w:style>
-  <w:style w:type="character" w:styleId="HTML1">
+  <w:style w:type="character" w:styleId="HTML0">
     <w:name w:val="HTML Code"/>
     <w:basedOn w:val="a0"/>
     <w:uiPriority w:val="99"/>
@@ -52791,8 +52572,8 @@
     <w:basedOn w:val="a0"/>
     <w:rsid w:val="00FB0D97"/>
   </w:style>
-  <w:style w:type="character" w:customStyle="1" w:styleId="40">
-    <w:name w:val="标题 4 字符"/>
+  <w:style w:type="character" w:customStyle="1" w:styleId="4Char">
+    <w:name w:val="标题 4 Char"/>
     <w:basedOn w:val="a0"/>
     <w:link w:val="4"/>
     <w:uiPriority w:val="9"/>
@@ -52856,7 +52637,7 @@
       <w:szCs w:val="24"/>
     </w:rPr>
   </w:style>
-  <w:style w:type="paragraph" w:customStyle="1" w:styleId="22">
+  <w:style w:type="paragraph" w:customStyle="1" w:styleId="21">
     <w:name w:val="样式 我的正文 + 首行缩进:  2 字符"/>
     <w:basedOn w:val="a"/>
     <w:qFormat/>
@@ -52894,7 +52675,7 @@
     <w:aliases w:val="题注白,表格编号,我的题注,表题注,Caption Char,题注 Char1 Char,题注 Char Char Char, Char Char1 Char,图注 Char1 Char,图注 Char Char Char,Char Char1 Char,Char2,Char2 Char, Char2 Char,题注-QBPT,题注-QBPT Char,图1,图2,图3,图4,图5,图6,图7,图8,图9,图10,图11,图12,图13,图14,表序号,表,图15,图16,文章,text1,Ch"/>
     <w:basedOn w:val="a"/>
     <w:next w:val="a"/>
-    <w:link w:val="aa"/>
+    <w:link w:val="Char"/>
     <w:uiPriority w:val="35"/>
     <w:qFormat/>
     <w:rsid w:val="006472C5"/>
@@ -52908,9 +52689,9 @@
       <w:szCs w:val="20"/>
     </w:rPr>
   </w:style>
-  <w:style w:type="character" w:customStyle="1" w:styleId="aa">
-    <w:name w:val="题注 字符"/>
-    <w:aliases w:val="题注白 字符,表格编号 字符,我的题注 字符,表题注 字符,Caption Char 字符,题注 Char1 Char 字符,题注 Char Char Char 字符, Char Char1 Char 字符,图注 Char1 Char 字符,图注 Char Char Char 字符,Char Char1 Char 字符,Char2 字符,Char2 Char 字符, Char2 Char 字符,题注-QBPT 字符,题注-QBPT Char 字符,图1 字符,图2 字符,图3 字符"/>
+  <w:style w:type="character" w:customStyle="1" w:styleId="Char">
+    <w:name w:val="题注 Char"/>
+    <w:aliases w:val="题注白 Char,表格编号 Char,我的题注 Char,表题注 Char,Caption Char Char,题注 Char1 Char Char,题注 Char Char Char Char, Char Char1 Char Char,图注 Char1 Char Char,图注 Char Char Char Char,Char Char1 Char Char,Char2 Char1,Char2 Char Char, Char2 Char Char,题注-QBPT Char1"/>
     <w:link w:val="a9"/>
     <w:uiPriority w:val="35"/>
     <w:rsid w:val="006472C5"/>
@@ -52939,7 +52720,7 @@
       <w:szCs w:val="21"/>
     </w:rPr>
   </w:style>
-  <w:style w:type="paragraph" w:customStyle="1" w:styleId="ab">
+  <w:style w:type="paragraph" w:customStyle="1" w:styleId="aa">
     <w:name w:val="我的正文"/>
     <w:basedOn w:val="a"/>
     <w:autoRedefine/>
@@ -52983,7 +52764,7 @@
       <w:szCs w:val="24"/>
     </w:rPr>
   </w:style>
-  <w:style w:type="character" w:styleId="ac">
+  <w:style w:type="character" w:styleId="ab">
     <w:name w:val="Hyperlink"/>
     <w:basedOn w:val="a0"/>
     <w:uiPriority w:val="99"/>
